--- a/A Systematic Review of Keypoint Detection in Plant Phenotyping Algorithms, Applications, and Quantitative Performance.docx
+++ b/A Systematic Review of Keypoint Detection in Plant Phenotyping Algorithms, Applications, and Quantitative Performance.docx
@@ -428,7 +428,6 @@
           <w:numId w:val="12"/>
         </w:numPr>
         <w:rPr>
-          <w:rFonts w:hint="eastAsia"/>
           <w:sz w:val="16"/>
           <w:szCs w:val="16"/>
         </w:rPr>
@@ -1724,7 +1723,19 @@
         <w:rPr>
           <w:rFonts w:ascii="Times New Roman" w:eastAsia="宋体" w:hAnsi="Times New Roman" w:cs="Times New Roman"/>
         </w:rPr>
-        <w:t>The study must use plant-related 3DPC data and apply artificial intelligence methods (e.g., machine learning or deep learning algorithms) for analysis or processing;</w:t>
+        <w:t>来自同行评议期刊</w:t>
+      </w:r>
+      <w:r>
+        <w:rPr>
+          <w:rFonts w:ascii="Times New Roman" w:eastAsia="宋体" w:hAnsi="Times New Roman" w:cs="Times New Roman"/>
+        </w:rPr>
+        <w:t>/</w:t>
+      </w:r>
+      <w:r>
+        <w:rPr>
+          <w:rFonts w:ascii="Times New Roman" w:eastAsia="宋体" w:hAnsi="Times New Roman" w:cs="Times New Roman"/>
+        </w:rPr>
+        <w:t>会议</w:t>
       </w:r>
     </w:p>
     <w:p>
@@ -1746,7 +1757,63 @@
         <w:rPr>
           <w:rFonts w:ascii="Times New Roman" w:eastAsia="宋体" w:hAnsi="Times New Roman" w:cs="Times New Roman"/>
         </w:rPr>
-        <w:t>The study must be published between January 1, 2010, and December 31, 2024;</w:t>
+        <w:t>明确应用于植物（</w:t>
+      </w:r>
+      <w:r>
+        <w:rPr>
+          <w:rFonts w:ascii="Times New Roman" w:eastAsia="宋体" w:hAnsi="Times New Roman" w:cs="Times New Roman"/>
+        </w:rPr>
+        <w:t xml:space="preserve">e.g., </w:t>
+      </w:r>
+      <w:r>
+        <w:rPr>
+          <w:rFonts w:ascii="Times New Roman" w:eastAsia="宋体" w:hAnsi="Times New Roman" w:cs="Times New Roman"/>
+        </w:rPr>
+        <w:t>作物如玉米、大豆、番茄）的关键点检测。</w:t>
+      </w:r>
+      <w:r>
+        <w:rPr>
+          <w:rFonts w:ascii="Times New Roman" w:eastAsia="宋体" w:hAnsi="Times New Roman" w:cs="Times New Roman"/>
+        </w:rPr>
+        <w:t xml:space="preserve"> - </w:t>
+      </w:r>
+      <w:r>
+        <w:rPr>
+          <w:rFonts w:ascii="Times New Roman" w:eastAsia="宋体" w:hAnsi="Times New Roman" w:cs="Times New Roman"/>
+        </w:rPr>
+        <w:t>任务包括表型分析、采摘点定位、茎叶跟踪等。</w:t>
+      </w:r>
+      <w:r>
+        <w:rPr>
+          <w:rFonts w:ascii="Times New Roman" w:eastAsia="宋体" w:hAnsi="Times New Roman" w:cs="Times New Roman"/>
+        </w:rPr>
+        <w:t xml:space="preserve"> - </w:t>
+      </w:r>
+      <w:r>
+        <w:rPr>
+          <w:rFonts w:ascii="Times New Roman" w:eastAsia="宋体" w:hAnsi="Times New Roman" w:cs="Times New Roman"/>
+        </w:rPr>
+        <w:t>涉及关键点标注数据集（</w:t>
+      </w:r>
+      <w:r>
+        <w:rPr>
+          <w:rFonts w:ascii="Times New Roman" w:eastAsia="宋体" w:hAnsi="Times New Roman" w:cs="Times New Roman"/>
+        </w:rPr>
+        <w:t xml:space="preserve">e.g., COCO-style </w:t>
+      </w:r>
+      <w:proofErr w:type="spellStart"/>
+      <w:r>
+        <w:rPr>
+          <w:rFonts w:ascii="Times New Roman" w:eastAsia="宋体" w:hAnsi="Times New Roman" w:cs="Times New Roman"/>
+        </w:rPr>
+        <w:t>keypoints</w:t>
+      </w:r>
+      <w:proofErr w:type="spellEnd"/>
+      <w:r>
+        <w:rPr>
+          <w:rFonts w:ascii="Times New Roman" w:eastAsia="宋体" w:hAnsi="Times New Roman" w:cs="Times New Roman"/>
+        </w:rPr>
+        <w:t>）。</w:t>
       </w:r>
     </w:p>
     <w:p>
@@ -1768,29 +1835,111 @@
         <w:rPr>
           <w:rFonts w:ascii="Times New Roman" w:eastAsia="宋体" w:hAnsi="Times New Roman" w:cs="Times New Roman"/>
         </w:rPr>
-        <w:t>The study must focus primarily on plants, including but not limited to agricultural crops, forest vegetation, urban greenery, or similar plant types;</w:t>
-      </w:r>
-    </w:p>
-    <w:p>
-      <w:pPr>
-        <w:pStyle w:val="a9"/>
-        <w:widowControl/>
-        <w:numPr>
-          <w:ilvl w:val="0"/>
-          <w:numId w:val="13"/>
-        </w:numPr>
-        <w:ind w:left="714" w:hanging="357"/>
-        <w:contextualSpacing w:val="0"/>
-        <w:jc w:val="left"/>
-        <w:rPr>
-          <w:rFonts w:ascii="Times New Roman" w:eastAsia="宋体" w:hAnsi="Times New Roman" w:cs="Times New Roman"/>
-        </w:rPr>
-      </w:pPr>
-      <w:r>
-        <w:rPr>
-          <w:rFonts w:ascii="Times New Roman" w:eastAsia="宋体" w:hAnsi="Times New Roman" w:cs="Times New Roman"/>
-        </w:rPr>
-        <w:t>The study must be written in English and be fully open-access.</w:t>
+        <w:t>使用专用关键点模型（</w:t>
+      </w:r>
+      <w:r>
+        <w:rPr>
+          <w:rFonts w:ascii="Times New Roman" w:eastAsia="宋体" w:hAnsi="Times New Roman" w:cs="Times New Roman"/>
+        </w:rPr>
+        <w:t xml:space="preserve">e.g., </w:t>
+      </w:r>
+      <w:proofErr w:type="spellStart"/>
+      <w:r>
+        <w:rPr>
+          <w:rFonts w:ascii="Times New Roman" w:eastAsia="宋体" w:hAnsi="Times New Roman" w:cs="Times New Roman"/>
+        </w:rPr>
+        <w:t>HRNet</w:t>
+      </w:r>
+      <w:proofErr w:type="spellEnd"/>
+      <w:r>
+        <w:rPr>
+          <w:rFonts w:ascii="Times New Roman" w:eastAsia="宋体" w:hAnsi="Times New Roman" w:cs="Times New Roman"/>
+        </w:rPr>
+        <w:t xml:space="preserve">, </w:t>
+      </w:r>
+      <w:proofErr w:type="spellStart"/>
+      <w:r>
+        <w:rPr>
+          <w:rFonts w:ascii="Times New Roman" w:eastAsia="宋体" w:hAnsi="Times New Roman" w:cs="Times New Roman"/>
+        </w:rPr>
+        <w:t>OpenPose</w:t>
+      </w:r>
+      <w:proofErr w:type="spellEnd"/>
+      <w:r>
+        <w:rPr>
+          <w:rFonts w:ascii="Times New Roman" w:eastAsia="宋体" w:hAnsi="Times New Roman" w:cs="Times New Roman"/>
+        </w:rPr>
+        <w:t>适配，或自定义如</w:t>
+      </w:r>
+      <w:r>
+        <w:rPr>
+          <w:rFonts w:ascii="Times New Roman" w:eastAsia="宋体" w:hAnsi="Times New Roman" w:cs="Times New Roman"/>
+        </w:rPr>
+        <w:t>DEKR-</w:t>
+      </w:r>
+      <w:proofErr w:type="spellStart"/>
+      <w:r>
+        <w:rPr>
+          <w:rFonts w:ascii="Times New Roman" w:eastAsia="宋体" w:hAnsi="Times New Roman" w:cs="Times New Roman"/>
+        </w:rPr>
+        <w:t>SPrior</w:t>
+      </w:r>
+      <w:proofErr w:type="spellEnd"/>
+      <w:r>
+        <w:rPr>
+          <w:rFonts w:ascii="Times New Roman" w:eastAsia="宋体" w:hAnsi="Times New Roman" w:cs="Times New Roman"/>
+        </w:rPr>
+        <w:t>）。</w:t>
+      </w:r>
+      <w:r>
+        <w:rPr>
+          <w:rFonts w:ascii="Times New Roman" w:eastAsia="宋体" w:hAnsi="Times New Roman" w:cs="Times New Roman"/>
+        </w:rPr>
+        <w:t xml:space="preserve"> - </w:t>
+      </w:r>
+      <w:r>
+        <w:rPr>
+          <w:rFonts w:ascii="Times New Roman" w:eastAsia="宋体" w:hAnsi="Times New Roman" w:cs="Times New Roman"/>
+        </w:rPr>
+        <w:t>有量化评估（</w:t>
+      </w:r>
+      <w:r>
+        <w:rPr>
+          <w:rFonts w:ascii="Times New Roman" w:eastAsia="宋体" w:hAnsi="Times New Roman" w:cs="Times New Roman"/>
+        </w:rPr>
+        <w:t>e.g., OKS/ PCK</w:t>
+      </w:r>
+      <w:r>
+        <w:rPr>
+          <w:rFonts w:ascii="Times New Roman" w:eastAsia="宋体" w:hAnsi="Times New Roman" w:cs="Times New Roman"/>
+        </w:rPr>
+        <w:t>指标，而非仅</w:t>
+      </w:r>
+      <w:proofErr w:type="spellStart"/>
+      <w:r>
+        <w:rPr>
+          <w:rFonts w:ascii="Times New Roman" w:eastAsia="宋体" w:hAnsi="Times New Roman" w:cs="Times New Roman"/>
+        </w:rPr>
+        <w:t>mAP</w:t>
+      </w:r>
+      <w:proofErr w:type="spellEnd"/>
+      <w:r>
+        <w:rPr>
+          <w:rFonts w:ascii="Times New Roman" w:eastAsia="宋体" w:hAnsi="Times New Roman" w:cs="Times New Roman"/>
+        </w:rPr>
+        <w:t>）。</w:t>
+      </w:r>
+      <w:r>
+        <w:rPr>
+          <w:rFonts w:ascii="Times New Roman" w:eastAsia="宋体" w:hAnsi="Times New Roman" w:cs="Times New Roman"/>
+        </w:rPr>
+        <w:t xml:space="preserve"> - </w:t>
+      </w:r>
+      <w:r>
+        <w:rPr>
+          <w:rFonts w:ascii="Times New Roman" w:eastAsia="宋体" w:hAnsi="Times New Roman" w:cs="Times New Roman"/>
+        </w:rPr>
+        <w:t>包括实验验证（如田间数据集）。</w:t>
       </w:r>
     </w:p>
     <w:p>
@@ -1849,6 +1998,8 @@
         </w:rPr>
         <w:t>The study does not primarily focus on plants (e.g., it focuses on animals, soil, or non-biological objects);</w:t>
       </w:r>
+      <w:bookmarkEnd w:id="0"/>
+      <w:bookmarkEnd w:id="2"/>
     </w:p>
     <w:p>
       <w:pPr>
@@ -1869,7 +2020,107 @@
         <w:rPr>
           <w:rFonts w:ascii="Times New Roman" w:eastAsia="宋体" w:hAnsi="Times New Roman" w:cs="Times New Roman"/>
         </w:rPr>
-        <w:t>The study does not use 3DPC data or rely solely on traditional statistical methods without artificial intelligence techniques;</w:t>
+        <w:t>非植物应用（</w:t>
+      </w:r>
+      <w:r>
+        <w:rPr>
+          <w:rFonts w:ascii="Times New Roman" w:eastAsia="宋体" w:hAnsi="Times New Roman" w:cs="Times New Roman"/>
+        </w:rPr>
+        <w:t xml:space="preserve">e.g., </w:t>
+      </w:r>
+      <w:r>
+        <w:rPr>
+          <w:rFonts w:ascii="Times New Roman" w:eastAsia="宋体" w:hAnsi="Times New Roman" w:cs="Times New Roman"/>
+        </w:rPr>
+        <w:t>人体姿态）。</w:t>
+      </w:r>
+      <w:r>
+        <w:rPr>
+          <w:rFonts w:ascii="Times New Roman" w:eastAsia="宋体" w:hAnsi="Times New Roman" w:cs="Times New Roman"/>
+        </w:rPr>
+        <w:t xml:space="preserve"> - </w:t>
+      </w:r>
+      <w:proofErr w:type="gramStart"/>
+      <w:r>
+        <w:rPr>
+          <w:rFonts w:ascii="Times New Roman" w:eastAsia="宋体" w:hAnsi="Times New Roman" w:cs="Times New Roman"/>
+        </w:rPr>
+        <w:t>纯对象</w:t>
+      </w:r>
+      <w:proofErr w:type="gramEnd"/>
+      <w:r>
+        <w:rPr>
+          <w:rFonts w:ascii="Times New Roman" w:eastAsia="宋体" w:hAnsi="Times New Roman" w:cs="Times New Roman"/>
+        </w:rPr>
+        <w:t>/</w:t>
+      </w:r>
+      <w:r>
+        <w:rPr>
+          <w:rFonts w:ascii="Times New Roman" w:eastAsia="宋体" w:hAnsi="Times New Roman" w:cs="Times New Roman"/>
+        </w:rPr>
+        <w:t>语义分割，即使提到</w:t>
+      </w:r>
+      <w:r>
+        <w:rPr>
+          <w:rFonts w:ascii="Times New Roman" w:eastAsia="宋体" w:hAnsi="Times New Roman" w:cs="Times New Roman"/>
+        </w:rPr>
+        <w:t>“</w:t>
+      </w:r>
+      <w:r>
+        <w:rPr>
+          <w:rFonts w:ascii="Times New Roman" w:eastAsia="宋体" w:hAnsi="Times New Roman" w:cs="Times New Roman"/>
+        </w:rPr>
+        <w:t>关键点</w:t>
+      </w:r>
+      <w:r>
+        <w:rPr>
+          <w:rFonts w:ascii="Times New Roman" w:eastAsia="宋体" w:hAnsi="Times New Roman" w:cs="Times New Roman"/>
+        </w:rPr>
+        <w:t>”</w:t>
+      </w:r>
+      <w:r>
+        <w:rPr>
+          <w:rFonts w:ascii="Times New Roman" w:eastAsia="宋体" w:hAnsi="Times New Roman" w:cs="Times New Roman"/>
+        </w:rPr>
+        <w:t>（</w:t>
+      </w:r>
+      <w:r>
+        <w:rPr>
+          <w:rFonts w:ascii="Times New Roman" w:eastAsia="宋体" w:hAnsi="Times New Roman" w:cs="Times New Roman"/>
+        </w:rPr>
+        <w:t xml:space="preserve">e.g., </w:t>
+      </w:r>
+      <w:r>
+        <w:rPr>
+          <w:rFonts w:ascii="Times New Roman" w:eastAsia="宋体" w:hAnsi="Times New Roman" w:cs="Times New Roman"/>
+        </w:rPr>
+        <w:t>只用边界</w:t>
+      </w:r>
+      <w:proofErr w:type="gramStart"/>
+      <w:r>
+        <w:rPr>
+          <w:rFonts w:ascii="Times New Roman" w:eastAsia="宋体" w:hAnsi="Times New Roman" w:cs="Times New Roman"/>
+        </w:rPr>
+        <w:t>框中心</w:t>
+      </w:r>
+      <w:proofErr w:type="gramEnd"/>
+      <w:r>
+        <w:rPr>
+          <w:rFonts w:ascii="Times New Roman" w:eastAsia="宋体" w:hAnsi="Times New Roman" w:cs="Times New Roman"/>
+        </w:rPr>
+        <w:t>作为采摘点）。</w:t>
+      </w:r>
+      <w:r>
+        <w:rPr>
+          <w:rFonts w:ascii="Times New Roman" w:eastAsia="宋体" w:hAnsi="Times New Roman" w:cs="Times New Roman"/>
+        </w:rPr>
+        <w:t xml:space="preserve"> - </w:t>
+      </w:r>
+      <w:r>
+        <w:rPr>
+          <w:rFonts w:ascii="Times New Roman" w:eastAsia="宋体" w:hAnsi="Times New Roman" w:cs="Times New Roman"/>
+        </w:rPr>
+        <w:t>泛化任务如病虫害检测，无点级定位。</w:t>
       </w:r>
     </w:p>
     <w:p>
@@ -1887,11 +2138,81 @@
           <w:rFonts w:ascii="Times New Roman" w:eastAsia="宋体" w:hAnsi="Times New Roman" w:cs="Times New Roman"/>
         </w:rPr>
       </w:pPr>
-      <w:r>
-        <w:rPr>
-          <w:rFonts w:ascii="Times New Roman" w:eastAsia="宋体" w:hAnsi="Times New Roman" w:cs="Times New Roman"/>
-        </w:rPr>
-        <w:t>The study was published before January 1, 2010;</w:t>
+      <w:proofErr w:type="gramStart"/>
+      <w:r>
+        <w:rPr>
+          <w:rFonts w:ascii="Times New Roman" w:eastAsia="宋体" w:hAnsi="Times New Roman" w:cs="Times New Roman"/>
+        </w:rPr>
+        <w:t>无关键点预测</w:t>
+      </w:r>
+      <w:proofErr w:type="gramEnd"/>
+      <w:r>
+        <w:rPr>
+          <w:rFonts w:ascii="Times New Roman" w:eastAsia="宋体" w:hAnsi="Times New Roman" w:cs="Times New Roman"/>
+        </w:rPr>
+        <w:t>模块（</w:t>
+      </w:r>
+      <w:r>
+        <w:rPr>
+          <w:rFonts w:ascii="Times New Roman" w:eastAsia="宋体" w:hAnsi="Times New Roman" w:cs="Times New Roman"/>
+        </w:rPr>
+        <w:t xml:space="preserve">e.g., </w:t>
+      </w:r>
+      <w:r>
+        <w:rPr>
+          <w:rFonts w:ascii="Times New Roman" w:eastAsia="宋体" w:hAnsi="Times New Roman" w:cs="Times New Roman"/>
+        </w:rPr>
+        <w:t>只描述概念，无实现）。</w:t>
+      </w:r>
+      <w:r>
+        <w:rPr>
+          <w:rFonts w:ascii="Times New Roman" w:eastAsia="宋体" w:hAnsi="Times New Roman" w:cs="Times New Roman"/>
+        </w:rPr>
+        <w:t xml:space="preserve"> - </w:t>
+      </w:r>
+      <w:r>
+        <w:rPr>
+          <w:rFonts w:ascii="Times New Roman" w:eastAsia="宋体" w:hAnsi="Times New Roman" w:cs="Times New Roman"/>
+        </w:rPr>
+        <w:t>低质量数据（如合成图像</w:t>
+      </w:r>
+      <w:proofErr w:type="gramStart"/>
+      <w:r>
+        <w:rPr>
+          <w:rFonts w:ascii="Times New Roman" w:eastAsia="宋体" w:hAnsi="Times New Roman" w:cs="Times New Roman"/>
+        </w:rPr>
+        <w:t>无真实</w:t>
+      </w:r>
+      <w:proofErr w:type="gramEnd"/>
+      <w:r>
+        <w:rPr>
+          <w:rFonts w:ascii="Times New Roman" w:eastAsia="宋体" w:hAnsi="Times New Roman" w:cs="Times New Roman"/>
+        </w:rPr>
+        <w:t>标注）。</w:t>
+      </w:r>
+      <w:r>
+        <w:rPr>
+          <w:rFonts w:ascii="Times New Roman" w:eastAsia="宋体" w:hAnsi="Times New Roman" w:cs="Times New Roman"/>
+        </w:rPr>
+        <w:t xml:space="preserve"> - </w:t>
+      </w:r>
+      <w:r>
+        <w:rPr>
+          <w:rFonts w:ascii="Times New Roman" w:eastAsia="宋体" w:hAnsi="Times New Roman" w:cs="Times New Roman"/>
+        </w:rPr>
+        <w:t>会议摘要</w:t>
+      </w:r>
+      <w:r>
+        <w:rPr>
+          <w:rFonts w:ascii="Times New Roman" w:eastAsia="宋体" w:hAnsi="Times New Roman" w:cs="Times New Roman"/>
+        </w:rPr>
+        <w:t>/</w:t>
+      </w:r>
+      <w:r>
+        <w:rPr>
+          <w:rFonts w:ascii="Times New Roman" w:eastAsia="宋体" w:hAnsi="Times New Roman" w:cs="Times New Roman"/>
+        </w:rPr>
+        <w:t>预印本无完整方法。</w:t>
       </w:r>
     </w:p>
     <w:p>
@@ -1913,7 +2234,31 @@
         <w:rPr>
           <w:rFonts w:ascii="Times New Roman" w:eastAsia="宋体" w:hAnsi="Times New Roman" w:cs="Times New Roman"/>
         </w:rPr>
-        <w:t>The study is not fully open-access (e.g., only an abstract is available or it requires payment) or is written in a language other than English;</w:t>
+        <w:t>非学术来源（</w:t>
+      </w:r>
+      <w:r>
+        <w:rPr>
+          <w:rFonts w:ascii="Times New Roman" w:eastAsia="宋体" w:hAnsi="Times New Roman" w:cs="Times New Roman"/>
+        </w:rPr>
+        <w:t xml:space="preserve">e.g., </w:t>
+      </w:r>
+      <w:r>
+        <w:rPr>
+          <w:rFonts w:ascii="Times New Roman" w:eastAsia="宋体" w:hAnsi="Times New Roman" w:cs="Times New Roman"/>
+        </w:rPr>
+        <w:t>博客、专利）。</w:t>
+      </w:r>
+      <w:r>
+        <w:rPr>
+          <w:rFonts w:ascii="Times New Roman" w:eastAsia="宋体" w:hAnsi="Times New Roman" w:cs="Times New Roman"/>
+        </w:rPr>
+        <w:t xml:space="preserve"> - </w:t>
+      </w:r>
+      <w:r>
+        <w:rPr>
+          <w:rFonts w:ascii="Times New Roman" w:eastAsia="宋体" w:hAnsi="Times New Roman" w:cs="Times New Roman"/>
+        </w:rPr>
+        <w:t>仅摘要或付费墙后无法访问。</w:t>
       </w:r>
     </w:p>
     <w:p>
@@ -1935,17 +2280,74 @@
         <w:rPr>
           <w:rFonts w:ascii="Times New Roman" w:eastAsia="宋体" w:hAnsi="Times New Roman" w:cs="Times New Roman"/>
         </w:rPr>
-        <w:t>The study is a review paper, commentary, or editorial article.</w:t>
-      </w:r>
-    </w:p>
-    <w:bookmarkEnd w:id="0"/>
-    <w:bookmarkEnd w:id="2"/>
-    <w:p>
-      <w:pPr>
-        <w:rPr>
-          <w:rFonts w:ascii="Times New Roman" w:hAnsi="Times New Roman" w:cs="Times New Roman"/>
-          <w:b/>
-          <w:bCs/>
+        <w:t>太旧（</w:t>
+      </w:r>
+      <w:r>
+        <w:rPr>
+          <w:rFonts w:ascii="Times New Roman" w:eastAsia="宋体" w:hAnsi="Times New Roman" w:cs="Times New Roman"/>
+        </w:rPr>
+        <w:t>&lt;2015</w:t>
+      </w:r>
+      <w:r>
+        <w:rPr>
+          <w:rFonts w:ascii="Times New Roman" w:eastAsia="宋体" w:hAnsi="Times New Roman" w:cs="Times New Roman"/>
+        </w:rPr>
+        <w:t>），技术过时。</w:t>
+      </w:r>
+      <w:r>
+        <w:rPr>
+          <w:rFonts w:ascii="Times New Roman" w:eastAsia="宋体" w:hAnsi="Times New Roman" w:cs="Times New Roman"/>
+        </w:rPr>
+        <w:t xml:space="preserve"> - </w:t>
+      </w:r>
+      <w:proofErr w:type="gramStart"/>
+      <w:r>
+        <w:rPr>
+          <w:rFonts w:ascii="Times New Roman" w:eastAsia="宋体" w:hAnsi="Times New Roman" w:cs="Times New Roman"/>
+        </w:rPr>
+        <w:t>非最新</w:t>
+      </w:r>
+      <w:proofErr w:type="gramEnd"/>
+      <w:r>
+        <w:rPr>
+          <w:rFonts w:ascii="Times New Roman" w:eastAsia="宋体" w:hAnsi="Times New Roman" w:cs="Times New Roman"/>
+        </w:rPr>
+        <w:t>综述重复内容。</w:t>
+      </w:r>
+    </w:p>
+    <w:p>
+      <w:pPr>
+        <w:widowControl/>
+        <w:jc w:val="left"/>
+        <w:rPr>
+          <w:rFonts w:ascii="Times New Roman" w:eastAsia="宋体" w:hAnsi="Times New Roman" w:cs="Times New Roman"/>
+        </w:rPr>
+      </w:pPr>
+    </w:p>
+    <w:p>
+      <w:pPr>
+        <w:widowControl/>
+        <w:jc w:val="left"/>
+        <w:rPr>
+          <w:rFonts w:ascii="Times New Roman" w:eastAsia="宋体" w:hAnsi="Times New Roman" w:cs="Times New Roman"/>
+        </w:rPr>
+      </w:pPr>
+    </w:p>
+    <w:p>
+      <w:pPr>
+        <w:widowControl/>
+        <w:jc w:val="left"/>
+        <w:rPr>
+          <w:rFonts w:ascii="Times New Roman" w:eastAsia="宋体" w:hAnsi="Times New Roman" w:cs="Times New Roman"/>
+        </w:rPr>
+      </w:pPr>
+    </w:p>
+    <w:p>
+      <w:pPr>
+        <w:widowControl/>
+        <w:jc w:val="left"/>
+        <w:rPr>
+          <w:rFonts w:ascii="Times New Roman" w:eastAsia="宋体" w:hAnsi="Times New Roman" w:cs="Times New Roman" w:hint="eastAsia"/>
         </w:rPr>
       </w:pPr>
     </w:p>
@@ -1984,14 +2386,7 @@
         <w:rPr>
           <w:rFonts w:ascii="Times New Roman" w:hAnsi="Times New Roman" w:cs="Times New Roman"/>
         </w:rPr>
-        <w:t xml:space="preserve">The identified papers were then objectively reviewed and data was extracted and examined for the </w:t>
-      </w:r>
-      <w:r>
-        <w:rPr>
-          <w:rFonts w:ascii="Times New Roman" w:hAnsi="Times New Roman" w:cs="Times New Roman"/>
-        </w:rPr>
-        <w:lastRenderedPageBreak/>
-        <w:t>following items: research methodology, algorithm used, descriptive attributes of the models, journal, findings, and challenges and limitations. The results of this extraction were then documented in tabular format and evaluated independently by the authors and by an independent researcher to verify their eligibility. The resulting papers underwent thematic content analysis to reach a classification structure as discussed in the next section. Table 1 shows the distribution of the 80 articles in their respective journals. These articles were then analyzed to produce a taxonomy of deep learning applications in construction. Several iterations were conducted to reach the best taxonomy after reading the abstracts and the full papers. This resulted in six topics, which are: 1) equipment tracking, 2) crack detection, 3) construction work management, 4) sewer assessment, 5) 3D point cloud enhancement, and 6) miscellaneous topics. The detailed analysis of these topics is discussed in the next section</w:t>
+        <w:t>The identified papers were then objectively reviewed and data was extracted and examined for the following items: research methodology, algorithm used, descriptive attributes of the models, journal, findings, and challenges and limitations. The results of this extraction were then documented in tabular format and evaluated independently by the authors and by an independent researcher to verify their eligibility. The resulting papers underwent thematic content analysis to reach a classification structure as discussed in the next section. Table 1 shows the distribution of the 80 articles in their respective journals. These articles were then analyzed to produce a taxonomy of deep learning applications in construction. Several iterations were conducted to reach the best taxonomy after reading the abstracts and the full papers. This resulted in six topics, which are: 1) equipment tracking, 2) crack detection, 3) construction work management, 4) sewer assessment, 5) 3D point cloud enhancement, and 6) miscellaneous topics. The detailed analysis of these topics is discussed in the next section</w:t>
       </w:r>
       <w:r>
         <w:rPr>
@@ -4944,7 +5339,6 @@
               <w:rPr>
                 <w:rFonts w:ascii="Times New Roman" w:hAnsi="Times New Roman" w:cs="Times New Roman" w:hint="eastAsia"/>
               </w:rPr>
-              <w:lastRenderedPageBreak/>
               <w:t>mAP</w:t>
             </w:r>
             <w:proofErr w:type="spellEnd"/>

--- a/A Systematic Review of Keypoint Detection in Plant Phenotyping Algorithms, Applications, and Quantitative Performance.docx
+++ b/A Systematic Review of Keypoint Detection in Plant Phenotyping Algorithms, Applications, and Quantitative Performance.docx
@@ -14,7 +14,6 @@
           <w:szCs w:val="32"/>
         </w:rPr>
       </w:pPr>
-      <w:proofErr w:type="spellStart"/>
       <w:r>
         <w:rPr>
           <w:rFonts w:ascii="Times New Roman" w:hAnsi="Times New Roman" w:cs="Times New Roman"/>
@@ -23,18 +22,7 @@
           <w:sz w:val="28"/>
           <w:szCs w:val="32"/>
         </w:rPr>
-        <w:t>Keypoint</w:t>
-      </w:r>
-      <w:proofErr w:type="spellEnd"/>
-      <w:r>
-        <w:rPr>
-          <w:rFonts w:ascii="Times New Roman" w:hAnsi="Times New Roman" w:cs="Times New Roman"/>
-          <w:b/>
-          <w:bCs/>
-          <w:sz w:val="28"/>
-          <w:szCs w:val="32"/>
-        </w:rPr>
-        <w:t xml:space="preserve"> Detection in Plant Phenotyping: A Systematic Review of Methods, Challenges, and Emerging Trends</w:t>
+        <w:t>Keypoint Detection in Plant Phenotyping: A Systematic Review of Methods, Challenges, and Emerging Trends</w:t>
       </w:r>
     </w:p>
     <w:p>
@@ -186,33 +174,11 @@
           <w:rFonts w:ascii="Times New Roman" w:hAnsi="Times New Roman" w:cs="Times New Roman"/>
         </w:rPr>
       </w:pPr>
-      <w:proofErr w:type="spellStart"/>
-      <w:r>
-        <w:rPr>
-          <w:rFonts w:ascii="Times New Roman" w:hAnsi="Times New Roman" w:cs="Times New Roman"/>
-        </w:rPr>
-        <w:t>Keypoint</w:t>
-      </w:r>
-      <w:proofErr w:type="spellEnd"/>
-      <w:r>
-        <w:rPr>
-          <w:rFonts w:ascii="Times New Roman" w:hAnsi="Times New Roman" w:cs="Times New Roman"/>
-        </w:rPr>
-        <w:t xml:space="preserve"> detection has emerged as a critical step in automated plant phenotyping, enabling precise measurement of morphological traits, organ localization, and structural modeling from high-throughput image data. Despite rapid advances in imaging technologies and computer vision algorithms, research on plant </w:t>
-      </w:r>
-      <w:proofErr w:type="spellStart"/>
-      <w:r>
-        <w:rPr>
-          <w:rFonts w:ascii="Times New Roman" w:hAnsi="Times New Roman" w:cs="Times New Roman"/>
-        </w:rPr>
-        <w:t>keypoint</w:t>
-      </w:r>
-      <w:proofErr w:type="spellEnd"/>
-      <w:r>
-        <w:rPr>
-          <w:rFonts w:ascii="Times New Roman" w:hAnsi="Times New Roman" w:cs="Times New Roman"/>
-        </w:rPr>
-        <w:t xml:space="preserve"> detection remains fragmented across species, modalities, and experimental conditions.</w:t>
+      <w:r>
+        <w:rPr>
+          <w:rFonts w:ascii="Times New Roman" w:hAnsi="Times New Roman" w:cs="Times New Roman"/>
+        </w:rPr>
+        <w:t>Keypoint detection has emerged as a critical step in automated plant phenotyping, enabling precise measurement of morphological traits, organ localization, and structural modeling from high-throughput image data. Despite rapid advances in imaging technologies and computer vision algorithms, research on plant keypoint detection remains fragmented across species, modalities, and experimental conditions.</w:t>
       </w:r>
     </w:p>
     <w:p>
@@ -226,21 +192,7 @@
         <w:rPr>
           <w:rFonts w:ascii="Times New Roman" w:hAnsi="Times New Roman" w:cs="Times New Roman"/>
         </w:rPr>
-        <w:t xml:space="preserve">This study presents a systematic literature review (SLR) of </w:t>
-      </w:r>
-      <w:proofErr w:type="spellStart"/>
-      <w:r>
-        <w:rPr>
-          <w:rFonts w:ascii="Times New Roman" w:hAnsi="Times New Roman" w:cs="Times New Roman"/>
-        </w:rPr>
-        <w:t>keypoint</w:t>
-      </w:r>
-      <w:proofErr w:type="spellEnd"/>
-      <w:r>
-        <w:rPr>
-          <w:rFonts w:ascii="Times New Roman" w:hAnsi="Times New Roman" w:cs="Times New Roman"/>
-        </w:rPr>
-        <w:t xml:space="preserve"> detection techniques applied to plant phenotyping, covering works published between </w:t>
+        <w:t xml:space="preserve">This study presents a systematic literature review (SLR) of keypoint detection techniques applied to plant phenotyping, covering works published between </w:t>
       </w:r>
       <w:r>
         <w:rPr>
@@ -296,21 +248,7 @@
         <w:rPr>
           <w:rFonts w:ascii="Times New Roman" w:hAnsi="Times New Roman" w:cs="Times New Roman"/>
         </w:rPr>
-        <w:t xml:space="preserve">The reviewed studies are categorized into three major groups: (1) traditional image processing and feature-based approaches, (2) deep learning architectures such as CNNs, stacked hourglass, and transformer-based models, and (3) multimodal and 3D </w:t>
-      </w:r>
-      <w:proofErr w:type="spellStart"/>
-      <w:r>
-        <w:rPr>
-          <w:rFonts w:ascii="Times New Roman" w:hAnsi="Times New Roman" w:cs="Times New Roman"/>
-        </w:rPr>
-        <w:t>keypoint</w:t>
-      </w:r>
-      <w:proofErr w:type="spellEnd"/>
-      <w:r>
-        <w:rPr>
-          <w:rFonts w:ascii="Times New Roman" w:hAnsi="Times New Roman" w:cs="Times New Roman"/>
-        </w:rPr>
-        <w:t xml:space="preserve"> detection frameworks. We further summarize the applications of these methods in leaf tip localization, stem node detection, panicle structure analysis, and organ-level trait extraction. Quantitative performance comparisons reveal that deep learning methods consistently outperform traditional approaches in accuracy and robustness, although challenges persist in data diversity, annotation cost, and generalization across environments.</w:t>
+        <w:t>The reviewed studies are categorized into three major groups: (1) traditional image processing and feature-based approaches, (2) deep learning architectures such as CNNs, stacked hourglass, and transformer-based models, and (3) multimodal and 3D keypoint detection frameworks. We further summarize the applications of these methods in leaf tip localization, stem node detection, panicle structure analysis, and organ-level trait extraction. Quantitative performance comparisons reveal that deep learning methods consistently outperform traditional approaches in accuracy and robustness, although challenges persist in data diversity, annotation cost, and generalization across environments.</w:t>
       </w:r>
     </w:p>
     <w:p>
@@ -324,21 +262,7 @@
         <w:rPr>
           <w:rFonts w:ascii="Times New Roman" w:hAnsi="Times New Roman" w:cs="Times New Roman"/>
         </w:rPr>
-        <w:t xml:space="preserve">Finally, we highlight key trends and research gaps, including the need for standardized benchmarks, integration of multimodal sensing, and adoption of self-supervised or foundation models for large-scale phenotyping. This review provides a comprehensive synthesis of current progress and future opportunities in </w:t>
-      </w:r>
-      <w:proofErr w:type="spellStart"/>
-      <w:r>
-        <w:rPr>
-          <w:rFonts w:ascii="Times New Roman" w:hAnsi="Times New Roman" w:cs="Times New Roman"/>
-        </w:rPr>
-        <w:t>keypoint</w:t>
-      </w:r>
-      <w:proofErr w:type="spellEnd"/>
-      <w:r>
-        <w:rPr>
-          <w:rFonts w:ascii="Times New Roman" w:hAnsi="Times New Roman" w:cs="Times New Roman"/>
-        </w:rPr>
-        <w:t xml:space="preserve"> detection for plant phenotyping, serving as a foundation for the development of next-generation phenotyping pipelines</w:t>
+        <w:t>Finally, we highlight key trends and research gaps, including the need for standardized benchmarks, integration of multimodal sensing, and adoption of self-supervised or foundation models for large-scale phenotyping. This review provides a comprehensive synthesis of current progress and future opportunities in keypoint detection for plant phenotyping, serving as a foundation for the development of next-generation phenotyping pipelines</w:t>
       </w:r>
       <w:r>
         <w:rPr>
@@ -446,23 +370,7 @@
           <w:sz w:val="16"/>
           <w:szCs w:val="16"/>
         </w:rPr>
-        <w:t>“关键点检测（</w:t>
-      </w:r>
-      <w:proofErr w:type="spellStart"/>
-      <w:r>
-        <w:rPr>
-          <w:sz w:val="16"/>
-          <w:szCs w:val="16"/>
-        </w:rPr>
-        <w:t>keypoint</w:t>
-      </w:r>
-      <w:proofErr w:type="spellEnd"/>
-      <w:r>
-        <w:rPr>
-          <w:sz w:val="16"/>
-          <w:szCs w:val="16"/>
-        </w:rPr>
-        <w:t xml:space="preserve"> detection）”是实现植物器官识别、姿态估计、结构建模的重要步骤（如茎尖、叶节点、果实顶点定位）。</w:t>
+        <w:t>“关键点检测（keypoint detection）”是实现植物器官识别、姿态估计、结构建模的重要步骤（如茎尖、叶节点、果实顶点定位）。</w:t>
       </w:r>
       <w:r>
         <w:rPr>
@@ -517,23 +425,13 @@
         </w:rPr>
         <w:t>高级</w:t>
       </w:r>
-      <w:proofErr w:type="gramStart"/>
       <w:r>
         <w:rPr>
           <w:rStyle w:val="af4"/>
           <w:sz w:val="16"/>
           <w:szCs w:val="16"/>
         </w:rPr>
-        <w:t>子任务</w:t>
-      </w:r>
-      <w:proofErr w:type="gramEnd"/>
-      <w:r>
-        <w:rPr>
-          <w:rStyle w:val="af4"/>
-          <w:sz w:val="16"/>
-          <w:szCs w:val="16"/>
-        </w:rPr>
-        <w:t>缺乏系统性总结</w:t>
+        <w:t>子任务缺乏系统性总结</w:t>
       </w:r>
       <w:r>
         <w:rPr>
@@ -602,124 +500,24 @@
           <w:sz w:val="16"/>
           <w:szCs w:val="16"/>
         </w:rPr>
-        <w:t xml:space="preserve"> (</w:t>
-      </w:r>
-      <w:proofErr w:type="spellStart"/>
+        <w:t xml:space="preserve"> (HRNet) → Transformer (ViTPose, PoseFormer) → </w:t>
+      </w:r>
       <w:r>
         <w:rPr>
           <w:rFonts w:ascii="Times New Roman" w:hAnsi="Times New Roman" w:cs="Times New Roman"/>
           <w:sz w:val="16"/>
           <w:szCs w:val="16"/>
         </w:rPr>
-        <w:t>HRNet</w:t>
-      </w:r>
-      <w:proofErr w:type="spellEnd"/>
+        <w:t>大模型统一方法</w:t>
+      </w:r>
       <w:r>
         <w:rPr>
           <w:rFonts w:ascii="Times New Roman" w:hAnsi="Times New Roman" w:cs="Times New Roman"/>
           <w:sz w:val="16"/>
           <w:szCs w:val="16"/>
         </w:rPr>
-        <w:t>) → Transformer (</w:t>
-      </w:r>
-      <w:proofErr w:type="spellStart"/>
-      <w:r>
-        <w:rPr>
-          <w:rFonts w:ascii="Times New Roman" w:hAnsi="Times New Roman" w:cs="Times New Roman"/>
-          <w:sz w:val="16"/>
-          <w:szCs w:val="16"/>
-        </w:rPr>
-        <w:t>ViTPose</w:t>
-      </w:r>
-      <w:proofErr w:type="spellEnd"/>
-      <w:r>
-        <w:rPr>
-          <w:rFonts w:ascii="Times New Roman" w:hAnsi="Times New Roman" w:cs="Times New Roman"/>
-          <w:sz w:val="16"/>
-          <w:szCs w:val="16"/>
-        </w:rPr>
-        <w:t xml:space="preserve">, </w:t>
-      </w:r>
-      <w:proofErr w:type="spellStart"/>
-      <w:r>
-        <w:rPr>
-          <w:rFonts w:ascii="Times New Roman" w:hAnsi="Times New Roman" w:cs="Times New Roman"/>
-          <w:sz w:val="16"/>
-          <w:szCs w:val="16"/>
-        </w:rPr>
-        <w:t>PoseFormer</w:t>
-      </w:r>
-      <w:proofErr w:type="spellEnd"/>
-      <w:r>
-        <w:rPr>
-          <w:rFonts w:ascii="Times New Roman" w:hAnsi="Times New Roman" w:cs="Times New Roman"/>
-          <w:sz w:val="16"/>
-          <w:szCs w:val="16"/>
-        </w:rPr>
-        <w:t xml:space="preserve">) → </w:t>
-      </w:r>
-      <w:r>
-        <w:rPr>
-          <w:rFonts w:ascii="Times New Roman" w:hAnsi="Times New Roman" w:cs="Times New Roman"/>
-          <w:sz w:val="16"/>
-          <w:szCs w:val="16"/>
-        </w:rPr>
-        <w:t>大模型统一方法</w:t>
-      </w:r>
-      <w:r>
-        <w:rPr>
-          <w:rFonts w:ascii="Times New Roman" w:hAnsi="Times New Roman" w:cs="Times New Roman"/>
-          <w:sz w:val="16"/>
-          <w:szCs w:val="16"/>
-        </w:rPr>
-        <w:t xml:space="preserve"> (</w:t>
-      </w:r>
-      <w:proofErr w:type="spellStart"/>
-      <w:r>
-        <w:rPr>
-          <w:rFonts w:ascii="Times New Roman" w:hAnsi="Times New Roman" w:cs="Times New Roman"/>
-          <w:sz w:val="16"/>
-          <w:szCs w:val="16"/>
-        </w:rPr>
-        <w:t>UniPose</w:t>
-      </w:r>
-      <w:proofErr w:type="spellEnd"/>
-      <w:r>
-        <w:rPr>
-          <w:rFonts w:ascii="Times New Roman" w:hAnsi="Times New Roman" w:cs="Times New Roman"/>
-          <w:sz w:val="16"/>
-          <w:szCs w:val="16"/>
-        </w:rPr>
-        <w:t xml:space="preserve">, </w:t>
-      </w:r>
-      <w:proofErr w:type="spellStart"/>
-      <w:r>
-        <w:rPr>
-          <w:rFonts w:ascii="Times New Roman" w:hAnsi="Times New Roman" w:cs="Times New Roman"/>
-          <w:sz w:val="16"/>
-          <w:szCs w:val="16"/>
-        </w:rPr>
-        <w:t>RTMPose</w:t>
-      </w:r>
-      <w:proofErr w:type="spellEnd"/>
-      <w:r>
-        <w:rPr>
-          <w:rFonts w:ascii="Times New Roman" w:hAnsi="Times New Roman" w:cs="Times New Roman"/>
-          <w:sz w:val="16"/>
-          <w:szCs w:val="16"/>
-        </w:rPr>
-        <w:t xml:space="preserve">, GPT-4V + </w:t>
-      </w:r>
-      <w:proofErr w:type="spellStart"/>
-      <w:r>
-        <w:rPr>
-          <w:rFonts w:ascii="Times New Roman" w:hAnsi="Times New Roman" w:cs="Times New Roman"/>
-          <w:sz w:val="16"/>
-          <w:szCs w:val="16"/>
-        </w:rPr>
-        <w:t>MMPose</w:t>
-      </w:r>
-      <w:proofErr w:type="spellEnd"/>
+        <w:t xml:space="preserve"> (UniPose, RTMPose, GPT-4V + MMPose</w:t>
+      </w:r>
       <w:r>
         <w:rPr>
           <w:rFonts w:ascii="Times New Roman" w:hAnsi="Times New Roman" w:cs="Times New Roman" w:hint="eastAsia"/>
@@ -1145,27 +943,23 @@
           <w:sz w:val="16"/>
           <w:szCs w:val="16"/>
         </w:rPr>
-        <w:t>关键点定义 (</w:t>
-      </w:r>
-      <w:proofErr w:type="spellStart"/>
-      <w:r>
-        <w:rPr>
-          <w:b/>
-          <w:bCs/>
+        <w:t>关键点定义 (Keypoint Definition)</w:t>
+      </w:r>
+      <w:r>
+        <w:rPr>
           <w:sz w:val="16"/>
           <w:szCs w:val="16"/>
         </w:rPr>
-        <w:t>Keypoint</w:t>
-      </w:r>
-      <w:proofErr w:type="spellEnd"/>
-      <w:r>
-        <w:rPr>
-          <w:b/>
-          <w:bCs/>
+        <w:br/>
+        <w:t>器官中心点：花心、果实中心</w:t>
+      </w:r>
+      <w:r>
+        <w:rPr>
           <w:sz w:val="16"/>
           <w:szCs w:val="16"/>
         </w:rPr>
-        <w:t xml:space="preserve"> Definition)</w:t>
+        <w:br/>
+        <w:t>形态特征点：叶尖/叶基、花瓣尖端、果梗连接点</w:t>
       </w:r>
       <w:r>
         <w:rPr>
@@ -1173,23 +967,50 @@
           <w:szCs w:val="16"/>
         </w:rPr>
         <w:br/>
-        <w:t>器官中心点：花心、果实中心</w:t>
-      </w:r>
-      <w:r>
+        <w:t>结构连接点：分枝点、叶柄连接点</w:t>
+      </w:r>
+    </w:p>
+    <w:p>
+      <w:pPr>
+        <w:pStyle w:val="af3"/>
+        <w:ind w:left="440"/>
         <w:rPr>
           <w:sz w:val="16"/>
           <w:szCs w:val="16"/>
         </w:rPr>
-        <w:br/>
-        <w:t>形态特征点：叶尖/叶基、花瓣尖端、果梗连接点</w:t>
-      </w:r>
-      <w:r>
-        <w:rPr>
+      </w:pPr>
+      <w:r>
+        <w:rPr>
+          <w:b/>
+          <w:bCs/>
           <w:sz w:val="16"/>
           <w:szCs w:val="16"/>
         </w:rPr>
+        <w:t>检测方法 (Detection Methods)</w:t>
+      </w:r>
+      <w:r>
+        <w:rPr>
+          <w:sz w:val="16"/>
+          <w:szCs w:val="16"/>
+        </w:rPr>
         <w:br/>
-        <w:t>结构连接点：分枝点、叶柄连接点</w:t>
+        <w:t>传统计算机视觉：SIFT、SURF、ORB</w:t>
+      </w:r>
+      <w:r>
+        <w:rPr>
+          <w:sz w:val="16"/>
+          <w:szCs w:val="16"/>
+        </w:rPr>
+        <w:br/>
+        <w:t>基于深度学习：热图回归、直接坐标回归</w:t>
+      </w:r>
+      <w:r>
+        <w:rPr>
+          <w:sz w:val="16"/>
+          <w:szCs w:val="16"/>
+        </w:rPr>
+        <w:br/>
+        <w:t>常用架构：R-CNN 系列、YOLO 系列、Transformer-based</w:t>
       </w:r>
     </w:p>
     <w:p>
@@ -1208,15 +1029,14 @@
           <w:sz w:val="16"/>
           <w:szCs w:val="16"/>
         </w:rPr>
-        <w:t>检测方法 (Detection Methods)</w:t>
+        <w:t>挑战 (Challenges)</w:t>
       </w:r>
       <w:r>
         <w:rPr>
           <w:sz w:val="16"/>
           <w:szCs w:val="16"/>
         </w:rPr>
-        <w:br/>
-        <w:t>传统计算机视觉：SIFT、SURF、ORB</w:t>
+        <w:t xml:space="preserve"> ::icon(fa fa-exclamation-triangle)</w:t>
       </w:r>
       <w:r>
         <w:rPr>
@@ -1224,100 +1044,776 @@
           <w:szCs w:val="16"/>
         </w:rPr>
         <w:br/>
-        <w:t>基于深度学习：</w:t>
-      </w:r>
-      <w:proofErr w:type="gramStart"/>
-      <w:r>
+        <w:t>遮挡问题、光照与环境变化、形态多样性与变形、数据获取与标注成本</w:t>
+      </w:r>
+    </w:p>
+    <w:p>
+      <w:pPr>
+        <w:pStyle w:val="af3"/>
+        <w:ind w:left="440"/>
         <w:rPr>
           <w:sz w:val="16"/>
           <w:szCs w:val="16"/>
         </w:rPr>
-        <w:t>热图回归</w:t>
-      </w:r>
-      <w:proofErr w:type="gramEnd"/>
-      <w:r>
-        <w:rPr>
+      </w:pPr>
+      <w:r>
+        <w:rPr>
+          <w:b/>
+          <w:bCs/>
           <w:sz w:val="16"/>
           <w:szCs w:val="16"/>
         </w:rPr>
-        <w:t>、直接坐标回归</w:t>
+        <w:t>未来趋势 (Future Trends)</w:t>
       </w:r>
       <w:r>
         <w:rPr>
           <w:sz w:val="16"/>
           <w:szCs w:val="16"/>
         </w:rPr>
-        <w:br/>
-        <w:t>常用架构：R-CNN 系列、YOLO 系列、Transformer-based</w:t>
-      </w:r>
-    </w:p>
-    <w:p>
-      <w:pPr>
-        <w:pStyle w:val="af3"/>
-        <w:ind w:left="440"/>
+        <w:t xml:space="preserve"> ::icon(fa fa-rocket)</w:t>
+      </w:r>
+      <w:r>
         <w:rPr>
           <w:sz w:val="16"/>
           <w:szCs w:val="16"/>
         </w:rPr>
-      </w:pPr>
-      <w:r>
-        <w:rPr>
-          <w:b/>
-          <w:bCs/>
+        <w:br/>
+        <w:t>3D 关键点检测、多模态数据融合、轻量化模型与边缘计算、无/弱监督学习、Foundation Models 应用</w:t>
+      </w:r>
+    </w:p>
+    <w:p>
+      <w:pPr>
+        <w:spacing w:line="360" w:lineRule="auto"/>
+        <w:outlineLvl w:val="0"/>
+        <w:rPr>
+          <w:rFonts w:ascii="Times New Roman" w:eastAsia="宋体" w:hAnsi="Times New Roman" w:cs="Times New Roman"/>
+          <w:b/>
+          <w:bCs/>
+        </w:rPr>
+      </w:pPr>
+      <w:r>
+        <w:rPr>
+          <w:rFonts w:ascii="Times New Roman" w:eastAsia="宋体" w:hAnsi="Times New Roman" w:cs="Times New Roman" w:hint="eastAsia"/>
+          <w:b/>
+          <w:bCs/>
+        </w:rPr>
+        <w:t xml:space="preserve">2. </w:t>
+      </w:r>
+      <w:r>
+        <w:rPr>
+          <w:rFonts w:ascii="Times New Roman" w:eastAsia="宋体" w:hAnsi="Times New Roman" w:cs="Times New Roman"/>
+          <w:b/>
+          <w:bCs/>
+        </w:rPr>
+        <w:t>Related work</w:t>
+      </w:r>
+      <w:r>
+        <w:rPr>
+          <w:rFonts w:ascii="Times New Roman" w:eastAsia="宋体" w:hAnsi="Times New Roman" w:cs="Times New Roman"/>
+          <w:b/>
+          <w:bCs/>
+        </w:rPr>
+        <w:t xml:space="preserve"> for </w:t>
+      </w:r>
+      <w:r>
+        <w:rPr>
+          <w:rFonts w:ascii="Times New Roman" w:eastAsia="宋体" w:hAnsi="Times New Roman" w:cs="Times New Roman"/>
+          <w:b/>
+          <w:bCs/>
+        </w:rPr>
+        <w:t>keypoint detection</w:t>
+      </w:r>
+    </w:p>
+    <w:p>
+      <w:pPr>
+        <w:pStyle w:val="af3"/>
+        <w:outlineLvl w:val="1"/>
+        <w:rPr>
+          <w:rFonts w:ascii="Times New Roman" w:hAnsi="Times New Roman" w:cs="Times New Roman"/>
+          <w:sz w:val="20"/>
+          <w:szCs w:val="20"/>
+        </w:rPr>
+      </w:pPr>
+      <w:r>
+        <w:rPr>
+          <w:rFonts w:ascii="Times New Roman" w:hAnsi="Times New Roman" w:cs="Times New Roman" w:hint="eastAsia"/>
+          <w:sz w:val="20"/>
+          <w:szCs w:val="20"/>
+        </w:rPr>
+        <w:t xml:space="preserve">2.1 </w:t>
+      </w:r>
+      <w:r>
+        <w:rPr>
+          <w:rFonts w:ascii="Times New Roman" w:hAnsi="Times New Roman" w:cs="Times New Roman"/>
+          <w:sz w:val="20"/>
+          <w:szCs w:val="20"/>
+        </w:rPr>
+        <w:t xml:space="preserve">Keypoint </w:t>
+      </w:r>
+      <w:r>
+        <w:rPr>
+          <w:rFonts w:ascii="Times New Roman" w:hAnsi="Times New Roman" w:cs="Times New Roman"/>
+          <w:sz w:val="20"/>
+          <w:szCs w:val="20"/>
+        </w:rPr>
+        <w:t>representation</w:t>
+      </w:r>
+    </w:p>
+    <w:p>
+      <w:pPr>
+        <w:pStyle w:val="af3"/>
+        <w:outlineLvl w:val="1"/>
+        <w:rPr>
+          <w:rFonts w:ascii="Times New Roman" w:hAnsi="Times New Roman" w:cs="Times New Roman"/>
+          <w:sz w:val="20"/>
+          <w:szCs w:val="20"/>
+        </w:rPr>
+      </w:pPr>
+      <w:r>
+        <w:rPr>
+          <w:rFonts w:ascii="Times New Roman" w:hAnsi="Times New Roman" w:cs="Times New Roman" w:hint="eastAsia"/>
+          <w:sz w:val="20"/>
+          <w:szCs w:val="20"/>
+        </w:rPr>
+        <w:t>2.</w:t>
+      </w:r>
+      <w:r>
+        <w:rPr>
+          <w:rFonts w:ascii="Times New Roman" w:hAnsi="Times New Roman" w:cs="Times New Roman" w:hint="eastAsia"/>
+          <w:sz w:val="20"/>
+          <w:szCs w:val="20"/>
+        </w:rPr>
+        <w:t>2</w:t>
+      </w:r>
+      <w:r>
+        <w:rPr>
+          <w:rFonts w:ascii="Times New Roman" w:hAnsi="Times New Roman" w:cs="Times New Roman" w:hint="eastAsia"/>
+          <w:sz w:val="20"/>
+          <w:szCs w:val="20"/>
+        </w:rPr>
+        <w:t xml:space="preserve"> </w:t>
+      </w:r>
+      <w:r>
+        <w:rPr>
+          <w:rFonts w:ascii="Times New Roman" w:hAnsi="Times New Roman" w:cs="Times New Roman"/>
+          <w:sz w:val="20"/>
+          <w:szCs w:val="20"/>
+        </w:rPr>
+        <w:t xml:space="preserve">Keypoint feature </w:t>
+      </w:r>
+      <w:r>
+        <w:rPr>
+          <w:rFonts w:ascii="Times New Roman" w:hAnsi="Times New Roman" w:cs="Times New Roman" w:hint="eastAsia"/>
+          <w:sz w:val="20"/>
+          <w:szCs w:val="20"/>
+        </w:rPr>
+        <w:t>engineering</w:t>
+      </w:r>
+    </w:p>
+    <w:p>
+      <w:pPr>
+        <w:pStyle w:val="af3"/>
+        <w:outlineLvl w:val="1"/>
+        <w:rPr>
+          <w:rFonts w:ascii="Times New Roman" w:hAnsi="Times New Roman" w:cs="Times New Roman"/>
+          <w:sz w:val="20"/>
+          <w:szCs w:val="20"/>
+        </w:rPr>
+      </w:pPr>
+      <w:r>
+        <w:rPr>
+          <w:rFonts w:ascii="Times New Roman" w:hAnsi="Times New Roman" w:cs="Times New Roman" w:hint="eastAsia"/>
+          <w:sz w:val="20"/>
+          <w:szCs w:val="20"/>
+        </w:rPr>
+        <w:lastRenderedPageBreak/>
+        <w:t>2.</w:t>
+      </w:r>
+      <w:r>
+        <w:rPr>
+          <w:rFonts w:ascii="Times New Roman" w:hAnsi="Times New Roman" w:cs="Times New Roman" w:hint="eastAsia"/>
+          <w:sz w:val="20"/>
+          <w:szCs w:val="20"/>
+        </w:rPr>
+        <w:t>3</w:t>
+      </w:r>
+      <w:r>
+        <w:rPr>
+          <w:rFonts w:ascii="Times New Roman" w:hAnsi="Times New Roman" w:cs="Times New Roman" w:hint="eastAsia"/>
+          <w:sz w:val="20"/>
+          <w:szCs w:val="20"/>
+        </w:rPr>
+        <w:t xml:space="preserve"> </w:t>
+      </w:r>
+      <w:r>
+        <w:rPr>
+          <w:rFonts w:ascii="Times New Roman" w:hAnsi="Times New Roman" w:cs="Times New Roman"/>
+          <w:sz w:val="20"/>
+          <w:szCs w:val="20"/>
+        </w:rPr>
+        <w:t>C</w:t>
+      </w:r>
+      <w:r>
+        <w:rPr>
+          <w:rFonts w:ascii="Times New Roman" w:hAnsi="Times New Roman" w:cs="Times New Roman"/>
+          <w:sz w:val="20"/>
+          <w:szCs w:val="20"/>
+        </w:rPr>
+        <w:t>omputer vision tasks</w:t>
+      </w:r>
+      <w:r>
+        <w:rPr>
+          <w:rFonts w:ascii="Times New Roman" w:hAnsi="Times New Roman" w:cs="Times New Roman"/>
+          <w:sz w:val="20"/>
+          <w:szCs w:val="20"/>
+        </w:rPr>
+        <w:t xml:space="preserve"> based on keypoint</w:t>
+      </w:r>
+    </w:p>
+    <w:p>
+      <w:pPr>
+        <w:pStyle w:val="af3"/>
+        <w:outlineLvl w:val="1"/>
+        <w:rPr>
+          <w:rFonts w:ascii="Times New Roman" w:hAnsi="Times New Roman" w:cs="Times New Roman"/>
+          <w:sz w:val="20"/>
+          <w:szCs w:val="20"/>
+        </w:rPr>
+      </w:pPr>
+      <w:r>
+        <w:rPr>
+          <w:rFonts w:ascii="Times New Roman" w:hAnsi="Times New Roman" w:cs="Times New Roman" w:hint="eastAsia"/>
+          <w:sz w:val="20"/>
+          <w:szCs w:val="20"/>
+        </w:rPr>
+        <w:t>2.</w:t>
+      </w:r>
+      <w:r>
+        <w:rPr>
+          <w:rFonts w:ascii="Times New Roman" w:hAnsi="Times New Roman" w:cs="Times New Roman" w:hint="eastAsia"/>
+          <w:sz w:val="20"/>
+          <w:szCs w:val="20"/>
+        </w:rPr>
+        <w:t>4</w:t>
+      </w:r>
+      <w:r>
+        <w:rPr>
+          <w:rFonts w:ascii="Times New Roman" w:hAnsi="Times New Roman" w:cs="Times New Roman" w:hint="eastAsia"/>
+          <w:sz w:val="20"/>
+          <w:szCs w:val="20"/>
+        </w:rPr>
+        <w:t xml:space="preserve"> </w:t>
+      </w:r>
+      <w:r>
+        <w:rPr>
+          <w:rFonts w:ascii="Times New Roman" w:hAnsi="Times New Roman" w:cs="Times New Roman" w:hint="eastAsia"/>
+          <w:sz w:val="20"/>
+          <w:szCs w:val="20"/>
+        </w:rPr>
+        <w:t>Different technology</w:t>
+      </w:r>
+      <w:r>
+        <w:rPr>
+          <w:rFonts w:ascii="Times New Roman" w:hAnsi="Times New Roman" w:cs="Times New Roman"/>
+          <w:sz w:val="20"/>
+          <w:szCs w:val="20"/>
+        </w:rPr>
+        <w:t xml:space="preserve"> based on keypoint</w:t>
+      </w:r>
+    </w:p>
+    <w:p>
+      <w:pPr>
+        <w:pStyle w:val="af3"/>
+        <w:rPr>
+          <w:rFonts w:ascii="Times New Roman" w:hAnsi="Times New Roman" w:cs="Times New Roman"/>
+          <w:b/>
+          <w:bCs/>
+          <w:sz w:val="20"/>
+          <w:szCs w:val="20"/>
+        </w:rPr>
+      </w:pPr>
+      <w:r>
+        <w:rPr>
+          <w:rFonts w:ascii="Times New Roman" w:hAnsi="Times New Roman" w:cs="Times New Roman"/>
+          <w:b/>
+          <w:bCs/>
+          <w:sz w:val="20"/>
+          <w:szCs w:val="20"/>
+        </w:rPr>
+        <w:t xml:space="preserve">1. </w:t>
+      </w:r>
+      <w:r>
+        <w:rPr>
+          <w:rFonts w:ascii="Times New Roman" w:hAnsi="Times New Roman" w:cs="Times New Roman"/>
+          <w:b/>
+          <w:bCs/>
+          <w:sz w:val="20"/>
+          <w:szCs w:val="20"/>
+        </w:rPr>
+        <w:t>端到端关键点检测方法（</w:t>
+      </w:r>
+      <w:r>
+        <w:rPr>
+          <w:rFonts w:ascii="Times New Roman" w:hAnsi="Times New Roman" w:cs="Times New Roman"/>
+          <w:b/>
+          <w:bCs/>
+          <w:sz w:val="20"/>
+          <w:szCs w:val="20"/>
+        </w:rPr>
+        <w:t>2D/3D</w:t>
+      </w:r>
+      <w:r>
+        <w:rPr>
+          <w:rFonts w:ascii="Times New Roman" w:hAnsi="Times New Roman" w:cs="Times New Roman"/>
+          <w:b/>
+          <w:bCs/>
+          <w:sz w:val="20"/>
+          <w:szCs w:val="20"/>
+        </w:rPr>
+        <w:t>）</w:t>
+      </w:r>
+    </w:p>
+    <w:p>
+      <w:pPr>
+        <w:pStyle w:val="af3"/>
+        <w:rPr>
+          <w:rFonts w:ascii="Times New Roman" w:hAnsi="Times New Roman" w:cs="Times New Roman"/>
+          <w:sz w:val="20"/>
+          <w:szCs w:val="20"/>
+        </w:rPr>
+      </w:pPr>
+      <w:r>
+        <w:rPr>
+          <w:rFonts w:ascii="Times New Roman" w:hAnsi="Times New Roman" w:cs="Times New Roman"/>
+          <w:sz w:val="20"/>
+          <w:szCs w:val="20"/>
+        </w:rPr>
+        <w:t>如</w:t>
+      </w:r>
+      <w:r>
+        <w:rPr>
+          <w:rFonts w:ascii="Times New Roman" w:hAnsi="Times New Roman" w:cs="Times New Roman"/>
+          <w:sz w:val="20"/>
+          <w:szCs w:val="20"/>
+        </w:rPr>
+        <w:t xml:space="preserve"> HRNet, MMPose, CenterNet, Keypoint R-CNN, YOLO-Pose </w:t>
+      </w:r>
+      <w:r>
+        <w:rPr>
+          <w:rFonts w:ascii="Times New Roman" w:hAnsi="Times New Roman" w:cs="Times New Roman"/>
+          <w:sz w:val="20"/>
+          <w:szCs w:val="20"/>
+        </w:rPr>
+        <w:t>等在植物上的应用。</w:t>
+      </w:r>
+    </w:p>
+    <w:p>
+      <w:pPr>
+        <w:pStyle w:val="af3"/>
+        <w:rPr>
+          <w:rFonts w:ascii="Times New Roman" w:hAnsi="Times New Roman" w:cs="Times New Roman"/>
+          <w:b/>
+          <w:bCs/>
+          <w:sz w:val="20"/>
+          <w:szCs w:val="20"/>
+        </w:rPr>
+      </w:pPr>
+      <w:r>
+        <w:rPr>
+          <w:rFonts w:ascii="Times New Roman" w:hAnsi="Times New Roman" w:cs="Times New Roman"/>
+          <w:b/>
+          <w:bCs/>
+          <w:sz w:val="20"/>
+          <w:szCs w:val="20"/>
+        </w:rPr>
+        <w:t xml:space="preserve">2. </w:t>
+      </w:r>
+      <w:r>
+        <w:rPr>
+          <w:rFonts w:ascii="Times New Roman" w:hAnsi="Times New Roman" w:cs="Times New Roman"/>
+          <w:b/>
+          <w:bCs/>
+          <w:sz w:val="20"/>
+          <w:szCs w:val="20"/>
+        </w:rPr>
+        <w:t>基于姿态</w:t>
+      </w:r>
+      <w:r>
+        <w:rPr>
+          <w:rFonts w:ascii="Times New Roman" w:hAnsi="Times New Roman" w:cs="Times New Roman"/>
+          <w:b/>
+          <w:bCs/>
+          <w:sz w:val="20"/>
+          <w:szCs w:val="20"/>
+        </w:rPr>
+        <w:t>/</w:t>
+      </w:r>
+      <w:r>
+        <w:rPr>
+          <w:rFonts w:ascii="Times New Roman" w:hAnsi="Times New Roman" w:cs="Times New Roman"/>
+          <w:b/>
+          <w:bCs/>
+          <w:sz w:val="20"/>
+          <w:szCs w:val="20"/>
+        </w:rPr>
+        <w:t>骨架的关键点检测（在植物表型学中的改编）</w:t>
+      </w:r>
+    </w:p>
+    <w:p>
+      <w:pPr>
+        <w:pStyle w:val="af3"/>
+        <w:rPr>
+          <w:rFonts w:ascii="Times New Roman" w:hAnsi="Times New Roman" w:cs="Times New Roman"/>
+          <w:b/>
+          <w:bCs/>
+          <w:sz w:val="20"/>
+          <w:szCs w:val="20"/>
+        </w:rPr>
+      </w:pPr>
+      <w:r>
+        <w:rPr>
+          <w:rFonts w:ascii="Times New Roman" w:hAnsi="Times New Roman" w:cs="Times New Roman"/>
+          <w:b/>
+          <w:bCs/>
+          <w:sz w:val="20"/>
+          <w:szCs w:val="20"/>
+        </w:rPr>
+        <w:t xml:space="preserve">3. </w:t>
+      </w:r>
+      <w:r>
+        <w:rPr>
+          <w:rFonts w:ascii="Times New Roman" w:hAnsi="Times New Roman" w:cs="Times New Roman"/>
+          <w:b/>
+          <w:bCs/>
+          <w:sz w:val="20"/>
+          <w:szCs w:val="20"/>
+        </w:rPr>
+        <w:t>非端到端方法（包含你提到的这些）</w:t>
+      </w:r>
+    </w:p>
+    <w:p>
+      <w:pPr>
+        <w:pStyle w:val="af3"/>
+        <w:rPr>
+          <w:rFonts w:ascii="Times New Roman" w:hAnsi="Times New Roman" w:cs="Times New Roman"/>
+          <w:b/>
+          <w:bCs/>
+          <w:sz w:val="20"/>
+          <w:szCs w:val="20"/>
+        </w:rPr>
+      </w:pPr>
+      <w:r>
+        <w:rPr>
+          <w:rFonts w:ascii="Times New Roman" w:hAnsi="Times New Roman" w:cs="Times New Roman"/>
+          <w:b/>
+          <w:bCs/>
+          <w:sz w:val="20"/>
+          <w:szCs w:val="20"/>
+        </w:rPr>
+        <w:t xml:space="preserve">3.1 </w:t>
+      </w:r>
+      <w:r>
+        <w:rPr>
+          <w:rFonts w:ascii="Times New Roman" w:hAnsi="Times New Roman" w:cs="Times New Roman"/>
+          <w:b/>
+          <w:bCs/>
+          <w:sz w:val="20"/>
+          <w:szCs w:val="20"/>
+        </w:rPr>
+        <w:t>检测</w:t>
+      </w:r>
+      <w:r>
+        <w:rPr>
+          <w:rFonts w:ascii="Times New Roman" w:hAnsi="Times New Roman" w:cs="Times New Roman"/>
+          <w:b/>
+          <w:bCs/>
+          <w:sz w:val="20"/>
+          <w:szCs w:val="20"/>
+        </w:rPr>
+        <w:t>/</w:t>
+      </w:r>
+      <w:r>
+        <w:rPr>
+          <w:rFonts w:ascii="Times New Roman" w:hAnsi="Times New Roman" w:cs="Times New Roman"/>
+          <w:b/>
+          <w:bCs/>
+          <w:sz w:val="20"/>
+          <w:szCs w:val="20"/>
+        </w:rPr>
+        <w:t>分割</w:t>
+      </w:r>
+      <w:r>
+        <w:rPr>
+          <w:rFonts w:ascii="Times New Roman" w:hAnsi="Times New Roman" w:cs="Times New Roman"/>
+          <w:b/>
+          <w:bCs/>
+          <w:sz w:val="20"/>
+          <w:szCs w:val="20"/>
+        </w:rPr>
+        <w:t xml:space="preserve"> → </w:t>
+      </w:r>
+      <w:r>
+        <w:rPr>
+          <w:rFonts w:ascii="Times New Roman" w:hAnsi="Times New Roman" w:cs="Times New Roman"/>
+          <w:b/>
+          <w:bCs/>
+          <w:sz w:val="20"/>
+          <w:szCs w:val="20"/>
+        </w:rPr>
+        <w:t>点云重建</w:t>
+      </w:r>
+      <w:r>
+        <w:rPr>
+          <w:rFonts w:ascii="Times New Roman" w:hAnsi="Times New Roman" w:cs="Times New Roman"/>
+          <w:b/>
+          <w:bCs/>
+          <w:sz w:val="20"/>
+          <w:szCs w:val="20"/>
+        </w:rPr>
+        <w:t xml:space="preserve"> → </w:t>
+      </w:r>
+      <w:r>
+        <w:rPr>
+          <w:rFonts w:ascii="Times New Roman" w:hAnsi="Times New Roman" w:cs="Times New Roman"/>
+          <w:b/>
+          <w:bCs/>
+          <w:sz w:val="20"/>
+          <w:szCs w:val="20"/>
+        </w:rPr>
+        <w:t>传统几何算法找关键点</w:t>
+      </w:r>
+    </w:p>
+    <w:p>
+      <w:pPr>
+        <w:pStyle w:val="af3"/>
+        <w:numPr>
+          <w:ilvl w:val="0"/>
+          <w:numId w:val="17"/>
+        </w:numPr>
+        <w:rPr>
+          <w:rFonts w:ascii="Times New Roman" w:hAnsi="Times New Roman" w:cs="Times New Roman"/>
+          <w:sz w:val="20"/>
+          <w:szCs w:val="20"/>
+        </w:rPr>
+      </w:pPr>
+      <w:r>
+        <w:rPr>
+          <w:rFonts w:ascii="Times New Roman" w:hAnsi="Times New Roman" w:cs="Times New Roman"/>
+          <w:sz w:val="20"/>
+          <w:szCs w:val="20"/>
+        </w:rPr>
+        <w:t>深度学习只负责前段的数据质量（如目标检测、语义分割、深度估计）</w:t>
+      </w:r>
+    </w:p>
+    <w:p>
+      <w:pPr>
+        <w:pStyle w:val="af3"/>
+        <w:numPr>
+          <w:ilvl w:val="0"/>
+          <w:numId w:val="17"/>
+        </w:numPr>
+        <w:rPr>
+          <w:rFonts w:ascii="Times New Roman" w:hAnsi="Times New Roman" w:cs="Times New Roman"/>
+          <w:sz w:val="20"/>
+          <w:szCs w:val="20"/>
+        </w:rPr>
+      </w:pPr>
+      <w:r>
+        <w:rPr>
+          <w:rFonts w:ascii="Times New Roman" w:hAnsi="Times New Roman" w:cs="Times New Roman"/>
+          <w:sz w:val="20"/>
+          <w:szCs w:val="20"/>
+        </w:rPr>
+        <w:t>关键点由传统算法完成（如</w:t>
+      </w:r>
+      <w:r>
+        <w:rPr>
+          <w:rFonts w:ascii="Times New Roman" w:hAnsi="Times New Roman" w:cs="Times New Roman"/>
+          <w:sz w:val="20"/>
+          <w:szCs w:val="20"/>
+        </w:rPr>
+        <w:t xml:space="preserve"> RANSAC</w:t>
+      </w:r>
+      <w:r>
+        <w:rPr>
+          <w:rFonts w:ascii="Times New Roman" w:hAnsi="Times New Roman" w:cs="Times New Roman"/>
+          <w:sz w:val="20"/>
+          <w:szCs w:val="20"/>
+        </w:rPr>
+        <w:t>、</w:t>
+      </w:r>
+      <w:r>
+        <w:rPr>
+          <w:rFonts w:ascii="Times New Roman" w:hAnsi="Times New Roman" w:cs="Times New Roman"/>
+          <w:sz w:val="20"/>
+          <w:szCs w:val="20"/>
+        </w:rPr>
+        <w:t>ISS</w:t>
+      </w:r>
+      <w:r>
+        <w:rPr>
+          <w:rFonts w:ascii="Times New Roman" w:hAnsi="Times New Roman" w:cs="Times New Roman"/>
+          <w:sz w:val="20"/>
+          <w:szCs w:val="20"/>
+        </w:rPr>
+        <w:t>、</w:t>
+      </w:r>
+      <w:r>
+        <w:rPr>
+          <w:rFonts w:ascii="Times New Roman" w:hAnsi="Times New Roman" w:cs="Times New Roman"/>
+          <w:sz w:val="20"/>
+          <w:szCs w:val="20"/>
+        </w:rPr>
+        <w:t>Harris3D</w:t>
+      </w:r>
+      <w:r>
+        <w:rPr>
+          <w:rFonts w:ascii="Times New Roman" w:hAnsi="Times New Roman" w:cs="Times New Roman"/>
+          <w:sz w:val="20"/>
+          <w:szCs w:val="20"/>
+        </w:rPr>
+        <w:t>、曲率分析等）</w:t>
+      </w:r>
+    </w:p>
+    <w:p>
+      <w:pPr>
+        <w:pStyle w:val="af3"/>
+        <w:rPr>
+          <w:rFonts w:ascii="Times New Roman" w:hAnsi="Times New Roman" w:cs="Times New Roman"/>
+          <w:b/>
+          <w:bCs/>
+          <w:sz w:val="20"/>
+          <w:szCs w:val="20"/>
+        </w:rPr>
+      </w:pPr>
+      <w:r>
+        <w:rPr>
+          <w:rFonts w:ascii="Times New Roman" w:hAnsi="Times New Roman" w:cs="Times New Roman"/>
+          <w:b/>
+          <w:bCs/>
+          <w:sz w:val="20"/>
+          <w:szCs w:val="20"/>
+        </w:rPr>
+        <w:t xml:space="preserve">3.2 </w:t>
+      </w:r>
+      <w:r>
+        <w:rPr>
+          <w:rFonts w:ascii="Times New Roman" w:hAnsi="Times New Roman" w:cs="Times New Roman"/>
+          <w:b/>
+          <w:bCs/>
+          <w:i/>
+          <w:iCs/>
+          <w:sz w:val="20"/>
+          <w:szCs w:val="20"/>
+        </w:rPr>
+        <w:t>基于结构规则或植物几何特性的关键点定义</w:t>
+      </w:r>
+    </w:p>
+    <w:p>
+      <w:pPr>
+        <w:pStyle w:val="af3"/>
+        <w:rPr>
+          <w:rFonts w:ascii="Times New Roman" w:hAnsi="Times New Roman" w:cs="Times New Roman"/>
+          <w:b/>
+          <w:bCs/>
+          <w:sz w:val="20"/>
+          <w:szCs w:val="20"/>
+        </w:rPr>
+      </w:pPr>
+      <w:r>
+        <w:rPr>
+          <w:rFonts w:ascii="Times New Roman" w:hAnsi="Times New Roman" w:cs="Times New Roman"/>
+          <w:b/>
+          <w:bCs/>
+          <w:sz w:val="20"/>
+          <w:szCs w:val="20"/>
+        </w:rPr>
+        <w:t xml:space="preserve">4. </w:t>
+      </w:r>
+      <w:r>
+        <w:rPr>
+          <w:rFonts w:ascii="Times New Roman" w:hAnsi="Times New Roman" w:cs="Times New Roman"/>
+          <w:b/>
+          <w:bCs/>
+          <w:sz w:val="20"/>
+          <w:szCs w:val="20"/>
+        </w:rPr>
+        <w:t>混合式方法（</w:t>
+      </w:r>
+      <w:r>
+        <w:rPr>
+          <w:rFonts w:ascii="Times New Roman" w:hAnsi="Times New Roman" w:cs="Times New Roman"/>
+          <w:b/>
+          <w:bCs/>
+          <w:sz w:val="20"/>
+          <w:szCs w:val="20"/>
+        </w:rPr>
+        <w:t>DL + Geometry</w:t>
+      </w:r>
+      <w:r>
+        <w:rPr>
+          <w:rFonts w:ascii="Times New Roman" w:hAnsi="Times New Roman" w:cs="Times New Roman"/>
+          <w:b/>
+          <w:bCs/>
+          <w:sz w:val="20"/>
+          <w:szCs w:val="20"/>
+        </w:rPr>
+        <w:t>）</w:t>
+      </w:r>
+    </w:p>
+    <w:p>
+      <w:pPr>
+        <w:pStyle w:val="af3"/>
+        <w:rPr>
+          <w:rFonts w:ascii="Times New Roman" w:hAnsi="Times New Roman" w:cs="Times New Roman"/>
+          <w:sz w:val="20"/>
+          <w:szCs w:val="20"/>
+        </w:rPr>
+      </w:pPr>
+      <w:r>
+        <w:rPr>
+          <w:rFonts w:ascii="Times New Roman" w:hAnsi="Times New Roman" w:cs="Times New Roman"/>
+          <w:sz w:val="20"/>
+          <w:szCs w:val="20"/>
+        </w:rPr>
+        <w:t>这类方法既有</w:t>
+      </w:r>
+      <w:r>
+        <w:rPr>
+          <w:rFonts w:ascii="Times New Roman" w:hAnsi="Times New Roman" w:cs="Times New Roman"/>
+          <w:sz w:val="20"/>
+          <w:szCs w:val="20"/>
+        </w:rPr>
+        <w:t xml:space="preserve"> DL </w:t>
+      </w:r>
+      <w:r>
+        <w:rPr>
+          <w:rFonts w:ascii="Times New Roman" w:hAnsi="Times New Roman" w:cs="Times New Roman"/>
+          <w:sz w:val="20"/>
+          <w:szCs w:val="20"/>
+        </w:rPr>
+        <w:t>的学习能力，也利用植物结构的几何约束。</w:t>
+      </w:r>
+    </w:p>
+    <w:p>
+      <w:pPr>
+        <w:pStyle w:val="af3"/>
+        <w:rPr>
+          <w:rFonts w:ascii="Times New Roman" w:hAnsi="Times New Roman" w:cs="Times New Roman"/>
+          <w:sz w:val="20"/>
+          <w:szCs w:val="20"/>
+        </w:rPr>
+      </w:pPr>
+    </w:p>
+    <w:p>
+      <w:pPr>
+        <w:pStyle w:val="af3"/>
+        <w:rPr>
+          <w:rFonts w:hint="eastAsia"/>
           <w:sz w:val="16"/>
           <w:szCs w:val="16"/>
         </w:rPr>
-        <w:t>挑战 (Challenges)</w:t>
-      </w:r>
-      <w:r>
-        <w:rPr>
-          <w:sz w:val="16"/>
-          <w:szCs w:val="16"/>
-        </w:rPr>
-        <w:t xml:space="preserve"> ::icon(fa fa-exclamation-triangle)</w:t>
-      </w:r>
-      <w:r>
-        <w:rPr>
-          <w:sz w:val="16"/>
-          <w:szCs w:val="16"/>
-        </w:rPr>
-        <w:br/>
-        <w:t>遮挡问题、光照与环境变化、形态多样性与变形、数据获取与标注成本</w:t>
-      </w:r>
-    </w:p>
-    <w:p>
-      <w:pPr>
-        <w:pStyle w:val="af3"/>
-        <w:ind w:left="440"/>
-        <w:rPr>
-          <w:sz w:val="16"/>
-          <w:szCs w:val="16"/>
-        </w:rPr>
-      </w:pPr>
-      <w:r>
-        <w:rPr>
-          <w:b/>
-          <w:bCs/>
-          <w:sz w:val="16"/>
-          <w:szCs w:val="16"/>
-        </w:rPr>
-        <w:t>未来趋势 (Future Trends)</w:t>
-      </w:r>
-      <w:r>
-        <w:rPr>
-          <w:sz w:val="16"/>
-          <w:szCs w:val="16"/>
-        </w:rPr>
-        <w:t xml:space="preserve"> ::icon(fa fa-rocket)</w:t>
-      </w:r>
-      <w:r>
-        <w:rPr>
-          <w:sz w:val="16"/>
-          <w:szCs w:val="16"/>
-        </w:rPr>
-        <w:br/>
-        <w:t>3D 关键点检测、多模态数据融合、轻量化模型与边缘计算、无/弱监督学习、Foundation Models 应用</w:t>
-      </w:r>
+      </w:pPr>
     </w:p>
     <w:p>
       <w:pPr>
@@ -1378,14 +1874,7 @@
         <w:rPr>
           <w:rFonts w:ascii="Times New Roman" w:eastAsia="宋体" w:hAnsi="Times New Roman" w:cs="Times New Roman"/>
         </w:rPr>
-        <w:t xml:space="preserve"> These RQs provided the foundation </w:t>
-      </w:r>
-      <w:r>
-        <w:rPr>
-          <w:rFonts w:ascii="Times New Roman" w:eastAsia="宋体" w:hAnsi="Times New Roman" w:cs="Times New Roman"/>
-        </w:rPr>
-        <w:lastRenderedPageBreak/>
-        <w:t>for our systematic literature review (SLR) and facilitated the collection of pertinent publications.</w:t>
+        <w:t xml:space="preserve"> These RQs provided the foundation for our systematic literature review (SLR) and facilitated the collection of pertinent publications.</w:t>
       </w:r>
       <w:bookmarkStart w:id="0" w:name="OLE_LINK2"/>
     </w:p>
@@ -1530,7 +2019,14 @@
         <w:rPr>
           <w:rFonts w:ascii="Times New Roman" w:eastAsia="宋体" w:hAnsi="Times New Roman" w:cs="Times New Roman"/>
         </w:rPr>
-        <w:t xml:space="preserve"> SLR, the selection process must follow a rigorous and unbiased search strategy aimed at bringing together the broadest possible range of original studies that provide a solid evidence base to directly answer the posed RQs. Therefore, building upon effective methodologies identified in previous studies, the search and analysis process was meticulously designed to comprehensively incorporate all published research results. To ensure both comprehensiveness and depth, our literature search and analysis followed a structured three-stage approach.</w:t>
+        <w:t xml:space="preserve"> SLR, the selection process must follow a rigorous and unbiased search strategy aimed at bringing together the broadest possible range of original studies that provide a solid evidence base to directly answer the posed RQs. Therefore, building upon effective methodologies identified in previous studies, the search and analysis process was meticulously designed to comprehensively incorporate all published research results. To ensure both comprehensiveness and </w:t>
+      </w:r>
+      <w:r>
+        <w:rPr>
+          <w:rFonts w:ascii="Times New Roman" w:eastAsia="宋体" w:hAnsi="Times New Roman" w:cs="Times New Roman"/>
+        </w:rPr>
+        <w:lastRenderedPageBreak/>
+        <w:t>depth, our literature search and analysis followed a structured three-stage approach.</w:t>
       </w:r>
     </w:p>
     <w:p>
@@ -1799,16 +2295,8 @@
         <w:rPr>
           <w:rFonts w:ascii="Times New Roman" w:eastAsia="宋体" w:hAnsi="Times New Roman" w:cs="Times New Roman"/>
         </w:rPr>
-        <w:t xml:space="preserve">e.g., COCO-style </w:t>
-      </w:r>
-      <w:proofErr w:type="spellStart"/>
-      <w:r>
-        <w:rPr>
-          <w:rFonts w:ascii="Times New Roman" w:eastAsia="宋体" w:hAnsi="Times New Roman" w:cs="Times New Roman"/>
-        </w:rPr>
-        <w:t>keypoints</w:t>
-      </w:r>
-      <w:proofErr w:type="spellEnd"/>
+        <w:t>e.g., COCO-style keypoints</w:t>
+      </w:r>
       <w:r>
         <w:rPr>
           <w:rFonts w:ascii="Times New Roman" w:eastAsia="宋体" w:hAnsi="Times New Roman" w:cs="Times New Roman"/>
@@ -1841,30 +2329,8 @@
         <w:rPr>
           <w:rFonts w:ascii="Times New Roman" w:eastAsia="宋体" w:hAnsi="Times New Roman" w:cs="Times New Roman"/>
         </w:rPr>
-        <w:t xml:space="preserve">e.g., </w:t>
-      </w:r>
-      <w:proofErr w:type="spellStart"/>
-      <w:r>
-        <w:rPr>
-          <w:rFonts w:ascii="Times New Roman" w:eastAsia="宋体" w:hAnsi="Times New Roman" w:cs="Times New Roman"/>
-        </w:rPr>
-        <w:t>HRNet</w:t>
-      </w:r>
-      <w:proofErr w:type="spellEnd"/>
-      <w:r>
-        <w:rPr>
-          <w:rFonts w:ascii="Times New Roman" w:eastAsia="宋体" w:hAnsi="Times New Roman" w:cs="Times New Roman"/>
-        </w:rPr>
-        <w:t xml:space="preserve">, </w:t>
-      </w:r>
-      <w:proofErr w:type="spellStart"/>
-      <w:r>
-        <w:rPr>
-          <w:rFonts w:ascii="Times New Roman" w:eastAsia="宋体" w:hAnsi="Times New Roman" w:cs="Times New Roman"/>
-        </w:rPr>
-        <w:t>OpenPose</w:t>
-      </w:r>
-      <w:proofErr w:type="spellEnd"/>
+        <w:t>e.g., HRNet, OpenPose</w:t>
+      </w:r>
       <w:r>
         <w:rPr>
           <w:rFonts w:ascii="Times New Roman" w:eastAsia="宋体" w:hAnsi="Times New Roman" w:cs="Times New Roman"/>
@@ -1875,16 +2341,8 @@
         <w:rPr>
           <w:rFonts w:ascii="Times New Roman" w:eastAsia="宋体" w:hAnsi="Times New Roman" w:cs="Times New Roman"/>
         </w:rPr>
-        <w:t>DEKR-</w:t>
-      </w:r>
-      <w:proofErr w:type="spellStart"/>
-      <w:r>
-        <w:rPr>
-          <w:rFonts w:ascii="Times New Roman" w:eastAsia="宋体" w:hAnsi="Times New Roman" w:cs="Times New Roman"/>
-        </w:rPr>
-        <w:t>SPrior</w:t>
-      </w:r>
-      <w:proofErr w:type="spellEnd"/>
+        <w:t>DEKR-SPrior</w:t>
+      </w:r>
       <w:r>
         <w:rPr>
           <w:rFonts w:ascii="Times New Roman" w:eastAsia="宋体" w:hAnsi="Times New Roman" w:cs="Times New Roman"/>
@@ -1915,14 +2373,12 @@
         </w:rPr>
         <w:t>指标，而非仅</w:t>
       </w:r>
-      <w:proofErr w:type="spellStart"/>
       <w:r>
         <w:rPr>
           <w:rFonts w:ascii="Times New Roman" w:eastAsia="宋体" w:hAnsi="Times New Roman" w:cs="Times New Roman"/>
         </w:rPr>
         <w:t>mAP</w:t>
       </w:r>
-      <w:proofErr w:type="spellEnd"/>
       <w:r>
         <w:rPr>
           <w:rFonts w:ascii="Times New Roman" w:eastAsia="宋体" w:hAnsi="Times New Roman" w:cs="Times New Roman"/>
@@ -2040,14 +2496,12 @@
         </w:rPr>
         <w:t xml:space="preserve"> - </w:t>
       </w:r>
-      <w:proofErr w:type="gramStart"/>
       <w:r>
         <w:rPr>
           <w:rFonts w:ascii="Times New Roman" w:eastAsia="宋体" w:hAnsi="Times New Roman" w:cs="Times New Roman"/>
         </w:rPr>
         <w:t>纯对象</w:t>
       </w:r>
-      <w:proofErr w:type="gramEnd"/>
       <w:r>
         <w:rPr>
           <w:rFonts w:ascii="Times New Roman" w:eastAsia="宋体" w:hAnsi="Times New Roman" w:cs="Times New Roman"/>
@@ -2094,21 +2548,7 @@
         <w:rPr>
           <w:rFonts w:ascii="Times New Roman" w:eastAsia="宋体" w:hAnsi="Times New Roman" w:cs="Times New Roman"/>
         </w:rPr>
-        <w:t>只用边界</w:t>
-      </w:r>
-      <w:proofErr w:type="gramStart"/>
-      <w:r>
-        <w:rPr>
-          <w:rFonts w:ascii="Times New Roman" w:eastAsia="宋体" w:hAnsi="Times New Roman" w:cs="Times New Roman"/>
-        </w:rPr>
-        <w:t>框中心</w:t>
-      </w:r>
-      <w:proofErr w:type="gramEnd"/>
-      <w:r>
-        <w:rPr>
-          <w:rFonts w:ascii="Times New Roman" w:eastAsia="宋体" w:hAnsi="Times New Roman" w:cs="Times New Roman"/>
-        </w:rPr>
-        <w:t>作为采摘点）。</w:t>
+        <w:t>只用边界框中心作为采摘点）。</w:t>
       </w:r>
       <w:r>
         <w:rPr>
@@ -2138,19 +2578,11 @@
           <w:rFonts w:ascii="Times New Roman" w:eastAsia="宋体" w:hAnsi="Times New Roman" w:cs="Times New Roman"/>
         </w:rPr>
       </w:pPr>
-      <w:proofErr w:type="gramStart"/>
-      <w:r>
-        <w:rPr>
-          <w:rFonts w:ascii="Times New Roman" w:eastAsia="宋体" w:hAnsi="Times New Roman" w:cs="Times New Roman"/>
-        </w:rPr>
-        <w:t>无关键点预测</w:t>
-      </w:r>
-      <w:proofErr w:type="gramEnd"/>
-      <w:r>
-        <w:rPr>
-          <w:rFonts w:ascii="Times New Roman" w:eastAsia="宋体" w:hAnsi="Times New Roman" w:cs="Times New Roman"/>
-        </w:rPr>
-        <w:t>模块（</w:t>
+      <w:r>
+        <w:rPr>
+          <w:rFonts w:ascii="Times New Roman" w:eastAsia="宋体" w:hAnsi="Times New Roman" w:cs="Times New Roman"/>
+        </w:rPr>
+        <w:t>无关键点预测模块（</w:t>
       </w:r>
       <w:r>
         <w:rPr>
@@ -2174,21 +2606,7 @@
         <w:rPr>
           <w:rFonts w:ascii="Times New Roman" w:eastAsia="宋体" w:hAnsi="Times New Roman" w:cs="Times New Roman"/>
         </w:rPr>
-        <w:t>低质量数据（如合成图像</w:t>
-      </w:r>
-      <w:proofErr w:type="gramStart"/>
-      <w:r>
-        <w:rPr>
-          <w:rFonts w:ascii="Times New Roman" w:eastAsia="宋体" w:hAnsi="Times New Roman" w:cs="Times New Roman"/>
-        </w:rPr>
-        <w:t>无真实</w:t>
-      </w:r>
-      <w:proofErr w:type="gramEnd"/>
-      <w:r>
-        <w:rPr>
-          <w:rFonts w:ascii="Times New Roman" w:eastAsia="宋体" w:hAnsi="Times New Roman" w:cs="Times New Roman"/>
-        </w:rPr>
-        <w:t>标注）。</w:t>
+        <w:t>低质量数据（如合成图像无真实标注）。</w:t>
       </w:r>
       <w:r>
         <w:rPr>
@@ -2300,19 +2718,11 @@
         </w:rPr>
         <w:t xml:space="preserve"> - </w:t>
       </w:r>
-      <w:proofErr w:type="gramStart"/>
-      <w:r>
-        <w:rPr>
-          <w:rFonts w:ascii="Times New Roman" w:eastAsia="宋体" w:hAnsi="Times New Roman" w:cs="Times New Roman"/>
-        </w:rPr>
-        <w:t>非最新</w:t>
-      </w:r>
-      <w:proofErr w:type="gramEnd"/>
-      <w:r>
-        <w:rPr>
-          <w:rFonts w:ascii="Times New Roman" w:eastAsia="宋体" w:hAnsi="Times New Roman" w:cs="Times New Roman"/>
-        </w:rPr>
-        <w:t>综述重复内容。</w:t>
+      <w:r>
+        <w:rPr>
+          <w:rFonts w:ascii="Times New Roman" w:eastAsia="宋体" w:hAnsi="Times New Roman" w:cs="Times New Roman"/>
+        </w:rPr>
+        <w:t>非最新综述重复内容。</w:t>
       </w:r>
     </w:p>
     <w:p>
@@ -2347,7 +2757,7 @@
         <w:widowControl/>
         <w:jc w:val="left"/>
         <w:rPr>
-          <w:rFonts w:ascii="Times New Roman" w:eastAsia="宋体" w:hAnsi="Times New Roman" w:cs="Times New Roman" w:hint="eastAsia"/>
+          <w:rFonts w:ascii="Times New Roman" w:eastAsia="宋体" w:hAnsi="Times New Roman" w:cs="Times New Roman"/>
         </w:rPr>
       </w:pPr>
     </w:p>
@@ -2386,7 +2796,14 @@
         <w:rPr>
           <w:rFonts w:ascii="Times New Roman" w:hAnsi="Times New Roman" w:cs="Times New Roman"/>
         </w:rPr>
-        <w:t>The identified papers were then objectively reviewed and data was extracted and examined for the following items: research methodology, algorithm used, descriptive attributes of the models, journal, findings, and challenges and limitations. The results of this extraction were then documented in tabular format and evaluated independently by the authors and by an independent researcher to verify their eligibility. The resulting papers underwent thematic content analysis to reach a classification structure as discussed in the next section. Table 1 shows the distribution of the 80 articles in their respective journals. These articles were then analyzed to produce a taxonomy of deep learning applications in construction. Several iterations were conducted to reach the best taxonomy after reading the abstracts and the full papers. This resulted in six topics, which are: 1) equipment tracking, 2) crack detection, 3) construction work management, 4) sewer assessment, 5) 3D point cloud enhancement, and 6) miscellaneous topics. The detailed analysis of these topics is discussed in the next section</w:t>
+        <w:t xml:space="preserve">The identified papers were then objectively reviewed and data was extracted and examined for the following items: research methodology, algorithm used, descriptive attributes of the models, journal, findings, and challenges and limitations. The results of this extraction were then documented in tabular format and evaluated independently by the authors and by an independent researcher to verify their eligibility. The resulting papers underwent thematic content analysis to reach a classification structure as discussed in the next section. Table 1 shows the distribution of the 80 articles in their respective journals. These articles were then analyzed to produce a taxonomy of deep learning applications in construction. Several iterations were conducted to reach the best taxonomy after reading the abstracts and the full papers. This resulted in six topics, which are: 1) equipment tracking, 2) crack detection, 3) construction work management, 4) sewer assessment, 5) </w:t>
+      </w:r>
+      <w:r>
+        <w:rPr>
+          <w:rFonts w:ascii="Times New Roman" w:hAnsi="Times New Roman" w:cs="Times New Roman"/>
+        </w:rPr>
+        <w:lastRenderedPageBreak/>
+        <w:t>3D point cloud enhancement, and 6) miscellaneous topics. The detailed analysis of these topics is discussed in the next section</w:t>
       </w:r>
       <w:r>
         <w:rPr>
@@ -2802,25 +3219,7 @@
           <w:b/>
           <w:bCs/>
         </w:rPr>
-        <w:t xml:space="preserve">3. Overview of </w:t>
-      </w:r>
-      <w:proofErr w:type="spellStart"/>
-      <w:r>
-        <w:rPr>
-          <w:rFonts w:ascii="Times New Roman" w:hAnsi="Times New Roman" w:cs="Times New Roman"/>
-          <w:b/>
-          <w:bCs/>
-        </w:rPr>
-        <w:t>Keypoint</w:t>
-      </w:r>
-      <w:proofErr w:type="spellEnd"/>
-      <w:r>
-        <w:rPr>
-          <w:rFonts w:ascii="Times New Roman" w:hAnsi="Times New Roman" w:cs="Times New Roman"/>
-          <w:b/>
-          <w:bCs/>
-        </w:rPr>
-        <w:t xml:space="preserve"> Detection Techniques</w:t>
+        <w:t>3. Overview of Keypoint Detection Techniques</w:t>
       </w:r>
     </w:p>
     <w:p>
@@ -2872,21 +3271,7 @@
         <w:rPr>
           <w:rFonts w:ascii="Times New Roman" w:hAnsi="Times New Roman" w:cs="Times New Roman"/>
         </w:rPr>
-        <w:t xml:space="preserve">CNN, Hourglass, </w:t>
-      </w:r>
-      <w:proofErr w:type="spellStart"/>
-      <w:r>
-        <w:rPr>
-          <w:rFonts w:ascii="Times New Roman" w:hAnsi="Times New Roman" w:cs="Times New Roman"/>
-        </w:rPr>
-        <w:t>HRNet</w:t>
-      </w:r>
-      <w:proofErr w:type="spellEnd"/>
-      <w:r>
-        <w:rPr>
-          <w:rFonts w:ascii="Times New Roman" w:hAnsi="Times New Roman" w:cs="Times New Roman"/>
-        </w:rPr>
-        <w:t>, Transformer, etc.</w:t>
+        <w:t>CNN, Hourglass, HRNet, Transformer, etc.</w:t>
       </w:r>
       <w:r>
         <w:rPr>
@@ -2946,23 +3331,13 @@
         </w:rPr>
         <w:t xml:space="preserve">4. </w:t>
       </w:r>
-      <w:proofErr w:type="spellStart"/>
-      <w:r>
-        <w:rPr>
-          <w:rFonts w:ascii="Times New Roman" w:hAnsi="Times New Roman" w:cs="Times New Roman"/>
-          <w:b/>
-          <w:bCs/>
-        </w:rPr>
-        <w:t>Keypoint</w:t>
-      </w:r>
-      <w:proofErr w:type="spellEnd"/>
-      <w:r>
-        <w:rPr>
-          <w:rFonts w:ascii="Times New Roman" w:hAnsi="Times New Roman" w:cs="Times New Roman"/>
-          <w:b/>
-          <w:bCs/>
-        </w:rPr>
-        <w:t xml:space="preserve"> Detection </w:t>
+      <w:r>
+        <w:rPr>
+          <w:rFonts w:ascii="Times New Roman" w:hAnsi="Times New Roman" w:cs="Times New Roman"/>
+          <w:b/>
+          <w:bCs/>
+        </w:rPr>
+        <w:t xml:space="preserve">Keypoint Detection </w:t>
       </w:r>
       <w:r>
         <w:rPr>
@@ -2987,25 +3362,7 @@
           <w:b/>
           <w:bCs/>
         </w:rPr>
-        <w:t>应用场景占比：在五大应用场景中，作物生长活力</w:t>
-      </w:r>
-      <w:proofErr w:type="gramStart"/>
-      <w:r>
-        <w:rPr>
-          <w:rFonts w:ascii="Times New Roman" w:hAnsi="Times New Roman" w:cs="Times New Roman" w:hint="eastAsia"/>
-          <w:b/>
-          <w:bCs/>
-        </w:rPr>
-        <w:t>评估占</w:t>
-      </w:r>
-      <w:proofErr w:type="gramEnd"/>
-      <w:r>
-        <w:rPr>
-          <w:rFonts w:ascii="Times New Roman" w:hAnsi="Times New Roman" w:cs="Times New Roman" w:hint="eastAsia"/>
-          <w:b/>
-          <w:bCs/>
-        </w:rPr>
-        <w:t>比最高（</w:t>
+        <w:t>应用场景占比：在五大应用场景中，作物生长活力评估占比最高（</w:t>
       </w:r>
       <w:r>
         <w:rPr>
@@ -3037,25 +3394,7 @@
           <w:b/>
           <w:bCs/>
         </w:rPr>
-        <w:t>），病虫害</w:t>
-      </w:r>
-      <w:proofErr w:type="gramStart"/>
-      <w:r>
-        <w:rPr>
-          <w:rFonts w:ascii="Times New Roman" w:hAnsi="Times New Roman" w:cs="Times New Roman" w:hint="eastAsia"/>
-          <w:b/>
-          <w:bCs/>
-        </w:rPr>
-        <w:t>识别占</w:t>
-      </w:r>
-      <w:proofErr w:type="gramEnd"/>
-      <w:r>
-        <w:rPr>
-          <w:rFonts w:ascii="Times New Roman" w:hAnsi="Times New Roman" w:cs="Times New Roman" w:hint="eastAsia"/>
-          <w:b/>
-          <w:bCs/>
-        </w:rPr>
-        <w:t>比</w:t>
+        <w:t>），病虫害识别占比</w:t>
       </w:r>
       <w:r>
         <w:rPr>
@@ -3380,50 +3719,26 @@
           <w:bCs/>
         </w:rPr>
       </w:pPr>
-      <w:proofErr w:type="spellStart"/>
-      <w:r>
-        <w:rPr>
-          <w:rFonts w:ascii="Times New Roman" w:hAnsi="Times New Roman" w:cs="Times New Roman" w:hint="eastAsia"/>
-          <w:b/>
-          <w:bCs/>
-        </w:rPr>
-        <w:t>Keypoint</w:t>
-      </w:r>
-      <w:proofErr w:type="spellEnd"/>
-      <w:r>
-        <w:rPr>
-          <w:rFonts w:ascii="Times New Roman" w:hAnsi="Times New Roman" w:cs="Times New Roman" w:hint="eastAsia"/>
-          <w:b/>
-          <w:bCs/>
-        </w:rPr>
-        <w:t xml:space="preserve"> detection evaluation metrics</w:t>
-      </w:r>
-    </w:p>
-    <w:p>
-      <w:pPr>
-        <w:rPr>
-          <w:rFonts w:ascii="Times New Roman" w:hAnsi="Times New Roman" w:cs="Times New Roman"/>
-        </w:rPr>
-      </w:pPr>
-      <w:r>
-        <w:rPr>
-          <w:rFonts w:ascii="Times New Roman" w:hAnsi="Times New Roman" w:cs="Times New Roman"/>
-        </w:rPr>
-        <w:t xml:space="preserve">Evaluation metrics such as precision, recall, and average precision can intuitively reflect the performance of the algorithm in the detection process. In the field of </w:t>
-      </w:r>
-      <w:proofErr w:type="spellStart"/>
-      <w:r>
-        <w:rPr>
-          <w:rFonts w:ascii="Times New Roman" w:hAnsi="Times New Roman" w:cs="Times New Roman"/>
-        </w:rPr>
-        <w:t>keypoint</w:t>
-      </w:r>
-      <w:proofErr w:type="spellEnd"/>
-      <w:r>
-        <w:rPr>
-          <w:rFonts w:ascii="Times New Roman" w:hAnsi="Times New Roman" w:cs="Times New Roman"/>
-        </w:rPr>
-        <w:t xml:space="preserve"> detection,</w:t>
+      <w:r>
+        <w:rPr>
+          <w:rFonts w:ascii="Times New Roman" w:hAnsi="Times New Roman" w:cs="Times New Roman" w:hint="eastAsia"/>
+          <w:b/>
+          <w:bCs/>
+        </w:rPr>
+        <w:t>Keypoint detection evaluation metrics</w:t>
+      </w:r>
+    </w:p>
+    <w:p>
+      <w:pPr>
+        <w:rPr>
+          <w:rFonts w:ascii="Times New Roman" w:hAnsi="Times New Roman" w:cs="Times New Roman"/>
+        </w:rPr>
+      </w:pPr>
+      <w:r>
+        <w:rPr>
+          <w:rFonts w:ascii="Times New Roman" w:hAnsi="Times New Roman" w:cs="Times New Roman"/>
+        </w:rPr>
+        <w:t>Evaluation metrics such as precision, recall, and average precision can intuitively reflect the performance of the algorithm in the detection process. In the field of keypoint detection,</w:t>
       </w:r>
       <w:r>
         <w:rPr>
@@ -3435,154 +3750,14 @@
         <w:rPr>
           <w:rFonts w:ascii="Times New Roman" w:hAnsi="Times New Roman" w:cs="Times New Roman"/>
         </w:rPr>
-        <w:t xml:space="preserve">the evaluation metrics for accuracy and precision include </w:t>
-      </w:r>
-      <w:proofErr w:type="gramStart"/>
-      <w:r>
-        <w:rPr>
-          <w:rFonts w:ascii="Times New Roman" w:hAnsi="Times New Roman" w:cs="Times New Roman"/>
-        </w:rPr>
-        <w:t>PCK(</w:t>
-      </w:r>
-      <w:proofErr w:type="gramEnd"/>
-      <w:r>
-        <w:rPr>
-          <w:rFonts w:ascii="Times New Roman" w:hAnsi="Times New Roman" w:cs="Times New Roman"/>
-        </w:rPr>
-        <w:t xml:space="preserve">Percentage of Correct </w:t>
-      </w:r>
-      <w:proofErr w:type="spellStart"/>
-      <w:r>
-        <w:rPr>
-          <w:rFonts w:ascii="Times New Roman" w:hAnsi="Times New Roman" w:cs="Times New Roman"/>
-        </w:rPr>
-        <w:t>Keypoints</w:t>
-      </w:r>
-      <w:proofErr w:type="spellEnd"/>
-      <w:r>
-        <w:rPr>
-          <w:rFonts w:ascii="Times New Roman" w:hAnsi="Times New Roman" w:cs="Times New Roman"/>
-        </w:rPr>
-        <w:t xml:space="preserve">), </w:t>
-      </w:r>
-      <w:proofErr w:type="gramStart"/>
-      <w:r>
-        <w:rPr>
-          <w:rFonts w:ascii="Times New Roman" w:hAnsi="Times New Roman" w:cs="Times New Roman"/>
-        </w:rPr>
-        <w:t>OKS(</w:t>
-      </w:r>
-      <w:proofErr w:type="gramEnd"/>
-      <w:r>
-        <w:rPr>
-          <w:rFonts w:ascii="Times New Roman" w:hAnsi="Times New Roman" w:cs="Times New Roman"/>
-        </w:rPr>
-        <w:t xml:space="preserve">Object </w:t>
-      </w:r>
-      <w:proofErr w:type="spellStart"/>
-      <w:r>
-        <w:rPr>
-          <w:rFonts w:ascii="Times New Roman" w:hAnsi="Times New Roman" w:cs="Times New Roman"/>
-        </w:rPr>
-        <w:t>Keypoint</w:t>
-      </w:r>
-      <w:proofErr w:type="spellEnd"/>
-      <w:r>
-        <w:rPr>
-          <w:rFonts w:ascii="Times New Roman" w:hAnsi="Times New Roman" w:cs="Times New Roman"/>
-        </w:rPr>
-        <w:t xml:space="preserve"> Similarity) and </w:t>
-      </w:r>
-      <w:proofErr w:type="gramStart"/>
-      <w:r>
-        <w:rPr>
-          <w:rFonts w:ascii="Times New Roman" w:hAnsi="Times New Roman" w:cs="Times New Roman"/>
-        </w:rPr>
-        <w:t>AP(</w:t>
-      </w:r>
-      <w:proofErr w:type="gramEnd"/>
-      <w:r>
-        <w:rPr>
-          <w:rFonts w:ascii="Times New Roman" w:hAnsi="Times New Roman" w:cs="Times New Roman"/>
-        </w:rPr>
-        <w:t xml:space="preserve">Average Precision) calculated by OKS. They have different focuses: PCK counts the proportion of predicted </w:t>
-      </w:r>
-      <w:proofErr w:type="spellStart"/>
-      <w:r>
-        <w:rPr>
-          <w:rFonts w:ascii="Times New Roman" w:hAnsi="Times New Roman" w:cs="Times New Roman"/>
-        </w:rPr>
-        <w:t>keypoints</w:t>
-      </w:r>
-      <w:proofErr w:type="spellEnd"/>
-      <w:r>
-        <w:rPr>
-          <w:rFonts w:ascii="Times New Roman" w:hAnsi="Times New Roman" w:cs="Times New Roman"/>
-        </w:rPr>
-        <w:t xml:space="preserve"> falling near the real position by setting a pixel distance threshold (e.g., a percentage of the object size or a fixed pixel value as a </w:t>
+        <w:t xml:space="preserve">the evaluation metrics for accuracy and precision include PCK(Percentage of Correct Keypoints), OKS(Object Keypoint Similarity) and AP(Average Precision) calculated by OKS. They have different focuses: PCK counts the proportion of predicted keypoints falling near the real position by setting a pixel distance threshold (e.g., a percentage of the object size or a fixed pixel value as a </w:t>
       </w:r>
       <w:r>
         <w:rPr>
           <w:rFonts w:ascii="Times New Roman" w:hAnsi="Times New Roman" w:cs="Times New Roman"/>
         </w:rPr>
         <w:lastRenderedPageBreak/>
-        <w:t xml:space="preserve">tolerance range), which intuitively reflects whether the localization accuracy meets the requirements of the application; OKS introduces the object scale and visibility weights, and calculates the normalized distances between predicted </w:t>
-      </w:r>
-      <w:proofErr w:type="spellStart"/>
-      <w:r>
-        <w:rPr>
-          <w:rFonts w:ascii="Times New Roman" w:hAnsi="Times New Roman" w:cs="Times New Roman"/>
-        </w:rPr>
-        <w:t>keypoints</w:t>
-      </w:r>
-      <w:proofErr w:type="spellEnd"/>
-      <w:r>
-        <w:rPr>
-          <w:rFonts w:ascii="Times New Roman" w:hAnsi="Times New Roman" w:cs="Times New Roman"/>
-        </w:rPr>
-        <w:t xml:space="preserve"> and the real points (taking into account the object size scaling) and assigns lower weights to the occluded </w:t>
-      </w:r>
-      <w:proofErr w:type="spellStart"/>
-      <w:r>
-        <w:rPr>
-          <w:rFonts w:ascii="Times New Roman" w:hAnsi="Times New Roman" w:cs="Times New Roman"/>
-        </w:rPr>
-        <w:t>keypoints</w:t>
-      </w:r>
-      <w:proofErr w:type="spellEnd"/>
-      <w:r>
-        <w:rPr>
-          <w:rFonts w:ascii="Times New Roman" w:hAnsi="Times New Roman" w:cs="Times New Roman"/>
-        </w:rPr>
-        <w:t xml:space="preserve">. The lower weight is given to the occluded </w:t>
-      </w:r>
-      <w:proofErr w:type="spellStart"/>
-      <w:r>
-        <w:rPr>
-          <w:rFonts w:ascii="Times New Roman" w:hAnsi="Times New Roman" w:cs="Times New Roman"/>
-        </w:rPr>
-        <w:t>keypoints</w:t>
-      </w:r>
-      <w:proofErr w:type="spellEnd"/>
-      <w:r>
-        <w:rPr>
-          <w:rFonts w:ascii="Times New Roman" w:hAnsi="Times New Roman" w:cs="Times New Roman"/>
-        </w:rPr>
-        <w:t xml:space="preserve"> to better fit the actual detection scenarios, e.g., when part of the limb is occluded. AP (Average Precision) is the core index to measure the overall performance of the model, which is used to comprehensively evaluate the detection accuracy of the model for </w:t>
-      </w:r>
-      <w:proofErr w:type="spellStart"/>
-      <w:r>
-        <w:rPr>
-          <w:rFonts w:ascii="Times New Roman" w:hAnsi="Times New Roman" w:cs="Times New Roman"/>
-        </w:rPr>
-        <w:t>keypoints</w:t>
-      </w:r>
-      <w:proofErr w:type="spellEnd"/>
-      <w:r>
-        <w:rPr>
-          <w:rFonts w:ascii="Times New Roman" w:hAnsi="Times New Roman" w:cs="Times New Roman"/>
-        </w:rPr>
-        <w:t xml:space="preserve"> under different confidence thresholds. The next section will focus on these three metrics.</w:t>
+        <w:t>tolerance range), which intuitively reflects whether the localization accuracy meets the requirements of the application; OKS introduces the object scale and visibility weights, and calculates the normalized distances between predicted keypoints and the real points (taking into account the object size scaling) and assigns lower weights to the occluded keypoints. The lower weight is given to the occluded keypoints to better fit the actual detection scenarios, e.g., when part of the limb is occluded. AP (Average Precision) is the core index to measure the overall performance of the model, which is used to comprehensively evaluate the detection accuracy of the model for keypoints under different confidence thresholds. The next section will focus on these three metrics.</w:t>
       </w:r>
     </w:p>
     <w:p>
@@ -3625,16 +3800,8 @@
         <w:rPr>
           <w:rFonts w:ascii="Times New Roman" w:hAnsi="Times New Roman" w:cs="Times New Roman" w:hint="eastAsia"/>
         </w:rPr>
-        <w:t xml:space="preserve">correct </w:t>
-      </w:r>
-      <w:proofErr w:type="spellStart"/>
-      <w:r>
-        <w:rPr>
-          <w:rFonts w:ascii="Times New Roman" w:hAnsi="Times New Roman" w:cs="Times New Roman" w:hint="eastAsia"/>
-        </w:rPr>
-        <w:t>keypoints</w:t>
-      </w:r>
-      <w:proofErr w:type="spellEnd"/>
+        <w:t>correct keypoints</w:t>
+      </w:r>
       <w:r>
         <w:rPr>
           <w:rFonts w:ascii="Times New Roman" w:hAnsi="Times New Roman" w:cs="Times New Roman"/>
@@ -3652,35 +3819,7 @@
         <w:rPr>
           <w:rFonts w:ascii="Times New Roman" w:hAnsi="Times New Roman" w:cs="Times New Roman"/>
         </w:rPr>
-        <w:t xml:space="preserve">PCK represents the proportion of correct </w:t>
-      </w:r>
-      <w:proofErr w:type="spellStart"/>
-      <w:r>
-        <w:rPr>
-          <w:rFonts w:ascii="Times New Roman" w:hAnsi="Times New Roman" w:cs="Times New Roman"/>
-        </w:rPr>
-        <w:t>keypoint</w:t>
-      </w:r>
-      <w:proofErr w:type="spellEnd"/>
-      <w:r>
-        <w:rPr>
-          <w:rFonts w:ascii="Times New Roman" w:hAnsi="Times New Roman" w:cs="Times New Roman"/>
-        </w:rPr>
-        <w:t xml:space="preserve"> estimation. It computes the proportion of detected </w:t>
-      </w:r>
-      <w:proofErr w:type="spellStart"/>
-      <w:r>
-        <w:rPr>
-          <w:rFonts w:ascii="Times New Roman" w:hAnsi="Times New Roman" w:cs="Times New Roman"/>
-        </w:rPr>
-        <w:t>keypoints</w:t>
-      </w:r>
-      <w:proofErr w:type="spellEnd"/>
-      <w:r>
-        <w:rPr>
-          <w:rFonts w:ascii="Times New Roman" w:hAnsi="Times New Roman" w:cs="Times New Roman"/>
-        </w:rPr>
-        <w:t xml:space="preserve"> whose normalized distance with their corresponding ground truth (GT) is less than the threshold, which is defined as follows:</w:t>
+        <w:t>PCK represents the proportion of correct keypoint estimation. It computes the proportion of detected keypoints whose normalized distance with their corresponding ground truth (GT) is less than the threshold, which is defined as follows:</w:t>
       </w:r>
     </w:p>
     <w:p>
@@ -4209,21 +4348,7 @@
         <w:rPr>
           <w:rFonts w:ascii="Times New Roman" w:hAnsi="Times New Roman" w:cs="Times New Roman" w:hint="eastAsia"/>
         </w:rPr>
-        <w:t xml:space="preserve">Object </w:t>
-      </w:r>
-      <w:proofErr w:type="spellStart"/>
-      <w:r>
-        <w:rPr>
-          <w:rFonts w:ascii="Times New Roman" w:hAnsi="Times New Roman" w:cs="Times New Roman" w:hint="eastAsia"/>
-        </w:rPr>
-        <w:t>keypoint</w:t>
-      </w:r>
-      <w:proofErr w:type="spellEnd"/>
-      <w:r>
-        <w:rPr>
-          <w:rFonts w:ascii="Times New Roman" w:hAnsi="Times New Roman" w:cs="Times New Roman" w:hint="eastAsia"/>
-        </w:rPr>
-        <w:t xml:space="preserve"> similarity</w:t>
+        <w:t>Object keypoint similarity</w:t>
       </w:r>
       <w:r>
         <w:rPr>
@@ -4645,14 +4770,12 @@
           <w:rFonts w:ascii="Times New Roman" w:hAnsi="Times New Roman" w:cs="Times New Roman"/>
         </w:rPr>
       </w:pPr>
-      <w:proofErr w:type="spellStart"/>
       <w:r>
         <w:rPr>
           <w:rFonts w:ascii="Times New Roman" w:hAnsi="Times New Roman" w:cs="Times New Roman" w:hint="eastAsia"/>
         </w:rPr>
         <w:t>mAP</w:t>
       </w:r>
-      <w:proofErr w:type="spellEnd"/>
     </w:p>
     <w:p>
       <w:pPr>
@@ -4942,21 +5065,7 @@
               <w:rPr>
                 <w:rFonts w:ascii="Times New Roman" w:hAnsi="Times New Roman" w:cs="Times New Roman"/>
               </w:rPr>
-              <w:t xml:space="preserve">% of correct </w:t>
-            </w:r>
-            <w:proofErr w:type="spellStart"/>
-            <w:r>
-              <w:rPr>
-                <w:rFonts w:ascii="Times New Roman" w:hAnsi="Times New Roman" w:cs="Times New Roman"/>
-              </w:rPr>
-              <w:t>keypoints</w:t>
-            </w:r>
-            <w:proofErr w:type="spellEnd"/>
-            <w:r>
-              <w:rPr>
-                <w:rFonts w:ascii="Times New Roman" w:hAnsi="Times New Roman" w:cs="Times New Roman"/>
-              </w:rPr>
-              <w:t xml:space="preserve"> within threshold α</w:t>
+              <w:t>% of correct keypoints within threshold α</w:t>
             </w:r>
           </w:p>
         </w:tc>
@@ -5084,21 +5193,7 @@
               <w:rPr>
                 <w:rFonts w:ascii="Times New Roman" w:hAnsi="Times New Roman" w:cs="Times New Roman"/>
               </w:rPr>
-              <w:t xml:space="preserve">Object </w:t>
-            </w:r>
-            <w:proofErr w:type="spellStart"/>
-            <w:r>
-              <w:rPr>
-                <w:rFonts w:ascii="Times New Roman" w:hAnsi="Times New Roman" w:cs="Times New Roman"/>
-              </w:rPr>
-              <w:t>Keypoint</w:t>
-            </w:r>
-            <w:proofErr w:type="spellEnd"/>
-            <w:r>
-              <w:rPr>
-                <w:rFonts w:ascii="Times New Roman" w:hAnsi="Times New Roman" w:cs="Times New Roman"/>
-              </w:rPr>
-              <w:t xml:space="preserve"> Similarity</w:t>
+              <w:t>Object Keypoint Similarity</w:t>
             </w:r>
           </w:p>
         </w:tc>
@@ -5334,14 +5429,13 @@
                 <w:rFonts w:ascii="Times New Roman" w:hAnsi="Times New Roman" w:cs="Times New Roman"/>
               </w:rPr>
             </w:pPr>
-            <w:proofErr w:type="spellStart"/>
             <w:r>
               <w:rPr>
                 <w:rFonts w:ascii="Times New Roman" w:hAnsi="Times New Roman" w:cs="Times New Roman" w:hint="eastAsia"/>
               </w:rPr>
+              <w:lastRenderedPageBreak/>
               <w:t>mAP</w:t>
             </w:r>
-            <w:proofErr w:type="spellEnd"/>
           </w:p>
         </w:tc>
         <w:tc>
@@ -5443,6 +5537,60 @@
           <w:rFonts w:ascii="Times New Roman" w:hAnsi="Times New Roman" w:cs="Times New Roman"/>
         </w:rPr>
       </w:pPr>
+      <w:r>
+        <w:rPr>
+          <w:rFonts w:ascii="Times New Roman" w:hAnsi="Times New Roman" w:cs="Times New Roman"/>
+          <w:noProof/>
+        </w:rPr>
+        <w:drawing>
+          <wp:inline distT="0" distB="0" distL="0" distR="0" wp14:anchorId="416F8CED" wp14:editId="37AE48C6">
+            <wp:extent cx="5274310" cy="3109595"/>
+            <wp:effectExtent l="0" t="0" r="2540" b="0"/>
+            <wp:docPr id="678336717" name="图片 1"/>
+            <wp:cNvGraphicFramePr>
+              <a:graphicFrameLocks xmlns:a="http://schemas.openxmlformats.org/drawingml/2006/main" noChangeAspect="1"/>
+            </wp:cNvGraphicFramePr>
+            <a:graphic xmlns:a="http://schemas.openxmlformats.org/drawingml/2006/main">
+              <a:graphicData uri="http://schemas.openxmlformats.org/drawingml/2006/picture">
+                <pic:pic xmlns:pic="http://schemas.openxmlformats.org/drawingml/2006/picture">
+                  <pic:nvPicPr>
+                    <pic:cNvPr id="0" name="Picture 1"/>
+                    <pic:cNvPicPr>
+                      <a:picLocks noChangeAspect="1" noChangeArrowheads="1"/>
+                    </pic:cNvPicPr>
+                  </pic:nvPicPr>
+                  <pic:blipFill>
+                    <a:blip r:embed="rId10" cstate="print">
+                      <a:extLst>
+                        <a:ext uri="{28A0092B-C50C-407E-A947-70E740481C1C}">
+                          <a14:useLocalDpi xmlns:a14="http://schemas.microsoft.com/office/drawing/2010/main" val="0"/>
+                        </a:ext>
+                      </a:extLst>
+                    </a:blip>
+                    <a:srcRect/>
+                    <a:stretch>
+                      <a:fillRect/>
+                    </a:stretch>
+                  </pic:blipFill>
+                  <pic:spPr bwMode="auto">
+                    <a:xfrm>
+                      <a:off x="0" y="0"/>
+                      <a:ext cx="5274310" cy="3109595"/>
+                    </a:xfrm>
+                    <a:prstGeom prst="rect">
+                      <a:avLst/>
+                    </a:prstGeom>
+                    <a:noFill/>
+                    <a:ln>
+                      <a:noFill/>
+                    </a:ln>
+                  </pic:spPr>
+                </pic:pic>
+              </a:graphicData>
+            </a:graphic>
+          </wp:inline>
+        </w:drawing>
+      </w:r>
     </w:p>
     <w:p>
       <w:pPr>
@@ -5884,6 +6032,7 @@
         <w:rPr>
           <w:rFonts w:ascii="Times New Roman" w:eastAsia="宋体" w:hAnsi="Times New Roman" w:cs="Times New Roman"/>
         </w:rPr>
+        <w:lastRenderedPageBreak/>
         <w:t>Conceptualization: E.M. and S.N.; Data curation and visualization: JY.C., J.W; Writing original draft: JY.C.; Review, and editing: J.R., J.W. and S.N.; Funding acquisition: J.R. and S.N.</w:t>
       </w:r>
     </w:p>
@@ -7537,6 +7686,155 @@
     </w:lvl>
   </w:abstractNum>
   <w:abstractNum w:abstractNumId="12" w15:restartNumberingAfterBreak="0">
+    <w:nsid w:val="5E8E2E3B"/>
+    <w:multiLevelType w:val="multilevel"/>
+    <w:tmpl w:val="9E2A48F8"/>
+    <w:lvl w:ilvl="0">
+      <w:start w:val="1"/>
+      <w:numFmt w:val="bullet"/>
+      <w:lvlText w:val=""/>
+      <w:lvlJc w:val="left"/>
+      <w:pPr>
+        <w:tabs>
+          <w:tab w:val="num" w:pos="720"/>
+        </w:tabs>
+        <w:ind w:left="720" w:hanging="360"/>
+      </w:pPr>
+      <w:rPr>
+        <w:rFonts w:ascii="Symbol" w:hAnsi="Symbol" w:hint="default"/>
+        <w:sz w:val="20"/>
+      </w:rPr>
+    </w:lvl>
+    <w:lvl w:ilvl="1" w:tentative="1">
+      <w:start w:val="1"/>
+      <w:numFmt w:val="bullet"/>
+      <w:lvlText w:val="o"/>
+      <w:lvlJc w:val="left"/>
+      <w:pPr>
+        <w:tabs>
+          <w:tab w:val="num" w:pos="1440"/>
+        </w:tabs>
+        <w:ind w:left="1440" w:hanging="360"/>
+      </w:pPr>
+      <w:rPr>
+        <w:rFonts w:ascii="Courier New" w:hAnsi="Courier New" w:hint="default"/>
+        <w:sz w:val="20"/>
+      </w:rPr>
+    </w:lvl>
+    <w:lvl w:ilvl="2" w:tentative="1">
+      <w:start w:val="1"/>
+      <w:numFmt w:val="bullet"/>
+      <w:lvlText w:val=""/>
+      <w:lvlJc w:val="left"/>
+      <w:pPr>
+        <w:tabs>
+          <w:tab w:val="num" w:pos="2160"/>
+        </w:tabs>
+        <w:ind w:left="2160" w:hanging="360"/>
+      </w:pPr>
+      <w:rPr>
+        <w:rFonts w:ascii="Wingdings" w:hAnsi="Wingdings" w:hint="default"/>
+        <w:sz w:val="20"/>
+      </w:rPr>
+    </w:lvl>
+    <w:lvl w:ilvl="3" w:tentative="1">
+      <w:start w:val="1"/>
+      <w:numFmt w:val="bullet"/>
+      <w:lvlText w:val=""/>
+      <w:lvlJc w:val="left"/>
+      <w:pPr>
+        <w:tabs>
+          <w:tab w:val="num" w:pos="2880"/>
+        </w:tabs>
+        <w:ind w:left="2880" w:hanging="360"/>
+      </w:pPr>
+      <w:rPr>
+        <w:rFonts w:ascii="Wingdings" w:hAnsi="Wingdings" w:hint="default"/>
+        <w:sz w:val="20"/>
+      </w:rPr>
+    </w:lvl>
+    <w:lvl w:ilvl="4" w:tentative="1">
+      <w:start w:val="1"/>
+      <w:numFmt w:val="bullet"/>
+      <w:lvlText w:val=""/>
+      <w:lvlJc w:val="left"/>
+      <w:pPr>
+        <w:tabs>
+          <w:tab w:val="num" w:pos="3600"/>
+        </w:tabs>
+        <w:ind w:left="3600" w:hanging="360"/>
+      </w:pPr>
+      <w:rPr>
+        <w:rFonts w:ascii="Wingdings" w:hAnsi="Wingdings" w:hint="default"/>
+        <w:sz w:val="20"/>
+      </w:rPr>
+    </w:lvl>
+    <w:lvl w:ilvl="5" w:tentative="1">
+      <w:start w:val="1"/>
+      <w:numFmt w:val="bullet"/>
+      <w:lvlText w:val=""/>
+      <w:lvlJc w:val="left"/>
+      <w:pPr>
+        <w:tabs>
+          <w:tab w:val="num" w:pos="4320"/>
+        </w:tabs>
+        <w:ind w:left="4320" w:hanging="360"/>
+      </w:pPr>
+      <w:rPr>
+        <w:rFonts w:ascii="Wingdings" w:hAnsi="Wingdings" w:hint="default"/>
+        <w:sz w:val="20"/>
+      </w:rPr>
+    </w:lvl>
+    <w:lvl w:ilvl="6" w:tentative="1">
+      <w:start w:val="1"/>
+      <w:numFmt w:val="bullet"/>
+      <w:lvlText w:val=""/>
+      <w:lvlJc w:val="left"/>
+      <w:pPr>
+        <w:tabs>
+          <w:tab w:val="num" w:pos="5040"/>
+        </w:tabs>
+        <w:ind w:left="5040" w:hanging="360"/>
+      </w:pPr>
+      <w:rPr>
+        <w:rFonts w:ascii="Wingdings" w:hAnsi="Wingdings" w:hint="default"/>
+        <w:sz w:val="20"/>
+      </w:rPr>
+    </w:lvl>
+    <w:lvl w:ilvl="7" w:tentative="1">
+      <w:start w:val="1"/>
+      <w:numFmt w:val="bullet"/>
+      <w:lvlText w:val=""/>
+      <w:lvlJc w:val="left"/>
+      <w:pPr>
+        <w:tabs>
+          <w:tab w:val="num" w:pos="5760"/>
+        </w:tabs>
+        <w:ind w:left="5760" w:hanging="360"/>
+      </w:pPr>
+      <w:rPr>
+        <w:rFonts w:ascii="Wingdings" w:hAnsi="Wingdings" w:hint="default"/>
+        <w:sz w:val="20"/>
+      </w:rPr>
+    </w:lvl>
+    <w:lvl w:ilvl="8" w:tentative="1">
+      <w:start w:val="1"/>
+      <w:numFmt w:val="bullet"/>
+      <w:lvlText w:val=""/>
+      <w:lvlJc w:val="left"/>
+      <w:pPr>
+        <w:tabs>
+          <w:tab w:val="num" w:pos="6480"/>
+        </w:tabs>
+        <w:ind w:left="6480" w:hanging="360"/>
+      </w:pPr>
+      <w:rPr>
+        <w:rFonts w:ascii="Wingdings" w:hAnsi="Wingdings" w:hint="default"/>
+        <w:sz w:val="20"/>
+      </w:rPr>
+    </w:lvl>
+  </w:abstractNum>
+  <w:abstractNum w:abstractNumId="13" w15:restartNumberingAfterBreak="0">
     <w:nsid w:val="631A2BCC"/>
     <w:multiLevelType w:val="hybridMultilevel"/>
     <w:tmpl w:val="73BED6A6"/>
@@ -7649,7 +7947,7 @@
       </w:rPr>
     </w:lvl>
   </w:abstractNum>
-  <w:abstractNum w:abstractNumId="13" w15:restartNumberingAfterBreak="0">
+  <w:abstractNum w:abstractNumId="14" w15:restartNumberingAfterBreak="0">
     <w:nsid w:val="679C2060"/>
     <w:multiLevelType w:val="multilevel"/>
     <w:tmpl w:val="702CC892"/>
@@ -7798,7 +8096,7 @@
       </w:rPr>
     </w:lvl>
   </w:abstractNum>
-  <w:abstractNum w:abstractNumId="14" w15:restartNumberingAfterBreak="0">
+  <w:abstractNum w:abstractNumId="15" w15:restartNumberingAfterBreak="0">
     <w:nsid w:val="75620646"/>
     <w:multiLevelType w:val="multilevel"/>
     <w:tmpl w:val="BBDEE05C"/>
@@ -7947,7 +8245,7 @@
       </w:rPr>
     </w:lvl>
   </w:abstractNum>
-  <w:abstractNum w:abstractNumId="15" w15:restartNumberingAfterBreak="0">
+  <w:abstractNum w:abstractNumId="16" w15:restartNumberingAfterBreak="0">
     <w:nsid w:val="7FB7762F"/>
     <w:multiLevelType w:val="multilevel"/>
     <w:tmpl w:val="99AAB736"/>
@@ -8100,7 +8398,7 @@
     <w:abstractNumId w:val="1"/>
   </w:num>
   <w:num w:numId="2" w16cid:durableId="1810853906">
-    <w:abstractNumId w:val="14"/>
+    <w:abstractNumId w:val="15"/>
   </w:num>
   <w:num w:numId="3" w16cid:durableId="1109739285">
     <w:abstractNumId w:val="4"/>
@@ -8109,10 +8407,10 @@
     <w:abstractNumId w:val="9"/>
   </w:num>
   <w:num w:numId="5" w16cid:durableId="145587775">
-    <w:abstractNumId w:val="13"/>
+    <w:abstractNumId w:val="14"/>
   </w:num>
   <w:num w:numId="6" w16cid:durableId="237640825">
-    <w:abstractNumId w:val="15"/>
+    <w:abstractNumId w:val="16"/>
   </w:num>
   <w:num w:numId="7" w16cid:durableId="399057745">
     <w:abstractNumId w:val="0"/>
@@ -8133,7 +8431,7 @@
     <w:abstractNumId w:val="11"/>
   </w:num>
   <w:num w:numId="13" w16cid:durableId="1608583809">
-    <w:abstractNumId w:val="12"/>
+    <w:abstractNumId w:val="13"/>
   </w:num>
   <w:num w:numId="14" w16cid:durableId="499199462">
     <w:abstractNumId w:val="8"/>
@@ -8143,6 +8441,9 @@
   </w:num>
   <w:num w:numId="16" w16cid:durableId="898059435">
     <w:abstractNumId w:val="7"/>
+  </w:num>
+  <w:num w:numId="17" w16cid:durableId="1372420974">
+    <w:abstractNumId w:val="12"/>
   </w:num>
 </w:numbering>
 </file>

--- a/A Systematic Review of Keypoint Detection in Plant Phenotyping Algorithms, Applications, and Quantitative Performance.docx
+++ b/A Systematic Review of Keypoint Detection in Plant Phenotyping Algorithms, Applications, and Quantitative Performance.docx
@@ -275,6 +275,166 @@
       <w:pPr>
         <w:rPr>
           <w:rFonts w:ascii="Times New Roman" w:hAnsi="Times New Roman" w:cs="Times New Roman"/>
+        </w:rPr>
+      </w:pPr>
+    </w:p>
+    <w:p>
+      <w:pPr>
+        <w:rPr>
+          <w:rFonts w:ascii="Times New Roman" w:hAnsi="Times New Roman" w:cs="Times New Roman"/>
+        </w:rPr>
+      </w:pPr>
+      <w:r>
+        <w:rPr>
+          <w:rFonts w:ascii="Segoe UI Symbol" w:hAnsi="Segoe UI Symbol" w:cs="Segoe UI Symbol"/>
+        </w:rPr>
+        <w:t>✔</w:t>
+      </w:r>
+      <w:r>
+        <w:rPr>
+          <w:rFonts w:ascii="Times New Roman" w:hAnsi="Times New Roman" w:cs="Times New Roman"/>
+        </w:rPr>
+        <w:t xml:space="preserve"> </w:t>
+      </w:r>
+      <w:r>
+        <w:rPr>
+          <w:rFonts w:ascii="Times New Roman" w:hAnsi="Times New Roman" w:cs="Times New Roman"/>
+          <w:b/>
+          <w:bCs/>
+        </w:rPr>
+        <w:t>关键点不一定是物理上的点，而是语义位置</w:t>
+      </w:r>
+      <w:r>
+        <w:rPr>
+          <w:rFonts w:ascii="Times New Roman" w:hAnsi="Times New Roman" w:cs="Times New Roman"/>
+        </w:rPr>
+        <w:br/>
+      </w:r>
+      <w:r>
+        <w:rPr>
+          <w:rFonts w:ascii="Segoe UI Symbol" w:hAnsi="Segoe UI Symbol" w:cs="Segoe UI Symbol"/>
+        </w:rPr>
+        <w:t>✔</w:t>
+      </w:r>
+      <w:r>
+        <w:rPr>
+          <w:rFonts w:ascii="Times New Roman" w:hAnsi="Times New Roman" w:cs="Times New Roman"/>
+        </w:rPr>
+        <w:t xml:space="preserve"> </w:t>
+      </w:r>
+      <w:r>
+        <w:rPr>
+          <w:rFonts w:ascii="Times New Roman" w:hAnsi="Times New Roman" w:cs="Times New Roman"/>
+          <w:b/>
+          <w:bCs/>
+        </w:rPr>
+        <w:t>检测叶柄等结构再提取中心，可以作为关键点检测方法</w:t>
+      </w:r>
+      <w:r>
+        <w:rPr>
+          <w:rFonts w:ascii="Times New Roman" w:hAnsi="Times New Roman" w:cs="Times New Roman"/>
+        </w:rPr>
+        <w:br/>
+      </w:r>
+      <w:r>
+        <w:rPr>
+          <w:rFonts w:ascii="Segoe UI Symbol" w:hAnsi="Segoe UI Symbol" w:cs="Segoe UI Symbol"/>
+        </w:rPr>
+        <w:t>✔</w:t>
+      </w:r>
+      <w:r>
+        <w:rPr>
+          <w:rFonts w:ascii="Times New Roman" w:hAnsi="Times New Roman" w:cs="Times New Roman"/>
+        </w:rPr>
+        <w:t xml:space="preserve"> </w:t>
+      </w:r>
+      <w:r>
+        <w:rPr>
+          <w:rFonts w:ascii="Times New Roman" w:hAnsi="Times New Roman" w:cs="Times New Roman"/>
+          <w:b/>
+          <w:bCs/>
+        </w:rPr>
+        <w:t>叶柄、节点、分叉点等都是植物结构的自然关键点</w:t>
+      </w:r>
+      <w:r>
+        <w:rPr>
+          <w:rFonts w:ascii="Times New Roman" w:hAnsi="Times New Roman" w:cs="Times New Roman"/>
+        </w:rPr>
+        <w:br/>
+      </w:r>
+      <w:r>
+        <w:rPr>
+          <w:rFonts w:ascii="Segoe UI Symbol" w:hAnsi="Segoe UI Symbol" w:cs="Segoe UI Symbol"/>
+        </w:rPr>
+        <w:t>✔</w:t>
+      </w:r>
+      <w:r>
+        <w:rPr>
+          <w:rFonts w:ascii="Times New Roman" w:hAnsi="Times New Roman" w:cs="Times New Roman"/>
+        </w:rPr>
+        <w:t xml:space="preserve"> </w:t>
+      </w:r>
+      <w:r>
+        <w:rPr>
+          <w:rFonts w:ascii="Times New Roman" w:hAnsi="Times New Roman" w:cs="Times New Roman"/>
+          <w:b/>
+          <w:bCs/>
+        </w:rPr>
+        <w:t>这种方法属于</w:t>
+      </w:r>
+      <w:r>
+        <w:rPr>
+          <w:rFonts w:ascii="Times New Roman" w:hAnsi="Times New Roman" w:cs="Times New Roman"/>
+          <w:b/>
+          <w:bCs/>
+        </w:rPr>
+        <w:t>“</w:t>
+      </w:r>
+      <w:r>
+        <w:rPr>
+          <w:rFonts w:ascii="Times New Roman" w:hAnsi="Times New Roman" w:cs="Times New Roman"/>
+          <w:b/>
+          <w:bCs/>
+        </w:rPr>
+        <w:t>检测</w:t>
+      </w:r>
+      <w:r>
+        <w:rPr>
+          <w:rFonts w:ascii="Times New Roman" w:hAnsi="Times New Roman" w:cs="Times New Roman"/>
+          <w:b/>
+          <w:bCs/>
+        </w:rPr>
+        <w:t>-</w:t>
+      </w:r>
+      <w:r>
+        <w:rPr>
+          <w:rFonts w:ascii="Times New Roman" w:hAnsi="Times New Roman" w:cs="Times New Roman"/>
+          <w:b/>
+          <w:bCs/>
+        </w:rPr>
+        <w:t>定位型关键点检测</w:t>
+      </w:r>
+      <w:r>
+        <w:rPr>
+          <w:rFonts w:ascii="Times New Roman" w:hAnsi="Times New Roman" w:cs="Times New Roman"/>
+          <w:b/>
+          <w:bCs/>
+        </w:rPr>
+        <w:t>”</w:t>
+      </w:r>
+      <w:r>
+        <w:rPr>
+          <w:rFonts w:ascii="Times New Roman" w:hAnsi="Times New Roman" w:cs="Times New Roman"/>
+          <w:b/>
+          <w:bCs/>
+        </w:rPr>
+        <w:t>，是你综述里非常重要的类别</w:t>
+      </w:r>
+    </w:p>
+    <w:p>
+      <w:pPr>
+        <w:rPr>
+          <w:rFonts w:ascii="Times New Roman" w:hAnsi="Times New Roman" w:cs="Times New Roman" w:hint="eastAsia"/>
         </w:rPr>
       </w:pPr>
     </w:p>
@@ -362,7 +522,6 @@
           <w:sz w:val="16"/>
           <w:szCs w:val="16"/>
         </w:rPr>
-        <w:lastRenderedPageBreak/>
         <w:t>在计算机视觉中，关键点是图像中具有独特性和可重复性的特定兴趣点。这些点作为结构紧凑的地标，代表着一个物体或一个场景，使机器能够更详细地理解和分析视觉内容。</w:t>
       </w:r>
       <w:r>
@@ -425,13 +584,23 @@
         </w:rPr>
         <w:t>高级</w:t>
       </w:r>
+      <w:proofErr w:type="gramStart"/>
       <w:r>
         <w:rPr>
           <w:rStyle w:val="af4"/>
           <w:sz w:val="16"/>
           <w:szCs w:val="16"/>
         </w:rPr>
-        <w:t>子任务缺乏系统性总结</w:t>
+        <w:t>子任务</w:t>
+      </w:r>
+      <w:proofErr w:type="gramEnd"/>
+      <w:r>
+        <w:rPr>
+          <w:rStyle w:val="af4"/>
+          <w:sz w:val="16"/>
+          <w:szCs w:val="16"/>
+        </w:rPr>
+        <w:t>缺乏系统性总结</w:t>
       </w:r>
       <w:r>
         <w:rPr>
@@ -1002,13 +1171,29 @@
           <w:szCs w:val="16"/>
         </w:rPr>
         <w:br/>
-        <w:t>基于深度学习：热图回归、直接坐标回归</w:t>
-      </w:r>
+        <w:t>基于深度学习：</w:t>
+      </w:r>
+      <w:proofErr w:type="gramStart"/>
       <w:r>
         <w:rPr>
           <w:sz w:val="16"/>
           <w:szCs w:val="16"/>
         </w:rPr>
+        <w:t>热图回归</w:t>
+      </w:r>
+      <w:proofErr w:type="gramEnd"/>
+      <w:r>
+        <w:rPr>
+          <w:sz w:val="16"/>
+          <w:szCs w:val="16"/>
+        </w:rPr>
+        <w:t>、直接坐标回归</w:t>
+      </w:r>
+      <w:r>
+        <w:rPr>
+          <w:sz w:val="16"/>
+          <w:szCs w:val="16"/>
+        </w:rPr>
         <w:br/>
         <w:t>常用架构：R-CNN 系列、YOLO 系列、Transformer-based</w:t>
       </w:r>
@@ -1113,15 +1298,7 @@
           <w:b/>
           <w:bCs/>
         </w:rPr>
-        <w:t xml:space="preserve"> for </w:t>
-      </w:r>
-      <w:r>
-        <w:rPr>
-          <w:rFonts w:ascii="Times New Roman" w:eastAsia="宋体" w:hAnsi="Times New Roman" w:cs="Times New Roman"/>
-          <w:b/>
-          <w:bCs/>
-        </w:rPr>
-        <w:t>keypoint detection</w:t>
+        <w:t xml:space="preserve"> for keypoint detection</w:t>
       </w:r>
     </w:p>
     <w:p>
@@ -1140,6 +1317,7 @@
           <w:sz w:val="20"/>
           <w:szCs w:val="20"/>
         </w:rPr>
+        <w:lastRenderedPageBreak/>
         <w:t xml:space="preserve">2.1 </w:t>
       </w:r>
       <w:r>
@@ -1148,15 +1326,42 @@
           <w:sz w:val="20"/>
           <w:szCs w:val="20"/>
         </w:rPr>
-        <w:t xml:space="preserve">Keypoint </w:t>
-      </w:r>
-      <w:r>
+        <w:t>Keypoint representation</w:t>
+      </w:r>
+    </w:p>
+    <w:p>
+      <w:pPr>
+        <w:pStyle w:val="af3"/>
+        <w:outlineLvl w:val="1"/>
         <w:rPr>
           <w:rFonts w:ascii="Times New Roman" w:hAnsi="Times New Roman" w:cs="Times New Roman"/>
           <w:sz w:val="20"/>
           <w:szCs w:val="20"/>
         </w:rPr>
-        <w:t>representation</w:t>
+      </w:pPr>
+      <w:r>
+        <w:rPr>
+          <w:rFonts w:ascii="Times New Roman" w:hAnsi="Times New Roman" w:cs="Times New Roman" w:hint="eastAsia"/>
+          <w:sz w:val="20"/>
+          <w:szCs w:val="20"/>
+        </w:rPr>
+        <w:t xml:space="preserve">2.2 </w:t>
+      </w:r>
+      <w:r>
+        <w:rPr>
+          <w:rFonts w:ascii="Times New Roman" w:hAnsi="Times New Roman" w:cs="Times New Roman"/>
+          <w:sz w:val="20"/>
+          <w:szCs w:val="20"/>
+        </w:rPr>
+        <w:t xml:space="preserve">Keypoint feature </w:t>
+      </w:r>
+      <w:r>
+        <w:rPr>
+          <w:rFonts w:ascii="Times New Roman" w:hAnsi="Times New Roman" w:cs="Times New Roman" w:hint="eastAsia"/>
+          <w:sz w:val="20"/>
+          <w:szCs w:val="20"/>
+        </w:rPr>
+        <w:t>engineering</w:t>
       </w:r>
     </w:p>
     <w:p>
@@ -1175,31 +1380,34 @@
           <w:sz w:val="20"/>
           <w:szCs w:val="20"/>
         </w:rPr>
-        <w:t>2.</w:t>
-      </w:r>
-      <w:r>
-        <w:rPr>
-          <w:rFonts w:ascii="Times New Roman" w:hAnsi="Times New Roman" w:cs="Times New Roman" w:hint="eastAsia"/>
+        <w:t xml:space="preserve">2.3 </w:t>
+      </w:r>
+      <w:r>
+        <w:rPr>
+          <w:rFonts w:ascii="Times New Roman" w:hAnsi="Times New Roman" w:cs="Times New Roman"/>
           <w:sz w:val="20"/>
           <w:szCs w:val="20"/>
         </w:rPr>
-        <w:t>2</w:t>
-      </w:r>
-      <w:r>
-        <w:rPr>
-          <w:rFonts w:ascii="Times New Roman" w:hAnsi="Times New Roman" w:cs="Times New Roman" w:hint="eastAsia"/>
+        <w:t>Computer vision tasks based on keypoint</w:t>
+      </w:r>
+    </w:p>
+    <w:p>
+      <w:pPr>
+        <w:pStyle w:val="af3"/>
+        <w:outlineLvl w:val="1"/>
+        <w:rPr>
+          <w:rFonts w:ascii="Times New Roman" w:hAnsi="Times New Roman" w:cs="Times New Roman"/>
           <w:sz w:val="20"/>
           <w:szCs w:val="20"/>
         </w:rPr>
-        <w:t xml:space="preserve"> </w:t>
-      </w:r>
-      <w:r>
-        <w:rPr>
-          <w:rFonts w:ascii="Times New Roman" w:hAnsi="Times New Roman" w:cs="Times New Roman"/>
+      </w:pPr>
+      <w:r>
+        <w:rPr>
+          <w:rFonts w:ascii="Times New Roman" w:hAnsi="Times New Roman" w:cs="Times New Roman" w:hint="eastAsia"/>
           <w:sz w:val="20"/>
           <w:szCs w:val="20"/>
         </w:rPr>
-        <w:t xml:space="preserve">Keypoint feature </w:t>
+        <w:t xml:space="preserve">2.4 </w:t>
       </w:r>
       <w:r>
         <w:rPr>
@@ -1207,152 +1415,168 @@
           <w:sz w:val="20"/>
           <w:szCs w:val="20"/>
         </w:rPr>
-        <w:t>engineering</w:t>
-      </w:r>
-    </w:p>
-    <w:p>
-      <w:pPr>
-        <w:pStyle w:val="af3"/>
-        <w:outlineLvl w:val="1"/>
+        <w:t>Different technology</w:t>
+      </w:r>
+      <w:r>
         <w:rPr>
           <w:rFonts w:ascii="Times New Roman" w:hAnsi="Times New Roman" w:cs="Times New Roman"/>
           <w:sz w:val="20"/>
           <w:szCs w:val="20"/>
         </w:rPr>
-      </w:pPr>
-      <w:r>
-        <w:rPr>
-          <w:rFonts w:ascii="Times New Roman" w:hAnsi="Times New Roman" w:cs="Times New Roman" w:hint="eastAsia"/>
+        <w:t xml:space="preserve"> based on keypoint</w:t>
+      </w:r>
+    </w:p>
+    <w:p>
+      <w:pPr>
+        <w:pStyle w:val="af3"/>
+        <w:rPr>
+          <w:rFonts w:ascii="Times New Roman" w:hAnsi="Times New Roman" w:cs="Times New Roman" w:hint="eastAsia"/>
+          <w:b/>
+          <w:bCs/>
           <w:sz w:val="20"/>
           <w:szCs w:val="20"/>
         </w:rPr>
-        <w:lastRenderedPageBreak/>
-        <w:t>2.</w:t>
-      </w:r>
-      <w:r>
-        <w:rPr>
-          <w:rFonts w:ascii="Times New Roman" w:hAnsi="Times New Roman" w:cs="Times New Roman" w:hint="eastAsia"/>
+      </w:pPr>
+      <w:r>
+        <w:rPr>
+          <w:rFonts w:ascii="Times New Roman" w:hAnsi="Times New Roman" w:cs="Times New Roman"/>
+          <w:b/>
+          <w:bCs/>
           <w:sz w:val="20"/>
           <w:szCs w:val="20"/>
         </w:rPr>
-        <w:t>3</w:t>
-      </w:r>
-      <w:r>
-        <w:rPr>
-          <w:rFonts w:ascii="Times New Roman" w:hAnsi="Times New Roman" w:cs="Times New Roman" w:hint="eastAsia"/>
+        <w:t xml:space="preserve">1. </w:t>
+      </w:r>
+      <w:r>
+        <w:rPr>
+          <w:rFonts w:ascii="Times New Roman" w:hAnsi="Times New Roman" w:cs="Times New Roman"/>
+          <w:b/>
+          <w:bCs/>
           <w:sz w:val="20"/>
           <w:szCs w:val="20"/>
         </w:rPr>
-        <w:t xml:space="preserve"> </w:t>
-      </w:r>
-      <w:r>
-        <w:rPr>
-          <w:rFonts w:ascii="Times New Roman" w:hAnsi="Times New Roman" w:cs="Times New Roman"/>
+        <w:t>端到</w:t>
+      </w:r>
+      <w:proofErr w:type="gramStart"/>
+      <w:r>
+        <w:rPr>
+          <w:rFonts w:ascii="Times New Roman" w:hAnsi="Times New Roman" w:cs="Times New Roman"/>
+          <w:b/>
+          <w:bCs/>
           <w:sz w:val="20"/>
           <w:szCs w:val="20"/>
         </w:rPr>
-        <w:t>C</w:t>
-      </w:r>
-      <w:r>
-        <w:rPr>
-          <w:rFonts w:ascii="Times New Roman" w:hAnsi="Times New Roman" w:cs="Times New Roman"/>
+        <w:t>端关键</w:t>
+      </w:r>
+      <w:proofErr w:type="gramEnd"/>
+      <w:r>
+        <w:rPr>
+          <w:rFonts w:ascii="Times New Roman" w:hAnsi="Times New Roman" w:cs="Times New Roman"/>
+          <w:b/>
+          <w:bCs/>
           <w:sz w:val="20"/>
           <w:szCs w:val="20"/>
         </w:rPr>
-        <w:t>omputer vision tasks</w:t>
-      </w:r>
-      <w:r>
-        <w:rPr>
-          <w:rFonts w:ascii="Times New Roman" w:hAnsi="Times New Roman" w:cs="Times New Roman"/>
+        <w:t>点检测方法（</w:t>
+      </w:r>
+      <w:r>
+        <w:rPr>
+          <w:rFonts w:ascii="Times New Roman" w:hAnsi="Times New Roman" w:cs="Times New Roman"/>
+          <w:b/>
+          <w:bCs/>
           <w:sz w:val="20"/>
           <w:szCs w:val="20"/>
         </w:rPr>
-        <w:t xml:space="preserve"> based on keypoint</w:t>
-      </w:r>
-    </w:p>
-    <w:p>
-      <w:pPr>
-        <w:pStyle w:val="af3"/>
-        <w:outlineLvl w:val="1"/>
-        <w:rPr>
-          <w:rFonts w:ascii="Times New Roman" w:hAnsi="Times New Roman" w:cs="Times New Roman"/>
+        <w:t>2D/3D</w:t>
+      </w:r>
+      <w:r>
+        <w:rPr>
+          <w:rFonts w:ascii="Times New Roman" w:hAnsi="Times New Roman" w:cs="Times New Roman"/>
+          <w:b/>
+          <w:bCs/>
           <w:sz w:val="20"/>
           <w:szCs w:val="20"/>
         </w:rPr>
-      </w:pPr>
-      <w:r>
-        <w:rPr>
-          <w:rFonts w:ascii="Times New Roman" w:hAnsi="Times New Roman" w:cs="Times New Roman" w:hint="eastAsia"/>
+        <w:t>）</w:t>
+      </w:r>
+      <w:r>
+        <w:rPr>
+          <w:rFonts w:ascii="Times New Roman" w:hAnsi="Times New Roman" w:cs="Times New Roman" w:hint="eastAsia"/>
+          <w:b/>
+          <w:bCs/>
           <w:sz w:val="20"/>
           <w:szCs w:val="20"/>
         </w:rPr>
-        <w:t>2.</w:t>
-      </w:r>
-      <w:r>
-        <w:rPr>
-          <w:rFonts w:ascii="Times New Roman" w:hAnsi="Times New Roman" w:cs="Times New Roman" w:hint="eastAsia"/>
+        <w:t xml:space="preserve">- </w:t>
+      </w:r>
+      <w:r>
+        <w:rPr>
+          <w:rFonts w:ascii="Times New Roman" w:hAnsi="Times New Roman" w:cs="Times New Roman"/>
+          <w:b/>
+          <w:bCs/>
           <w:sz w:val="20"/>
           <w:szCs w:val="20"/>
         </w:rPr>
-        <w:t>4</w:t>
-      </w:r>
-      <w:r>
-        <w:rPr>
-          <w:rFonts w:ascii="Times New Roman" w:hAnsi="Times New Roman" w:cs="Times New Roman" w:hint="eastAsia"/>
+        <w:t>直接关键点检测（</w:t>
+      </w:r>
+      <w:r>
+        <w:rPr>
+          <w:rFonts w:ascii="Times New Roman" w:hAnsi="Times New Roman" w:cs="Times New Roman"/>
+          <w:b/>
+          <w:bCs/>
           <w:sz w:val="20"/>
           <w:szCs w:val="20"/>
         </w:rPr>
-        <w:t xml:space="preserve"> </w:t>
-      </w:r>
-      <w:r>
-        <w:rPr>
-          <w:rFonts w:ascii="Times New Roman" w:hAnsi="Times New Roman" w:cs="Times New Roman" w:hint="eastAsia"/>
+        <w:t>heatmap / regression</w:t>
+      </w:r>
+      <w:r>
+        <w:rPr>
+          <w:rFonts w:ascii="Times New Roman" w:hAnsi="Times New Roman" w:cs="Times New Roman"/>
+          <w:b/>
+          <w:bCs/>
           <w:sz w:val="20"/>
           <w:szCs w:val="20"/>
         </w:rPr>
-        <w:t>Different technology</w:t>
-      </w:r>
-      <w:r>
+        <w:t>）</w:t>
+      </w:r>
+    </w:p>
+    <w:p>
+      <w:pPr>
+        <w:pStyle w:val="af3"/>
         <w:rPr>
           <w:rFonts w:ascii="Times New Roman" w:hAnsi="Times New Roman" w:cs="Times New Roman"/>
           <w:sz w:val="20"/>
           <w:szCs w:val="20"/>
         </w:rPr>
-        <w:t xml:space="preserve"> based on keypoint</w:t>
-      </w:r>
-    </w:p>
-    <w:p>
-      <w:pPr>
-        <w:pStyle w:val="af3"/>
-        <w:rPr>
-          <w:rFonts w:ascii="Times New Roman" w:hAnsi="Times New Roman" w:cs="Times New Roman"/>
-          <w:b/>
-          <w:bCs/>
+      </w:pPr>
+      <w:r>
+        <w:rPr>
+          <w:rFonts w:ascii="Times New Roman" w:hAnsi="Times New Roman" w:cs="Times New Roman"/>
           <w:sz w:val="20"/>
           <w:szCs w:val="20"/>
         </w:rPr>
-      </w:pPr>
-      <w:r>
-        <w:rPr>
-          <w:rFonts w:ascii="Times New Roman" w:hAnsi="Times New Roman" w:cs="Times New Roman"/>
-          <w:b/>
-          <w:bCs/>
+        <w:t>如</w:t>
+      </w:r>
+      <w:r>
+        <w:rPr>
+          <w:rFonts w:ascii="Times New Roman" w:hAnsi="Times New Roman" w:cs="Times New Roman"/>
           <w:sz w:val="20"/>
           <w:szCs w:val="20"/>
         </w:rPr>
-        <w:t xml:space="preserve">1. </w:t>
-      </w:r>
-      <w:r>
-        <w:rPr>
-          <w:rFonts w:ascii="Times New Roman" w:hAnsi="Times New Roman" w:cs="Times New Roman"/>
-          <w:b/>
-          <w:bCs/>
+        <w:t xml:space="preserve"> HRNet, MMPose, CenterNet, Keypoint R-CNN, YOLO-Pose </w:t>
+      </w:r>
+      <w:r>
+        <w:rPr>
+          <w:rFonts w:ascii="Times New Roman" w:hAnsi="Times New Roman" w:cs="Times New Roman"/>
           <w:sz w:val="20"/>
           <w:szCs w:val="20"/>
         </w:rPr>
-        <w:t>端到端关键点检测方法（</w:t>
-      </w:r>
-      <w:r>
+        <w:t>等在植物上的应用。</w:t>
+      </w:r>
+    </w:p>
+    <w:p>
+      <w:pPr>
+        <w:pStyle w:val="af3"/>
         <w:rPr>
           <w:rFonts w:ascii="Times New Roman" w:hAnsi="Times New Roman" w:cs="Times New Roman"/>
           <w:b/>
@@ -1360,56 +1584,58 @@
           <w:sz w:val="20"/>
           <w:szCs w:val="20"/>
         </w:rPr>
-        <w:t>2D/3D</w:t>
-      </w:r>
-      <w:r>
-        <w:rPr>
-          <w:rFonts w:ascii="Times New Roman" w:hAnsi="Times New Roman" w:cs="Times New Roman"/>
+      </w:pPr>
+      <w:r>
+        <w:rPr>
+          <w:rFonts w:ascii="Times New Roman" w:hAnsi="Times New Roman" w:cs="Times New Roman" w:hint="eastAsia"/>
           <w:b/>
           <w:bCs/>
           <w:sz w:val="20"/>
           <w:szCs w:val="20"/>
         </w:rPr>
-        <w:t>）</w:t>
-      </w:r>
-    </w:p>
-    <w:p>
-      <w:pPr>
-        <w:pStyle w:val="af3"/>
-        <w:rPr>
-          <w:rFonts w:ascii="Times New Roman" w:hAnsi="Times New Roman" w:cs="Times New Roman"/>
+        <w:t>2.</w:t>
+      </w:r>
+      <w:r>
+        <w:rPr>
+          <w:rFonts w:ascii="Times New Roman" w:hAnsi="Times New Roman" w:cs="Times New Roman"/>
+          <w:b/>
+          <w:bCs/>
           <w:sz w:val="20"/>
           <w:szCs w:val="20"/>
         </w:rPr>
-      </w:pPr>
-      <w:r>
-        <w:rPr>
-          <w:rFonts w:ascii="Times New Roman" w:hAnsi="Times New Roman" w:cs="Times New Roman"/>
+        <w:t xml:space="preserve"> </w:t>
+      </w:r>
+      <w:r>
+        <w:rPr>
+          <w:rFonts w:ascii="Times New Roman" w:hAnsi="Times New Roman" w:cs="Times New Roman"/>
+          <w:b/>
+          <w:bCs/>
           <w:sz w:val="20"/>
           <w:szCs w:val="20"/>
         </w:rPr>
-        <w:t>如</w:t>
-      </w:r>
-      <w:r>
-        <w:rPr>
-          <w:rFonts w:ascii="Times New Roman" w:hAnsi="Times New Roman" w:cs="Times New Roman"/>
+        <w:t>检测</w:t>
+      </w:r>
+      <w:r>
+        <w:rPr>
+          <w:rFonts w:ascii="Times New Roman" w:hAnsi="Times New Roman" w:cs="Times New Roman"/>
+          <w:b/>
+          <w:bCs/>
           <w:sz w:val="20"/>
           <w:szCs w:val="20"/>
         </w:rPr>
-        <w:t xml:space="preserve"> HRNet, MMPose, CenterNet, Keypoint R-CNN, YOLO-Pose </w:t>
-      </w:r>
-      <w:r>
-        <w:rPr>
-          <w:rFonts w:ascii="Times New Roman" w:hAnsi="Times New Roman" w:cs="Times New Roman"/>
+        <w:t>/</w:t>
+      </w:r>
+      <w:r>
+        <w:rPr>
+          <w:rFonts w:ascii="Times New Roman" w:hAnsi="Times New Roman" w:cs="Times New Roman"/>
+          <w:b/>
+          <w:bCs/>
           <w:sz w:val="20"/>
           <w:szCs w:val="20"/>
         </w:rPr>
-        <w:t>等在植物上的应用。</w:t>
-      </w:r>
-    </w:p>
-    <w:p>
-      <w:pPr>
-        <w:pStyle w:val="af3"/>
+        <w:t>分割</w:t>
+      </w:r>
+      <w:r>
         <w:rPr>
           <w:rFonts w:ascii="Times New Roman" w:hAnsi="Times New Roman" w:cs="Times New Roman"/>
           <w:b/>
@@ -1417,7 +1643,8 @@
           <w:sz w:val="20"/>
           <w:szCs w:val="20"/>
         </w:rPr>
-      </w:pPr>
+        <w:t xml:space="preserve"> → </w:t>
+      </w:r>
       <w:r>
         <w:rPr>
           <w:rFonts w:ascii="Times New Roman" w:hAnsi="Times New Roman" w:cs="Times New Roman"/>
@@ -1426,7 +1653,7 @@
           <w:sz w:val="20"/>
           <w:szCs w:val="20"/>
         </w:rPr>
-        <w:t xml:space="preserve">2. </w:t>
+        <w:t>点云重建</w:t>
       </w:r>
       <w:r>
         <w:rPr>
@@ -1436,7 +1663,7 @@
           <w:sz w:val="20"/>
           <w:szCs w:val="20"/>
         </w:rPr>
-        <w:t>基于姿态</w:t>
+        <w:t xml:space="preserve"> → </w:t>
       </w:r>
       <w:r>
         <w:rPr>
@@ -1446,8 +1673,9 @@
           <w:sz w:val="20"/>
           <w:szCs w:val="20"/>
         </w:rPr>
-        <w:t>/</w:t>
-      </w:r>
+        <w:t>传统几何算法</w:t>
+      </w:r>
+      <w:proofErr w:type="gramStart"/>
       <w:r>
         <w:rPr>
           <w:rFonts w:ascii="Times New Roman" w:hAnsi="Times New Roman" w:cs="Times New Roman"/>
@@ -1456,12 +1684,10 @@
           <w:sz w:val="20"/>
           <w:szCs w:val="20"/>
         </w:rPr>
-        <w:t>骨架的关键点检测（在植物表型学中的改编）</w:t>
-      </w:r>
-    </w:p>
-    <w:p>
-      <w:pPr>
-        <w:pStyle w:val="af3"/>
+        <w:t>找关键</w:t>
+      </w:r>
+      <w:proofErr w:type="gramEnd"/>
+      <w:r>
         <w:rPr>
           <w:rFonts w:ascii="Times New Roman" w:hAnsi="Times New Roman" w:cs="Times New Roman"/>
           <w:b/>
@@ -1469,35 +1695,33 @@
           <w:sz w:val="20"/>
           <w:szCs w:val="20"/>
         </w:rPr>
-      </w:pPr>
-      <w:r>
-        <w:rPr>
-          <w:rFonts w:ascii="Times New Roman" w:hAnsi="Times New Roman" w:cs="Times New Roman"/>
-          <w:b/>
-          <w:bCs/>
+        <w:t>点</w:t>
+      </w:r>
+    </w:p>
+    <w:p>
+      <w:pPr>
+        <w:pStyle w:val="af3"/>
+        <w:rPr>
+          <w:rFonts w:ascii="Times New Roman" w:hAnsi="Times New Roman" w:cs="Times New Roman"/>
           <w:sz w:val="20"/>
           <w:szCs w:val="20"/>
         </w:rPr>
-        <w:t xml:space="preserve">3. </w:t>
-      </w:r>
-      <w:r>
-        <w:rPr>
-          <w:rFonts w:ascii="Times New Roman" w:hAnsi="Times New Roman" w:cs="Times New Roman"/>
-          <w:b/>
-          <w:bCs/>
+      </w:pPr>
+      <w:r>
+        <w:rPr>
+          <w:rFonts w:ascii="Times New Roman" w:hAnsi="Times New Roman" w:cs="Times New Roman"/>
           <w:sz w:val="20"/>
           <w:szCs w:val="20"/>
         </w:rPr>
-        <w:t>非端到端方法（包含你提到的这些）</w:t>
+        <w:t>从区域检测推断关键点</w:t>
       </w:r>
     </w:p>
     <w:p>
       <w:pPr>
         <w:pStyle w:val="af3"/>
-        <w:rPr>
-          <w:rFonts w:ascii="Times New Roman" w:hAnsi="Times New Roman" w:cs="Times New Roman"/>
-          <w:b/>
-          <w:bCs/>
+        <w:ind w:firstLine="360"/>
+        <w:rPr>
+          <w:rFonts w:ascii="Times New Roman" w:hAnsi="Times New Roman" w:cs="Times New Roman"/>
           <w:sz w:val="20"/>
           <w:szCs w:val="20"/>
         </w:rPr>
@@ -1505,82 +1729,50 @@
       <w:r>
         <w:rPr>
           <w:rFonts w:ascii="Times New Roman" w:hAnsi="Times New Roman" w:cs="Times New Roman"/>
-          <w:b/>
-          <w:bCs/>
           <w:sz w:val="20"/>
           <w:szCs w:val="20"/>
         </w:rPr>
-        <w:t xml:space="preserve">3.1 </w:t>
-      </w:r>
-      <w:r>
-        <w:rPr>
-          <w:rFonts w:ascii="Times New Roman" w:hAnsi="Times New Roman" w:cs="Times New Roman"/>
-          <w:b/>
-          <w:bCs/>
+        <w:t>检测叶柄</w:t>
+      </w:r>
+      <w:r>
+        <w:rPr>
+          <w:rFonts w:ascii="Times New Roman" w:hAnsi="Times New Roman" w:cs="Times New Roman"/>
           <w:sz w:val="20"/>
           <w:szCs w:val="20"/>
         </w:rPr>
-        <w:t>检测</w:t>
-      </w:r>
-      <w:r>
-        <w:rPr>
-          <w:rFonts w:ascii="Times New Roman" w:hAnsi="Times New Roman" w:cs="Times New Roman"/>
-          <w:b/>
-          <w:bCs/>
+        <w:t xml:space="preserve"> → </w:t>
+      </w:r>
+      <w:r>
+        <w:rPr>
+          <w:rFonts w:ascii="Times New Roman" w:hAnsi="Times New Roman" w:cs="Times New Roman"/>
           <w:sz w:val="20"/>
           <w:szCs w:val="20"/>
         </w:rPr>
-        <w:t>/</w:t>
-      </w:r>
-      <w:r>
-        <w:rPr>
-          <w:rFonts w:ascii="Times New Roman" w:hAnsi="Times New Roman" w:cs="Times New Roman"/>
-          <w:b/>
-          <w:bCs/>
+        <w:t>提取中心点</w:t>
+      </w:r>
+      <w:r>
+        <w:rPr>
+          <w:rFonts w:ascii="Times New Roman" w:hAnsi="Times New Roman" w:cs="Times New Roman"/>
           <w:sz w:val="20"/>
           <w:szCs w:val="20"/>
         </w:rPr>
-        <w:t>分割</w:t>
-      </w:r>
-      <w:r>
-        <w:rPr>
-          <w:rFonts w:ascii="Times New Roman" w:hAnsi="Times New Roman" w:cs="Times New Roman"/>
-          <w:b/>
-          <w:bCs/>
+        <w:t xml:space="preserve"> → </w:t>
+      </w:r>
+      <w:r>
+        <w:rPr>
+          <w:rFonts w:ascii="Times New Roman" w:hAnsi="Times New Roman" w:cs="Times New Roman"/>
           <w:sz w:val="20"/>
           <w:szCs w:val="20"/>
         </w:rPr>
-        <w:t xml:space="preserve"> → </w:t>
-      </w:r>
-      <w:r>
-        <w:rPr>
-          <w:rFonts w:ascii="Times New Roman" w:hAnsi="Times New Roman" w:cs="Times New Roman"/>
-          <w:b/>
-          <w:bCs/>
+        <w:t>映射到</w:t>
+      </w:r>
+      <w:r>
+        <w:rPr>
+          <w:rFonts w:ascii="Times New Roman" w:hAnsi="Times New Roman" w:cs="Times New Roman"/>
           <w:sz w:val="20"/>
           <w:szCs w:val="20"/>
         </w:rPr>
-        <w:t>点云重建</w:t>
-      </w:r>
-      <w:r>
-        <w:rPr>
-          <w:rFonts w:ascii="Times New Roman" w:hAnsi="Times New Roman" w:cs="Times New Roman"/>
-          <w:b/>
-          <w:bCs/>
-          <w:sz w:val="20"/>
-          <w:szCs w:val="20"/>
-        </w:rPr>
-        <w:t xml:space="preserve"> → </w:t>
-      </w:r>
-      <w:r>
-        <w:rPr>
-          <w:rFonts w:ascii="Times New Roman" w:hAnsi="Times New Roman" w:cs="Times New Roman"/>
-          <w:b/>
-          <w:bCs/>
-          <w:sz w:val="20"/>
-          <w:szCs w:val="20"/>
-        </w:rPr>
-        <w:t>传统几何算法找关键点</w:t>
+        <w:t>3D</w:t>
       </w:r>
     </w:p>
     <w:p>
@@ -1588,7 +1780,7 @@
         <w:pStyle w:val="af3"/>
         <w:numPr>
           <w:ilvl w:val="0"/>
-          <w:numId w:val="17"/>
+          <w:numId w:val="18"/>
         </w:numPr>
         <w:rPr>
           <w:rFonts w:ascii="Times New Roman" w:hAnsi="Times New Roman" w:cs="Times New Roman"/>
@@ -1602,7 +1794,49 @@
           <w:sz w:val="20"/>
           <w:szCs w:val="20"/>
         </w:rPr>
-        <w:t>深度学习只负责前段的数据质量（如目标检测、语义分割、深度估计）</w:t>
+        <w:t>检测节点区域</w:t>
+      </w:r>
+      <w:r>
+        <w:rPr>
+          <w:rFonts w:ascii="Times New Roman" w:hAnsi="Times New Roman" w:cs="Times New Roman"/>
+          <w:sz w:val="20"/>
+          <w:szCs w:val="20"/>
+        </w:rPr>
+        <w:t xml:space="preserve"> → </w:t>
+      </w:r>
+      <w:r>
+        <w:rPr>
+          <w:rFonts w:ascii="Times New Roman" w:hAnsi="Times New Roman" w:cs="Times New Roman"/>
+          <w:sz w:val="20"/>
+          <w:szCs w:val="20"/>
+        </w:rPr>
+        <w:t>算其几何中心</w:t>
+      </w:r>
+      <w:r>
+        <w:rPr>
+          <w:rFonts w:ascii="Times New Roman" w:hAnsi="Times New Roman" w:cs="Times New Roman"/>
+          <w:sz w:val="20"/>
+          <w:szCs w:val="20"/>
+        </w:rPr>
+        <w:t xml:space="preserve"> → </w:t>
+      </w:r>
+      <w:proofErr w:type="gramStart"/>
+      <w:r>
+        <w:rPr>
+          <w:rFonts w:ascii="Times New Roman" w:hAnsi="Times New Roman" w:cs="Times New Roman"/>
+          <w:sz w:val="20"/>
+          <w:szCs w:val="20"/>
+        </w:rPr>
+        <w:t>当关键</w:t>
+      </w:r>
+      <w:proofErr w:type="gramEnd"/>
+      <w:r>
+        <w:rPr>
+          <w:rFonts w:ascii="Times New Roman" w:hAnsi="Times New Roman" w:cs="Times New Roman"/>
+          <w:sz w:val="20"/>
+          <w:szCs w:val="20"/>
+        </w:rPr>
+        <w:t>点</w:t>
       </w:r>
     </w:p>
     <w:p>
@@ -1610,7 +1844,7 @@
         <w:pStyle w:val="af3"/>
         <w:numPr>
           <w:ilvl w:val="0"/>
-          <w:numId w:val="17"/>
+          <w:numId w:val="18"/>
         </w:numPr>
         <w:rPr>
           <w:rFonts w:ascii="Times New Roman" w:hAnsi="Times New Roman" w:cs="Times New Roman"/>
@@ -1624,7 +1858,7 @@
           <w:sz w:val="20"/>
           <w:szCs w:val="20"/>
         </w:rPr>
-        <w:t>关键点由传统算法完成（如</w:t>
+        <w:t>检测果实柄</w:t>
       </w:r>
       <w:r>
         <w:rPr>
@@ -1632,7 +1866,7 @@
           <w:sz w:val="20"/>
           <w:szCs w:val="20"/>
         </w:rPr>
-        <w:t xml:space="preserve"> RANSAC</w:t>
+        <w:t xml:space="preserve"> → </w:t>
       </w:r>
       <w:r>
         <w:rPr>
@@ -1640,7 +1874,7 @@
           <w:sz w:val="20"/>
           <w:szCs w:val="20"/>
         </w:rPr>
-        <w:t>、</w:t>
+        <w:t>中心点作为</w:t>
       </w:r>
       <w:r>
         <w:rPr>
@@ -1648,74 +1882,80 @@
           <w:sz w:val="20"/>
           <w:szCs w:val="20"/>
         </w:rPr>
-        <w:t>ISS</w:t>
-      </w:r>
-      <w:r>
+        <w:t xml:space="preserve"> keypoint</w:t>
+      </w:r>
+    </w:p>
+    <w:p>
+      <w:pPr>
+        <w:pStyle w:val="af3"/>
         <w:rPr>
           <w:rFonts w:ascii="Times New Roman" w:hAnsi="Times New Roman" w:cs="Times New Roman"/>
           <w:sz w:val="20"/>
           <w:szCs w:val="20"/>
         </w:rPr>
-        <w:t>、</w:t>
-      </w:r>
+      </w:pPr>
       <w:r>
         <w:rPr>
           <w:rFonts w:ascii="Times New Roman" w:hAnsi="Times New Roman" w:cs="Times New Roman"/>
           <w:sz w:val="20"/>
           <w:szCs w:val="20"/>
         </w:rPr>
-        <w:t>Harris3D</w:t>
-      </w:r>
-      <w:r>
+        <w:t>这非常常见于：</w:t>
+      </w:r>
+    </w:p>
+    <w:p>
+      <w:pPr>
+        <w:pStyle w:val="af3"/>
+        <w:numPr>
+          <w:ilvl w:val="0"/>
+          <w:numId w:val="19"/>
+        </w:numPr>
         <w:rPr>
           <w:rFonts w:ascii="Times New Roman" w:hAnsi="Times New Roman" w:cs="Times New Roman"/>
           <w:sz w:val="20"/>
           <w:szCs w:val="20"/>
         </w:rPr>
-        <w:t>、曲率分析等）</w:t>
-      </w:r>
-    </w:p>
-    <w:p>
-      <w:pPr>
-        <w:pStyle w:val="af3"/>
-        <w:rPr>
-          <w:rFonts w:ascii="Times New Roman" w:hAnsi="Times New Roman" w:cs="Times New Roman"/>
-          <w:b/>
-          <w:bCs/>
+      </w:pPr>
+      <w:r>
+        <w:rPr>
+          <w:rFonts w:ascii="Times New Roman" w:hAnsi="Times New Roman" w:cs="Times New Roman"/>
           <w:sz w:val="20"/>
           <w:szCs w:val="20"/>
         </w:rPr>
-      </w:pPr>
-      <w:r>
-        <w:rPr>
-          <w:rFonts w:ascii="Times New Roman" w:hAnsi="Times New Roman" w:cs="Times New Roman"/>
-          <w:b/>
-          <w:bCs/>
+        <w:t>RGB-D</w:t>
+      </w:r>
+    </w:p>
+    <w:p>
+      <w:pPr>
+        <w:pStyle w:val="af3"/>
+        <w:numPr>
+          <w:ilvl w:val="0"/>
+          <w:numId w:val="19"/>
+        </w:numPr>
+        <w:rPr>
+          <w:rFonts w:ascii="Times New Roman" w:hAnsi="Times New Roman" w:cs="Times New Roman"/>
           <w:sz w:val="20"/>
           <w:szCs w:val="20"/>
         </w:rPr>
-        <w:t xml:space="preserve">3.2 </w:t>
-      </w:r>
-      <w:r>
-        <w:rPr>
-          <w:rFonts w:ascii="Times New Roman" w:hAnsi="Times New Roman" w:cs="Times New Roman"/>
-          <w:b/>
-          <w:bCs/>
-          <w:i/>
-          <w:iCs/>
+      </w:pPr>
+      <w:r>
+        <w:rPr>
+          <w:rFonts w:ascii="Times New Roman" w:hAnsi="Times New Roman" w:cs="Times New Roman"/>
           <w:sz w:val="20"/>
           <w:szCs w:val="20"/>
         </w:rPr>
-        <w:t>基于结构规则或植物几何特性的关键点定义</w:t>
+        <w:t>点云</w:t>
       </w:r>
     </w:p>
     <w:p>
       <w:pPr>
         <w:pStyle w:val="af3"/>
-        <w:rPr>
-          <w:rFonts w:ascii="Times New Roman" w:hAnsi="Times New Roman" w:cs="Times New Roman"/>
-          <w:b/>
-          <w:bCs/>
+        <w:numPr>
+          <w:ilvl w:val="0"/>
+          <w:numId w:val="19"/>
+        </w:numPr>
+        <w:rPr>
+          <w:rFonts w:ascii="Times New Roman" w:hAnsi="Times New Roman" w:cs="Times New Roman" w:hint="eastAsia"/>
           <w:sz w:val="20"/>
           <w:szCs w:val="20"/>
         </w:rPr>
@@ -1723,60 +1963,54 @@
       <w:r>
         <w:rPr>
           <w:rFonts w:ascii="Times New Roman" w:hAnsi="Times New Roman" w:cs="Times New Roman"/>
-          <w:b/>
-          <w:bCs/>
           <w:sz w:val="20"/>
           <w:szCs w:val="20"/>
         </w:rPr>
-        <w:t xml:space="preserve">4. </w:t>
-      </w:r>
-      <w:r>
-        <w:rPr>
-          <w:rFonts w:ascii="Times New Roman" w:hAnsi="Times New Roman" w:cs="Times New Roman"/>
-          <w:b/>
-          <w:bCs/>
+        <w:t>多视几何</w:t>
+      </w:r>
+    </w:p>
+    <w:p>
+      <w:pPr>
+        <w:pStyle w:val="af3"/>
+        <w:rPr>
+          <w:rFonts w:ascii="Times New Roman" w:hAnsi="Times New Roman" w:cs="Times New Roman"/>
           <w:sz w:val="20"/>
           <w:szCs w:val="20"/>
         </w:rPr>
-        <w:t>混合式方法（</w:t>
-      </w:r>
-      <w:r>
-        <w:rPr>
-          <w:rFonts w:ascii="Times New Roman" w:hAnsi="Times New Roman" w:cs="Times New Roman"/>
-          <w:b/>
-          <w:bCs/>
+      </w:pPr>
+      <w:r>
+        <w:rPr>
+          <w:rFonts w:ascii="Times New Roman" w:hAnsi="Times New Roman" w:cs="Times New Roman"/>
           <w:sz w:val="20"/>
           <w:szCs w:val="20"/>
         </w:rPr>
-        <w:t>DL + Geometry</w:t>
-      </w:r>
-      <w:r>
-        <w:rPr>
-          <w:rFonts w:ascii="Times New Roman" w:hAnsi="Times New Roman" w:cs="Times New Roman"/>
-          <w:b/>
-          <w:bCs/>
+        <w:t>深度学习只负责前段的数据质量（如目标检测、语义分割、深度估计）</w:t>
+      </w:r>
+    </w:p>
+    <w:p>
+      <w:pPr>
+        <w:pStyle w:val="af3"/>
+        <w:rPr>
+          <w:rFonts w:ascii="Times New Roman" w:hAnsi="Times New Roman" w:cs="Times New Roman"/>
           <w:sz w:val="20"/>
           <w:szCs w:val="20"/>
         </w:rPr>
-        <w:t>）</w:t>
-      </w:r>
-    </w:p>
-    <w:p>
-      <w:pPr>
-        <w:pStyle w:val="af3"/>
+      </w:pPr>
+      <w:r>
         <w:rPr>
           <w:rFonts w:ascii="Times New Roman" w:hAnsi="Times New Roman" w:cs="Times New Roman"/>
           <w:sz w:val="20"/>
           <w:szCs w:val="20"/>
         </w:rPr>
-      </w:pPr>
+        <w:t>关键点由传统算法完成（如</w:t>
+      </w:r>
       <w:r>
         <w:rPr>
           <w:rFonts w:ascii="Times New Roman" w:hAnsi="Times New Roman" w:cs="Times New Roman"/>
           <w:sz w:val="20"/>
           <w:szCs w:val="20"/>
         </w:rPr>
-        <w:t>这类方法既有</w:t>
+        <w:t xml:space="preserve"> RANSAC</w:t>
       </w:r>
       <w:r>
         <w:rPr>
@@ -1784,7 +2018,7 @@
           <w:sz w:val="20"/>
           <w:szCs w:val="20"/>
         </w:rPr>
-        <w:t xml:space="preserve"> DL </w:t>
+        <w:t>、</w:t>
       </w:r>
       <w:r>
         <w:rPr>
@@ -1792,28 +2026,165 @@
           <w:sz w:val="20"/>
           <w:szCs w:val="20"/>
         </w:rPr>
-        <w:t>的学习能力，也利用植物结构的几何约束。</w:t>
-      </w:r>
-    </w:p>
-    <w:p>
-      <w:pPr>
-        <w:pStyle w:val="af3"/>
+        <w:t>ISS</w:t>
+      </w:r>
+      <w:r>
         <w:rPr>
           <w:rFonts w:ascii="Times New Roman" w:hAnsi="Times New Roman" w:cs="Times New Roman"/>
           <w:sz w:val="20"/>
           <w:szCs w:val="20"/>
         </w:rPr>
-      </w:pPr>
+        <w:t>、</w:t>
+      </w:r>
+      <w:r>
+        <w:rPr>
+          <w:rFonts w:ascii="Times New Roman" w:hAnsi="Times New Roman" w:cs="Times New Roman"/>
+          <w:sz w:val="20"/>
+          <w:szCs w:val="20"/>
+        </w:rPr>
+        <w:t>Harris3D</w:t>
+      </w:r>
+      <w:r>
+        <w:rPr>
+          <w:rFonts w:ascii="Times New Roman" w:hAnsi="Times New Roman" w:cs="Times New Roman"/>
+          <w:sz w:val="20"/>
+          <w:szCs w:val="20"/>
+        </w:rPr>
+        <w:t>、曲率分析等）</w:t>
+      </w:r>
     </w:p>
     <w:p>
       <w:pPr>
         <w:pStyle w:val="af3"/>
         <w:rPr>
-          <w:rFonts w:hint="eastAsia"/>
+          <w:rFonts w:ascii="Times New Roman" w:hAnsi="Times New Roman" w:cs="Times New Roman" w:hint="eastAsia"/>
+          <w:b/>
+          <w:bCs/>
+          <w:sz w:val="20"/>
+          <w:szCs w:val="20"/>
+        </w:rPr>
+      </w:pPr>
+      <w:r>
+        <w:rPr>
+          <w:rFonts w:ascii="Times New Roman" w:hAnsi="Times New Roman" w:cs="Times New Roman"/>
+          <w:b/>
+          <w:bCs/>
+          <w:sz w:val="20"/>
+          <w:szCs w:val="20"/>
+        </w:rPr>
+        <w:t xml:space="preserve">3 </w:t>
+      </w:r>
+      <w:r>
+        <w:rPr>
+          <w:rFonts w:ascii="Times New Roman" w:hAnsi="Times New Roman" w:cs="Times New Roman"/>
+          <w:b/>
+          <w:bCs/>
+          <w:sz w:val="20"/>
+          <w:szCs w:val="20"/>
+        </w:rPr>
+        <w:t>基于结构规则或植物几何特性的关键点定义</w:t>
+      </w:r>
+    </w:p>
+    <w:p>
+      <w:pPr>
+        <w:pStyle w:val="af3"/>
+        <w:rPr>
           <w:sz w:val="16"/>
           <w:szCs w:val="16"/>
         </w:rPr>
       </w:pPr>
+      <w:r>
+        <w:rPr>
+          <w:sz w:val="16"/>
+          <w:szCs w:val="16"/>
+        </w:rPr>
+        <w:t>基于骨架或几何模型提取关键点（点云常用）</w:t>
+      </w:r>
+    </w:p>
+    <w:p>
+      <w:pPr>
+        <w:pStyle w:val="af3"/>
+        <w:numPr>
+          <w:ilvl w:val="0"/>
+          <w:numId w:val="20"/>
+        </w:numPr>
+        <w:rPr>
+          <w:sz w:val="16"/>
+          <w:szCs w:val="16"/>
+        </w:rPr>
+      </w:pPr>
+      <w:r>
+        <w:rPr>
+          <w:sz w:val="16"/>
+          <w:szCs w:val="16"/>
+        </w:rPr>
+        <w:t>skeletonization → 分叉点作为关键点</w:t>
+      </w:r>
+    </w:p>
+    <w:p>
+      <w:pPr>
+        <w:pStyle w:val="af3"/>
+        <w:numPr>
+          <w:ilvl w:val="0"/>
+          <w:numId w:val="20"/>
+        </w:numPr>
+        <w:rPr>
+          <w:sz w:val="16"/>
+          <w:szCs w:val="16"/>
+        </w:rPr>
+      </w:pPr>
+      <w:r>
+        <w:rPr>
+          <w:sz w:val="16"/>
+          <w:szCs w:val="16"/>
+        </w:rPr>
+        <w:t>medial axis → 关键</w:t>
+      </w:r>
+      <w:proofErr w:type="gramStart"/>
+      <w:r>
+        <w:rPr>
+          <w:sz w:val="16"/>
+          <w:szCs w:val="16"/>
+        </w:rPr>
+        <w:t>点来自</w:t>
+      </w:r>
+      <w:proofErr w:type="gramEnd"/>
+      <w:r>
+        <w:rPr>
+          <w:sz w:val="16"/>
+          <w:szCs w:val="16"/>
+        </w:rPr>
+        <w:t>拓扑结构</w:t>
+      </w:r>
+    </w:p>
+    <w:p>
+      <w:pPr>
+        <w:pStyle w:val="af3"/>
+        <w:numPr>
+          <w:ilvl w:val="0"/>
+          <w:numId w:val="20"/>
+        </w:numPr>
+        <w:rPr>
+          <w:sz w:val="16"/>
+          <w:szCs w:val="16"/>
+        </w:rPr>
+      </w:pPr>
+      <w:r>
+        <w:rPr>
+          <w:sz w:val="16"/>
+          <w:szCs w:val="16"/>
+        </w:rPr>
+        <w:t>曲线拟合 → 拟合曲线的转折点作为 keypoints</w:t>
+      </w:r>
+    </w:p>
+    <w:p>
+      <w:pPr>
+        <w:pStyle w:val="af3"/>
+        <w:rPr>
+          <w:sz w:val="16"/>
+          <w:szCs w:val="16"/>
+        </w:rPr>
+      </w:pPr>
     </w:p>
     <w:p>
       <w:pPr>
@@ -1874,7 +2245,14 @@
         <w:rPr>
           <w:rFonts w:ascii="Times New Roman" w:eastAsia="宋体" w:hAnsi="Times New Roman" w:cs="Times New Roman"/>
         </w:rPr>
-        <w:t xml:space="preserve"> These RQs provided the foundation for our systematic literature review (SLR) and facilitated the collection of pertinent publications.</w:t>
+        <w:t xml:space="preserve"> These RQs provided the foundation </w:t>
+      </w:r>
+      <w:r>
+        <w:rPr>
+          <w:rFonts w:ascii="Times New Roman" w:eastAsia="宋体" w:hAnsi="Times New Roman" w:cs="Times New Roman"/>
+        </w:rPr>
+        <w:lastRenderedPageBreak/>
+        <w:t>for our systematic literature review (SLR) and facilitated the collection of pertinent publications.</w:t>
       </w:r>
       <w:bookmarkStart w:id="0" w:name="OLE_LINK2"/>
     </w:p>
@@ -2019,14 +2397,7 @@
         <w:rPr>
           <w:rFonts w:ascii="Times New Roman" w:eastAsia="宋体" w:hAnsi="Times New Roman" w:cs="Times New Roman"/>
         </w:rPr>
-        <w:t xml:space="preserve"> SLR, the selection process must follow a rigorous and unbiased search strategy aimed at bringing together the broadest possible range of original studies that provide a solid evidence base to directly answer the posed RQs. Therefore, building upon effective methodologies identified in previous studies, the search and analysis process was meticulously designed to comprehensively incorporate all published research results. To ensure both comprehensiveness and </w:t>
-      </w:r>
-      <w:r>
-        <w:rPr>
-          <w:rFonts w:ascii="Times New Roman" w:eastAsia="宋体" w:hAnsi="Times New Roman" w:cs="Times New Roman"/>
-        </w:rPr>
-        <w:lastRenderedPageBreak/>
-        <w:t>depth, our literature search and analysis followed a structured three-stage approach.</w:t>
+        <w:t xml:space="preserve"> SLR, the selection process must follow a rigorous and unbiased search strategy aimed at bringing together the broadest possible range of original studies that provide a solid evidence base to directly answer the posed RQs. Therefore, building upon effective methodologies identified in previous studies, the search and analysis process was meticulously designed to comprehensively incorporate all published research results. To ensure both comprehensiveness and depth, our literature search and analysis followed a structured three-stage approach.</w:t>
       </w:r>
     </w:p>
     <w:p>
@@ -2144,6 +2515,11 @@
     </w:p>
     <w:p>
       <w:pPr>
+        <w:pStyle w:val="a9"/>
+        <w:numPr>
+          <w:ilvl w:val="2"/>
+          <w:numId w:val="21"/>
+        </w:numPr>
         <w:spacing w:line="360" w:lineRule="auto"/>
         <w:outlineLvl w:val="2"/>
         <w:rPr>
@@ -2159,23 +2535,7 @@
           <w:b/>
           <w:bCs/>
         </w:rPr>
-        <w:t>2.</w:t>
-      </w:r>
-      <w:r>
-        <w:rPr>
-          <w:rFonts w:ascii="Times New Roman" w:eastAsia="宋体" w:hAnsi="Times New Roman" w:cs="Times New Roman" w:hint="eastAsia"/>
-          <w:b/>
-          <w:bCs/>
-        </w:rPr>
-        <w:t>4</w:t>
-      </w:r>
-      <w:r>
-        <w:rPr>
-          <w:rFonts w:ascii="Times New Roman" w:eastAsia="宋体" w:hAnsi="Times New Roman" w:cs="Times New Roman"/>
-          <w:b/>
-          <w:bCs/>
-        </w:rPr>
-        <w:t>.1 Inclusion criteria</w:t>
+        <w:t>Inclusion criteria</w:t>
       </w:r>
     </w:p>
     <w:p>
@@ -2197,7 +2557,37 @@
         <w:rPr>
           <w:rFonts w:ascii="Times New Roman" w:eastAsia="宋体" w:hAnsi="Times New Roman" w:cs="Times New Roman"/>
         </w:rPr>
-        <w:t>This study should be a book chapter, conference proceeding, or journal article;</w:t>
+        <w:t>This study should be</w:t>
+      </w:r>
+      <w:r>
+        <w:rPr>
+          <w:rFonts w:ascii="Times New Roman" w:eastAsia="宋体" w:hAnsi="Times New Roman" w:cs="Times New Roman"/>
+        </w:rPr>
+        <w:t>来自同行评议期刊</w:t>
+      </w:r>
+      <w:r>
+        <w:rPr>
+          <w:rFonts w:ascii="Times New Roman" w:eastAsia="宋体" w:hAnsi="Times New Roman" w:cs="Times New Roman"/>
+        </w:rPr>
+        <w:t>/</w:t>
+      </w:r>
+      <w:r>
+        <w:rPr>
+          <w:rFonts w:ascii="Times New Roman" w:eastAsia="宋体" w:hAnsi="Times New Roman" w:cs="Times New Roman"/>
+        </w:rPr>
+        <w:t>会议</w:t>
+      </w:r>
+      <w:r>
+        <w:rPr>
+          <w:rFonts w:ascii="Times New Roman" w:eastAsia="宋体" w:hAnsi="Times New Roman" w:cs="Times New Roman" w:hint="eastAsia"/>
+        </w:rPr>
+        <w:t xml:space="preserve">, </w:t>
+      </w:r>
+      <w:r>
+        <w:rPr>
+          <w:rFonts w:ascii="Times New Roman" w:eastAsia="宋体" w:hAnsi="Times New Roman" w:cs="Times New Roman"/>
+        </w:rPr>
+        <w:t>a book chapter, conference proceeding, or journal article;</w:t>
       </w:r>
     </w:p>
     <w:p>
@@ -2219,100 +2609,134 @@
         <w:rPr>
           <w:rFonts w:ascii="Times New Roman" w:eastAsia="宋体" w:hAnsi="Times New Roman" w:cs="Times New Roman"/>
         </w:rPr>
-        <w:t>来自同行评议期刊</w:t>
-      </w:r>
-      <w:r>
-        <w:rPr>
-          <w:rFonts w:ascii="Times New Roman" w:eastAsia="宋体" w:hAnsi="Times New Roman" w:cs="Times New Roman"/>
-        </w:rPr>
-        <w:t>/</w:t>
-      </w:r>
-      <w:r>
-        <w:rPr>
-          <w:rFonts w:ascii="Times New Roman" w:eastAsia="宋体" w:hAnsi="Times New Roman" w:cs="Times New Roman"/>
-        </w:rPr>
-        <w:t>会议</w:t>
+        <w:t>明确应用于植物（</w:t>
+      </w:r>
+      <w:r>
+        <w:rPr>
+          <w:rFonts w:ascii="Times New Roman" w:eastAsia="宋体" w:hAnsi="Times New Roman" w:cs="Times New Roman"/>
+        </w:rPr>
+        <w:t xml:space="preserve">e.g., </w:t>
+      </w:r>
+      <w:r>
+        <w:rPr>
+          <w:rFonts w:ascii="Times New Roman" w:eastAsia="宋体" w:hAnsi="Times New Roman" w:cs="Times New Roman"/>
+        </w:rPr>
+        <w:t>作物如玉米、大豆、番茄）的关键点检测</w:t>
+      </w:r>
+      <w:r>
+        <w:rPr>
+          <w:rFonts w:ascii="Times New Roman" w:eastAsia="宋体" w:hAnsi="Times New Roman" w:cs="Times New Roman" w:hint="eastAsia"/>
+        </w:rPr>
+        <w:t>相关论文</w:t>
+      </w:r>
+      <w:r>
+        <w:rPr>
+          <w:rFonts w:ascii="Times New Roman" w:eastAsia="宋体" w:hAnsi="Times New Roman" w:cs="Times New Roman"/>
+        </w:rPr>
+        <w:t>。</w:t>
       </w:r>
     </w:p>
     <w:p>
       <w:pPr>
         <w:pStyle w:val="a9"/>
         <w:widowControl/>
-        <w:numPr>
-          <w:ilvl w:val="0"/>
-          <w:numId w:val="13"/>
-        </w:numPr>
-        <w:ind w:left="714" w:hanging="357"/>
+        <w:ind w:left="714"/>
         <w:contextualSpacing w:val="0"/>
         <w:jc w:val="left"/>
         <w:rPr>
-          <w:rFonts w:ascii="Times New Roman" w:eastAsia="宋体" w:hAnsi="Times New Roman" w:cs="Times New Roman"/>
-        </w:rPr>
-      </w:pPr>
-      <w:r>
-        <w:rPr>
-          <w:rFonts w:ascii="Times New Roman" w:eastAsia="宋体" w:hAnsi="Times New Roman" w:cs="Times New Roman"/>
-        </w:rPr>
-        <w:t>明确应用于植物（</w:t>
-      </w:r>
-      <w:r>
-        <w:rPr>
-          <w:rFonts w:ascii="Times New Roman" w:eastAsia="宋体" w:hAnsi="Times New Roman" w:cs="Times New Roman"/>
-        </w:rPr>
-        <w:t xml:space="preserve">e.g., </w:t>
-      </w:r>
-      <w:r>
-        <w:rPr>
-          <w:rFonts w:ascii="Times New Roman" w:eastAsia="宋体" w:hAnsi="Times New Roman" w:cs="Times New Roman"/>
-        </w:rPr>
-        <w:t>作物如玉米、大豆、番茄）的关键点检测。</w:t>
-      </w:r>
-      <w:r>
-        <w:rPr>
-          <w:rFonts w:ascii="Times New Roman" w:eastAsia="宋体" w:hAnsi="Times New Roman" w:cs="Times New Roman"/>
-        </w:rPr>
-        <w:t xml:space="preserve"> - </w:t>
-      </w:r>
-      <w:r>
-        <w:rPr>
-          <w:rFonts w:ascii="Times New Roman" w:eastAsia="宋体" w:hAnsi="Times New Roman" w:cs="Times New Roman"/>
-        </w:rPr>
-        <w:t>任务包括表型分析、采摘点定位、茎叶跟踪等。</w:t>
-      </w:r>
-      <w:r>
-        <w:rPr>
-          <w:rFonts w:ascii="Times New Roman" w:eastAsia="宋体" w:hAnsi="Times New Roman" w:cs="Times New Roman"/>
-        </w:rPr>
-        <w:t xml:space="preserve"> - </w:t>
-      </w:r>
-      <w:r>
-        <w:rPr>
-          <w:rFonts w:ascii="Times New Roman" w:eastAsia="宋体" w:hAnsi="Times New Roman" w:cs="Times New Roman"/>
-        </w:rPr>
-        <w:t>涉及关键点标注数据集（</w:t>
-      </w:r>
-      <w:r>
-        <w:rPr>
-          <w:rFonts w:ascii="Times New Roman" w:eastAsia="宋体" w:hAnsi="Times New Roman" w:cs="Times New Roman"/>
-        </w:rPr>
-        <w:t>e.g., COCO-style keypoints</w:t>
+          <w:rFonts w:ascii="Times New Roman" w:eastAsia="宋体" w:hAnsi="Times New Roman" w:cs="Times New Roman" w:hint="eastAsia"/>
+        </w:rPr>
+      </w:pPr>
+      <w:r>
+        <w:rPr>
+          <w:rFonts w:ascii="Times New Roman" w:eastAsia="宋体" w:hAnsi="Times New Roman" w:cs="Times New Roman" w:hint="eastAsia"/>
+        </w:rPr>
+        <w:t xml:space="preserve">- </w:t>
+      </w:r>
+      <w:r>
+        <w:rPr>
+          <w:rFonts w:ascii="Times New Roman" w:eastAsia="宋体" w:hAnsi="Times New Roman" w:cs="Times New Roman"/>
+        </w:rPr>
+        <w:t>任务</w:t>
+      </w:r>
+      <w:r>
+        <w:rPr>
+          <w:rFonts w:ascii="Times New Roman" w:eastAsia="宋体" w:hAnsi="Times New Roman" w:cs="Times New Roman" w:hint="eastAsia"/>
+        </w:rPr>
+        <w:t>属于直接利用关键点检测模型</w:t>
+      </w:r>
+      <w:r>
+        <w:rPr>
+          <w:rFonts w:ascii="Times New Roman" w:eastAsia="宋体" w:hAnsi="Times New Roman" w:cs="Times New Roman" w:hint="eastAsia"/>
+        </w:rPr>
+        <w:t>，</w:t>
+      </w:r>
+      <w:r>
+        <w:rPr>
+          <w:rFonts w:ascii="Times New Roman" w:eastAsia="宋体" w:hAnsi="Times New Roman" w:cs="Times New Roman"/>
+        </w:rPr>
+        <w:t>使用专用关键点模型（</w:t>
+      </w:r>
+      <w:r>
+        <w:rPr>
+          <w:rFonts w:ascii="Times New Roman" w:eastAsia="宋体" w:hAnsi="Times New Roman" w:cs="Times New Roman"/>
+        </w:rPr>
+        <w:t>e.g., HRNet, OpenPose</w:t>
+      </w:r>
+      <w:r>
+        <w:rPr>
+          <w:rFonts w:ascii="Times New Roman" w:eastAsia="宋体" w:hAnsi="Times New Roman" w:cs="Times New Roman"/>
+        </w:rPr>
+        <w:t>适配，或自定义如</w:t>
+      </w:r>
+      <w:r>
+        <w:rPr>
+          <w:rFonts w:ascii="Times New Roman" w:eastAsia="宋体" w:hAnsi="Times New Roman" w:cs="Times New Roman"/>
+        </w:rPr>
+        <w:t>DEKR-SPrior</w:t>
+      </w:r>
+      <w:r>
+        <w:rPr>
+          <w:rFonts w:ascii="Times New Roman" w:eastAsia="宋体" w:hAnsi="Times New Roman" w:cs="Times New Roman"/>
+        </w:rPr>
+        <w:t>）。有量化评估（</w:t>
+      </w:r>
+      <w:r>
+        <w:rPr>
+          <w:rFonts w:ascii="Times New Roman" w:eastAsia="宋体" w:hAnsi="Times New Roman" w:cs="Times New Roman"/>
+        </w:rPr>
+        <w:t>e.g., OKS/ PCK</w:t>
+      </w:r>
+      <w:r>
+        <w:rPr>
+          <w:rFonts w:ascii="Times New Roman" w:eastAsia="宋体" w:hAnsi="Times New Roman" w:cs="Times New Roman"/>
+        </w:rPr>
+        <w:t>指标，而非仅</w:t>
+      </w:r>
+      <w:r>
+        <w:rPr>
+          <w:rFonts w:ascii="Times New Roman" w:eastAsia="宋体" w:hAnsi="Times New Roman" w:cs="Times New Roman"/>
+        </w:rPr>
+        <w:t>mAP</w:t>
       </w:r>
       <w:r>
         <w:rPr>
           <w:rFonts w:ascii="Times New Roman" w:eastAsia="宋体" w:hAnsi="Times New Roman" w:cs="Times New Roman"/>
         </w:rPr>
         <w:t>）。</w:t>
+      </w:r>
+      <w:r>
+        <w:rPr>
+          <w:rFonts w:ascii="Times New Roman" w:eastAsia="宋体" w:hAnsi="Times New Roman" w:cs="Times New Roman" w:hint="eastAsia"/>
+        </w:rPr>
+        <w:t>基于结构规则或植物几何特性的关键点定义</w:t>
       </w:r>
     </w:p>
     <w:p>
       <w:pPr>
         <w:pStyle w:val="a9"/>
         <w:widowControl/>
-        <w:numPr>
-          <w:ilvl w:val="0"/>
-          <w:numId w:val="13"/>
-        </w:numPr>
-        <w:ind w:left="714" w:hanging="357"/>
+        <w:ind w:left="714"/>
         <w:contextualSpacing w:val="0"/>
         <w:jc w:val="left"/>
         <w:rPr>
@@ -2323,25 +2747,61 @@
         <w:rPr>
           <w:rFonts w:ascii="Times New Roman" w:eastAsia="宋体" w:hAnsi="Times New Roman" w:cs="Times New Roman"/>
         </w:rPr>
-        <w:t>使用专用关键点模型（</w:t>
-      </w:r>
-      <w:r>
-        <w:rPr>
-          <w:rFonts w:ascii="Times New Roman" w:eastAsia="宋体" w:hAnsi="Times New Roman" w:cs="Times New Roman"/>
-        </w:rPr>
-        <w:t>e.g., HRNet, OpenPose</w:t>
-      </w:r>
-      <w:r>
-        <w:rPr>
-          <w:rFonts w:ascii="Times New Roman" w:eastAsia="宋体" w:hAnsi="Times New Roman" w:cs="Times New Roman"/>
-        </w:rPr>
-        <w:t>适配，或自定义如</w:t>
-      </w:r>
-      <w:r>
-        <w:rPr>
-          <w:rFonts w:ascii="Times New Roman" w:eastAsia="宋体" w:hAnsi="Times New Roman" w:cs="Times New Roman"/>
-        </w:rPr>
-        <w:t>DEKR-SPrior</w:t>
+        <w:t xml:space="preserve">- </w:t>
+      </w:r>
+      <w:r>
+        <w:rPr>
+          <w:rFonts w:ascii="Times New Roman" w:eastAsia="宋体" w:hAnsi="Times New Roman" w:cs="Times New Roman"/>
+          <w:kern w:val="0"/>
+          <w:sz w:val="20"/>
+          <w:szCs w:val="20"/>
+        </w:rPr>
+        <w:t>区域检测推断关键点</w:t>
+      </w:r>
+      <w:r>
+        <w:rPr>
+          <w:rFonts w:ascii="Times New Roman" w:eastAsia="宋体" w:hAnsi="Times New Roman" w:cs="Times New Roman" w:hint="eastAsia"/>
+          <w:kern w:val="0"/>
+          <w:sz w:val="20"/>
+          <w:szCs w:val="20"/>
+        </w:rPr>
+        <w:t>但</w:t>
+      </w:r>
+      <w:r>
+        <w:rPr>
+          <w:rFonts w:ascii="Times New Roman" w:eastAsia="宋体" w:hAnsi="Times New Roman" w:cs="Times New Roman"/>
+        </w:rPr>
+        <w:t>任务包括表型分析、采摘点定位、茎叶跟踪等。</w:t>
+      </w:r>
+    </w:p>
+    <w:p>
+      <w:pPr>
+        <w:pStyle w:val="a9"/>
+        <w:widowControl/>
+        <w:ind w:left="714"/>
+        <w:contextualSpacing w:val="0"/>
+        <w:jc w:val="left"/>
+        <w:rPr>
+          <w:rFonts w:ascii="Times New Roman" w:eastAsia="宋体" w:hAnsi="Times New Roman" w:cs="Times New Roman"/>
+        </w:rPr>
+      </w:pPr>
+      <w:r>
+        <w:rPr>
+          <w:rFonts w:ascii="Times New Roman" w:eastAsia="宋体" w:hAnsi="Times New Roman" w:cs="Times New Roman"/>
+        </w:rPr>
+        <w:t xml:space="preserve">- </w:t>
+      </w:r>
+      <w:r>
+        <w:rPr>
+          <w:rFonts w:ascii="Times New Roman" w:eastAsia="宋体" w:hAnsi="Times New Roman" w:cs="Times New Roman"/>
+        </w:rPr>
+        <w:t>涉及关键点标注数据集（</w:t>
+      </w:r>
+      <w:r>
+        <w:rPr>
+          <w:rFonts w:ascii="Times New Roman" w:eastAsia="宋体" w:hAnsi="Times New Roman" w:cs="Times New Roman"/>
+        </w:rPr>
+        <w:t>e.g., COCO-style keypoints</w:t>
       </w:r>
       <w:r>
         <w:rPr>
@@ -2349,53 +2809,31 @@
         </w:rPr>
         <w:t>）。</w:t>
       </w:r>
-      <w:r>
-        <w:rPr>
-          <w:rFonts w:ascii="Times New Roman" w:eastAsia="宋体" w:hAnsi="Times New Roman" w:cs="Times New Roman"/>
-        </w:rPr>
-        <w:t xml:space="preserve"> - </w:t>
-      </w:r>
-      <w:r>
-        <w:rPr>
-          <w:rFonts w:ascii="Times New Roman" w:eastAsia="宋体" w:hAnsi="Times New Roman" w:cs="Times New Roman"/>
-        </w:rPr>
-        <w:t>有量化评估（</w:t>
-      </w:r>
-      <w:r>
-        <w:rPr>
-          <w:rFonts w:ascii="Times New Roman" w:eastAsia="宋体" w:hAnsi="Times New Roman" w:cs="Times New Roman"/>
-        </w:rPr>
-        <w:t>e.g., OKS/ PCK</w:t>
-      </w:r>
-      <w:r>
-        <w:rPr>
-          <w:rFonts w:ascii="Times New Roman" w:eastAsia="宋体" w:hAnsi="Times New Roman" w:cs="Times New Roman"/>
-        </w:rPr>
-        <w:t>指标，而非仅</w:t>
-      </w:r>
-      <w:r>
-        <w:rPr>
-          <w:rFonts w:ascii="Times New Roman" w:eastAsia="宋体" w:hAnsi="Times New Roman" w:cs="Times New Roman"/>
-        </w:rPr>
-        <w:t>mAP</w:t>
-      </w:r>
-      <w:r>
-        <w:rPr>
-          <w:rFonts w:ascii="Times New Roman" w:eastAsia="宋体" w:hAnsi="Times New Roman" w:cs="Times New Roman"/>
-        </w:rPr>
-        <w:t>）。</w:t>
-      </w:r>
-      <w:r>
-        <w:rPr>
-          <w:rFonts w:ascii="Times New Roman" w:eastAsia="宋体" w:hAnsi="Times New Roman" w:cs="Times New Roman"/>
-        </w:rPr>
-        <w:t xml:space="preserve"> - </w:t>
-      </w:r>
-      <w:r>
-        <w:rPr>
-          <w:rFonts w:ascii="Times New Roman" w:eastAsia="宋体" w:hAnsi="Times New Roman" w:cs="Times New Roman"/>
-        </w:rPr>
-        <w:t>包括实验验证（如田间数据集）。</w:t>
+    </w:p>
+    <w:p>
+      <w:pPr>
+        <w:pStyle w:val="a9"/>
+        <w:widowControl/>
+        <w:ind w:left="714"/>
+        <w:contextualSpacing w:val="0"/>
+        <w:jc w:val="left"/>
+        <w:rPr>
+          <w:rFonts w:ascii="Times New Roman" w:eastAsia="宋体" w:hAnsi="Times New Roman" w:cs="Times New Roman" w:hint="eastAsia"/>
+        </w:rPr>
+      </w:pPr>
+      <w:r>
+        <w:rPr>
+          <w:rFonts w:ascii="Times New Roman" w:eastAsia="宋体" w:hAnsi="Times New Roman" w:cs="Times New Roman" w:hint="eastAsia"/>
+        </w:rPr>
+        <w:t xml:space="preserve">- </w:t>
+      </w:r>
+      <w:r>
+        <w:rPr>
+          <w:rFonts w:ascii="Times New Roman" w:hAnsi="Times New Roman" w:cs="Times New Roman"/>
+          <w:sz w:val="20"/>
+          <w:szCs w:val="20"/>
+        </w:rPr>
+        <w:t>基于结构规则或植物几何特性的关键点定义</w:t>
       </w:r>
     </w:p>
     <w:p>
@@ -2452,7 +2890,19 @@
         <w:rPr>
           <w:rFonts w:ascii="Times New Roman" w:eastAsia="宋体" w:hAnsi="Times New Roman" w:cs="Times New Roman"/>
         </w:rPr>
-        <w:t>The study does not primarily focus on plants (e.g., it focuses on animals, soil, or non-biological objects);</w:t>
+        <w:t xml:space="preserve">The study does not primarily focus on plants (e.g., it focuses on </w:t>
+      </w:r>
+      <w:r>
+        <w:rPr>
+          <w:rFonts w:ascii="Times New Roman" w:eastAsia="宋体" w:hAnsi="Times New Roman" w:cs="Times New Roman" w:hint="eastAsia"/>
+        </w:rPr>
+        <w:t xml:space="preserve">human, </w:t>
+      </w:r>
+      <w:r>
+        <w:rPr>
+          <w:rFonts w:ascii="Times New Roman" w:eastAsia="宋体" w:hAnsi="Times New Roman" w:cs="Times New Roman"/>
+        </w:rPr>
+        <w:t>animals, soil, or non-biological objects);</w:t>
       </w:r>
       <w:bookmarkEnd w:id="0"/>
       <w:bookmarkEnd w:id="2"/>
@@ -2472,11 +2922,49 @@
           <w:rFonts w:ascii="Times New Roman" w:eastAsia="宋体" w:hAnsi="Times New Roman" w:cs="Times New Roman"/>
         </w:rPr>
       </w:pPr>
-      <w:r>
-        <w:rPr>
-          <w:rFonts w:ascii="Times New Roman" w:eastAsia="宋体" w:hAnsi="Times New Roman" w:cs="Times New Roman"/>
-        </w:rPr>
-        <w:t>非植物应用（</w:t>
+      <w:proofErr w:type="gramStart"/>
+      <w:r>
+        <w:rPr>
+          <w:rFonts w:ascii="Times New Roman" w:eastAsia="宋体" w:hAnsi="Times New Roman" w:cs="Times New Roman"/>
+        </w:rPr>
+        <w:t>纯对象</w:t>
+      </w:r>
+      <w:proofErr w:type="gramEnd"/>
+      <w:r>
+        <w:rPr>
+          <w:rFonts w:ascii="Times New Roman" w:eastAsia="宋体" w:hAnsi="Times New Roman" w:cs="Times New Roman"/>
+        </w:rPr>
+        <w:t>/</w:t>
+      </w:r>
+      <w:r>
+        <w:rPr>
+          <w:rFonts w:ascii="Times New Roman" w:eastAsia="宋体" w:hAnsi="Times New Roman" w:cs="Times New Roman"/>
+        </w:rPr>
+        <w:t>语义分割，即使提到</w:t>
+      </w:r>
+      <w:r>
+        <w:rPr>
+          <w:rFonts w:ascii="Times New Roman" w:eastAsia="宋体" w:hAnsi="Times New Roman" w:cs="Times New Roman"/>
+        </w:rPr>
+        <w:t>“</w:t>
+      </w:r>
+      <w:r>
+        <w:rPr>
+          <w:rFonts w:ascii="Times New Roman" w:eastAsia="宋体" w:hAnsi="Times New Roman" w:cs="Times New Roman"/>
+        </w:rPr>
+        <w:t>关键点</w:t>
+      </w:r>
+      <w:r>
+        <w:rPr>
+          <w:rFonts w:ascii="Times New Roman" w:eastAsia="宋体" w:hAnsi="Times New Roman" w:cs="Times New Roman"/>
+        </w:rPr>
+        <w:t>”</w:t>
+      </w:r>
+      <w:r>
+        <w:rPr>
+          <w:rFonts w:ascii="Times New Roman" w:eastAsia="宋体" w:hAnsi="Times New Roman" w:cs="Times New Roman"/>
+        </w:rPr>
+        <w:t>（</w:t>
       </w:r>
       <w:r>
         <w:rPr>
@@ -2488,67 +2976,21 @@
         <w:rPr>
           <w:rFonts w:ascii="Times New Roman" w:eastAsia="宋体" w:hAnsi="Times New Roman" w:cs="Times New Roman"/>
         </w:rPr>
-        <w:t>人体姿态）。</w:t>
-      </w:r>
-      <w:r>
-        <w:rPr>
-          <w:rFonts w:ascii="Times New Roman" w:eastAsia="宋体" w:hAnsi="Times New Roman" w:cs="Times New Roman"/>
-        </w:rPr>
-        <w:t xml:space="preserve"> - </w:t>
-      </w:r>
-      <w:r>
-        <w:rPr>
-          <w:rFonts w:ascii="Times New Roman" w:eastAsia="宋体" w:hAnsi="Times New Roman" w:cs="Times New Roman"/>
-        </w:rPr>
-        <w:t>纯对象</w:t>
-      </w:r>
-      <w:r>
-        <w:rPr>
-          <w:rFonts w:ascii="Times New Roman" w:eastAsia="宋体" w:hAnsi="Times New Roman" w:cs="Times New Roman"/>
-        </w:rPr>
-        <w:t>/</w:t>
-      </w:r>
-      <w:r>
-        <w:rPr>
-          <w:rFonts w:ascii="Times New Roman" w:eastAsia="宋体" w:hAnsi="Times New Roman" w:cs="Times New Roman"/>
-        </w:rPr>
-        <w:t>语义分割，即使提到</w:t>
-      </w:r>
-      <w:r>
-        <w:rPr>
-          <w:rFonts w:ascii="Times New Roman" w:eastAsia="宋体" w:hAnsi="Times New Roman" w:cs="Times New Roman"/>
-        </w:rPr>
-        <w:t>“</w:t>
-      </w:r>
-      <w:r>
-        <w:rPr>
-          <w:rFonts w:ascii="Times New Roman" w:eastAsia="宋体" w:hAnsi="Times New Roman" w:cs="Times New Roman"/>
-        </w:rPr>
-        <w:t>关键点</w:t>
-      </w:r>
-      <w:r>
-        <w:rPr>
-          <w:rFonts w:ascii="Times New Roman" w:eastAsia="宋体" w:hAnsi="Times New Roman" w:cs="Times New Roman"/>
-        </w:rPr>
-        <w:t>”</w:t>
-      </w:r>
-      <w:r>
-        <w:rPr>
-          <w:rFonts w:ascii="Times New Roman" w:eastAsia="宋体" w:hAnsi="Times New Roman" w:cs="Times New Roman"/>
-        </w:rPr>
-        <w:t>（</w:t>
-      </w:r>
-      <w:r>
-        <w:rPr>
-          <w:rFonts w:ascii="Times New Roman" w:eastAsia="宋体" w:hAnsi="Times New Roman" w:cs="Times New Roman"/>
-        </w:rPr>
-        <w:t xml:space="preserve">e.g., </w:t>
-      </w:r>
-      <w:r>
-        <w:rPr>
-          <w:rFonts w:ascii="Times New Roman" w:eastAsia="宋体" w:hAnsi="Times New Roman" w:cs="Times New Roman"/>
-        </w:rPr>
-        <w:t>只用边界框中心作为采摘点）。</w:t>
+        <w:t>只用边界</w:t>
+      </w:r>
+      <w:proofErr w:type="gramStart"/>
+      <w:r>
+        <w:rPr>
+          <w:rFonts w:ascii="Times New Roman" w:eastAsia="宋体" w:hAnsi="Times New Roman" w:cs="Times New Roman"/>
+        </w:rPr>
+        <w:t>框中心</w:t>
+      </w:r>
+      <w:proofErr w:type="gramEnd"/>
+      <w:r>
+        <w:rPr>
+          <w:rFonts w:ascii="Times New Roman" w:eastAsia="宋体" w:hAnsi="Times New Roman" w:cs="Times New Roman"/>
+        </w:rPr>
+        <w:t>作为采摘点）。</w:t>
       </w:r>
       <w:r>
         <w:rPr>
@@ -2578,11 +3020,19 @@
           <w:rFonts w:ascii="Times New Roman" w:eastAsia="宋体" w:hAnsi="Times New Roman" w:cs="Times New Roman"/>
         </w:rPr>
       </w:pPr>
-      <w:r>
-        <w:rPr>
-          <w:rFonts w:ascii="Times New Roman" w:eastAsia="宋体" w:hAnsi="Times New Roman" w:cs="Times New Roman"/>
-        </w:rPr>
-        <w:t>无关键点预测模块（</w:t>
+      <w:proofErr w:type="gramStart"/>
+      <w:r>
+        <w:rPr>
+          <w:rFonts w:ascii="Times New Roman" w:eastAsia="宋体" w:hAnsi="Times New Roman" w:cs="Times New Roman"/>
+        </w:rPr>
+        <w:t>无关键点预测</w:t>
+      </w:r>
+      <w:proofErr w:type="gramEnd"/>
+      <w:r>
+        <w:rPr>
+          <w:rFonts w:ascii="Times New Roman" w:eastAsia="宋体" w:hAnsi="Times New Roman" w:cs="Times New Roman"/>
+        </w:rPr>
+        <w:t>模块（</w:t>
       </w:r>
       <w:r>
         <w:rPr>
@@ -2606,31 +3056,21 @@
         <w:rPr>
           <w:rFonts w:ascii="Times New Roman" w:eastAsia="宋体" w:hAnsi="Times New Roman" w:cs="Times New Roman"/>
         </w:rPr>
-        <w:t>低质量数据（如合成图像无真实标注）。</w:t>
-      </w:r>
-      <w:r>
-        <w:rPr>
-          <w:rFonts w:ascii="Times New Roman" w:eastAsia="宋体" w:hAnsi="Times New Roman" w:cs="Times New Roman"/>
-        </w:rPr>
-        <w:t xml:space="preserve"> - </w:t>
-      </w:r>
-      <w:r>
-        <w:rPr>
-          <w:rFonts w:ascii="Times New Roman" w:eastAsia="宋体" w:hAnsi="Times New Roman" w:cs="Times New Roman"/>
-        </w:rPr>
-        <w:t>会议摘要</w:t>
-      </w:r>
-      <w:r>
-        <w:rPr>
-          <w:rFonts w:ascii="Times New Roman" w:eastAsia="宋体" w:hAnsi="Times New Roman" w:cs="Times New Roman"/>
-        </w:rPr>
-        <w:t>/</w:t>
-      </w:r>
-      <w:r>
-        <w:rPr>
-          <w:rFonts w:ascii="Times New Roman" w:eastAsia="宋体" w:hAnsi="Times New Roman" w:cs="Times New Roman"/>
-        </w:rPr>
-        <w:t>预印本无完整方法。</w:t>
+        <w:t>低质量数据（如合成图像</w:t>
+      </w:r>
+      <w:proofErr w:type="gramStart"/>
+      <w:r>
+        <w:rPr>
+          <w:rFonts w:ascii="Times New Roman" w:eastAsia="宋体" w:hAnsi="Times New Roman" w:cs="Times New Roman"/>
+        </w:rPr>
+        <w:t>无真实</w:t>
+      </w:r>
+      <w:proofErr w:type="gramEnd"/>
+      <w:r>
+        <w:rPr>
+          <w:rFonts w:ascii="Times New Roman" w:eastAsia="宋体" w:hAnsi="Times New Roman" w:cs="Times New Roman"/>
+        </w:rPr>
+        <w:t>标注）。</w:t>
       </w:r>
     </w:p>
     <w:p>
@@ -2676,6 +3116,24 @@
         <w:rPr>
           <w:rFonts w:ascii="Times New Roman" w:eastAsia="宋体" w:hAnsi="Times New Roman" w:cs="Times New Roman"/>
         </w:rPr>
+        <w:t>会议摘要</w:t>
+      </w:r>
+      <w:r>
+        <w:rPr>
+          <w:rFonts w:ascii="Times New Roman" w:eastAsia="宋体" w:hAnsi="Times New Roman" w:cs="Times New Roman"/>
+        </w:rPr>
+        <w:t>/</w:t>
+      </w:r>
+      <w:r>
+        <w:rPr>
+          <w:rFonts w:ascii="Times New Roman" w:eastAsia="宋体" w:hAnsi="Times New Roman" w:cs="Times New Roman"/>
+        </w:rPr>
+        <w:t>预印本无完整方法。</w:t>
+      </w:r>
+      <w:r>
+        <w:rPr>
+          <w:rFonts w:ascii="Times New Roman" w:eastAsia="宋体" w:hAnsi="Times New Roman" w:cs="Times New Roman"/>
+        </w:rPr>
         <w:t>仅摘要或付费墙后无法访问。</w:t>
       </w:r>
     </w:p>
@@ -2712,17 +3170,19 @@
         </w:rPr>
         <w:t>），技术过时。</w:t>
       </w:r>
-      <w:r>
-        <w:rPr>
-          <w:rFonts w:ascii="Times New Roman" w:eastAsia="宋体" w:hAnsi="Times New Roman" w:cs="Times New Roman"/>
-        </w:rPr>
-        <w:t xml:space="preserve"> - </w:t>
-      </w:r>
-      <w:r>
-        <w:rPr>
-          <w:rFonts w:ascii="Times New Roman" w:eastAsia="宋体" w:hAnsi="Times New Roman" w:cs="Times New Roman"/>
-        </w:rPr>
-        <w:t>非最新综述重复内容。</w:t>
+      <w:proofErr w:type="gramStart"/>
+      <w:r>
+        <w:rPr>
+          <w:rFonts w:ascii="Times New Roman" w:eastAsia="宋体" w:hAnsi="Times New Roman" w:cs="Times New Roman"/>
+        </w:rPr>
+        <w:t>非最新</w:t>
+      </w:r>
+      <w:proofErr w:type="gramEnd"/>
+      <w:r>
+        <w:rPr>
+          <w:rFonts w:ascii="Times New Roman" w:eastAsia="宋体" w:hAnsi="Times New Roman" w:cs="Times New Roman"/>
+        </w:rPr>
+        <w:t>综述重复内容。</w:t>
       </w:r>
     </w:p>
     <w:p>
@@ -2739,25 +3199,7 @@
         <w:widowControl/>
         <w:jc w:val="left"/>
         <w:rPr>
-          <w:rFonts w:ascii="Times New Roman" w:eastAsia="宋体" w:hAnsi="Times New Roman" w:cs="Times New Roman"/>
-        </w:rPr>
-      </w:pPr>
-    </w:p>
-    <w:p>
-      <w:pPr>
-        <w:widowControl/>
-        <w:jc w:val="left"/>
-        <w:rPr>
-          <w:rFonts w:ascii="Times New Roman" w:eastAsia="宋体" w:hAnsi="Times New Roman" w:cs="Times New Roman"/>
-        </w:rPr>
-      </w:pPr>
-    </w:p>
-    <w:p>
-      <w:pPr>
-        <w:widowControl/>
-        <w:jc w:val="left"/>
-        <w:rPr>
-          <w:rFonts w:ascii="Times New Roman" w:eastAsia="宋体" w:hAnsi="Times New Roman" w:cs="Times New Roman"/>
+          <w:rFonts w:ascii="Times New Roman" w:eastAsia="宋体" w:hAnsi="Times New Roman" w:cs="Times New Roman" w:hint="eastAsia"/>
         </w:rPr>
       </w:pPr>
     </w:p>
@@ -2796,14 +3238,7 @@
         <w:rPr>
           <w:rFonts w:ascii="Times New Roman" w:hAnsi="Times New Roman" w:cs="Times New Roman"/>
         </w:rPr>
-        <w:t xml:space="preserve">The identified papers were then objectively reviewed and data was extracted and examined for the following items: research methodology, algorithm used, descriptive attributes of the models, journal, findings, and challenges and limitations. The results of this extraction were then documented in tabular format and evaluated independently by the authors and by an independent researcher to verify their eligibility. The resulting papers underwent thematic content analysis to reach a classification structure as discussed in the next section. Table 1 shows the distribution of the 80 articles in their respective journals. These articles were then analyzed to produce a taxonomy of deep learning applications in construction. Several iterations were conducted to reach the best taxonomy after reading the abstracts and the full papers. This resulted in six topics, which are: 1) equipment tracking, 2) crack detection, 3) construction work management, 4) sewer assessment, 5) </w:t>
-      </w:r>
-      <w:r>
-        <w:rPr>
-          <w:rFonts w:ascii="Times New Roman" w:hAnsi="Times New Roman" w:cs="Times New Roman"/>
-        </w:rPr>
-        <w:lastRenderedPageBreak/>
-        <w:t>3D point cloud enhancement, and 6) miscellaneous topics. The detailed analysis of these topics is discussed in the next section</w:t>
+        <w:t>The identified papers were then objectively reviewed and data was extracted and examined for the following items: research methodology, algorithm used, descriptive attributes of the models, journal, findings, and challenges and limitations. The results of this extraction were then documented in tabular format and evaluated independently by the authors and by an independent researcher to verify their eligibility. The resulting papers underwent thematic content analysis to reach a classification structure as discussed in the next section. Table 1 shows the distribution of the 80 articles in their respective journals. These articles were then analyzed to produce a taxonomy of deep learning applications in construction. Several iterations were conducted to reach the best taxonomy after reading the abstracts and the full papers. This resulted in six topics, which are: 1) equipment tracking, 2) crack detection, 3) construction work management, 4) sewer assessment, 5) 3D point cloud enhancement, and 6) miscellaneous topics. The detailed analysis of these topics is discussed in the next section</w:t>
       </w:r>
       <w:r>
         <w:rPr>
@@ -3362,7 +3797,25 @@
           <w:b/>
           <w:bCs/>
         </w:rPr>
-        <w:t>应用场景占比：在五大应用场景中，作物生长活力评估占比最高（</w:t>
+        <w:t>应用场景占比：在五大应用场景中，作物生长活力</w:t>
+      </w:r>
+      <w:proofErr w:type="gramStart"/>
+      <w:r>
+        <w:rPr>
+          <w:rFonts w:ascii="Times New Roman" w:hAnsi="Times New Roman" w:cs="Times New Roman" w:hint="eastAsia"/>
+          <w:b/>
+          <w:bCs/>
+        </w:rPr>
+        <w:t>评估占</w:t>
+      </w:r>
+      <w:proofErr w:type="gramEnd"/>
+      <w:r>
+        <w:rPr>
+          <w:rFonts w:ascii="Times New Roman" w:hAnsi="Times New Roman" w:cs="Times New Roman" w:hint="eastAsia"/>
+          <w:b/>
+          <w:bCs/>
+        </w:rPr>
+        <w:t>比最高（</w:t>
       </w:r>
       <w:r>
         <w:rPr>
@@ -3394,7 +3847,25 @@
           <w:b/>
           <w:bCs/>
         </w:rPr>
-        <w:t>），病虫害识别占比</w:t>
+        <w:t>），病虫害</w:t>
+      </w:r>
+      <w:proofErr w:type="gramStart"/>
+      <w:r>
+        <w:rPr>
+          <w:rFonts w:ascii="Times New Roman" w:hAnsi="Times New Roman" w:cs="Times New Roman" w:hint="eastAsia"/>
+          <w:b/>
+          <w:bCs/>
+        </w:rPr>
+        <w:t>识别占</w:t>
+      </w:r>
+      <w:proofErr w:type="gramEnd"/>
+      <w:r>
+        <w:rPr>
+          <w:rFonts w:ascii="Times New Roman" w:hAnsi="Times New Roman" w:cs="Times New Roman" w:hint="eastAsia"/>
+          <w:b/>
+          <w:bCs/>
+        </w:rPr>
+        <w:t>比</w:t>
       </w:r>
       <w:r>
         <w:rPr>
@@ -3750,7 +4221,49 @@
         <w:rPr>
           <w:rFonts w:ascii="Times New Roman" w:hAnsi="Times New Roman" w:cs="Times New Roman"/>
         </w:rPr>
-        <w:t xml:space="preserve">the evaluation metrics for accuracy and precision include PCK(Percentage of Correct Keypoints), OKS(Object Keypoint Similarity) and AP(Average Precision) calculated by OKS. They have different focuses: PCK counts the proportion of predicted keypoints falling near the real position by setting a pixel distance threshold (e.g., a percentage of the object size or a fixed pixel value as a </w:t>
+        <w:t xml:space="preserve">the evaluation metrics for accuracy and precision include </w:t>
+      </w:r>
+      <w:proofErr w:type="gramStart"/>
+      <w:r>
+        <w:rPr>
+          <w:rFonts w:ascii="Times New Roman" w:hAnsi="Times New Roman" w:cs="Times New Roman"/>
+        </w:rPr>
+        <w:t>PCK(</w:t>
+      </w:r>
+      <w:proofErr w:type="gramEnd"/>
+      <w:r>
+        <w:rPr>
+          <w:rFonts w:ascii="Times New Roman" w:hAnsi="Times New Roman" w:cs="Times New Roman"/>
+        </w:rPr>
+        <w:t xml:space="preserve">Percentage of Correct Keypoints), </w:t>
+      </w:r>
+      <w:proofErr w:type="gramStart"/>
+      <w:r>
+        <w:rPr>
+          <w:rFonts w:ascii="Times New Roman" w:hAnsi="Times New Roman" w:cs="Times New Roman"/>
+        </w:rPr>
+        <w:t>OKS(</w:t>
+      </w:r>
+      <w:proofErr w:type="gramEnd"/>
+      <w:r>
+        <w:rPr>
+          <w:rFonts w:ascii="Times New Roman" w:hAnsi="Times New Roman" w:cs="Times New Roman"/>
+        </w:rPr>
+        <w:t xml:space="preserve">Object Keypoint Similarity) and </w:t>
+      </w:r>
+      <w:proofErr w:type="gramStart"/>
+      <w:r>
+        <w:rPr>
+          <w:rFonts w:ascii="Times New Roman" w:hAnsi="Times New Roman" w:cs="Times New Roman"/>
+        </w:rPr>
+        <w:t>AP(</w:t>
+      </w:r>
+      <w:proofErr w:type="gramEnd"/>
+      <w:r>
+        <w:rPr>
+          <w:rFonts w:ascii="Times New Roman" w:hAnsi="Times New Roman" w:cs="Times New Roman"/>
+        </w:rPr>
+        <w:t xml:space="preserve">Average Precision) calculated by OKS. They have different focuses: PCK counts the proportion of predicted keypoints falling near the real position by setting a pixel distance threshold (e.g., a percentage of the object size or a fixed pixel value as a </w:t>
       </w:r>
       <w:r>
         <w:rPr>
@@ -6334,6 +6847,155 @@
     </w:lvl>
   </w:abstractNum>
   <w:abstractNum w:abstractNumId="1" w15:restartNumberingAfterBreak="0">
+    <w:nsid w:val="06AF232A"/>
+    <w:multiLevelType w:val="multilevel"/>
+    <w:tmpl w:val="89564226"/>
+    <w:lvl w:ilvl="0">
+      <w:start w:val="1"/>
+      <w:numFmt w:val="bullet"/>
+      <w:lvlText w:val=""/>
+      <w:lvlJc w:val="left"/>
+      <w:pPr>
+        <w:tabs>
+          <w:tab w:val="num" w:pos="720"/>
+        </w:tabs>
+        <w:ind w:left="720" w:hanging="360"/>
+      </w:pPr>
+      <w:rPr>
+        <w:rFonts w:ascii="Symbol" w:hAnsi="Symbol" w:hint="default"/>
+        <w:sz w:val="20"/>
+      </w:rPr>
+    </w:lvl>
+    <w:lvl w:ilvl="1" w:tentative="1">
+      <w:start w:val="1"/>
+      <w:numFmt w:val="bullet"/>
+      <w:lvlText w:val="o"/>
+      <w:lvlJc w:val="left"/>
+      <w:pPr>
+        <w:tabs>
+          <w:tab w:val="num" w:pos="1440"/>
+        </w:tabs>
+        <w:ind w:left="1440" w:hanging="360"/>
+      </w:pPr>
+      <w:rPr>
+        <w:rFonts w:ascii="Courier New" w:hAnsi="Courier New" w:hint="default"/>
+        <w:sz w:val="20"/>
+      </w:rPr>
+    </w:lvl>
+    <w:lvl w:ilvl="2" w:tentative="1">
+      <w:start w:val="1"/>
+      <w:numFmt w:val="bullet"/>
+      <w:lvlText w:val=""/>
+      <w:lvlJc w:val="left"/>
+      <w:pPr>
+        <w:tabs>
+          <w:tab w:val="num" w:pos="2160"/>
+        </w:tabs>
+        <w:ind w:left="2160" w:hanging="360"/>
+      </w:pPr>
+      <w:rPr>
+        <w:rFonts w:ascii="Wingdings" w:hAnsi="Wingdings" w:hint="default"/>
+        <w:sz w:val="20"/>
+      </w:rPr>
+    </w:lvl>
+    <w:lvl w:ilvl="3" w:tentative="1">
+      <w:start w:val="1"/>
+      <w:numFmt w:val="bullet"/>
+      <w:lvlText w:val=""/>
+      <w:lvlJc w:val="left"/>
+      <w:pPr>
+        <w:tabs>
+          <w:tab w:val="num" w:pos="2880"/>
+        </w:tabs>
+        <w:ind w:left="2880" w:hanging="360"/>
+      </w:pPr>
+      <w:rPr>
+        <w:rFonts w:ascii="Wingdings" w:hAnsi="Wingdings" w:hint="default"/>
+        <w:sz w:val="20"/>
+      </w:rPr>
+    </w:lvl>
+    <w:lvl w:ilvl="4" w:tentative="1">
+      <w:start w:val="1"/>
+      <w:numFmt w:val="bullet"/>
+      <w:lvlText w:val=""/>
+      <w:lvlJc w:val="left"/>
+      <w:pPr>
+        <w:tabs>
+          <w:tab w:val="num" w:pos="3600"/>
+        </w:tabs>
+        <w:ind w:left="3600" w:hanging="360"/>
+      </w:pPr>
+      <w:rPr>
+        <w:rFonts w:ascii="Wingdings" w:hAnsi="Wingdings" w:hint="default"/>
+        <w:sz w:val="20"/>
+      </w:rPr>
+    </w:lvl>
+    <w:lvl w:ilvl="5" w:tentative="1">
+      <w:start w:val="1"/>
+      <w:numFmt w:val="bullet"/>
+      <w:lvlText w:val=""/>
+      <w:lvlJc w:val="left"/>
+      <w:pPr>
+        <w:tabs>
+          <w:tab w:val="num" w:pos="4320"/>
+        </w:tabs>
+        <w:ind w:left="4320" w:hanging="360"/>
+      </w:pPr>
+      <w:rPr>
+        <w:rFonts w:ascii="Wingdings" w:hAnsi="Wingdings" w:hint="default"/>
+        <w:sz w:val="20"/>
+      </w:rPr>
+    </w:lvl>
+    <w:lvl w:ilvl="6" w:tentative="1">
+      <w:start w:val="1"/>
+      <w:numFmt w:val="bullet"/>
+      <w:lvlText w:val=""/>
+      <w:lvlJc w:val="left"/>
+      <w:pPr>
+        <w:tabs>
+          <w:tab w:val="num" w:pos="5040"/>
+        </w:tabs>
+        <w:ind w:left="5040" w:hanging="360"/>
+      </w:pPr>
+      <w:rPr>
+        <w:rFonts w:ascii="Wingdings" w:hAnsi="Wingdings" w:hint="default"/>
+        <w:sz w:val="20"/>
+      </w:rPr>
+    </w:lvl>
+    <w:lvl w:ilvl="7" w:tentative="1">
+      <w:start w:val="1"/>
+      <w:numFmt w:val="bullet"/>
+      <w:lvlText w:val=""/>
+      <w:lvlJc w:val="left"/>
+      <w:pPr>
+        <w:tabs>
+          <w:tab w:val="num" w:pos="5760"/>
+        </w:tabs>
+        <w:ind w:left="5760" w:hanging="360"/>
+      </w:pPr>
+      <w:rPr>
+        <w:rFonts w:ascii="Wingdings" w:hAnsi="Wingdings" w:hint="default"/>
+        <w:sz w:val="20"/>
+      </w:rPr>
+    </w:lvl>
+    <w:lvl w:ilvl="8" w:tentative="1">
+      <w:start w:val="1"/>
+      <w:numFmt w:val="bullet"/>
+      <w:lvlText w:val=""/>
+      <w:lvlJc w:val="left"/>
+      <w:pPr>
+        <w:tabs>
+          <w:tab w:val="num" w:pos="6480"/>
+        </w:tabs>
+        <w:ind w:left="6480" w:hanging="360"/>
+      </w:pPr>
+      <w:rPr>
+        <w:rFonts w:ascii="Wingdings" w:hAnsi="Wingdings" w:hint="default"/>
+        <w:sz w:val="20"/>
+      </w:rPr>
+    </w:lvl>
+  </w:abstractNum>
+  <w:abstractNum w:abstractNumId="2" w15:restartNumberingAfterBreak="0">
     <w:nsid w:val="0CAF543B"/>
     <w:multiLevelType w:val="multilevel"/>
     <w:tmpl w:val="68CCFA10"/>
@@ -6450,7 +7112,156 @@
       </w:pPr>
     </w:lvl>
   </w:abstractNum>
-  <w:abstractNum w:abstractNumId="2" w15:restartNumberingAfterBreak="0">
+  <w:abstractNum w:abstractNumId="3" w15:restartNumberingAfterBreak="0">
+    <w:nsid w:val="0EE637C4"/>
+    <w:multiLevelType w:val="multilevel"/>
+    <w:tmpl w:val="17DCB956"/>
+    <w:lvl w:ilvl="0">
+      <w:start w:val="1"/>
+      <w:numFmt w:val="bullet"/>
+      <w:lvlText w:val=""/>
+      <w:lvlJc w:val="left"/>
+      <w:pPr>
+        <w:tabs>
+          <w:tab w:val="num" w:pos="720"/>
+        </w:tabs>
+        <w:ind w:left="720" w:hanging="360"/>
+      </w:pPr>
+      <w:rPr>
+        <w:rFonts w:ascii="Symbol" w:hAnsi="Symbol" w:hint="default"/>
+        <w:sz w:val="20"/>
+      </w:rPr>
+    </w:lvl>
+    <w:lvl w:ilvl="1" w:tentative="1">
+      <w:start w:val="1"/>
+      <w:numFmt w:val="bullet"/>
+      <w:lvlText w:val="o"/>
+      <w:lvlJc w:val="left"/>
+      <w:pPr>
+        <w:tabs>
+          <w:tab w:val="num" w:pos="1440"/>
+        </w:tabs>
+        <w:ind w:left="1440" w:hanging="360"/>
+      </w:pPr>
+      <w:rPr>
+        <w:rFonts w:ascii="Courier New" w:hAnsi="Courier New" w:hint="default"/>
+        <w:sz w:val="20"/>
+      </w:rPr>
+    </w:lvl>
+    <w:lvl w:ilvl="2" w:tentative="1">
+      <w:start w:val="1"/>
+      <w:numFmt w:val="bullet"/>
+      <w:lvlText w:val=""/>
+      <w:lvlJc w:val="left"/>
+      <w:pPr>
+        <w:tabs>
+          <w:tab w:val="num" w:pos="2160"/>
+        </w:tabs>
+        <w:ind w:left="2160" w:hanging="360"/>
+      </w:pPr>
+      <w:rPr>
+        <w:rFonts w:ascii="Wingdings" w:hAnsi="Wingdings" w:hint="default"/>
+        <w:sz w:val="20"/>
+      </w:rPr>
+    </w:lvl>
+    <w:lvl w:ilvl="3" w:tentative="1">
+      <w:start w:val="1"/>
+      <w:numFmt w:val="bullet"/>
+      <w:lvlText w:val=""/>
+      <w:lvlJc w:val="left"/>
+      <w:pPr>
+        <w:tabs>
+          <w:tab w:val="num" w:pos="2880"/>
+        </w:tabs>
+        <w:ind w:left="2880" w:hanging="360"/>
+      </w:pPr>
+      <w:rPr>
+        <w:rFonts w:ascii="Wingdings" w:hAnsi="Wingdings" w:hint="default"/>
+        <w:sz w:val="20"/>
+      </w:rPr>
+    </w:lvl>
+    <w:lvl w:ilvl="4" w:tentative="1">
+      <w:start w:val="1"/>
+      <w:numFmt w:val="bullet"/>
+      <w:lvlText w:val=""/>
+      <w:lvlJc w:val="left"/>
+      <w:pPr>
+        <w:tabs>
+          <w:tab w:val="num" w:pos="3600"/>
+        </w:tabs>
+        <w:ind w:left="3600" w:hanging="360"/>
+      </w:pPr>
+      <w:rPr>
+        <w:rFonts w:ascii="Wingdings" w:hAnsi="Wingdings" w:hint="default"/>
+        <w:sz w:val="20"/>
+      </w:rPr>
+    </w:lvl>
+    <w:lvl w:ilvl="5" w:tentative="1">
+      <w:start w:val="1"/>
+      <w:numFmt w:val="bullet"/>
+      <w:lvlText w:val=""/>
+      <w:lvlJc w:val="left"/>
+      <w:pPr>
+        <w:tabs>
+          <w:tab w:val="num" w:pos="4320"/>
+        </w:tabs>
+        <w:ind w:left="4320" w:hanging="360"/>
+      </w:pPr>
+      <w:rPr>
+        <w:rFonts w:ascii="Wingdings" w:hAnsi="Wingdings" w:hint="default"/>
+        <w:sz w:val="20"/>
+      </w:rPr>
+    </w:lvl>
+    <w:lvl w:ilvl="6" w:tentative="1">
+      <w:start w:val="1"/>
+      <w:numFmt w:val="bullet"/>
+      <w:lvlText w:val=""/>
+      <w:lvlJc w:val="left"/>
+      <w:pPr>
+        <w:tabs>
+          <w:tab w:val="num" w:pos="5040"/>
+        </w:tabs>
+        <w:ind w:left="5040" w:hanging="360"/>
+      </w:pPr>
+      <w:rPr>
+        <w:rFonts w:ascii="Wingdings" w:hAnsi="Wingdings" w:hint="default"/>
+        <w:sz w:val="20"/>
+      </w:rPr>
+    </w:lvl>
+    <w:lvl w:ilvl="7" w:tentative="1">
+      <w:start w:val="1"/>
+      <w:numFmt w:val="bullet"/>
+      <w:lvlText w:val=""/>
+      <w:lvlJc w:val="left"/>
+      <w:pPr>
+        <w:tabs>
+          <w:tab w:val="num" w:pos="5760"/>
+        </w:tabs>
+        <w:ind w:left="5760" w:hanging="360"/>
+      </w:pPr>
+      <w:rPr>
+        <w:rFonts w:ascii="Wingdings" w:hAnsi="Wingdings" w:hint="default"/>
+        <w:sz w:val="20"/>
+      </w:rPr>
+    </w:lvl>
+    <w:lvl w:ilvl="8" w:tentative="1">
+      <w:start w:val="1"/>
+      <w:numFmt w:val="bullet"/>
+      <w:lvlText w:val=""/>
+      <w:lvlJc w:val="left"/>
+      <w:pPr>
+        <w:tabs>
+          <w:tab w:val="num" w:pos="6480"/>
+        </w:tabs>
+        <w:ind w:left="6480" w:hanging="360"/>
+      </w:pPr>
+      <w:rPr>
+        <w:rFonts w:ascii="Wingdings" w:hAnsi="Wingdings" w:hint="default"/>
+        <w:sz w:val="20"/>
+      </w:rPr>
+    </w:lvl>
+  </w:abstractNum>
+  <w:abstractNum w:abstractNumId="4" w15:restartNumberingAfterBreak="0">
     <w:nsid w:val="136673D3"/>
     <w:multiLevelType w:val="multilevel"/>
     <w:tmpl w:val="8A16F1CC"/>
@@ -6599,7 +7410,7 @@
       </w:rPr>
     </w:lvl>
   </w:abstractNum>
-  <w:abstractNum w:abstractNumId="3" w15:restartNumberingAfterBreak="0">
+  <w:abstractNum w:abstractNumId="5" w15:restartNumberingAfterBreak="0">
     <w:nsid w:val="156746B6"/>
     <w:multiLevelType w:val="hybridMultilevel"/>
     <w:tmpl w:val="463E1C2C"/>
@@ -6688,7 +7499,7 @@
       </w:pPr>
     </w:lvl>
   </w:abstractNum>
-  <w:abstractNum w:abstractNumId="4" w15:restartNumberingAfterBreak="0">
+  <w:abstractNum w:abstractNumId="6" w15:restartNumberingAfterBreak="0">
     <w:nsid w:val="22542998"/>
     <w:multiLevelType w:val="multilevel"/>
     <w:tmpl w:val="B6E8504A"/>
@@ -6837,7 +7648,156 @@
       </w:rPr>
     </w:lvl>
   </w:abstractNum>
-  <w:abstractNum w:abstractNumId="5" w15:restartNumberingAfterBreak="0">
+  <w:abstractNum w:abstractNumId="7" w15:restartNumberingAfterBreak="0">
+    <w:nsid w:val="23035F3D"/>
+    <w:multiLevelType w:val="multilevel"/>
+    <w:tmpl w:val="EB863CFA"/>
+    <w:lvl w:ilvl="0">
+      <w:start w:val="1"/>
+      <w:numFmt w:val="bullet"/>
+      <w:lvlText w:val=""/>
+      <w:lvlJc w:val="left"/>
+      <w:pPr>
+        <w:tabs>
+          <w:tab w:val="num" w:pos="720"/>
+        </w:tabs>
+        <w:ind w:left="720" w:hanging="360"/>
+      </w:pPr>
+      <w:rPr>
+        <w:rFonts w:ascii="Symbol" w:hAnsi="Symbol" w:hint="default"/>
+        <w:sz w:val="20"/>
+      </w:rPr>
+    </w:lvl>
+    <w:lvl w:ilvl="1" w:tentative="1">
+      <w:start w:val="1"/>
+      <w:numFmt w:val="bullet"/>
+      <w:lvlText w:val="o"/>
+      <w:lvlJc w:val="left"/>
+      <w:pPr>
+        <w:tabs>
+          <w:tab w:val="num" w:pos="1440"/>
+        </w:tabs>
+        <w:ind w:left="1440" w:hanging="360"/>
+      </w:pPr>
+      <w:rPr>
+        <w:rFonts w:ascii="Courier New" w:hAnsi="Courier New" w:hint="default"/>
+        <w:sz w:val="20"/>
+      </w:rPr>
+    </w:lvl>
+    <w:lvl w:ilvl="2" w:tentative="1">
+      <w:start w:val="1"/>
+      <w:numFmt w:val="bullet"/>
+      <w:lvlText w:val=""/>
+      <w:lvlJc w:val="left"/>
+      <w:pPr>
+        <w:tabs>
+          <w:tab w:val="num" w:pos="2160"/>
+        </w:tabs>
+        <w:ind w:left="2160" w:hanging="360"/>
+      </w:pPr>
+      <w:rPr>
+        <w:rFonts w:ascii="Wingdings" w:hAnsi="Wingdings" w:hint="default"/>
+        <w:sz w:val="20"/>
+      </w:rPr>
+    </w:lvl>
+    <w:lvl w:ilvl="3" w:tentative="1">
+      <w:start w:val="1"/>
+      <w:numFmt w:val="bullet"/>
+      <w:lvlText w:val=""/>
+      <w:lvlJc w:val="left"/>
+      <w:pPr>
+        <w:tabs>
+          <w:tab w:val="num" w:pos="2880"/>
+        </w:tabs>
+        <w:ind w:left="2880" w:hanging="360"/>
+      </w:pPr>
+      <w:rPr>
+        <w:rFonts w:ascii="Wingdings" w:hAnsi="Wingdings" w:hint="default"/>
+        <w:sz w:val="20"/>
+      </w:rPr>
+    </w:lvl>
+    <w:lvl w:ilvl="4" w:tentative="1">
+      <w:start w:val="1"/>
+      <w:numFmt w:val="bullet"/>
+      <w:lvlText w:val=""/>
+      <w:lvlJc w:val="left"/>
+      <w:pPr>
+        <w:tabs>
+          <w:tab w:val="num" w:pos="3600"/>
+        </w:tabs>
+        <w:ind w:left="3600" w:hanging="360"/>
+      </w:pPr>
+      <w:rPr>
+        <w:rFonts w:ascii="Wingdings" w:hAnsi="Wingdings" w:hint="default"/>
+        <w:sz w:val="20"/>
+      </w:rPr>
+    </w:lvl>
+    <w:lvl w:ilvl="5" w:tentative="1">
+      <w:start w:val="1"/>
+      <w:numFmt w:val="bullet"/>
+      <w:lvlText w:val=""/>
+      <w:lvlJc w:val="left"/>
+      <w:pPr>
+        <w:tabs>
+          <w:tab w:val="num" w:pos="4320"/>
+        </w:tabs>
+        <w:ind w:left="4320" w:hanging="360"/>
+      </w:pPr>
+      <w:rPr>
+        <w:rFonts w:ascii="Wingdings" w:hAnsi="Wingdings" w:hint="default"/>
+        <w:sz w:val="20"/>
+      </w:rPr>
+    </w:lvl>
+    <w:lvl w:ilvl="6" w:tentative="1">
+      <w:start w:val="1"/>
+      <w:numFmt w:val="bullet"/>
+      <w:lvlText w:val=""/>
+      <w:lvlJc w:val="left"/>
+      <w:pPr>
+        <w:tabs>
+          <w:tab w:val="num" w:pos="5040"/>
+        </w:tabs>
+        <w:ind w:left="5040" w:hanging="360"/>
+      </w:pPr>
+      <w:rPr>
+        <w:rFonts w:ascii="Wingdings" w:hAnsi="Wingdings" w:hint="default"/>
+        <w:sz w:val="20"/>
+      </w:rPr>
+    </w:lvl>
+    <w:lvl w:ilvl="7" w:tentative="1">
+      <w:start w:val="1"/>
+      <w:numFmt w:val="bullet"/>
+      <w:lvlText w:val=""/>
+      <w:lvlJc w:val="left"/>
+      <w:pPr>
+        <w:tabs>
+          <w:tab w:val="num" w:pos="5760"/>
+        </w:tabs>
+        <w:ind w:left="5760" w:hanging="360"/>
+      </w:pPr>
+      <w:rPr>
+        <w:rFonts w:ascii="Wingdings" w:hAnsi="Wingdings" w:hint="default"/>
+        <w:sz w:val="20"/>
+      </w:rPr>
+    </w:lvl>
+    <w:lvl w:ilvl="8" w:tentative="1">
+      <w:start w:val="1"/>
+      <w:numFmt w:val="bullet"/>
+      <w:lvlText w:val=""/>
+      <w:lvlJc w:val="left"/>
+      <w:pPr>
+        <w:tabs>
+          <w:tab w:val="num" w:pos="6480"/>
+        </w:tabs>
+        <w:ind w:left="6480" w:hanging="360"/>
+      </w:pPr>
+      <w:rPr>
+        <w:rFonts w:ascii="Wingdings" w:hAnsi="Wingdings" w:hint="default"/>
+        <w:sz w:val="20"/>
+      </w:rPr>
+    </w:lvl>
+  </w:abstractNum>
+  <w:abstractNum w:abstractNumId="8" w15:restartNumberingAfterBreak="0">
     <w:nsid w:val="2352421F"/>
     <w:multiLevelType w:val="multilevel"/>
     <w:tmpl w:val="E0025B1E"/>
@@ -6986,7 +7946,7 @@
       </w:rPr>
     </w:lvl>
   </w:abstractNum>
-  <w:abstractNum w:abstractNumId="6" w15:restartNumberingAfterBreak="0">
+  <w:abstractNum w:abstractNumId="9" w15:restartNumberingAfterBreak="0">
     <w:nsid w:val="27A936C5"/>
     <w:multiLevelType w:val="multilevel"/>
     <w:tmpl w:val="D5301260"/>
@@ -7135,7 +8095,7 @@
       </w:rPr>
     </w:lvl>
   </w:abstractNum>
-  <w:abstractNum w:abstractNumId="7" w15:restartNumberingAfterBreak="0">
+  <w:abstractNum w:abstractNumId="10" w15:restartNumberingAfterBreak="0">
     <w:nsid w:val="298D3D39"/>
     <w:multiLevelType w:val="hybridMultilevel"/>
     <w:tmpl w:val="A088018A"/>
@@ -7224,7 +8184,7 @@
       </w:pPr>
     </w:lvl>
   </w:abstractNum>
-  <w:abstractNum w:abstractNumId="8" w15:restartNumberingAfterBreak="0">
+  <w:abstractNum w:abstractNumId="11" w15:restartNumberingAfterBreak="0">
     <w:nsid w:val="384D18BF"/>
     <w:multiLevelType w:val="hybridMultilevel"/>
     <w:tmpl w:val="1780CA5C"/>
@@ -7337,7 +8297,7 @@
       </w:rPr>
     </w:lvl>
   </w:abstractNum>
-  <w:abstractNum w:abstractNumId="9" w15:restartNumberingAfterBreak="0">
+  <w:abstractNum w:abstractNumId="12" w15:restartNumberingAfterBreak="0">
     <w:nsid w:val="45F341CE"/>
     <w:multiLevelType w:val="multilevel"/>
     <w:tmpl w:val="6FB8596E"/>
@@ -7450,7 +8410,7 @@
       </w:pPr>
     </w:lvl>
   </w:abstractNum>
-  <w:abstractNum w:abstractNumId="10" w15:restartNumberingAfterBreak="0">
+  <w:abstractNum w:abstractNumId="13" w15:restartNumberingAfterBreak="0">
     <w:nsid w:val="477C19F5"/>
     <w:multiLevelType w:val="multilevel"/>
     <w:tmpl w:val="E6F00796"/>
@@ -7599,7 +8559,7 @@
       </w:rPr>
     </w:lvl>
   </w:abstractNum>
-  <w:abstractNum w:abstractNumId="11" w15:restartNumberingAfterBreak="0">
+  <w:abstractNum w:abstractNumId="14" w15:restartNumberingAfterBreak="0">
     <w:nsid w:val="5B6D2B82"/>
     <w:multiLevelType w:val="hybridMultilevel"/>
     <w:tmpl w:val="C72EC03C"/>
@@ -7685,7 +8645,7 @@
       </w:pPr>
     </w:lvl>
   </w:abstractNum>
-  <w:abstractNum w:abstractNumId="12" w15:restartNumberingAfterBreak="0">
+  <w:abstractNum w:abstractNumId="15" w15:restartNumberingAfterBreak="0">
     <w:nsid w:val="5E8E2E3B"/>
     <w:multiLevelType w:val="multilevel"/>
     <w:tmpl w:val="9E2A48F8"/>
@@ -7834,7 +8794,7 @@
       </w:rPr>
     </w:lvl>
   </w:abstractNum>
-  <w:abstractNum w:abstractNumId="13" w15:restartNumberingAfterBreak="0">
+  <w:abstractNum w:abstractNumId="16" w15:restartNumberingAfterBreak="0">
     <w:nsid w:val="631A2BCC"/>
     <w:multiLevelType w:val="hybridMultilevel"/>
     <w:tmpl w:val="73BED6A6"/>
@@ -7850,7 +8810,7 @@
         <w:rFonts w:hint="default"/>
       </w:rPr>
     </w:lvl>
-    <w:lvl w:ilvl="1" w:tplc="FFFFFFFF" w:tentative="1">
+    <w:lvl w:ilvl="1" w:tplc="FFFFFFFF">
       <w:start w:val="1"/>
       <w:numFmt w:val="bullet"/>
       <w:lvlText w:val=""/>
@@ -7947,7 +8907,7 @@
       </w:rPr>
     </w:lvl>
   </w:abstractNum>
-  <w:abstractNum w:abstractNumId="14" w15:restartNumberingAfterBreak="0">
+  <w:abstractNum w:abstractNumId="17" w15:restartNumberingAfterBreak="0">
     <w:nsid w:val="679C2060"/>
     <w:multiLevelType w:val="multilevel"/>
     <w:tmpl w:val="702CC892"/>
@@ -8096,7 +9056,7 @@
       </w:rPr>
     </w:lvl>
   </w:abstractNum>
-  <w:abstractNum w:abstractNumId="15" w15:restartNumberingAfterBreak="0">
+  <w:abstractNum w:abstractNumId="18" w15:restartNumberingAfterBreak="0">
     <w:nsid w:val="75620646"/>
     <w:multiLevelType w:val="multilevel"/>
     <w:tmpl w:val="BBDEE05C"/>
@@ -8245,7 +9205,120 @@
       </w:rPr>
     </w:lvl>
   </w:abstractNum>
-  <w:abstractNum w:abstractNumId="16" w15:restartNumberingAfterBreak="0">
+  <w:abstractNum w:abstractNumId="19" w15:restartNumberingAfterBreak="0">
+    <w:nsid w:val="76EA2E0D"/>
+    <w:multiLevelType w:val="multilevel"/>
+    <w:tmpl w:val="EDFC8E66"/>
+    <w:lvl w:ilvl="0">
+      <w:start w:val="2"/>
+      <w:numFmt w:val="decimal"/>
+      <w:lvlText w:val="%1"/>
+      <w:lvlJc w:val="left"/>
+      <w:pPr>
+        <w:ind w:left="430" w:hanging="430"/>
+      </w:pPr>
+      <w:rPr>
+        <w:rFonts w:hint="default"/>
+      </w:rPr>
+    </w:lvl>
+    <w:lvl w:ilvl="1">
+      <w:start w:val="4"/>
+      <w:numFmt w:val="decimal"/>
+      <w:lvlText w:val="%1.%2"/>
+      <w:lvlJc w:val="left"/>
+      <w:pPr>
+        <w:ind w:left="430" w:hanging="430"/>
+      </w:pPr>
+      <w:rPr>
+        <w:rFonts w:hint="default"/>
+      </w:rPr>
+    </w:lvl>
+    <w:lvl w:ilvl="2">
+      <w:start w:val="1"/>
+      <w:numFmt w:val="decimal"/>
+      <w:lvlText w:val="%1.%2.%3"/>
+      <w:lvlJc w:val="left"/>
+      <w:pPr>
+        <w:ind w:left="720" w:hanging="720"/>
+      </w:pPr>
+      <w:rPr>
+        <w:rFonts w:hint="default"/>
+      </w:rPr>
+    </w:lvl>
+    <w:lvl w:ilvl="3">
+      <w:start w:val="1"/>
+      <w:numFmt w:val="decimal"/>
+      <w:lvlText w:val="%1.%2.%3.%4"/>
+      <w:lvlJc w:val="left"/>
+      <w:pPr>
+        <w:ind w:left="720" w:hanging="720"/>
+      </w:pPr>
+      <w:rPr>
+        <w:rFonts w:hint="default"/>
+      </w:rPr>
+    </w:lvl>
+    <w:lvl w:ilvl="4">
+      <w:start w:val="1"/>
+      <w:numFmt w:val="decimal"/>
+      <w:lvlText w:val="%1.%2.%3.%4.%5"/>
+      <w:lvlJc w:val="left"/>
+      <w:pPr>
+        <w:ind w:left="1080" w:hanging="1080"/>
+      </w:pPr>
+      <w:rPr>
+        <w:rFonts w:hint="default"/>
+      </w:rPr>
+    </w:lvl>
+    <w:lvl w:ilvl="5">
+      <w:start w:val="1"/>
+      <w:numFmt w:val="decimal"/>
+      <w:lvlText w:val="%1.%2.%3.%4.%5.%6"/>
+      <w:lvlJc w:val="left"/>
+      <w:pPr>
+        <w:ind w:left="1080" w:hanging="1080"/>
+      </w:pPr>
+      <w:rPr>
+        <w:rFonts w:hint="default"/>
+      </w:rPr>
+    </w:lvl>
+    <w:lvl w:ilvl="6">
+      <w:start w:val="1"/>
+      <w:numFmt w:val="decimal"/>
+      <w:lvlText w:val="%1.%2.%3.%4.%5.%6.%7"/>
+      <w:lvlJc w:val="left"/>
+      <w:pPr>
+        <w:ind w:left="1080" w:hanging="1080"/>
+      </w:pPr>
+      <w:rPr>
+        <w:rFonts w:hint="default"/>
+      </w:rPr>
+    </w:lvl>
+    <w:lvl w:ilvl="7">
+      <w:start w:val="1"/>
+      <w:numFmt w:val="decimal"/>
+      <w:lvlText w:val="%1.%2.%3.%4.%5.%6.%7.%8"/>
+      <w:lvlJc w:val="left"/>
+      <w:pPr>
+        <w:ind w:left="1440" w:hanging="1440"/>
+      </w:pPr>
+      <w:rPr>
+        <w:rFonts w:hint="default"/>
+      </w:rPr>
+    </w:lvl>
+    <w:lvl w:ilvl="8">
+      <w:start w:val="1"/>
+      <w:numFmt w:val="decimal"/>
+      <w:lvlText w:val="%1.%2.%3.%4.%5.%6.%7.%8.%9"/>
+      <w:lvlJc w:val="left"/>
+      <w:pPr>
+        <w:ind w:left="1440" w:hanging="1440"/>
+      </w:pPr>
+      <w:rPr>
+        <w:rFonts w:hint="default"/>
+      </w:rPr>
+    </w:lvl>
+  </w:abstractNum>
+  <w:abstractNum w:abstractNumId="20" w15:restartNumberingAfterBreak="0">
     <w:nsid w:val="7FB7762F"/>
     <w:multiLevelType w:val="multilevel"/>
     <w:tmpl w:val="99AAB736"/>
@@ -8395,55 +9468,67 @@
     </w:lvl>
   </w:abstractNum>
   <w:num w:numId="1" w16cid:durableId="2100177330">
-    <w:abstractNumId w:val="1"/>
+    <w:abstractNumId w:val="2"/>
   </w:num>
   <w:num w:numId="2" w16cid:durableId="1810853906">
-    <w:abstractNumId w:val="15"/>
+    <w:abstractNumId w:val="18"/>
   </w:num>
   <w:num w:numId="3" w16cid:durableId="1109739285">
-    <w:abstractNumId w:val="4"/>
+    <w:abstractNumId w:val="6"/>
   </w:num>
   <w:num w:numId="4" w16cid:durableId="527910742">
-    <w:abstractNumId w:val="9"/>
+    <w:abstractNumId w:val="12"/>
   </w:num>
   <w:num w:numId="5" w16cid:durableId="145587775">
-    <w:abstractNumId w:val="14"/>
+    <w:abstractNumId w:val="17"/>
   </w:num>
   <w:num w:numId="6" w16cid:durableId="237640825">
-    <w:abstractNumId w:val="16"/>
+    <w:abstractNumId w:val="20"/>
   </w:num>
   <w:num w:numId="7" w16cid:durableId="399057745">
     <w:abstractNumId w:val="0"/>
   </w:num>
   <w:num w:numId="8" w16cid:durableId="1649016839">
-    <w:abstractNumId w:val="2"/>
+    <w:abstractNumId w:val="4"/>
   </w:num>
   <w:num w:numId="9" w16cid:durableId="1020089637">
+    <w:abstractNumId w:val="13"/>
+  </w:num>
+  <w:num w:numId="10" w16cid:durableId="366225321">
+    <w:abstractNumId w:val="8"/>
+  </w:num>
+  <w:num w:numId="11" w16cid:durableId="419914649">
+    <w:abstractNumId w:val="9"/>
+  </w:num>
+  <w:num w:numId="12" w16cid:durableId="1863663118">
+    <w:abstractNumId w:val="14"/>
+  </w:num>
+  <w:num w:numId="13" w16cid:durableId="1608583809">
+    <w:abstractNumId w:val="16"/>
+  </w:num>
+  <w:num w:numId="14" w16cid:durableId="499199462">
+    <w:abstractNumId w:val="11"/>
+  </w:num>
+  <w:num w:numId="15" w16cid:durableId="675572086">
+    <w:abstractNumId w:val="5"/>
+  </w:num>
+  <w:num w:numId="16" w16cid:durableId="898059435">
     <w:abstractNumId w:val="10"/>
   </w:num>
-  <w:num w:numId="10" w16cid:durableId="366225321">
-    <w:abstractNumId w:val="5"/>
+  <w:num w:numId="17" w16cid:durableId="1372420974">
+    <w:abstractNumId w:val="15"/>
   </w:num>
-  <w:num w:numId="11" w16cid:durableId="419914649">
-    <w:abstractNumId w:val="6"/>
+  <w:num w:numId="18" w16cid:durableId="1636254157">
+    <w:abstractNumId w:val="7"/>
   </w:num>
-  <w:num w:numId="12" w16cid:durableId="1863663118">
-    <w:abstractNumId w:val="11"/>
-  </w:num>
-  <w:num w:numId="13" w16cid:durableId="1608583809">
-    <w:abstractNumId w:val="13"/>
-  </w:num>
-  <w:num w:numId="14" w16cid:durableId="499199462">
-    <w:abstractNumId w:val="8"/>
-  </w:num>
-  <w:num w:numId="15" w16cid:durableId="675572086">
+  <w:num w:numId="19" w16cid:durableId="1219125331">
     <w:abstractNumId w:val="3"/>
   </w:num>
-  <w:num w:numId="16" w16cid:durableId="898059435">
-    <w:abstractNumId w:val="7"/>
+  <w:num w:numId="20" w16cid:durableId="303505975">
+    <w:abstractNumId w:val="1"/>
   </w:num>
-  <w:num w:numId="17" w16cid:durableId="1372420974">
-    <w:abstractNumId w:val="12"/>
+  <w:num w:numId="21" w16cid:durableId="871459389">
+    <w:abstractNumId w:val="19"/>
   </w:num>
 </w:numbering>
 </file>

--- a/A Systematic Review of Keypoint Detection in Plant Phenotyping Algorithms, Applications, and Quantitative Performance.docx
+++ b/A Systematic Review of Keypoint Detection in Plant Phenotyping Algorithms, Applications, and Quantitative Performance.docx
@@ -14,6 +14,7 @@
           <w:szCs w:val="32"/>
         </w:rPr>
       </w:pPr>
+      <w:proofErr w:type="spellStart"/>
       <w:r>
         <w:rPr>
           <w:rFonts w:ascii="Times New Roman" w:hAnsi="Times New Roman" w:cs="Times New Roman"/>
@@ -22,7 +23,18 @@
           <w:sz w:val="28"/>
           <w:szCs w:val="32"/>
         </w:rPr>
-        <w:t>Keypoint Detection in Plant Phenotyping: A Systematic Review of Methods, Challenges, and Emerging Trends</w:t>
+        <w:t>Keypoint</w:t>
+      </w:r>
+      <w:proofErr w:type="spellEnd"/>
+      <w:r>
+        <w:rPr>
+          <w:rFonts w:ascii="Times New Roman" w:hAnsi="Times New Roman" w:cs="Times New Roman"/>
+          <w:b/>
+          <w:bCs/>
+          <w:sz w:val="28"/>
+          <w:szCs w:val="32"/>
+        </w:rPr>
+        <w:t xml:space="preserve"> Detection in Plant Phenotyping: A Systematic Review of Methods, Challenges, and Emerging Trends</w:t>
       </w:r>
     </w:p>
     <w:p>
@@ -174,11 +186,33 @@
           <w:rFonts w:ascii="Times New Roman" w:hAnsi="Times New Roman" w:cs="Times New Roman"/>
         </w:rPr>
       </w:pPr>
-      <w:r>
-        <w:rPr>
-          <w:rFonts w:ascii="Times New Roman" w:hAnsi="Times New Roman" w:cs="Times New Roman"/>
-        </w:rPr>
-        <w:t>Keypoint detection has emerged as a critical step in automated plant phenotyping, enabling precise measurement of morphological traits, organ localization, and structural modeling from high-throughput image data. Despite rapid advances in imaging technologies and computer vision algorithms, research on plant keypoint detection remains fragmented across species, modalities, and experimental conditions.</w:t>
+      <w:proofErr w:type="spellStart"/>
+      <w:r>
+        <w:rPr>
+          <w:rFonts w:ascii="Times New Roman" w:hAnsi="Times New Roman" w:cs="Times New Roman"/>
+        </w:rPr>
+        <w:t>Keypoint</w:t>
+      </w:r>
+      <w:proofErr w:type="spellEnd"/>
+      <w:r>
+        <w:rPr>
+          <w:rFonts w:ascii="Times New Roman" w:hAnsi="Times New Roman" w:cs="Times New Roman"/>
+        </w:rPr>
+        <w:t xml:space="preserve"> detection has emerged as a critical step in automated plant phenotyping, enabling precise measurement of morphological traits, organ localization, and structural modeling from high-throughput image data. Despite rapid advances in imaging technologies and computer vision algorithms, research on plant </w:t>
+      </w:r>
+      <w:proofErr w:type="spellStart"/>
+      <w:r>
+        <w:rPr>
+          <w:rFonts w:ascii="Times New Roman" w:hAnsi="Times New Roman" w:cs="Times New Roman"/>
+        </w:rPr>
+        <w:t>keypoint</w:t>
+      </w:r>
+      <w:proofErr w:type="spellEnd"/>
+      <w:r>
+        <w:rPr>
+          <w:rFonts w:ascii="Times New Roman" w:hAnsi="Times New Roman" w:cs="Times New Roman"/>
+        </w:rPr>
+        <w:t xml:space="preserve"> detection remains fragmented across species, modalities, and experimental conditions.</w:t>
       </w:r>
     </w:p>
     <w:p>
@@ -192,7 +226,21 @@
         <w:rPr>
           <w:rFonts w:ascii="Times New Roman" w:hAnsi="Times New Roman" w:cs="Times New Roman"/>
         </w:rPr>
-        <w:t xml:space="preserve">This study presents a systematic literature review (SLR) of keypoint detection techniques applied to plant phenotyping, covering works published between </w:t>
+        <w:t xml:space="preserve">This study presents a systematic literature review (SLR) of </w:t>
+      </w:r>
+      <w:proofErr w:type="spellStart"/>
+      <w:r>
+        <w:rPr>
+          <w:rFonts w:ascii="Times New Roman" w:hAnsi="Times New Roman" w:cs="Times New Roman"/>
+        </w:rPr>
+        <w:t>keypoint</w:t>
+      </w:r>
+      <w:proofErr w:type="spellEnd"/>
+      <w:r>
+        <w:rPr>
+          <w:rFonts w:ascii="Times New Roman" w:hAnsi="Times New Roman" w:cs="Times New Roman"/>
+        </w:rPr>
+        <w:t xml:space="preserve"> detection techniques applied to plant phenotyping, covering works published between </w:t>
       </w:r>
       <w:r>
         <w:rPr>
@@ -248,7 +296,21 @@
         <w:rPr>
           <w:rFonts w:ascii="Times New Roman" w:hAnsi="Times New Roman" w:cs="Times New Roman"/>
         </w:rPr>
-        <w:t>The reviewed studies are categorized into three major groups: (1) traditional image processing and feature-based approaches, (2) deep learning architectures such as CNNs, stacked hourglass, and transformer-based models, and (3) multimodal and 3D keypoint detection frameworks. We further summarize the applications of these methods in leaf tip localization, stem node detection, panicle structure analysis, and organ-level trait extraction. Quantitative performance comparisons reveal that deep learning methods consistently outperform traditional approaches in accuracy and robustness, although challenges persist in data diversity, annotation cost, and generalization across environments.</w:t>
+        <w:t xml:space="preserve">The reviewed studies are categorized into three major groups: (1) traditional image processing and feature-based approaches, (2) deep learning architectures such as CNNs, stacked hourglass, and transformer-based models, and (3) multimodal and 3D </w:t>
+      </w:r>
+      <w:proofErr w:type="spellStart"/>
+      <w:r>
+        <w:rPr>
+          <w:rFonts w:ascii="Times New Roman" w:hAnsi="Times New Roman" w:cs="Times New Roman"/>
+        </w:rPr>
+        <w:t>keypoint</w:t>
+      </w:r>
+      <w:proofErr w:type="spellEnd"/>
+      <w:r>
+        <w:rPr>
+          <w:rFonts w:ascii="Times New Roman" w:hAnsi="Times New Roman" w:cs="Times New Roman"/>
+        </w:rPr>
+        <w:t xml:space="preserve"> detection frameworks. We further summarize the applications of these methods in leaf tip localization, stem node detection, panicle structure analysis, and organ-level trait extraction. Quantitative performance comparisons reveal that deep learning methods consistently outperform traditional approaches in accuracy and robustness, although challenges persist in data diversity, annotation cost, and generalization across environments.</w:t>
       </w:r>
     </w:p>
     <w:p>
@@ -262,7 +324,21 @@
         <w:rPr>
           <w:rFonts w:ascii="Times New Roman" w:hAnsi="Times New Roman" w:cs="Times New Roman"/>
         </w:rPr>
-        <w:t>Finally, we highlight key trends and research gaps, including the need for standardized benchmarks, integration of multimodal sensing, and adoption of self-supervised or foundation models for large-scale phenotyping. This review provides a comprehensive synthesis of current progress and future opportunities in keypoint detection for plant phenotyping, serving as a foundation for the development of next-generation phenotyping pipelines</w:t>
+        <w:t xml:space="preserve">Finally, we highlight key trends and research gaps, including the need for standardized benchmarks, integration of multimodal sensing, and adoption of self-supervised or foundation models for large-scale phenotyping. This review provides a comprehensive synthesis of current progress and future opportunities in </w:t>
+      </w:r>
+      <w:proofErr w:type="spellStart"/>
+      <w:r>
+        <w:rPr>
+          <w:rFonts w:ascii="Times New Roman" w:hAnsi="Times New Roman" w:cs="Times New Roman"/>
+        </w:rPr>
+        <w:t>keypoint</w:t>
+      </w:r>
+      <w:proofErr w:type="spellEnd"/>
+      <w:r>
+        <w:rPr>
+          <w:rFonts w:ascii="Times New Roman" w:hAnsi="Times New Roman" w:cs="Times New Roman"/>
+        </w:rPr>
+        <w:t xml:space="preserve"> detection for plant phenotyping, serving as a foundation for the development of next-generation phenotyping pipelines</w:t>
       </w:r>
       <w:r>
         <w:rPr>
@@ -434,7 +510,7 @@
     <w:p>
       <w:pPr>
         <w:rPr>
-          <w:rFonts w:ascii="Times New Roman" w:hAnsi="Times New Roman" w:cs="Times New Roman" w:hint="eastAsia"/>
+          <w:rFonts w:ascii="Times New Roman" w:hAnsi="Times New Roman" w:cs="Times New Roman"/>
         </w:rPr>
       </w:pPr>
     </w:p>
@@ -529,7 +605,23 @@
           <w:sz w:val="16"/>
           <w:szCs w:val="16"/>
         </w:rPr>
-        <w:t>“关键点检测（keypoint detection）”是实现植物器官识别、姿态估计、结构建模的重要步骤（如茎尖、叶节点、果实顶点定位）。</w:t>
+        <w:t>“关键点检测（</w:t>
+      </w:r>
+      <w:proofErr w:type="spellStart"/>
+      <w:r>
+        <w:rPr>
+          <w:sz w:val="16"/>
+          <w:szCs w:val="16"/>
+        </w:rPr>
+        <w:t>keypoint</w:t>
+      </w:r>
+      <w:proofErr w:type="spellEnd"/>
+      <w:r>
+        <w:rPr>
+          <w:sz w:val="16"/>
+          <w:szCs w:val="16"/>
+        </w:rPr>
+        <w:t xml:space="preserve"> detection）”是实现植物器官识别、姿态估计、结构建模的重要步骤（如茎尖、叶节点、果实顶点定位）。</w:t>
       </w:r>
       <w:r>
         <w:rPr>
@@ -584,23 +676,13 @@
         </w:rPr>
         <w:t>高级</w:t>
       </w:r>
-      <w:proofErr w:type="gramStart"/>
       <w:r>
         <w:rPr>
           <w:rStyle w:val="af4"/>
           <w:sz w:val="16"/>
           <w:szCs w:val="16"/>
         </w:rPr>
-        <w:t>子任务</w:t>
-      </w:r>
-      <w:proofErr w:type="gramEnd"/>
-      <w:r>
-        <w:rPr>
-          <w:rStyle w:val="af4"/>
-          <w:sz w:val="16"/>
-          <w:szCs w:val="16"/>
-        </w:rPr>
-        <w:t>缺乏系统性总结</w:t>
+        <w:t>子任务缺乏系统性总结</w:t>
       </w:r>
       <w:r>
         <w:rPr>
@@ -669,24 +751,124 @@
           <w:sz w:val="16"/>
           <w:szCs w:val="16"/>
         </w:rPr>
-        <w:t xml:space="preserve"> (HRNet) → Transformer (ViTPose, PoseFormer) → </w:t>
-      </w:r>
+        <w:t xml:space="preserve"> (</w:t>
+      </w:r>
+      <w:proofErr w:type="spellStart"/>
       <w:r>
         <w:rPr>
           <w:rFonts w:ascii="Times New Roman" w:hAnsi="Times New Roman" w:cs="Times New Roman"/>
           <w:sz w:val="16"/>
           <w:szCs w:val="16"/>
         </w:rPr>
-        <w:t>大模型统一方法</w:t>
-      </w:r>
+        <w:t>HRNet</w:t>
+      </w:r>
+      <w:proofErr w:type="spellEnd"/>
       <w:r>
         <w:rPr>
           <w:rFonts w:ascii="Times New Roman" w:hAnsi="Times New Roman" w:cs="Times New Roman"/>
           <w:sz w:val="16"/>
           <w:szCs w:val="16"/>
         </w:rPr>
-        <w:t xml:space="preserve"> (UniPose, RTMPose, GPT-4V + MMPose</w:t>
-      </w:r>
+        <w:t>) → Transformer (</w:t>
+      </w:r>
+      <w:proofErr w:type="spellStart"/>
+      <w:r>
+        <w:rPr>
+          <w:rFonts w:ascii="Times New Roman" w:hAnsi="Times New Roman" w:cs="Times New Roman"/>
+          <w:sz w:val="16"/>
+          <w:szCs w:val="16"/>
+        </w:rPr>
+        <w:t>ViTPose</w:t>
+      </w:r>
+      <w:proofErr w:type="spellEnd"/>
+      <w:r>
+        <w:rPr>
+          <w:rFonts w:ascii="Times New Roman" w:hAnsi="Times New Roman" w:cs="Times New Roman"/>
+          <w:sz w:val="16"/>
+          <w:szCs w:val="16"/>
+        </w:rPr>
+        <w:t xml:space="preserve">, </w:t>
+      </w:r>
+      <w:proofErr w:type="spellStart"/>
+      <w:r>
+        <w:rPr>
+          <w:rFonts w:ascii="Times New Roman" w:hAnsi="Times New Roman" w:cs="Times New Roman"/>
+          <w:sz w:val="16"/>
+          <w:szCs w:val="16"/>
+        </w:rPr>
+        <w:t>PoseFormer</w:t>
+      </w:r>
+      <w:proofErr w:type="spellEnd"/>
+      <w:r>
+        <w:rPr>
+          <w:rFonts w:ascii="Times New Roman" w:hAnsi="Times New Roman" w:cs="Times New Roman"/>
+          <w:sz w:val="16"/>
+          <w:szCs w:val="16"/>
+        </w:rPr>
+        <w:t xml:space="preserve">) → </w:t>
+      </w:r>
+      <w:r>
+        <w:rPr>
+          <w:rFonts w:ascii="Times New Roman" w:hAnsi="Times New Roman" w:cs="Times New Roman"/>
+          <w:sz w:val="16"/>
+          <w:szCs w:val="16"/>
+        </w:rPr>
+        <w:t>大模型统一方法</w:t>
+      </w:r>
+      <w:r>
+        <w:rPr>
+          <w:rFonts w:ascii="Times New Roman" w:hAnsi="Times New Roman" w:cs="Times New Roman"/>
+          <w:sz w:val="16"/>
+          <w:szCs w:val="16"/>
+        </w:rPr>
+        <w:t xml:space="preserve"> (</w:t>
+      </w:r>
+      <w:proofErr w:type="spellStart"/>
+      <w:r>
+        <w:rPr>
+          <w:rFonts w:ascii="Times New Roman" w:hAnsi="Times New Roman" w:cs="Times New Roman"/>
+          <w:sz w:val="16"/>
+          <w:szCs w:val="16"/>
+        </w:rPr>
+        <w:t>UniPose</w:t>
+      </w:r>
+      <w:proofErr w:type="spellEnd"/>
+      <w:r>
+        <w:rPr>
+          <w:rFonts w:ascii="Times New Roman" w:hAnsi="Times New Roman" w:cs="Times New Roman"/>
+          <w:sz w:val="16"/>
+          <w:szCs w:val="16"/>
+        </w:rPr>
+        <w:t xml:space="preserve">, </w:t>
+      </w:r>
+      <w:proofErr w:type="spellStart"/>
+      <w:r>
+        <w:rPr>
+          <w:rFonts w:ascii="Times New Roman" w:hAnsi="Times New Roman" w:cs="Times New Roman"/>
+          <w:sz w:val="16"/>
+          <w:szCs w:val="16"/>
+        </w:rPr>
+        <w:t>RTMPose</w:t>
+      </w:r>
+      <w:proofErr w:type="spellEnd"/>
+      <w:r>
+        <w:rPr>
+          <w:rFonts w:ascii="Times New Roman" w:hAnsi="Times New Roman" w:cs="Times New Roman"/>
+          <w:sz w:val="16"/>
+          <w:szCs w:val="16"/>
+        </w:rPr>
+        <w:t xml:space="preserve">, GPT-4V + </w:t>
+      </w:r>
+      <w:proofErr w:type="spellStart"/>
+      <w:r>
+        <w:rPr>
+          <w:rFonts w:ascii="Times New Roman" w:hAnsi="Times New Roman" w:cs="Times New Roman"/>
+          <w:sz w:val="16"/>
+          <w:szCs w:val="16"/>
+        </w:rPr>
+        <w:t>MMPose</w:t>
+      </w:r>
+      <w:proofErr w:type="spellEnd"/>
       <w:r>
         <w:rPr>
           <w:rFonts w:ascii="Times New Roman" w:hAnsi="Times New Roman" w:cs="Times New Roman" w:hint="eastAsia"/>
@@ -1112,13 +1294,33 @@
           <w:sz w:val="16"/>
           <w:szCs w:val="16"/>
         </w:rPr>
-        <w:t>关键点定义 (Keypoint Definition)</w:t>
-      </w:r>
-      <w:r>
-        <w:rPr>
+        <w:t>关键点定义 (</w:t>
+      </w:r>
+      <w:proofErr w:type="spellStart"/>
+      <w:r>
+        <w:rPr>
+          <w:b/>
+          <w:bCs/>
           <w:sz w:val="16"/>
           <w:szCs w:val="16"/>
         </w:rPr>
+        <w:t>Keypoint</w:t>
+      </w:r>
+      <w:proofErr w:type="spellEnd"/>
+      <w:r>
+        <w:rPr>
+          <w:b/>
+          <w:bCs/>
+          <w:sz w:val="16"/>
+          <w:szCs w:val="16"/>
+        </w:rPr>
+        <w:t xml:space="preserve"> Definition)</w:t>
+      </w:r>
+      <w:r>
+        <w:rPr>
+          <w:sz w:val="16"/>
+          <w:szCs w:val="16"/>
+        </w:rPr>
         <w:br/>
         <w:t>器官中心点：花心、果实中心</w:t>
       </w:r>
@@ -1171,31 +1373,49 @@
           <w:szCs w:val="16"/>
         </w:rPr>
         <w:br/>
-        <w:t>基于深度学习：</w:t>
-      </w:r>
-      <w:proofErr w:type="gramStart"/>
+        <w:t>基于深度学习：热图回归、直接坐标回归</w:t>
+      </w:r>
       <w:r>
         <w:rPr>
           <w:sz w:val="16"/>
           <w:szCs w:val="16"/>
         </w:rPr>
-        <w:t>热图回归</w:t>
-      </w:r>
-      <w:proofErr w:type="gramEnd"/>
-      <w:r>
+        <w:br/>
+        <w:t>常用架构：R-CNN 系列、YOLO 系列、Transformer-based</w:t>
+      </w:r>
+    </w:p>
+    <w:p>
+      <w:pPr>
+        <w:pStyle w:val="af3"/>
+        <w:ind w:left="440"/>
         <w:rPr>
           <w:sz w:val="16"/>
           <w:szCs w:val="16"/>
         </w:rPr>
-        <w:t>、直接坐标回归</w:t>
-      </w:r>
-      <w:r>
-        <w:rPr>
+      </w:pPr>
+      <w:r>
+        <w:rPr>
+          <w:b/>
+          <w:bCs/>
           <w:sz w:val="16"/>
           <w:szCs w:val="16"/>
         </w:rPr>
+        <w:t>挑战 (Challenges)</w:t>
+      </w:r>
+      <w:r>
+        <w:rPr>
+          <w:sz w:val="16"/>
+          <w:szCs w:val="16"/>
+        </w:rPr>
+        <w:t xml:space="preserve"> ::icon(fa fa-exclamation-triangle)</w:t>
+      </w:r>
+      <w:r>
+        <w:rPr>
+          <w:sz w:val="16"/>
+          <w:szCs w:val="16"/>
+        </w:rPr>
         <w:br/>
-        <w:t>常用架构：R-CNN 系列、YOLO 系列、Transformer-based</w:t>
+        <w:t>遮挡问题、光照与环境变化、形态多样性与变形、数据获取与标注成本</w:t>
       </w:r>
     </w:p>
     <w:p>
@@ -1214,14 +1434,14 @@
           <w:sz w:val="16"/>
           <w:szCs w:val="16"/>
         </w:rPr>
-        <w:t>挑战 (Challenges)</w:t>
+        <w:t>未来趋势 (Future Trends)</w:t>
       </w:r>
       <w:r>
         <w:rPr>
           <w:sz w:val="16"/>
           <w:szCs w:val="16"/>
         </w:rPr>
-        <w:t xml:space="preserve"> ::icon(fa fa-exclamation-triangle)</w:t>
+        <w:t xml:space="preserve"> ::icon(fa fa-rocket)</w:t>
       </w:r>
       <w:r>
         <w:rPr>
@@ -1229,40 +1449,6 @@
           <w:szCs w:val="16"/>
         </w:rPr>
         <w:br/>
-        <w:t>遮挡问题、光照与环境变化、形态多样性与变形、数据获取与标注成本</w:t>
-      </w:r>
-    </w:p>
-    <w:p>
-      <w:pPr>
-        <w:pStyle w:val="af3"/>
-        <w:ind w:left="440"/>
-        <w:rPr>
-          <w:sz w:val="16"/>
-          <w:szCs w:val="16"/>
-        </w:rPr>
-      </w:pPr>
-      <w:r>
-        <w:rPr>
-          <w:b/>
-          <w:bCs/>
-          <w:sz w:val="16"/>
-          <w:szCs w:val="16"/>
-        </w:rPr>
-        <w:t>未来趋势 (Future Trends)</w:t>
-      </w:r>
-      <w:r>
-        <w:rPr>
-          <w:sz w:val="16"/>
-          <w:szCs w:val="16"/>
-        </w:rPr>
-        <w:t xml:space="preserve"> ::icon(fa fa-rocket)</w:t>
-      </w:r>
-      <w:r>
-        <w:rPr>
-          <w:sz w:val="16"/>
-          <w:szCs w:val="16"/>
-        </w:rPr>
-        <w:br/>
         <w:t>3D 关键点检测、多模态数据融合、轻量化模型与边缘计算、无/弱监督学习、Foundation Models 应用</w:t>
       </w:r>
     </w:p>
@@ -1271,34 +1457,52 @@
         <w:spacing w:line="360" w:lineRule="auto"/>
         <w:outlineLvl w:val="0"/>
         <w:rPr>
-          <w:rFonts w:ascii="Times New Roman" w:eastAsia="宋体" w:hAnsi="Times New Roman" w:cs="Times New Roman"/>
-          <w:b/>
-          <w:bCs/>
-        </w:rPr>
-      </w:pPr>
-      <w:r>
-        <w:rPr>
           <w:rFonts w:ascii="Times New Roman" w:eastAsia="宋体" w:hAnsi="Times New Roman" w:cs="Times New Roman" w:hint="eastAsia"/>
           <w:b/>
           <w:bCs/>
         </w:rPr>
+      </w:pPr>
+      <w:r>
+        <w:rPr>
+          <w:rFonts w:ascii="Times New Roman" w:eastAsia="宋体" w:hAnsi="Times New Roman" w:cs="Times New Roman" w:hint="eastAsia"/>
+          <w:b/>
+          <w:bCs/>
+        </w:rPr>
         <w:t xml:space="preserve">2. </w:t>
       </w:r>
-      <w:r>
-        <w:rPr>
-          <w:rFonts w:ascii="Times New Roman" w:eastAsia="宋体" w:hAnsi="Times New Roman" w:cs="Times New Roman"/>
-          <w:b/>
-          <w:bCs/>
-        </w:rPr>
-        <w:t>Related work</w:t>
-      </w:r>
-      <w:r>
-        <w:rPr>
-          <w:rFonts w:ascii="Times New Roman" w:eastAsia="宋体" w:hAnsi="Times New Roman" w:cs="Times New Roman"/>
-          <w:b/>
-          <w:bCs/>
-        </w:rPr>
-        <w:t xml:space="preserve"> for keypoint detection</w:t>
+      <w:proofErr w:type="spellStart"/>
+      <w:r>
+        <w:rPr>
+          <w:rFonts w:ascii="Times New Roman" w:eastAsia="宋体" w:hAnsi="Times New Roman" w:cs="Times New Roman" w:hint="eastAsia"/>
+          <w:b/>
+          <w:bCs/>
+        </w:rPr>
+        <w:t>K</w:t>
+      </w:r>
+      <w:r>
+        <w:rPr>
+          <w:rFonts w:ascii="Times New Roman" w:eastAsia="宋体" w:hAnsi="Times New Roman" w:cs="Times New Roman"/>
+          <w:b/>
+          <w:bCs/>
+        </w:rPr>
+        <w:t>eypoint</w:t>
+      </w:r>
+      <w:proofErr w:type="spellEnd"/>
+      <w:r>
+        <w:rPr>
+          <w:rFonts w:ascii="Times New Roman" w:eastAsia="宋体" w:hAnsi="Times New Roman" w:cs="Times New Roman"/>
+          <w:b/>
+          <w:bCs/>
+        </w:rPr>
+        <w:t xml:space="preserve"> detection</w:t>
+      </w:r>
+      <w:r>
+        <w:rPr>
+          <w:rFonts w:ascii="Times New Roman" w:eastAsia="宋体" w:hAnsi="Times New Roman" w:cs="Times New Roman" w:hint="eastAsia"/>
+          <w:b/>
+          <w:bCs/>
+        </w:rPr>
+        <w:t xml:space="preserve"> overview</w:t>
       </w:r>
     </w:p>
     <w:p>
@@ -1320,13 +1524,47 @@
         <w:lastRenderedPageBreak/>
         <w:t xml:space="preserve">2.1 </w:t>
       </w:r>
-      <w:r>
-        <w:rPr>
-          <w:rFonts w:ascii="Times New Roman" w:hAnsi="Times New Roman" w:cs="Times New Roman"/>
-          <w:sz w:val="20"/>
-          <w:szCs w:val="20"/>
-        </w:rPr>
-        <w:t>Keypoint representation</w:t>
+      <w:proofErr w:type="spellStart"/>
+      <w:r>
+        <w:rPr>
+          <w:rFonts w:ascii="Times New Roman" w:hAnsi="Times New Roman" w:cs="Times New Roman"/>
+          <w:sz w:val="20"/>
+          <w:szCs w:val="20"/>
+        </w:rPr>
+        <w:t>Keypoint</w:t>
+      </w:r>
+      <w:proofErr w:type="spellEnd"/>
+      <w:r>
+        <w:rPr>
+          <w:rFonts w:ascii="Times New Roman" w:hAnsi="Times New Roman" w:cs="Times New Roman"/>
+          <w:sz w:val="20"/>
+          <w:szCs w:val="20"/>
+        </w:rPr>
+        <w:t xml:space="preserve"> </w:t>
+      </w:r>
+      <w:r>
+        <w:rPr>
+          <w:rFonts w:ascii="Times New Roman" w:hAnsi="Times New Roman" w:cs="Times New Roman"/>
+          <w:sz w:val="20"/>
+          <w:szCs w:val="20"/>
+        </w:rPr>
+        <w:t>definition</w:t>
+      </w:r>
+      <w:r>
+        <w:rPr>
+          <w:rFonts w:ascii="Times New Roman" w:hAnsi="Times New Roman" w:cs="Times New Roman" w:hint="eastAsia"/>
+          <w:sz w:val="20"/>
+          <w:szCs w:val="20"/>
+        </w:rPr>
+        <w:t xml:space="preserve"> &amp; </w:t>
+      </w:r>
+      <w:r>
+        <w:rPr>
+          <w:rFonts w:ascii="Times New Roman" w:hAnsi="Times New Roman" w:cs="Times New Roman"/>
+          <w:sz w:val="20"/>
+          <w:szCs w:val="20"/>
+        </w:rPr>
+        <w:t>representation</w:t>
       </w:r>
     </w:p>
     <w:p>
@@ -1347,13 +1585,23 @@
         </w:rPr>
         <w:t xml:space="preserve">2.2 </w:t>
       </w:r>
-      <w:r>
-        <w:rPr>
-          <w:rFonts w:ascii="Times New Roman" w:hAnsi="Times New Roman" w:cs="Times New Roman"/>
-          <w:sz w:val="20"/>
-          <w:szCs w:val="20"/>
-        </w:rPr>
-        <w:t xml:space="preserve">Keypoint feature </w:t>
+      <w:proofErr w:type="spellStart"/>
+      <w:r>
+        <w:rPr>
+          <w:rFonts w:ascii="Times New Roman" w:hAnsi="Times New Roman" w:cs="Times New Roman"/>
+          <w:sz w:val="20"/>
+          <w:szCs w:val="20"/>
+        </w:rPr>
+        <w:t>Keypoint</w:t>
+      </w:r>
+      <w:proofErr w:type="spellEnd"/>
+      <w:r>
+        <w:rPr>
+          <w:rFonts w:ascii="Times New Roman" w:hAnsi="Times New Roman" w:cs="Times New Roman"/>
+          <w:sz w:val="20"/>
+          <w:szCs w:val="20"/>
+        </w:rPr>
+        <w:t xml:space="preserve"> feature </w:t>
       </w:r>
       <w:r>
         <w:rPr>
@@ -1388,8 +1636,18 @@
           <w:sz w:val="20"/>
           <w:szCs w:val="20"/>
         </w:rPr>
-        <w:t>Computer vision tasks based on keypoint</w:t>
-      </w:r>
+        <w:t xml:space="preserve">Computer vision tasks based on </w:t>
+      </w:r>
+      <w:proofErr w:type="spellStart"/>
+      <w:r>
+        <w:rPr>
+          <w:rFonts w:ascii="Times New Roman" w:hAnsi="Times New Roman" w:cs="Times New Roman"/>
+          <w:sz w:val="20"/>
+          <w:szCs w:val="20"/>
+        </w:rPr>
+        <w:t>keypoint</w:t>
+      </w:r>
+      <w:proofErr w:type="spellEnd"/>
     </w:p>
     <w:p>
       <w:pPr>
@@ -1423,71 +1681,99 @@
           <w:sz w:val="20"/>
           <w:szCs w:val="20"/>
         </w:rPr>
-        <w:t xml:space="preserve"> based on keypoint</w:t>
-      </w:r>
+        <w:t xml:space="preserve"> based on </w:t>
+      </w:r>
+      <w:proofErr w:type="spellStart"/>
+      <w:r>
+        <w:rPr>
+          <w:rFonts w:ascii="Times New Roman" w:hAnsi="Times New Roman" w:cs="Times New Roman"/>
+          <w:sz w:val="20"/>
+          <w:szCs w:val="20"/>
+        </w:rPr>
+        <w:t>keypoint</w:t>
+      </w:r>
+      <w:proofErr w:type="spellEnd"/>
     </w:p>
     <w:p>
       <w:pPr>
         <w:pStyle w:val="af3"/>
         <w:rPr>
+          <w:rFonts w:ascii="Times New Roman" w:hAnsi="Times New Roman" w:cs="Times New Roman"/>
+          <w:b/>
+          <w:bCs/>
+          <w:sz w:val="20"/>
+          <w:szCs w:val="20"/>
+        </w:rPr>
+      </w:pPr>
+      <w:r>
+        <w:rPr>
+          <w:rFonts w:ascii="Times New Roman" w:hAnsi="Times New Roman" w:cs="Times New Roman"/>
+          <w:b/>
+          <w:bCs/>
+          <w:sz w:val="20"/>
+          <w:szCs w:val="20"/>
+        </w:rPr>
+        <w:t xml:space="preserve">1. </w:t>
+      </w:r>
+      <w:r>
+        <w:rPr>
+          <w:rFonts w:ascii="Times New Roman" w:hAnsi="Times New Roman" w:cs="Times New Roman"/>
+          <w:b/>
+          <w:bCs/>
+          <w:sz w:val="20"/>
+          <w:szCs w:val="20"/>
+        </w:rPr>
+        <w:t>端到端关键点检测方法（</w:t>
+      </w:r>
+      <w:r>
+        <w:rPr>
+          <w:rFonts w:ascii="Times New Roman" w:hAnsi="Times New Roman" w:cs="Times New Roman"/>
+          <w:b/>
+          <w:bCs/>
+          <w:sz w:val="20"/>
+          <w:szCs w:val="20"/>
+        </w:rPr>
+        <w:t>2D/3D</w:t>
+      </w:r>
+      <w:r>
+        <w:rPr>
+          <w:rFonts w:ascii="Times New Roman" w:hAnsi="Times New Roman" w:cs="Times New Roman"/>
+          <w:b/>
+          <w:bCs/>
+          <w:sz w:val="20"/>
+          <w:szCs w:val="20"/>
+        </w:rPr>
+        <w:t>）</w:t>
+      </w:r>
+      <w:r>
+        <w:rPr>
           <w:rFonts w:ascii="Times New Roman" w:hAnsi="Times New Roman" w:cs="Times New Roman" w:hint="eastAsia"/>
           <w:b/>
           <w:bCs/>
           <w:sz w:val="20"/>
           <w:szCs w:val="20"/>
         </w:rPr>
-      </w:pPr>
-      <w:r>
-        <w:rPr>
-          <w:rFonts w:ascii="Times New Roman" w:hAnsi="Times New Roman" w:cs="Times New Roman"/>
-          <w:b/>
-          <w:bCs/>
-          <w:sz w:val="20"/>
-          <w:szCs w:val="20"/>
-        </w:rPr>
-        <w:t xml:space="preserve">1. </w:t>
-      </w:r>
-      <w:r>
-        <w:rPr>
-          <w:rFonts w:ascii="Times New Roman" w:hAnsi="Times New Roman" w:cs="Times New Roman"/>
-          <w:b/>
-          <w:bCs/>
-          <w:sz w:val="20"/>
-          <w:szCs w:val="20"/>
-        </w:rPr>
-        <w:t>端到</w:t>
-      </w:r>
-      <w:proofErr w:type="gramStart"/>
-      <w:r>
-        <w:rPr>
-          <w:rFonts w:ascii="Times New Roman" w:hAnsi="Times New Roman" w:cs="Times New Roman"/>
-          <w:b/>
-          <w:bCs/>
-          <w:sz w:val="20"/>
-          <w:szCs w:val="20"/>
-        </w:rPr>
-        <w:t>端关键</w:t>
-      </w:r>
-      <w:proofErr w:type="gramEnd"/>
-      <w:r>
-        <w:rPr>
-          <w:rFonts w:ascii="Times New Roman" w:hAnsi="Times New Roman" w:cs="Times New Roman"/>
-          <w:b/>
-          <w:bCs/>
-          <w:sz w:val="20"/>
-          <w:szCs w:val="20"/>
-        </w:rPr>
-        <w:t>点检测方法（</w:t>
-      </w:r>
-      <w:r>
-        <w:rPr>
-          <w:rFonts w:ascii="Times New Roman" w:hAnsi="Times New Roman" w:cs="Times New Roman"/>
-          <w:b/>
-          <w:bCs/>
-          <w:sz w:val="20"/>
-          <w:szCs w:val="20"/>
-        </w:rPr>
-        <w:t>2D/3D</w:t>
+        <w:t xml:space="preserve">- </w:t>
+      </w:r>
+      <w:r>
+        <w:rPr>
+          <w:rFonts w:ascii="Times New Roman" w:hAnsi="Times New Roman" w:cs="Times New Roman"/>
+          <w:b/>
+          <w:bCs/>
+          <w:sz w:val="20"/>
+          <w:szCs w:val="20"/>
+        </w:rPr>
+        <w:t>直接关键点检测（</w:t>
+      </w:r>
+      <w:r>
+        <w:rPr>
+          <w:rFonts w:ascii="Times New Roman" w:hAnsi="Times New Roman" w:cs="Times New Roman"/>
+          <w:b/>
+          <w:bCs/>
+          <w:sz w:val="20"/>
+          <w:szCs w:val="20"/>
+        </w:rPr>
+        <w:t>heatmap / regression</w:t>
       </w:r>
       <w:r>
         <w:rPr>
@@ -1499,6 +1785,504 @@
         </w:rPr>
         <w:t>）</w:t>
       </w:r>
+    </w:p>
+    <w:p>
+      <w:pPr>
+        <w:pStyle w:val="af3"/>
+        <w:rPr>
+          <w:rFonts w:ascii="Times New Roman" w:hAnsi="Times New Roman" w:cs="Times New Roman"/>
+          <w:sz w:val="20"/>
+          <w:szCs w:val="20"/>
+        </w:rPr>
+      </w:pPr>
+      <w:r>
+        <w:rPr>
+          <w:rFonts w:ascii="Times New Roman" w:hAnsi="Times New Roman" w:cs="Times New Roman"/>
+          <w:sz w:val="20"/>
+          <w:szCs w:val="20"/>
+        </w:rPr>
+        <w:t>阶段一、</w:t>
+      </w:r>
+      <w:r>
+        <w:rPr>
+          <w:rFonts w:ascii="Times New Roman" w:hAnsi="Times New Roman" w:cs="Times New Roman"/>
+          <w:sz w:val="20"/>
+          <w:szCs w:val="20"/>
+        </w:rPr>
+        <w:t>2013</w:t>
+      </w:r>
+      <w:r>
+        <w:rPr>
+          <w:rFonts w:ascii="Times New Roman" w:hAnsi="Times New Roman" w:cs="Times New Roman"/>
+          <w:sz w:val="20"/>
+          <w:szCs w:val="20"/>
+        </w:rPr>
+        <w:t>年到</w:t>
+      </w:r>
+      <w:r>
+        <w:rPr>
+          <w:rFonts w:ascii="Times New Roman" w:hAnsi="Times New Roman" w:cs="Times New Roman"/>
+          <w:sz w:val="20"/>
+          <w:szCs w:val="20"/>
+        </w:rPr>
+        <w:t>2015</w:t>
+      </w:r>
+      <w:r>
+        <w:rPr>
+          <w:rFonts w:ascii="Times New Roman" w:hAnsi="Times New Roman" w:cs="Times New Roman"/>
+          <w:sz w:val="20"/>
+          <w:szCs w:val="20"/>
+        </w:rPr>
+        <w:t>年间，以</w:t>
+      </w:r>
+      <w:proofErr w:type="spellStart"/>
+      <w:r>
+        <w:rPr>
+          <w:rFonts w:ascii="Times New Roman" w:hAnsi="Times New Roman" w:cs="Times New Roman"/>
+          <w:sz w:val="20"/>
+          <w:szCs w:val="20"/>
+        </w:rPr>
+        <w:t>DeepPose</w:t>
+      </w:r>
+      <w:proofErr w:type="spellEnd"/>
+      <w:r>
+        <w:rPr>
+          <w:rFonts w:ascii="Times New Roman" w:hAnsi="Times New Roman" w:cs="Times New Roman"/>
+          <w:sz w:val="20"/>
+          <w:szCs w:val="20"/>
+        </w:rPr>
+        <w:t>模型为代表的早期回归法，该方法将关键点检测当作回归问题，输入整张图，直接输出关键点的二维坐标。这个方法存在明显的问题，如对姿态、遮挡以及尺度很敏感，训练过程很难稳定。</w:t>
+      </w:r>
+    </w:p>
+    <w:p>
+      <w:pPr>
+        <w:pStyle w:val="af3"/>
+        <w:rPr>
+          <w:rFonts w:ascii="Times New Roman" w:hAnsi="Times New Roman" w:cs="Times New Roman"/>
+          <w:sz w:val="20"/>
+          <w:szCs w:val="20"/>
+        </w:rPr>
+      </w:pPr>
+      <w:r>
+        <w:rPr>
+          <w:rFonts w:ascii="Times New Roman" w:hAnsi="Times New Roman" w:cs="Times New Roman"/>
+          <w:sz w:val="20"/>
+          <w:szCs w:val="20"/>
+        </w:rPr>
+        <w:t>阶段二、</w:t>
+      </w:r>
+      <w:r>
+        <w:rPr>
+          <w:rFonts w:ascii="Times New Roman" w:hAnsi="Times New Roman" w:cs="Times New Roman"/>
+          <w:sz w:val="20"/>
+          <w:szCs w:val="20"/>
+        </w:rPr>
+        <w:t>2015</w:t>
+      </w:r>
+      <w:r>
+        <w:rPr>
+          <w:rFonts w:ascii="Times New Roman" w:hAnsi="Times New Roman" w:cs="Times New Roman"/>
+          <w:sz w:val="20"/>
+          <w:szCs w:val="20"/>
+        </w:rPr>
+        <w:t>年到</w:t>
+      </w:r>
+      <w:r>
+        <w:rPr>
+          <w:rFonts w:ascii="Times New Roman" w:hAnsi="Times New Roman" w:cs="Times New Roman"/>
+          <w:sz w:val="20"/>
+          <w:szCs w:val="20"/>
+        </w:rPr>
+        <w:t>2017</w:t>
+      </w:r>
+      <w:r>
+        <w:rPr>
+          <w:rFonts w:ascii="Times New Roman" w:hAnsi="Times New Roman" w:cs="Times New Roman"/>
+          <w:sz w:val="20"/>
+          <w:szCs w:val="20"/>
+        </w:rPr>
+        <w:t>年之间，以</w:t>
+      </w:r>
+      <w:r>
+        <w:rPr>
+          <w:rFonts w:ascii="Times New Roman" w:hAnsi="Times New Roman" w:cs="Times New Roman"/>
+          <w:sz w:val="20"/>
+          <w:szCs w:val="20"/>
+        </w:rPr>
+        <w:t>Hourglass Network</w:t>
+      </w:r>
+      <w:r>
+        <w:rPr>
+          <w:rFonts w:ascii="Times New Roman" w:hAnsi="Times New Roman" w:cs="Times New Roman"/>
+          <w:sz w:val="20"/>
+          <w:szCs w:val="20"/>
+        </w:rPr>
+        <w:t>和</w:t>
+      </w:r>
+      <w:r>
+        <w:rPr>
+          <w:rFonts w:ascii="Times New Roman" w:hAnsi="Times New Roman" w:cs="Times New Roman"/>
+          <w:sz w:val="20"/>
+          <w:szCs w:val="20"/>
+        </w:rPr>
+        <w:t>CPM</w:t>
+      </w:r>
+      <w:r>
+        <w:rPr>
+          <w:rFonts w:ascii="Times New Roman" w:hAnsi="Times New Roman" w:cs="Times New Roman"/>
+          <w:sz w:val="20"/>
+          <w:szCs w:val="20"/>
+        </w:rPr>
+        <w:t>为代表的热力图回归法，该方法不直接预测坐标而是预测每个关键点的概率热图，并选取概率最大点作为坐标点。该方法鲁棒性更好，训练更稳定，逐渐成为关键点检测的主流方法。</w:t>
+      </w:r>
+    </w:p>
+    <w:p>
+      <w:pPr>
+        <w:pStyle w:val="af3"/>
+        <w:rPr>
+          <w:rFonts w:ascii="Times New Roman" w:hAnsi="Times New Roman" w:cs="Times New Roman"/>
+          <w:sz w:val="20"/>
+          <w:szCs w:val="20"/>
+        </w:rPr>
+      </w:pPr>
+      <w:r>
+        <w:rPr>
+          <w:rFonts w:ascii="Times New Roman" w:hAnsi="Times New Roman" w:cs="Times New Roman"/>
+          <w:sz w:val="20"/>
+          <w:szCs w:val="20"/>
+        </w:rPr>
+        <w:t>阶段三、</w:t>
+      </w:r>
+      <w:r>
+        <w:rPr>
+          <w:rFonts w:ascii="Times New Roman" w:hAnsi="Times New Roman" w:cs="Times New Roman"/>
+          <w:sz w:val="20"/>
+          <w:szCs w:val="20"/>
+        </w:rPr>
+        <w:t>2017</w:t>
+      </w:r>
+      <w:r>
+        <w:rPr>
+          <w:rFonts w:ascii="Times New Roman" w:hAnsi="Times New Roman" w:cs="Times New Roman"/>
+          <w:sz w:val="20"/>
+          <w:szCs w:val="20"/>
+        </w:rPr>
+        <w:t>年到</w:t>
+      </w:r>
+      <w:r>
+        <w:rPr>
+          <w:rFonts w:ascii="Times New Roman" w:hAnsi="Times New Roman" w:cs="Times New Roman"/>
+          <w:sz w:val="20"/>
+          <w:szCs w:val="20"/>
+        </w:rPr>
+        <w:t>2019</w:t>
+      </w:r>
+      <w:r>
+        <w:rPr>
+          <w:rFonts w:ascii="Times New Roman" w:hAnsi="Times New Roman" w:cs="Times New Roman"/>
+          <w:sz w:val="20"/>
+          <w:szCs w:val="20"/>
+        </w:rPr>
+        <w:t>年之间，以</w:t>
+      </w:r>
+      <w:proofErr w:type="spellStart"/>
+      <w:r>
+        <w:rPr>
+          <w:rFonts w:ascii="Times New Roman" w:hAnsi="Times New Roman" w:cs="Times New Roman"/>
+          <w:sz w:val="20"/>
+          <w:szCs w:val="20"/>
+        </w:rPr>
+        <w:t>HRNet</w:t>
+      </w:r>
+      <w:proofErr w:type="spellEnd"/>
+      <w:r>
+        <w:rPr>
+          <w:rFonts w:ascii="Times New Roman" w:hAnsi="Times New Roman" w:cs="Times New Roman"/>
+          <w:sz w:val="20"/>
+          <w:szCs w:val="20"/>
+        </w:rPr>
+        <w:t>和</w:t>
+      </w:r>
+      <w:r>
+        <w:rPr>
+          <w:rFonts w:ascii="Times New Roman" w:hAnsi="Times New Roman" w:cs="Times New Roman"/>
+          <w:sz w:val="20"/>
+          <w:szCs w:val="20"/>
+        </w:rPr>
+        <w:t>CPN</w:t>
+      </w:r>
+      <w:r>
+        <w:rPr>
+          <w:rFonts w:ascii="Times New Roman" w:hAnsi="Times New Roman" w:cs="Times New Roman"/>
+          <w:sz w:val="20"/>
+          <w:szCs w:val="20"/>
+        </w:rPr>
+        <w:t>为代表的模型，这些模型通过创新性地融合多尺度特征和增强上下文信息的方式来提高模型精度，尤其改善了遮挡和复杂场景下的表现。</w:t>
+      </w:r>
+    </w:p>
+    <w:p>
+      <w:pPr>
+        <w:pStyle w:val="af3"/>
+        <w:rPr>
+          <w:rFonts w:ascii="Times New Roman" w:hAnsi="Times New Roman" w:cs="Times New Roman"/>
+          <w:sz w:val="20"/>
+          <w:szCs w:val="20"/>
+        </w:rPr>
+      </w:pPr>
+      <w:r>
+        <w:rPr>
+          <w:rFonts w:ascii="Times New Roman" w:hAnsi="Times New Roman" w:cs="Times New Roman"/>
+          <w:sz w:val="20"/>
+          <w:szCs w:val="20"/>
+        </w:rPr>
+        <w:t>阶段四、</w:t>
+      </w:r>
+      <w:r>
+        <w:rPr>
+          <w:rFonts w:ascii="Times New Roman" w:hAnsi="Times New Roman" w:cs="Times New Roman"/>
+          <w:sz w:val="20"/>
+          <w:szCs w:val="20"/>
+        </w:rPr>
+        <w:t>2019</w:t>
+      </w:r>
+      <w:r>
+        <w:rPr>
+          <w:rFonts w:ascii="Times New Roman" w:hAnsi="Times New Roman" w:cs="Times New Roman"/>
+          <w:sz w:val="20"/>
+          <w:szCs w:val="20"/>
+        </w:rPr>
+        <w:t>年到</w:t>
+      </w:r>
+      <w:r>
+        <w:rPr>
+          <w:rFonts w:ascii="Times New Roman" w:hAnsi="Times New Roman" w:cs="Times New Roman"/>
+          <w:sz w:val="20"/>
+          <w:szCs w:val="20"/>
+        </w:rPr>
+        <w:t>2020</w:t>
+      </w:r>
+      <w:r>
+        <w:rPr>
+          <w:rFonts w:ascii="Times New Roman" w:hAnsi="Times New Roman" w:cs="Times New Roman"/>
+          <w:sz w:val="20"/>
+          <w:szCs w:val="20"/>
+        </w:rPr>
+        <w:t>年之间，借鉴了目标检测中</w:t>
+      </w:r>
+      <w:r>
+        <w:rPr>
+          <w:rFonts w:ascii="Times New Roman" w:hAnsi="Times New Roman" w:cs="Times New Roman"/>
+          <w:sz w:val="20"/>
+          <w:szCs w:val="20"/>
+        </w:rPr>
+        <w:t>anchor-free</w:t>
+      </w:r>
+      <w:r>
+        <w:rPr>
+          <w:rFonts w:ascii="Times New Roman" w:hAnsi="Times New Roman" w:cs="Times New Roman"/>
+          <w:sz w:val="20"/>
+          <w:szCs w:val="20"/>
+        </w:rPr>
+        <w:t>思想（如</w:t>
+      </w:r>
+      <w:proofErr w:type="spellStart"/>
+      <w:r>
+        <w:rPr>
+          <w:rFonts w:ascii="Times New Roman" w:hAnsi="Times New Roman" w:cs="Times New Roman"/>
+          <w:sz w:val="20"/>
+          <w:szCs w:val="20"/>
+        </w:rPr>
+        <w:t>CenterNet</w:t>
+      </w:r>
+      <w:proofErr w:type="spellEnd"/>
+      <w:r>
+        <w:rPr>
+          <w:rFonts w:ascii="Times New Roman" w:hAnsi="Times New Roman" w:cs="Times New Roman"/>
+          <w:sz w:val="20"/>
+          <w:szCs w:val="20"/>
+        </w:rPr>
+        <w:t>）。这些方法基于热力图回归，但通过简化后处理或改进解码方式，提高了推理速度，能更好适用实时任务。代表工作有提出了</w:t>
+      </w:r>
+      <w:r>
+        <w:rPr>
+          <w:rFonts w:ascii="Times New Roman" w:hAnsi="Times New Roman" w:cs="Times New Roman"/>
+          <w:sz w:val="20"/>
+          <w:szCs w:val="20"/>
+        </w:rPr>
+        <w:t>Gaussian</w:t>
+      </w:r>
+      <w:r>
+        <w:rPr>
+          <w:rFonts w:ascii="Times New Roman" w:hAnsi="Times New Roman" w:cs="Times New Roman"/>
+          <w:sz w:val="20"/>
+          <w:szCs w:val="20"/>
+        </w:rPr>
+        <w:t>分布回归来精准修正量化误差的</w:t>
+      </w:r>
+      <w:r>
+        <w:rPr>
+          <w:rFonts w:ascii="Times New Roman" w:hAnsi="Times New Roman" w:cs="Times New Roman"/>
+          <w:sz w:val="20"/>
+          <w:szCs w:val="20"/>
+        </w:rPr>
+        <w:t>DARK</w:t>
+      </w:r>
+      <w:r>
+        <w:rPr>
+          <w:rFonts w:ascii="Times New Roman" w:hAnsi="Times New Roman" w:cs="Times New Roman"/>
+          <w:sz w:val="20"/>
+          <w:szCs w:val="20"/>
+        </w:rPr>
+        <w:t>，以及采用了类似</w:t>
+      </w:r>
+      <w:proofErr w:type="spellStart"/>
+      <w:r>
+        <w:rPr>
+          <w:rFonts w:ascii="Times New Roman" w:hAnsi="Times New Roman" w:cs="Times New Roman"/>
+          <w:sz w:val="20"/>
+          <w:szCs w:val="20"/>
+        </w:rPr>
+        <w:t>CenterNet</w:t>
+      </w:r>
+      <w:proofErr w:type="spellEnd"/>
+      <w:r>
+        <w:rPr>
+          <w:rFonts w:ascii="Times New Roman" w:hAnsi="Times New Roman" w:cs="Times New Roman"/>
+          <w:sz w:val="20"/>
+          <w:szCs w:val="20"/>
+        </w:rPr>
+        <w:t>范式进行人体姿态估计的一系列工作。</w:t>
+      </w:r>
+    </w:p>
+    <w:p>
+      <w:pPr>
+        <w:pStyle w:val="af3"/>
+        <w:rPr>
+          <w:rFonts w:ascii="Times New Roman" w:hAnsi="Times New Roman" w:cs="Times New Roman"/>
+          <w:sz w:val="20"/>
+          <w:szCs w:val="20"/>
+        </w:rPr>
+      </w:pPr>
+      <w:r>
+        <w:rPr>
+          <w:rFonts w:ascii="Times New Roman" w:hAnsi="Times New Roman" w:cs="Times New Roman"/>
+          <w:sz w:val="20"/>
+          <w:szCs w:val="20"/>
+        </w:rPr>
+        <w:t>阶段五、</w:t>
+      </w:r>
+      <w:r>
+        <w:rPr>
+          <w:rFonts w:ascii="Times New Roman" w:hAnsi="Times New Roman" w:cs="Times New Roman"/>
+          <w:sz w:val="20"/>
+          <w:szCs w:val="20"/>
+        </w:rPr>
+        <w:t>2020</w:t>
+      </w:r>
+      <w:r>
+        <w:rPr>
+          <w:rFonts w:ascii="Times New Roman" w:hAnsi="Times New Roman" w:cs="Times New Roman"/>
+          <w:sz w:val="20"/>
+          <w:szCs w:val="20"/>
+        </w:rPr>
+        <w:t>年到至今，以</w:t>
+      </w:r>
+      <w:proofErr w:type="spellStart"/>
+      <w:r>
+        <w:rPr>
+          <w:rFonts w:ascii="Times New Roman" w:hAnsi="Times New Roman" w:cs="Times New Roman"/>
+          <w:sz w:val="20"/>
+          <w:szCs w:val="20"/>
+        </w:rPr>
+        <w:t>TokenPose</w:t>
+      </w:r>
+      <w:proofErr w:type="spellEnd"/>
+      <w:r>
+        <w:rPr>
+          <w:rFonts w:ascii="Times New Roman" w:hAnsi="Times New Roman" w:cs="Times New Roman"/>
+          <w:sz w:val="20"/>
+          <w:szCs w:val="20"/>
+        </w:rPr>
+        <w:t>、</w:t>
+      </w:r>
+      <w:r>
+        <w:rPr>
+          <w:rFonts w:ascii="Times New Roman" w:hAnsi="Times New Roman" w:cs="Times New Roman"/>
+          <w:sz w:val="20"/>
+          <w:szCs w:val="20"/>
+        </w:rPr>
+        <w:t>PRTR</w:t>
+      </w:r>
+      <w:r>
+        <w:rPr>
+          <w:rFonts w:ascii="Times New Roman" w:hAnsi="Times New Roman" w:cs="Times New Roman"/>
+          <w:sz w:val="20"/>
+          <w:szCs w:val="20"/>
+        </w:rPr>
+        <w:t>、</w:t>
+      </w:r>
+      <w:proofErr w:type="spellStart"/>
+      <w:r>
+        <w:rPr>
+          <w:rFonts w:ascii="Times New Roman" w:hAnsi="Times New Roman" w:cs="Times New Roman"/>
+          <w:sz w:val="20"/>
+          <w:szCs w:val="20"/>
+        </w:rPr>
+        <w:t>PoseTransformer</w:t>
+      </w:r>
+      <w:proofErr w:type="spellEnd"/>
+      <w:r>
+        <w:rPr>
+          <w:rFonts w:ascii="Times New Roman" w:hAnsi="Times New Roman" w:cs="Times New Roman"/>
+          <w:sz w:val="20"/>
+          <w:szCs w:val="20"/>
+        </w:rPr>
+        <w:t>为代表的</w:t>
+      </w:r>
+      <w:r>
+        <w:rPr>
+          <w:rFonts w:ascii="Times New Roman" w:hAnsi="Times New Roman" w:cs="Times New Roman"/>
+          <w:sz w:val="20"/>
+          <w:szCs w:val="20"/>
+        </w:rPr>
+        <w:t>Transformer/</w:t>
+      </w:r>
+      <w:r>
+        <w:rPr>
+          <w:rFonts w:ascii="Times New Roman" w:hAnsi="Times New Roman" w:cs="Times New Roman"/>
+          <w:sz w:val="20"/>
+          <w:szCs w:val="20"/>
+        </w:rPr>
+        <w:t>注意力方法，该方法将关键点检测视为一个序列预测问题，将图像切分成</w:t>
+      </w:r>
+      <w:r>
+        <w:rPr>
+          <w:rFonts w:ascii="Times New Roman" w:hAnsi="Times New Roman" w:cs="Times New Roman"/>
+          <w:sz w:val="20"/>
+          <w:szCs w:val="20"/>
+        </w:rPr>
+        <w:t>Patch</w:t>
+      </w:r>
+      <w:r>
+        <w:rPr>
+          <w:rFonts w:ascii="Times New Roman" w:hAnsi="Times New Roman" w:cs="Times New Roman"/>
+          <w:sz w:val="20"/>
+          <w:szCs w:val="20"/>
+        </w:rPr>
+        <w:t>序列作为输入，对复杂遮挡和大范围姿态变化更鲁棒。</w:t>
+      </w:r>
+    </w:p>
+    <w:p>
+      <w:pPr>
+        <w:pStyle w:val="af3"/>
+        <w:rPr>
+          <w:rFonts w:ascii="Times New Roman" w:hAnsi="Times New Roman" w:cs="Times New Roman"/>
+          <w:b/>
+          <w:bCs/>
+          <w:sz w:val="20"/>
+          <w:szCs w:val="20"/>
+        </w:rPr>
+      </w:pPr>
       <w:r>
         <w:rPr>
           <w:rFonts w:ascii="Times New Roman" w:hAnsi="Times New Roman" w:cs="Times New Roman" w:hint="eastAsia"/>
@@ -1507,92 +2291,6 @@
           <w:sz w:val="20"/>
           <w:szCs w:val="20"/>
         </w:rPr>
-        <w:t xml:space="preserve">- </w:t>
-      </w:r>
-      <w:r>
-        <w:rPr>
-          <w:rFonts w:ascii="Times New Roman" w:hAnsi="Times New Roman" w:cs="Times New Roman"/>
-          <w:b/>
-          <w:bCs/>
-          <w:sz w:val="20"/>
-          <w:szCs w:val="20"/>
-        </w:rPr>
-        <w:t>直接关键点检测（</w:t>
-      </w:r>
-      <w:r>
-        <w:rPr>
-          <w:rFonts w:ascii="Times New Roman" w:hAnsi="Times New Roman" w:cs="Times New Roman"/>
-          <w:b/>
-          <w:bCs/>
-          <w:sz w:val="20"/>
-          <w:szCs w:val="20"/>
-        </w:rPr>
-        <w:t>heatmap / regression</w:t>
-      </w:r>
-      <w:r>
-        <w:rPr>
-          <w:rFonts w:ascii="Times New Roman" w:hAnsi="Times New Roman" w:cs="Times New Roman"/>
-          <w:b/>
-          <w:bCs/>
-          <w:sz w:val="20"/>
-          <w:szCs w:val="20"/>
-        </w:rPr>
-        <w:t>）</w:t>
-      </w:r>
-    </w:p>
-    <w:p>
-      <w:pPr>
-        <w:pStyle w:val="af3"/>
-        <w:rPr>
-          <w:rFonts w:ascii="Times New Roman" w:hAnsi="Times New Roman" w:cs="Times New Roman"/>
-          <w:sz w:val="20"/>
-          <w:szCs w:val="20"/>
-        </w:rPr>
-      </w:pPr>
-      <w:r>
-        <w:rPr>
-          <w:rFonts w:ascii="Times New Roman" w:hAnsi="Times New Roman" w:cs="Times New Roman"/>
-          <w:sz w:val="20"/>
-          <w:szCs w:val="20"/>
-        </w:rPr>
-        <w:t>如</w:t>
-      </w:r>
-      <w:r>
-        <w:rPr>
-          <w:rFonts w:ascii="Times New Roman" w:hAnsi="Times New Roman" w:cs="Times New Roman"/>
-          <w:sz w:val="20"/>
-          <w:szCs w:val="20"/>
-        </w:rPr>
-        <w:t xml:space="preserve"> HRNet, MMPose, CenterNet, Keypoint R-CNN, YOLO-Pose </w:t>
-      </w:r>
-      <w:r>
-        <w:rPr>
-          <w:rFonts w:ascii="Times New Roman" w:hAnsi="Times New Roman" w:cs="Times New Roman"/>
-          <w:sz w:val="20"/>
-          <w:szCs w:val="20"/>
-        </w:rPr>
-        <w:t>等在植物上的应用。</w:t>
-      </w:r>
-    </w:p>
-    <w:p>
-      <w:pPr>
-        <w:pStyle w:val="af3"/>
-        <w:rPr>
-          <w:rFonts w:ascii="Times New Roman" w:hAnsi="Times New Roman" w:cs="Times New Roman"/>
-          <w:b/>
-          <w:bCs/>
-          <w:sz w:val="20"/>
-          <w:szCs w:val="20"/>
-        </w:rPr>
-      </w:pPr>
-      <w:r>
-        <w:rPr>
-          <w:rFonts w:ascii="Times New Roman" w:hAnsi="Times New Roman" w:cs="Times New Roman" w:hint="eastAsia"/>
-          <w:b/>
-          <w:bCs/>
-          <w:sz w:val="20"/>
-          <w:szCs w:val="20"/>
-        </w:rPr>
         <w:t>2.</w:t>
       </w:r>
       <w:r>
@@ -1673,29 +2371,7 @@
           <w:sz w:val="20"/>
           <w:szCs w:val="20"/>
         </w:rPr>
-        <w:t>传统几何算法</w:t>
-      </w:r>
-      <w:proofErr w:type="gramStart"/>
-      <w:r>
-        <w:rPr>
-          <w:rFonts w:ascii="Times New Roman" w:hAnsi="Times New Roman" w:cs="Times New Roman"/>
-          <w:b/>
-          <w:bCs/>
-          <w:sz w:val="20"/>
-          <w:szCs w:val="20"/>
-        </w:rPr>
-        <w:t>找关键</w:t>
-      </w:r>
-      <w:proofErr w:type="gramEnd"/>
-      <w:r>
-        <w:rPr>
-          <w:rFonts w:ascii="Times New Roman" w:hAnsi="Times New Roman" w:cs="Times New Roman"/>
-          <w:b/>
-          <w:bCs/>
-          <w:sz w:val="20"/>
-          <w:szCs w:val="20"/>
-        </w:rPr>
-        <w:t>点</w:t>
+        <w:t>传统几何算法找关键点</w:t>
       </w:r>
     </w:p>
     <w:p>
@@ -1820,23 +2496,13 @@
         </w:rPr>
         <w:t xml:space="preserve"> → </w:t>
       </w:r>
-      <w:proofErr w:type="gramStart"/>
-      <w:r>
-        <w:rPr>
-          <w:rFonts w:ascii="Times New Roman" w:hAnsi="Times New Roman" w:cs="Times New Roman"/>
-          <w:sz w:val="20"/>
-          <w:szCs w:val="20"/>
-        </w:rPr>
-        <w:t>当关键</w:t>
-      </w:r>
-      <w:proofErr w:type="gramEnd"/>
-      <w:r>
-        <w:rPr>
-          <w:rFonts w:ascii="Times New Roman" w:hAnsi="Times New Roman" w:cs="Times New Roman"/>
-          <w:sz w:val="20"/>
-          <w:szCs w:val="20"/>
-        </w:rPr>
-        <w:t>点</w:t>
+      <w:r>
+        <w:rPr>
+          <w:rFonts w:ascii="Times New Roman" w:hAnsi="Times New Roman" w:cs="Times New Roman"/>
+          <w:sz w:val="20"/>
+          <w:szCs w:val="20"/>
+        </w:rPr>
+        <w:t>当关键点</w:t>
       </w:r>
     </w:p>
     <w:p>
@@ -1882,8 +2548,18 @@
           <w:sz w:val="20"/>
           <w:szCs w:val="20"/>
         </w:rPr>
-        <w:t xml:space="preserve"> keypoint</w:t>
-      </w:r>
+        <w:t xml:space="preserve"> </w:t>
+      </w:r>
+      <w:proofErr w:type="spellStart"/>
+      <w:r>
+        <w:rPr>
+          <w:rFonts w:ascii="Times New Roman" w:hAnsi="Times New Roman" w:cs="Times New Roman"/>
+          <w:sz w:val="20"/>
+          <w:szCs w:val="20"/>
+        </w:rPr>
+        <w:t>keypoint</w:t>
+      </w:r>
+      <w:proofErr w:type="spellEnd"/>
     </w:p>
     <w:p>
       <w:pPr>
@@ -1955,7 +2631,7 @@
           <w:numId w:val="19"/>
         </w:numPr>
         <w:rPr>
-          <w:rFonts w:ascii="Times New Roman" w:hAnsi="Times New Roman" w:cs="Times New Roman" w:hint="eastAsia"/>
+          <w:rFonts w:ascii="Times New Roman" w:hAnsi="Times New Roman" w:cs="Times New Roman"/>
           <w:sz w:val="20"/>
           <w:szCs w:val="20"/>
         </w:rPr>
@@ -2002,6 +2678,7 @@
           <w:sz w:val="20"/>
           <w:szCs w:val="20"/>
         </w:rPr>
+        <w:lastRenderedPageBreak/>
         <w:t>关键点由传统算法完成（如</w:t>
       </w:r>
       <w:r>
@@ -2057,7 +2734,7 @@
       <w:pPr>
         <w:pStyle w:val="af3"/>
         <w:rPr>
-          <w:rFonts w:ascii="Times New Roman" w:hAnsi="Times New Roman" w:cs="Times New Roman" w:hint="eastAsia"/>
+          <w:rFonts w:ascii="Times New Roman" w:hAnsi="Times New Roman" w:cs="Times New Roman"/>
           <w:b/>
           <w:bCs/>
           <w:sz w:val="20"/>
@@ -2138,23 +2815,7 @@
           <w:sz w:val="16"/>
           <w:szCs w:val="16"/>
         </w:rPr>
-        <w:t>medial axis → 关键</w:t>
-      </w:r>
-      <w:proofErr w:type="gramStart"/>
-      <w:r>
-        <w:rPr>
-          <w:sz w:val="16"/>
-          <w:szCs w:val="16"/>
-        </w:rPr>
-        <w:t>点来自</w:t>
-      </w:r>
-      <w:proofErr w:type="gramEnd"/>
-      <w:r>
-        <w:rPr>
-          <w:sz w:val="16"/>
-          <w:szCs w:val="16"/>
-        </w:rPr>
-        <w:t>拓扑结构</w:t>
+        <w:t>medial axis → 关键点来自拓扑结构</w:t>
       </w:r>
     </w:p>
     <w:p>
@@ -2174,16 +2835,25 @@
           <w:sz w:val="16"/>
           <w:szCs w:val="16"/>
         </w:rPr>
-        <w:t>曲线拟合 → 拟合曲线的转折点作为 keypoints</w:t>
-      </w:r>
-    </w:p>
-    <w:p>
-      <w:pPr>
-        <w:pStyle w:val="af3"/>
+        <w:t xml:space="preserve">曲线拟合 → 拟合曲线的转折点作为 </w:t>
+      </w:r>
+      <w:proofErr w:type="spellStart"/>
+      <w:r>
         <w:rPr>
           <w:sz w:val="16"/>
           <w:szCs w:val="16"/>
         </w:rPr>
+        <w:t>keypoints</w:t>
+      </w:r>
+      <w:proofErr w:type="spellEnd"/>
+    </w:p>
+    <w:p>
+      <w:pPr>
+        <w:pStyle w:val="af3"/>
+        <w:rPr>
+          <w:sz w:val="16"/>
+          <w:szCs w:val="16"/>
+        </w:rPr>
       </w:pPr>
     </w:p>
     <w:p>
@@ -2201,7 +2871,23 @@
           <w:b/>
           <w:bCs/>
         </w:rPr>
-        <w:t>2. Methodology</w:t>
+        <w:t xml:space="preserve">2. </w:t>
+      </w:r>
+      <w:r>
+        <w:rPr>
+          <w:rFonts w:ascii="Times New Roman" w:hAnsi="Times New Roman" w:cs="Times New Roman" w:hint="eastAsia"/>
+          <w:b/>
+          <w:bCs/>
+        </w:rPr>
+        <w:t xml:space="preserve">Literature Review </w:t>
+      </w:r>
+      <w:r>
+        <w:rPr>
+          <w:rFonts w:ascii="Times New Roman" w:hAnsi="Times New Roman" w:cs="Times New Roman"/>
+          <w:b/>
+          <w:bCs/>
+        </w:rPr>
+        <w:t>Methodology</w:t>
       </w:r>
     </w:p>
     <w:p>
@@ -2245,14 +2931,7 @@
         <w:rPr>
           <w:rFonts w:ascii="Times New Roman" w:eastAsia="宋体" w:hAnsi="Times New Roman" w:cs="Times New Roman"/>
         </w:rPr>
-        <w:t xml:space="preserve"> These RQs provided the foundation </w:t>
-      </w:r>
-      <w:r>
-        <w:rPr>
-          <w:rFonts w:ascii="Times New Roman" w:eastAsia="宋体" w:hAnsi="Times New Roman" w:cs="Times New Roman"/>
-        </w:rPr>
-        <w:lastRenderedPageBreak/>
-        <w:t>for our systematic literature review (SLR) and facilitated the collection of pertinent publications.</w:t>
+        <w:t xml:space="preserve"> These RQs provided the foundation for our systematic literature review (SLR) and facilitated the collection of pertinent publications.</w:t>
       </w:r>
       <w:bookmarkStart w:id="0" w:name="OLE_LINK2"/>
     </w:p>
@@ -2644,31 +3323,32 @@
         <w:contextualSpacing w:val="0"/>
         <w:jc w:val="left"/>
         <w:rPr>
+          <w:rFonts w:ascii="Times New Roman" w:eastAsia="宋体" w:hAnsi="Times New Roman" w:cs="Times New Roman"/>
+        </w:rPr>
+      </w:pPr>
+      <w:r>
+        <w:rPr>
           <w:rFonts w:ascii="Times New Roman" w:eastAsia="宋体" w:hAnsi="Times New Roman" w:cs="Times New Roman" w:hint="eastAsia"/>
         </w:rPr>
-      </w:pPr>
+        <w:lastRenderedPageBreak/>
+        <w:t xml:space="preserve">- </w:t>
+      </w:r>
+      <w:r>
+        <w:rPr>
+          <w:rFonts w:ascii="Times New Roman" w:eastAsia="宋体" w:hAnsi="Times New Roman" w:cs="Times New Roman"/>
+        </w:rPr>
+        <w:t>任务</w:t>
+      </w:r>
       <w:r>
         <w:rPr>
           <w:rFonts w:ascii="Times New Roman" w:eastAsia="宋体" w:hAnsi="Times New Roman" w:cs="Times New Roman" w:hint="eastAsia"/>
         </w:rPr>
-        <w:t xml:space="preserve">- </w:t>
-      </w:r>
-      <w:r>
-        <w:rPr>
-          <w:rFonts w:ascii="Times New Roman" w:eastAsia="宋体" w:hAnsi="Times New Roman" w:cs="Times New Roman"/>
-        </w:rPr>
-        <w:t>任务</w:t>
+        <w:t>属于直接利用关键点检测模型</w:t>
       </w:r>
       <w:r>
         <w:rPr>
           <w:rFonts w:ascii="Times New Roman" w:eastAsia="宋体" w:hAnsi="Times New Roman" w:cs="Times New Roman" w:hint="eastAsia"/>
         </w:rPr>
-        <w:t>属于直接利用关键点检测模型</w:t>
-      </w:r>
-      <w:r>
-        <w:rPr>
-          <w:rFonts w:ascii="Times New Roman" w:eastAsia="宋体" w:hAnsi="Times New Roman" w:cs="Times New Roman" w:hint="eastAsia"/>
-        </w:rPr>
         <w:t>，</w:t>
       </w:r>
       <w:r>
@@ -2681,8 +3361,30 @@
         <w:rPr>
           <w:rFonts w:ascii="Times New Roman" w:eastAsia="宋体" w:hAnsi="Times New Roman" w:cs="Times New Roman"/>
         </w:rPr>
-        <w:t>e.g., HRNet, OpenPose</w:t>
-      </w:r>
+        <w:t xml:space="preserve">e.g., </w:t>
+      </w:r>
+      <w:proofErr w:type="spellStart"/>
+      <w:r>
+        <w:rPr>
+          <w:rFonts w:ascii="Times New Roman" w:eastAsia="宋体" w:hAnsi="Times New Roman" w:cs="Times New Roman"/>
+        </w:rPr>
+        <w:t>HRNet</w:t>
+      </w:r>
+      <w:proofErr w:type="spellEnd"/>
+      <w:r>
+        <w:rPr>
+          <w:rFonts w:ascii="Times New Roman" w:eastAsia="宋体" w:hAnsi="Times New Roman" w:cs="Times New Roman"/>
+        </w:rPr>
+        <w:t xml:space="preserve">, </w:t>
+      </w:r>
+      <w:proofErr w:type="spellStart"/>
+      <w:r>
+        <w:rPr>
+          <w:rFonts w:ascii="Times New Roman" w:eastAsia="宋体" w:hAnsi="Times New Roman" w:cs="Times New Roman"/>
+        </w:rPr>
+        <w:t>OpenPose</w:t>
+      </w:r>
+      <w:proofErr w:type="spellEnd"/>
       <w:r>
         <w:rPr>
           <w:rFonts w:ascii="Times New Roman" w:eastAsia="宋体" w:hAnsi="Times New Roman" w:cs="Times New Roman"/>
@@ -2693,8 +3395,16 @@
         <w:rPr>
           <w:rFonts w:ascii="Times New Roman" w:eastAsia="宋体" w:hAnsi="Times New Roman" w:cs="Times New Roman"/>
         </w:rPr>
-        <w:t>DEKR-SPrior</w:t>
-      </w:r>
+        <w:t>DEKR-</w:t>
+      </w:r>
+      <w:proofErr w:type="spellStart"/>
+      <w:r>
+        <w:rPr>
+          <w:rFonts w:ascii="Times New Roman" w:eastAsia="宋体" w:hAnsi="Times New Roman" w:cs="Times New Roman"/>
+        </w:rPr>
+        <w:t>SPrior</w:t>
+      </w:r>
+      <w:proofErr w:type="spellEnd"/>
       <w:r>
         <w:rPr>
           <w:rFonts w:ascii="Times New Roman" w:eastAsia="宋体" w:hAnsi="Times New Roman" w:cs="Times New Roman"/>
@@ -2713,12 +3423,14 @@
         </w:rPr>
         <w:t>指标，而非仅</w:t>
       </w:r>
+      <w:proofErr w:type="spellStart"/>
       <w:r>
         <w:rPr>
           <w:rFonts w:ascii="Times New Roman" w:eastAsia="宋体" w:hAnsi="Times New Roman" w:cs="Times New Roman"/>
         </w:rPr>
         <w:t>mAP</w:t>
       </w:r>
+      <w:proofErr w:type="spellEnd"/>
       <w:r>
         <w:rPr>
           <w:rFonts w:ascii="Times New Roman" w:eastAsia="宋体" w:hAnsi="Times New Roman" w:cs="Times New Roman"/>
@@ -2801,8 +3513,16 @@
         <w:rPr>
           <w:rFonts w:ascii="Times New Roman" w:eastAsia="宋体" w:hAnsi="Times New Roman" w:cs="Times New Roman"/>
         </w:rPr>
-        <w:t>e.g., COCO-style keypoints</w:t>
-      </w:r>
+        <w:t xml:space="preserve">e.g., COCO-style </w:t>
+      </w:r>
+      <w:proofErr w:type="spellStart"/>
+      <w:r>
+        <w:rPr>
+          <w:rFonts w:ascii="Times New Roman" w:eastAsia="宋体" w:hAnsi="Times New Roman" w:cs="Times New Roman"/>
+        </w:rPr>
+        <w:t>keypoints</w:t>
+      </w:r>
+      <w:proofErr w:type="spellEnd"/>
       <w:r>
         <w:rPr>
           <w:rFonts w:ascii="Times New Roman" w:eastAsia="宋体" w:hAnsi="Times New Roman" w:cs="Times New Roman"/>
@@ -2818,7 +3538,7 @@
         <w:contextualSpacing w:val="0"/>
         <w:jc w:val="left"/>
         <w:rPr>
-          <w:rFonts w:ascii="Times New Roman" w:eastAsia="宋体" w:hAnsi="Times New Roman" w:cs="Times New Roman" w:hint="eastAsia"/>
+          <w:rFonts w:ascii="Times New Roman" w:eastAsia="宋体" w:hAnsi="Times New Roman" w:cs="Times New Roman"/>
         </w:rPr>
       </w:pPr>
       <w:r>
@@ -2922,14 +3642,12 @@
           <w:rFonts w:ascii="Times New Roman" w:eastAsia="宋体" w:hAnsi="Times New Roman" w:cs="Times New Roman"/>
         </w:rPr>
       </w:pPr>
-      <w:proofErr w:type="gramStart"/>
       <w:r>
         <w:rPr>
           <w:rFonts w:ascii="Times New Roman" w:eastAsia="宋体" w:hAnsi="Times New Roman" w:cs="Times New Roman"/>
         </w:rPr>
         <w:t>纯对象</w:t>
       </w:r>
-      <w:proofErr w:type="gramEnd"/>
       <w:r>
         <w:rPr>
           <w:rFonts w:ascii="Times New Roman" w:eastAsia="宋体" w:hAnsi="Times New Roman" w:cs="Times New Roman"/>
@@ -2976,21 +3694,7 @@
         <w:rPr>
           <w:rFonts w:ascii="Times New Roman" w:eastAsia="宋体" w:hAnsi="Times New Roman" w:cs="Times New Roman"/>
         </w:rPr>
-        <w:t>只用边界</w:t>
-      </w:r>
-      <w:proofErr w:type="gramStart"/>
-      <w:r>
-        <w:rPr>
-          <w:rFonts w:ascii="Times New Roman" w:eastAsia="宋体" w:hAnsi="Times New Roman" w:cs="Times New Roman"/>
-        </w:rPr>
-        <w:t>框中心</w:t>
-      </w:r>
-      <w:proofErr w:type="gramEnd"/>
-      <w:r>
-        <w:rPr>
-          <w:rFonts w:ascii="Times New Roman" w:eastAsia="宋体" w:hAnsi="Times New Roman" w:cs="Times New Roman"/>
-        </w:rPr>
-        <w:t>作为采摘点）。</w:t>
+        <w:t>只用边界框中心作为采摘点）。</w:t>
       </w:r>
       <w:r>
         <w:rPr>
@@ -3020,19 +3724,11 @@
           <w:rFonts w:ascii="Times New Roman" w:eastAsia="宋体" w:hAnsi="Times New Roman" w:cs="Times New Roman"/>
         </w:rPr>
       </w:pPr>
-      <w:proofErr w:type="gramStart"/>
-      <w:r>
-        <w:rPr>
-          <w:rFonts w:ascii="Times New Roman" w:eastAsia="宋体" w:hAnsi="Times New Roman" w:cs="Times New Roman"/>
-        </w:rPr>
-        <w:t>无关键点预测</w:t>
-      </w:r>
-      <w:proofErr w:type="gramEnd"/>
-      <w:r>
-        <w:rPr>
-          <w:rFonts w:ascii="Times New Roman" w:eastAsia="宋体" w:hAnsi="Times New Roman" w:cs="Times New Roman"/>
-        </w:rPr>
-        <w:t>模块（</w:t>
+      <w:r>
+        <w:rPr>
+          <w:rFonts w:ascii="Times New Roman" w:eastAsia="宋体" w:hAnsi="Times New Roman" w:cs="Times New Roman"/>
+        </w:rPr>
+        <w:t>无关键点预测模块（</w:t>
       </w:r>
       <w:r>
         <w:rPr>
@@ -3056,21 +3752,7 @@
         <w:rPr>
           <w:rFonts w:ascii="Times New Roman" w:eastAsia="宋体" w:hAnsi="Times New Roman" w:cs="Times New Roman"/>
         </w:rPr>
-        <w:t>低质量数据（如合成图像</w:t>
-      </w:r>
-      <w:proofErr w:type="gramStart"/>
-      <w:r>
-        <w:rPr>
-          <w:rFonts w:ascii="Times New Roman" w:eastAsia="宋体" w:hAnsi="Times New Roman" w:cs="Times New Roman"/>
-        </w:rPr>
-        <w:t>无真实</w:t>
-      </w:r>
-      <w:proofErr w:type="gramEnd"/>
-      <w:r>
-        <w:rPr>
-          <w:rFonts w:ascii="Times New Roman" w:eastAsia="宋体" w:hAnsi="Times New Roman" w:cs="Times New Roman"/>
-        </w:rPr>
-        <w:t>标注）。</w:t>
+        <w:t>低质量数据（如合成图像无真实标注）。</w:t>
       </w:r>
     </w:p>
     <w:p>
@@ -3168,21 +3850,7 @@
         <w:rPr>
           <w:rFonts w:ascii="Times New Roman" w:eastAsia="宋体" w:hAnsi="Times New Roman" w:cs="Times New Roman"/>
         </w:rPr>
-        <w:t>），技术过时。</w:t>
-      </w:r>
-      <w:proofErr w:type="gramStart"/>
-      <w:r>
-        <w:rPr>
-          <w:rFonts w:ascii="Times New Roman" w:eastAsia="宋体" w:hAnsi="Times New Roman" w:cs="Times New Roman"/>
-        </w:rPr>
-        <w:t>非最新</w:t>
-      </w:r>
-      <w:proofErr w:type="gramEnd"/>
-      <w:r>
-        <w:rPr>
-          <w:rFonts w:ascii="Times New Roman" w:eastAsia="宋体" w:hAnsi="Times New Roman" w:cs="Times New Roman"/>
-        </w:rPr>
-        <w:t>综述重复内容。</w:t>
+        <w:t>），技术过时。非最新综述重复内容。</w:t>
       </w:r>
     </w:p>
     <w:p>
@@ -3199,7 +3867,7 @@
         <w:widowControl/>
         <w:jc w:val="left"/>
         <w:rPr>
-          <w:rFonts w:ascii="Times New Roman" w:eastAsia="宋体" w:hAnsi="Times New Roman" w:cs="Times New Roman" w:hint="eastAsia"/>
+          <w:rFonts w:ascii="Times New Roman" w:eastAsia="宋体" w:hAnsi="Times New Roman" w:cs="Times New Roman"/>
         </w:rPr>
       </w:pPr>
     </w:p>
@@ -3291,6 +3959,7 @@
         <w:rPr>
           <w:noProof/>
         </w:rPr>
+        <w:lastRenderedPageBreak/>
         <w:drawing>
           <wp:inline distT="0" distB="0" distL="0" distR="0" wp14:anchorId="5DB0526E" wp14:editId="303522BA">
             <wp:extent cx="3882711" cy="4343625"/>
@@ -3654,7 +4323,25 @@
           <w:b/>
           <w:bCs/>
         </w:rPr>
-        <w:t>3. Overview of Keypoint Detection Techniques</w:t>
+        <w:t xml:space="preserve">3. Overview of </w:t>
+      </w:r>
+      <w:proofErr w:type="spellStart"/>
+      <w:r>
+        <w:rPr>
+          <w:rFonts w:ascii="Times New Roman" w:hAnsi="Times New Roman" w:cs="Times New Roman"/>
+          <w:b/>
+          <w:bCs/>
+        </w:rPr>
+        <w:t>Keypoint</w:t>
+      </w:r>
+      <w:proofErr w:type="spellEnd"/>
+      <w:r>
+        <w:rPr>
+          <w:rFonts w:ascii="Times New Roman" w:hAnsi="Times New Roman" w:cs="Times New Roman"/>
+          <w:b/>
+          <w:bCs/>
+        </w:rPr>
+        <w:t xml:space="preserve"> Detection Techniques</w:t>
       </w:r>
     </w:p>
     <w:p>
@@ -3706,7 +4393,21 @@
         <w:rPr>
           <w:rFonts w:ascii="Times New Roman" w:hAnsi="Times New Roman" w:cs="Times New Roman"/>
         </w:rPr>
-        <w:t>CNN, Hourglass, HRNet, Transformer, etc.</w:t>
+        <w:t xml:space="preserve">CNN, Hourglass, </w:t>
+      </w:r>
+      <w:proofErr w:type="spellStart"/>
+      <w:r>
+        <w:rPr>
+          <w:rFonts w:ascii="Times New Roman" w:hAnsi="Times New Roman" w:cs="Times New Roman"/>
+        </w:rPr>
+        <w:t>HRNet</w:t>
+      </w:r>
+      <w:proofErr w:type="spellEnd"/>
+      <w:r>
+        <w:rPr>
+          <w:rFonts w:ascii="Times New Roman" w:hAnsi="Times New Roman" w:cs="Times New Roman"/>
+        </w:rPr>
+        <w:t>, Transformer, etc.</w:t>
       </w:r>
       <w:r>
         <w:rPr>
@@ -3766,13 +4467,23 @@
         </w:rPr>
         <w:t xml:space="preserve">4. </w:t>
       </w:r>
-      <w:r>
-        <w:rPr>
-          <w:rFonts w:ascii="Times New Roman" w:hAnsi="Times New Roman" w:cs="Times New Roman"/>
-          <w:b/>
-          <w:bCs/>
-        </w:rPr>
-        <w:t xml:space="preserve">Keypoint Detection </w:t>
+      <w:proofErr w:type="spellStart"/>
+      <w:r>
+        <w:rPr>
+          <w:rFonts w:ascii="Times New Roman" w:hAnsi="Times New Roman" w:cs="Times New Roman"/>
+          <w:b/>
+          <w:bCs/>
+        </w:rPr>
+        <w:t>Keypoint</w:t>
+      </w:r>
+      <w:proofErr w:type="spellEnd"/>
+      <w:r>
+        <w:rPr>
+          <w:rFonts w:ascii="Times New Roman" w:hAnsi="Times New Roman" w:cs="Times New Roman"/>
+          <w:b/>
+          <w:bCs/>
+        </w:rPr>
+        <w:t xml:space="preserve"> Detection </w:t>
       </w:r>
       <w:r>
         <w:rPr>
@@ -3797,25 +4508,23 @@
           <w:b/>
           <w:bCs/>
         </w:rPr>
-        <w:t>应用场景占比：在五大应用场景中，作物生长活力</w:t>
-      </w:r>
-      <w:proofErr w:type="gramStart"/>
+        <w:t>应用场景占比：在五大应用场景中，作物生长活力评估占比最高（</w:t>
+      </w:r>
       <w:r>
         <w:rPr>
           <w:rFonts w:ascii="Times New Roman" w:hAnsi="Times New Roman" w:cs="Times New Roman" w:hint="eastAsia"/>
           <w:b/>
           <w:bCs/>
         </w:rPr>
-        <w:t>评估占</w:t>
-      </w:r>
-      <w:proofErr w:type="gramEnd"/>
+        <w:t>34.1%</w:t>
+      </w:r>
       <w:r>
         <w:rPr>
           <w:rFonts w:ascii="Times New Roman" w:hAnsi="Times New Roman" w:cs="Times New Roman" w:hint="eastAsia"/>
           <w:b/>
           <w:bCs/>
         </w:rPr>
-        <w:t>比最高（</w:t>
+        <w:t>），其次是产量预测（</w:t>
       </w:r>
       <w:r>
         <w:rPr>
@@ -3823,7 +4532,7 @@
           <w:b/>
           <w:bCs/>
         </w:rPr>
-        <w:t>34.1%</w:t>
+        <w:t>25.6%</w:t>
       </w:r>
       <w:r>
         <w:rPr>
@@ -3831,41 +4540,7 @@
           <w:b/>
           <w:bCs/>
         </w:rPr>
-        <w:t>），其次是产量预测（</w:t>
-      </w:r>
-      <w:r>
-        <w:rPr>
-          <w:rFonts w:ascii="Times New Roman" w:hAnsi="Times New Roman" w:cs="Times New Roman" w:hint="eastAsia"/>
-          <w:b/>
-          <w:bCs/>
-        </w:rPr>
-        <w:t>25.6%</w:t>
-      </w:r>
-      <w:r>
-        <w:rPr>
-          <w:rFonts w:ascii="Times New Roman" w:hAnsi="Times New Roman" w:cs="Times New Roman" w:hint="eastAsia"/>
-          <w:b/>
-          <w:bCs/>
-        </w:rPr>
-        <w:t>），病虫害</w:t>
-      </w:r>
-      <w:proofErr w:type="gramStart"/>
-      <w:r>
-        <w:rPr>
-          <w:rFonts w:ascii="Times New Roman" w:hAnsi="Times New Roman" w:cs="Times New Roman" w:hint="eastAsia"/>
-          <w:b/>
-          <w:bCs/>
-        </w:rPr>
-        <w:t>识别占</w:t>
-      </w:r>
-      <w:proofErr w:type="gramEnd"/>
-      <w:r>
-        <w:rPr>
-          <w:rFonts w:ascii="Times New Roman" w:hAnsi="Times New Roman" w:cs="Times New Roman" w:hint="eastAsia"/>
-          <w:b/>
-          <w:bCs/>
-        </w:rPr>
-        <w:t>比</w:t>
+        <w:t>），病虫害识别占比</w:t>
       </w:r>
       <w:r>
         <w:rPr>
@@ -4190,30 +4865,54 @@
           <w:bCs/>
         </w:rPr>
       </w:pPr>
+      <w:proofErr w:type="spellStart"/>
       <w:r>
         <w:rPr>
           <w:rFonts w:ascii="Times New Roman" w:hAnsi="Times New Roman" w:cs="Times New Roman" w:hint="eastAsia"/>
           <w:b/>
           <w:bCs/>
         </w:rPr>
-        <w:t>Keypoint detection evaluation metrics</w:t>
-      </w:r>
-    </w:p>
-    <w:p>
-      <w:pPr>
-        <w:rPr>
-          <w:rFonts w:ascii="Times New Roman" w:hAnsi="Times New Roman" w:cs="Times New Roman"/>
-        </w:rPr>
-      </w:pPr>
-      <w:r>
-        <w:rPr>
-          <w:rFonts w:ascii="Times New Roman" w:hAnsi="Times New Roman" w:cs="Times New Roman"/>
-        </w:rPr>
-        <w:t>Evaluation metrics such as precision, recall, and average precision can intuitively reflect the performance of the algorithm in the detection process. In the field of keypoint detection,</w:t>
-      </w:r>
+        <w:t>Keypoint</w:t>
+      </w:r>
+      <w:proofErr w:type="spellEnd"/>
       <w:r>
         <w:rPr>
           <w:rFonts w:ascii="Times New Roman" w:hAnsi="Times New Roman" w:cs="Times New Roman" w:hint="eastAsia"/>
+          <w:b/>
+          <w:bCs/>
+        </w:rPr>
+        <w:t xml:space="preserve"> detection evaluation metrics</w:t>
+      </w:r>
+    </w:p>
+    <w:p>
+      <w:pPr>
+        <w:rPr>
+          <w:rFonts w:ascii="Times New Roman" w:hAnsi="Times New Roman" w:cs="Times New Roman"/>
+        </w:rPr>
+      </w:pPr>
+      <w:r>
+        <w:rPr>
+          <w:rFonts w:ascii="Times New Roman" w:hAnsi="Times New Roman" w:cs="Times New Roman"/>
+        </w:rPr>
+        <w:t xml:space="preserve">Evaluation metrics such as precision, recall, and average precision can intuitively reflect the performance of the algorithm in the detection process. In the field of </w:t>
+      </w:r>
+      <w:proofErr w:type="spellStart"/>
+      <w:r>
+        <w:rPr>
+          <w:rFonts w:ascii="Times New Roman" w:hAnsi="Times New Roman" w:cs="Times New Roman"/>
+        </w:rPr>
+        <w:t>keypoint</w:t>
+      </w:r>
+      <w:proofErr w:type="spellEnd"/>
+      <w:r>
+        <w:rPr>
+          <w:rFonts w:ascii="Times New Roman" w:hAnsi="Times New Roman" w:cs="Times New Roman"/>
+        </w:rPr>
+        <w:t xml:space="preserve"> detection,</w:t>
+      </w:r>
+      <w:r>
+        <w:rPr>
+          <w:rFonts w:ascii="Times New Roman" w:hAnsi="Times New Roman" w:cs="Times New Roman" w:hint="eastAsia"/>
         </w:rPr>
         <w:t xml:space="preserve"> </w:t>
       </w:r>
@@ -4221,56 +4920,112 @@
         <w:rPr>
           <w:rFonts w:ascii="Times New Roman" w:hAnsi="Times New Roman" w:cs="Times New Roman"/>
         </w:rPr>
-        <w:t xml:space="preserve">the evaluation metrics for accuracy and precision include </w:t>
-      </w:r>
-      <w:proofErr w:type="gramStart"/>
-      <w:r>
-        <w:rPr>
-          <w:rFonts w:ascii="Times New Roman" w:hAnsi="Times New Roman" w:cs="Times New Roman"/>
-        </w:rPr>
-        <w:t>PCK(</w:t>
-      </w:r>
-      <w:proofErr w:type="gramEnd"/>
-      <w:r>
-        <w:rPr>
-          <w:rFonts w:ascii="Times New Roman" w:hAnsi="Times New Roman" w:cs="Times New Roman"/>
-        </w:rPr>
-        <w:t xml:space="preserve">Percentage of Correct Keypoints), </w:t>
-      </w:r>
-      <w:proofErr w:type="gramStart"/>
-      <w:r>
-        <w:rPr>
-          <w:rFonts w:ascii="Times New Roman" w:hAnsi="Times New Roman" w:cs="Times New Roman"/>
-        </w:rPr>
-        <w:t>OKS(</w:t>
-      </w:r>
-      <w:proofErr w:type="gramEnd"/>
-      <w:r>
-        <w:rPr>
-          <w:rFonts w:ascii="Times New Roman" w:hAnsi="Times New Roman" w:cs="Times New Roman"/>
-        </w:rPr>
-        <w:t xml:space="preserve">Object Keypoint Similarity) and </w:t>
-      </w:r>
-      <w:proofErr w:type="gramStart"/>
-      <w:r>
-        <w:rPr>
-          <w:rFonts w:ascii="Times New Roman" w:hAnsi="Times New Roman" w:cs="Times New Roman"/>
-        </w:rPr>
-        <w:t>AP(</w:t>
-      </w:r>
-      <w:proofErr w:type="gramEnd"/>
-      <w:r>
-        <w:rPr>
-          <w:rFonts w:ascii="Times New Roman" w:hAnsi="Times New Roman" w:cs="Times New Roman"/>
-        </w:rPr>
-        <w:t xml:space="preserve">Average Precision) calculated by OKS. They have different focuses: PCK counts the proportion of predicted keypoints falling near the real position by setting a pixel distance threshold (e.g., a percentage of the object size or a fixed pixel value as a </w:t>
+        <w:t xml:space="preserve">the evaluation metrics for accuracy and precision include PCK(Percentage of Correct </w:t>
+      </w:r>
+      <w:proofErr w:type="spellStart"/>
+      <w:r>
+        <w:rPr>
+          <w:rFonts w:ascii="Times New Roman" w:hAnsi="Times New Roman" w:cs="Times New Roman"/>
+        </w:rPr>
+        <w:t>Keypoints</w:t>
+      </w:r>
+      <w:proofErr w:type="spellEnd"/>
+      <w:r>
+        <w:rPr>
+          <w:rFonts w:ascii="Times New Roman" w:hAnsi="Times New Roman" w:cs="Times New Roman"/>
+        </w:rPr>
+        <w:t xml:space="preserve">), OKS(Object </w:t>
+      </w:r>
+      <w:proofErr w:type="spellStart"/>
+      <w:r>
+        <w:rPr>
+          <w:rFonts w:ascii="Times New Roman" w:hAnsi="Times New Roman" w:cs="Times New Roman"/>
+        </w:rPr>
+        <w:t>Keypoint</w:t>
+      </w:r>
+      <w:proofErr w:type="spellEnd"/>
+      <w:r>
+        <w:rPr>
+          <w:rFonts w:ascii="Times New Roman" w:hAnsi="Times New Roman" w:cs="Times New Roman"/>
+        </w:rPr>
+        <w:t xml:space="preserve"> Similarity) and AP(Average Precision) calculated by OKS. They have different focuses: PCK counts the proportion of predicted </w:t>
+      </w:r>
+      <w:proofErr w:type="spellStart"/>
+      <w:r>
+        <w:rPr>
+          <w:rFonts w:ascii="Times New Roman" w:hAnsi="Times New Roman" w:cs="Times New Roman"/>
+        </w:rPr>
+        <w:t>keypoints</w:t>
+      </w:r>
+      <w:proofErr w:type="spellEnd"/>
+      <w:r>
+        <w:rPr>
+          <w:rFonts w:ascii="Times New Roman" w:hAnsi="Times New Roman" w:cs="Times New Roman"/>
+        </w:rPr>
+        <w:t xml:space="preserve"> falling near the real position by setting a pixel distance threshold (e.g., a percentage of the object size or a fixed pixel value as a </w:t>
       </w:r>
       <w:r>
         <w:rPr>
           <w:rFonts w:ascii="Times New Roman" w:hAnsi="Times New Roman" w:cs="Times New Roman"/>
         </w:rPr>
         <w:lastRenderedPageBreak/>
-        <w:t>tolerance range), which intuitively reflects whether the localization accuracy meets the requirements of the application; OKS introduces the object scale and visibility weights, and calculates the normalized distances between predicted keypoints and the real points (taking into account the object size scaling) and assigns lower weights to the occluded keypoints. The lower weight is given to the occluded keypoints to better fit the actual detection scenarios, e.g., when part of the limb is occluded. AP (Average Precision) is the core index to measure the overall performance of the model, which is used to comprehensively evaluate the detection accuracy of the model for keypoints under different confidence thresholds. The next section will focus on these three metrics.</w:t>
+        <w:t xml:space="preserve">tolerance range), which intuitively reflects whether the localization accuracy meets the requirements of the application; OKS introduces the object scale and visibility weights, and calculates the normalized distances between predicted </w:t>
+      </w:r>
+      <w:proofErr w:type="spellStart"/>
+      <w:r>
+        <w:rPr>
+          <w:rFonts w:ascii="Times New Roman" w:hAnsi="Times New Roman" w:cs="Times New Roman"/>
+        </w:rPr>
+        <w:t>keypoints</w:t>
+      </w:r>
+      <w:proofErr w:type="spellEnd"/>
+      <w:r>
+        <w:rPr>
+          <w:rFonts w:ascii="Times New Roman" w:hAnsi="Times New Roman" w:cs="Times New Roman"/>
+        </w:rPr>
+        <w:t xml:space="preserve"> and the real points (taking into account the object size scaling) and assigns lower weights to the occluded </w:t>
+      </w:r>
+      <w:proofErr w:type="spellStart"/>
+      <w:r>
+        <w:rPr>
+          <w:rFonts w:ascii="Times New Roman" w:hAnsi="Times New Roman" w:cs="Times New Roman"/>
+        </w:rPr>
+        <w:t>keypoints</w:t>
+      </w:r>
+      <w:proofErr w:type="spellEnd"/>
+      <w:r>
+        <w:rPr>
+          <w:rFonts w:ascii="Times New Roman" w:hAnsi="Times New Roman" w:cs="Times New Roman"/>
+        </w:rPr>
+        <w:t xml:space="preserve">. The lower weight is given to the occluded </w:t>
+      </w:r>
+      <w:proofErr w:type="spellStart"/>
+      <w:r>
+        <w:rPr>
+          <w:rFonts w:ascii="Times New Roman" w:hAnsi="Times New Roman" w:cs="Times New Roman"/>
+        </w:rPr>
+        <w:t>keypoints</w:t>
+      </w:r>
+      <w:proofErr w:type="spellEnd"/>
+      <w:r>
+        <w:rPr>
+          <w:rFonts w:ascii="Times New Roman" w:hAnsi="Times New Roman" w:cs="Times New Roman"/>
+        </w:rPr>
+        <w:t xml:space="preserve"> to better fit the actual detection scenarios, e.g., when part of the limb is occluded. AP (Average Precision) is the core index to measure the overall performance of the model, which is used to comprehensively evaluate the detection accuracy of the model for </w:t>
+      </w:r>
+      <w:proofErr w:type="spellStart"/>
+      <w:r>
+        <w:rPr>
+          <w:rFonts w:ascii="Times New Roman" w:hAnsi="Times New Roman" w:cs="Times New Roman"/>
+        </w:rPr>
+        <w:t>keypoints</w:t>
+      </w:r>
+      <w:proofErr w:type="spellEnd"/>
+      <w:r>
+        <w:rPr>
+          <w:rFonts w:ascii="Times New Roman" w:hAnsi="Times New Roman" w:cs="Times New Roman"/>
+        </w:rPr>
+        <w:t xml:space="preserve"> under different confidence thresholds. The next section will focus on these three metrics.</w:t>
       </w:r>
     </w:p>
     <w:p>
@@ -4313,8 +5068,16 @@
         <w:rPr>
           <w:rFonts w:ascii="Times New Roman" w:hAnsi="Times New Roman" w:cs="Times New Roman" w:hint="eastAsia"/>
         </w:rPr>
-        <w:t>correct keypoints</w:t>
-      </w:r>
+        <w:t xml:space="preserve">correct </w:t>
+      </w:r>
+      <w:proofErr w:type="spellStart"/>
+      <w:r>
+        <w:rPr>
+          <w:rFonts w:ascii="Times New Roman" w:hAnsi="Times New Roman" w:cs="Times New Roman" w:hint="eastAsia"/>
+        </w:rPr>
+        <w:t>keypoints</w:t>
+      </w:r>
+      <w:proofErr w:type="spellEnd"/>
       <w:r>
         <w:rPr>
           <w:rFonts w:ascii="Times New Roman" w:hAnsi="Times New Roman" w:cs="Times New Roman"/>
@@ -4332,7 +5095,35 @@
         <w:rPr>
           <w:rFonts w:ascii="Times New Roman" w:hAnsi="Times New Roman" w:cs="Times New Roman"/>
         </w:rPr>
-        <w:t>PCK represents the proportion of correct keypoint estimation. It computes the proportion of detected keypoints whose normalized distance with their corresponding ground truth (GT) is less than the threshold, which is defined as follows:</w:t>
+        <w:t xml:space="preserve">PCK represents the proportion of correct </w:t>
+      </w:r>
+      <w:proofErr w:type="spellStart"/>
+      <w:r>
+        <w:rPr>
+          <w:rFonts w:ascii="Times New Roman" w:hAnsi="Times New Roman" w:cs="Times New Roman"/>
+        </w:rPr>
+        <w:t>keypoint</w:t>
+      </w:r>
+      <w:proofErr w:type="spellEnd"/>
+      <w:r>
+        <w:rPr>
+          <w:rFonts w:ascii="Times New Roman" w:hAnsi="Times New Roman" w:cs="Times New Roman"/>
+        </w:rPr>
+        <w:t xml:space="preserve"> estimation. It computes the proportion of detected </w:t>
+      </w:r>
+      <w:proofErr w:type="spellStart"/>
+      <w:r>
+        <w:rPr>
+          <w:rFonts w:ascii="Times New Roman" w:hAnsi="Times New Roman" w:cs="Times New Roman"/>
+        </w:rPr>
+        <w:t>keypoints</w:t>
+      </w:r>
+      <w:proofErr w:type="spellEnd"/>
+      <w:r>
+        <w:rPr>
+          <w:rFonts w:ascii="Times New Roman" w:hAnsi="Times New Roman" w:cs="Times New Roman"/>
+        </w:rPr>
+        <w:t xml:space="preserve"> whose normalized distance with their corresponding ground truth (GT) is less than the threshold, which is defined as follows:</w:t>
       </w:r>
     </w:p>
     <w:p>
@@ -4861,7 +5652,21 @@
         <w:rPr>
           <w:rFonts w:ascii="Times New Roman" w:hAnsi="Times New Roman" w:cs="Times New Roman" w:hint="eastAsia"/>
         </w:rPr>
-        <w:t>Object keypoint similarity</w:t>
+        <w:t xml:space="preserve">Object </w:t>
+      </w:r>
+      <w:proofErr w:type="spellStart"/>
+      <w:r>
+        <w:rPr>
+          <w:rFonts w:ascii="Times New Roman" w:hAnsi="Times New Roman" w:cs="Times New Roman" w:hint="eastAsia"/>
+        </w:rPr>
+        <w:t>keypoint</w:t>
+      </w:r>
+      <w:proofErr w:type="spellEnd"/>
+      <w:r>
+        <w:rPr>
+          <w:rFonts w:ascii="Times New Roman" w:hAnsi="Times New Roman" w:cs="Times New Roman" w:hint="eastAsia"/>
+        </w:rPr>
+        <w:t xml:space="preserve"> similarity</w:t>
       </w:r>
       <w:r>
         <w:rPr>
@@ -5283,12 +6088,14 @@
           <w:rFonts w:ascii="Times New Roman" w:hAnsi="Times New Roman" w:cs="Times New Roman"/>
         </w:rPr>
       </w:pPr>
+      <w:proofErr w:type="spellStart"/>
       <w:r>
         <w:rPr>
           <w:rFonts w:ascii="Times New Roman" w:hAnsi="Times New Roman" w:cs="Times New Roman" w:hint="eastAsia"/>
         </w:rPr>
         <w:t>mAP</w:t>
       </w:r>
+      <w:proofErr w:type="spellEnd"/>
     </w:p>
     <w:p>
       <w:pPr>
@@ -5578,7 +6385,21 @@
               <w:rPr>
                 <w:rFonts w:ascii="Times New Roman" w:hAnsi="Times New Roman" w:cs="Times New Roman"/>
               </w:rPr>
-              <w:t>% of correct keypoints within threshold α</w:t>
+              <w:t xml:space="preserve">% of correct </w:t>
+            </w:r>
+            <w:proofErr w:type="spellStart"/>
+            <w:r>
+              <w:rPr>
+                <w:rFonts w:ascii="Times New Roman" w:hAnsi="Times New Roman" w:cs="Times New Roman"/>
+              </w:rPr>
+              <w:t>keypoints</w:t>
+            </w:r>
+            <w:proofErr w:type="spellEnd"/>
+            <w:r>
+              <w:rPr>
+                <w:rFonts w:ascii="Times New Roman" w:hAnsi="Times New Roman" w:cs="Times New Roman"/>
+              </w:rPr>
+              <w:t xml:space="preserve"> within threshold α</w:t>
             </w:r>
           </w:p>
         </w:tc>
@@ -5706,7 +6527,21 @@
               <w:rPr>
                 <w:rFonts w:ascii="Times New Roman" w:hAnsi="Times New Roman" w:cs="Times New Roman"/>
               </w:rPr>
-              <w:t>Object Keypoint Similarity</w:t>
+              <w:t xml:space="preserve">Object </w:t>
+            </w:r>
+            <w:proofErr w:type="spellStart"/>
+            <w:r>
+              <w:rPr>
+                <w:rFonts w:ascii="Times New Roman" w:hAnsi="Times New Roman" w:cs="Times New Roman"/>
+              </w:rPr>
+              <w:t>Keypoint</w:t>
+            </w:r>
+            <w:proofErr w:type="spellEnd"/>
+            <w:r>
+              <w:rPr>
+                <w:rFonts w:ascii="Times New Roman" w:hAnsi="Times New Roman" w:cs="Times New Roman"/>
+              </w:rPr>
+              <w:t xml:space="preserve"> Similarity</w:t>
             </w:r>
           </w:p>
         </w:tc>
@@ -5942,6 +6777,7 @@
                 <w:rFonts w:ascii="Times New Roman" w:hAnsi="Times New Roman" w:cs="Times New Roman"/>
               </w:rPr>
             </w:pPr>
+            <w:proofErr w:type="spellStart"/>
             <w:r>
               <w:rPr>
                 <w:rFonts w:ascii="Times New Roman" w:hAnsi="Times New Roman" w:cs="Times New Roman" w:hint="eastAsia"/>
@@ -5949,6 +6785,7 @@
               <w:lastRenderedPageBreak/>
               <w:t>mAP</w:t>
             </w:r>
+            <w:proofErr w:type="spellEnd"/>
           </w:p>
         </w:tc>
         <w:tc>

--- a/A Systematic Review of Keypoint Detection in Plant Phenotyping Algorithms, Applications, and Quantitative Performance.docx
+++ b/A Systematic Review of Keypoint Detection in Plant Phenotyping Algorithms, Applications, and Quantitative Performance.docx
@@ -676,13 +676,23 @@
         </w:rPr>
         <w:t>高级</w:t>
       </w:r>
+      <w:proofErr w:type="gramStart"/>
       <w:r>
         <w:rPr>
           <w:rStyle w:val="af4"/>
           <w:sz w:val="16"/>
           <w:szCs w:val="16"/>
         </w:rPr>
-        <w:t>子任务缺乏系统性总结</w:t>
+        <w:t>子任务</w:t>
+      </w:r>
+      <w:proofErr w:type="gramEnd"/>
+      <w:r>
+        <w:rPr>
+          <w:rStyle w:val="af4"/>
+          <w:sz w:val="16"/>
+          <w:szCs w:val="16"/>
+        </w:rPr>
+        <w:t>缺乏系统性总结</w:t>
       </w:r>
       <w:r>
         <w:rPr>
@@ -1373,13 +1383,29 @@
           <w:szCs w:val="16"/>
         </w:rPr>
         <w:br/>
-        <w:t>基于深度学习：热图回归、直接坐标回归</w:t>
-      </w:r>
+        <w:t>基于深度学习：</w:t>
+      </w:r>
+      <w:proofErr w:type="gramStart"/>
       <w:r>
         <w:rPr>
           <w:sz w:val="16"/>
           <w:szCs w:val="16"/>
         </w:rPr>
+        <w:t>热图回归</w:t>
+      </w:r>
+      <w:proofErr w:type="gramEnd"/>
+      <w:r>
+        <w:rPr>
+          <w:sz w:val="16"/>
+          <w:szCs w:val="16"/>
+        </w:rPr>
+        <w:t>、直接坐标回归</w:t>
+      </w:r>
+      <w:r>
+        <w:rPr>
+          <w:sz w:val="16"/>
+          <w:szCs w:val="16"/>
+        </w:rPr>
         <w:br/>
         <w:t>常用架构：R-CNN 系列、YOLO 系列、Transformer-based</w:t>
       </w:r>
@@ -1457,7 +1483,7 @@
         <w:spacing w:line="360" w:lineRule="auto"/>
         <w:outlineLvl w:val="0"/>
         <w:rPr>
-          <w:rFonts w:ascii="Times New Roman" w:eastAsia="宋体" w:hAnsi="Times New Roman" w:cs="Times New Roman" w:hint="eastAsia"/>
+          <w:rFonts w:ascii="Times New Roman" w:eastAsia="宋体" w:hAnsi="Times New Roman" w:cs="Times New Roman"/>
           <w:b/>
           <w:bCs/>
         </w:rPr>
@@ -1723,7 +1749,29 @@
           <w:sz w:val="20"/>
           <w:szCs w:val="20"/>
         </w:rPr>
-        <w:t>端到端关键点检测方法（</w:t>
+        <w:t>端到</w:t>
+      </w:r>
+      <w:proofErr w:type="gramStart"/>
+      <w:r>
+        <w:rPr>
+          <w:rFonts w:ascii="Times New Roman" w:hAnsi="Times New Roman" w:cs="Times New Roman"/>
+          <w:b/>
+          <w:bCs/>
+          <w:sz w:val="20"/>
+          <w:szCs w:val="20"/>
+        </w:rPr>
+        <w:t>端关键</w:t>
+      </w:r>
+      <w:proofErr w:type="gramEnd"/>
+      <w:r>
+        <w:rPr>
+          <w:rFonts w:ascii="Times New Roman" w:hAnsi="Times New Roman" w:cs="Times New Roman"/>
+          <w:b/>
+          <w:bCs/>
+          <w:sz w:val="20"/>
+          <w:szCs w:val="20"/>
+        </w:rPr>
+        <w:t>点检测方法（</w:t>
       </w:r>
       <w:r>
         <w:rPr>
@@ -1933,7 +1981,25 @@
           <w:sz w:val="20"/>
           <w:szCs w:val="20"/>
         </w:rPr>
-        <w:t>为代表的热力图回归法，该方法不直接预测坐标而是预测每个关键点的概率热图，并选取概率最大点作为坐标点。该方法鲁棒性更好，训练更稳定，逐渐成为关键点检测的主流方法。</w:t>
+        <w:t>为代表的热力</w:t>
+      </w:r>
+      <w:proofErr w:type="gramStart"/>
+      <w:r>
+        <w:rPr>
+          <w:rFonts w:ascii="Times New Roman" w:hAnsi="Times New Roman" w:cs="Times New Roman"/>
+          <w:sz w:val="20"/>
+          <w:szCs w:val="20"/>
+        </w:rPr>
+        <w:t>图回归法</w:t>
+      </w:r>
+      <w:proofErr w:type="gramEnd"/>
+      <w:r>
+        <w:rPr>
+          <w:rFonts w:ascii="Times New Roman" w:hAnsi="Times New Roman" w:cs="Times New Roman"/>
+          <w:sz w:val="20"/>
+          <w:szCs w:val="20"/>
+        </w:rPr>
+        <w:t>，该方法不直接预测坐标而是预测每个关键点的概率热图，并选取概率最大点作为坐标点。该方法鲁棒性更好，训练更稳定，逐渐成为关键点检测的主流方法。</w:t>
       </w:r>
     </w:p>
     <w:p>
@@ -2269,7 +2335,25 @@
           <w:sz w:val="20"/>
           <w:szCs w:val="20"/>
         </w:rPr>
-        <w:t>序列作为输入，对复杂遮挡和大范围姿态变化更鲁棒。</w:t>
+        <w:t>序列作为输入，对复杂遮挡和大范围姿态</w:t>
+      </w:r>
+      <w:proofErr w:type="gramStart"/>
+      <w:r>
+        <w:rPr>
+          <w:rFonts w:ascii="Times New Roman" w:hAnsi="Times New Roman" w:cs="Times New Roman"/>
+          <w:sz w:val="20"/>
+          <w:szCs w:val="20"/>
+        </w:rPr>
+        <w:t>变化更鲁棒</w:t>
+      </w:r>
+      <w:proofErr w:type="gramEnd"/>
+      <w:r>
+        <w:rPr>
+          <w:rFonts w:ascii="Times New Roman" w:hAnsi="Times New Roman" w:cs="Times New Roman"/>
+          <w:sz w:val="20"/>
+          <w:szCs w:val="20"/>
+        </w:rPr>
+        <w:t>。</w:t>
       </w:r>
     </w:p>
     <w:p>
@@ -2371,7 +2455,29 @@
           <w:sz w:val="20"/>
           <w:szCs w:val="20"/>
         </w:rPr>
-        <w:t>传统几何算法找关键点</w:t>
+        <w:t>传统几何算法</w:t>
+      </w:r>
+      <w:proofErr w:type="gramStart"/>
+      <w:r>
+        <w:rPr>
+          <w:rFonts w:ascii="Times New Roman" w:hAnsi="Times New Roman" w:cs="Times New Roman"/>
+          <w:b/>
+          <w:bCs/>
+          <w:sz w:val="20"/>
+          <w:szCs w:val="20"/>
+        </w:rPr>
+        <w:t>找关键</w:t>
+      </w:r>
+      <w:proofErr w:type="gramEnd"/>
+      <w:r>
+        <w:rPr>
+          <w:rFonts w:ascii="Times New Roman" w:hAnsi="Times New Roman" w:cs="Times New Roman"/>
+          <w:b/>
+          <w:bCs/>
+          <w:sz w:val="20"/>
+          <w:szCs w:val="20"/>
+        </w:rPr>
+        <w:t>点</w:t>
       </w:r>
     </w:p>
     <w:p>
@@ -2496,13 +2602,23 @@
         </w:rPr>
         <w:t xml:space="preserve"> → </w:t>
       </w:r>
-      <w:r>
-        <w:rPr>
-          <w:rFonts w:ascii="Times New Roman" w:hAnsi="Times New Roman" w:cs="Times New Roman"/>
-          <w:sz w:val="20"/>
-          <w:szCs w:val="20"/>
-        </w:rPr>
-        <w:t>当关键点</w:t>
+      <w:proofErr w:type="gramStart"/>
+      <w:r>
+        <w:rPr>
+          <w:rFonts w:ascii="Times New Roman" w:hAnsi="Times New Roman" w:cs="Times New Roman"/>
+          <w:sz w:val="20"/>
+          <w:szCs w:val="20"/>
+        </w:rPr>
+        <w:t>当关键</w:t>
+      </w:r>
+      <w:proofErr w:type="gramEnd"/>
+      <w:r>
+        <w:rPr>
+          <w:rFonts w:ascii="Times New Roman" w:hAnsi="Times New Roman" w:cs="Times New Roman"/>
+          <w:sz w:val="20"/>
+          <w:szCs w:val="20"/>
+        </w:rPr>
+        <w:t>点</w:t>
       </w:r>
     </w:p>
     <w:p>
@@ -2815,7 +2931,23 @@
           <w:sz w:val="16"/>
           <w:szCs w:val="16"/>
         </w:rPr>
-        <w:t>medial axis → 关键点来自拓扑结构</w:t>
+        <w:t>medial axis → 关键</w:t>
+      </w:r>
+      <w:proofErr w:type="gramStart"/>
+      <w:r>
+        <w:rPr>
+          <w:sz w:val="16"/>
+          <w:szCs w:val="16"/>
+        </w:rPr>
+        <w:t>点来自</w:t>
+      </w:r>
+      <w:proofErr w:type="gramEnd"/>
+      <w:r>
+        <w:rPr>
+          <w:sz w:val="16"/>
+          <w:szCs w:val="16"/>
+        </w:rPr>
+        <w:t>拓扑结构</w:t>
       </w:r>
     </w:p>
     <w:p>
@@ -3642,12 +3774,14 @@
           <w:rFonts w:ascii="Times New Roman" w:eastAsia="宋体" w:hAnsi="Times New Roman" w:cs="Times New Roman"/>
         </w:rPr>
       </w:pPr>
+      <w:proofErr w:type="gramStart"/>
       <w:r>
         <w:rPr>
           <w:rFonts w:ascii="Times New Roman" w:eastAsia="宋体" w:hAnsi="Times New Roman" w:cs="Times New Roman"/>
         </w:rPr>
         <w:t>纯对象</w:t>
       </w:r>
+      <w:proofErr w:type="gramEnd"/>
       <w:r>
         <w:rPr>
           <w:rFonts w:ascii="Times New Roman" w:eastAsia="宋体" w:hAnsi="Times New Roman" w:cs="Times New Roman"/>
@@ -3694,7 +3828,21 @@
         <w:rPr>
           <w:rFonts w:ascii="Times New Roman" w:eastAsia="宋体" w:hAnsi="Times New Roman" w:cs="Times New Roman"/>
         </w:rPr>
-        <w:t>只用边界框中心作为采摘点）。</w:t>
+        <w:t>只用边界</w:t>
+      </w:r>
+      <w:proofErr w:type="gramStart"/>
+      <w:r>
+        <w:rPr>
+          <w:rFonts w:ascii="Times New Roman" w:eastAsia="宋体" w:hAnsi="Times New Roman" w:cs="Times New Roman"/>
+        </w:rPr>
+        <w:t>框中心</w:t>
+      </w:r>
+      <w:proofErr w:type="gramEnd"/>
+      <w:r>
+        <w:rPr>
+          <w:rFonts w:ascii="Times New Roman" w:eastAsia="宋体" w:hAnsi="Times New Roman" w:cs="Times New Roman"/>
+        </w:rPr>
+        <w:t>作为采摘点）。</w:t>
       </w:r>
       <w:r>
         <w:rPr>
@@ -3724,11 +3872,19 @@
           <w:rFonts w:ascii="Times New Roman" w:eastAsia="宋体" w:hAnsi="Times New Roman" w:cs="Times New Roman"/>
         </w:rPr>
       </w:pPr>
-      <w:r>
-        <w:rPr>
-          <w:rFonts w:ascii="Times New Roman" w:eastAsia="宋体" w:hAnsi="Times New Roman" w:cs="Times New Roman"/>
-        </w:rPr>
-        <w:t>无关键点预测模块（</w:t>
+      <w:proofErr w:type="gramStart"/>
+      <w:r>
+        <w:rPr>
+          <w:rFonts w:ascii="Times New Roman" w:eastAsia="宋体" w:hAnsi="Times New Roman" w:cs="Times New Roman"/>
+        </w:rPr>
+        <w:t>无关键点预测</w:t>
+      </w:r>
+      <w:proofErr w:type="gramEnd"/>
+      <w:r>
+        <w:rPr>
+          <w:rFonts w:ascii="Times New Roman" w:eastAsia="宋体" w:hAnsi="Times New Roman" w:cs="Times New Roman"/>
+        </w:rPr>
+        <w:t>模块（</w:t>
       </w:r>
       <w:r>
         <w:rPr>
@@ -3752,7 +3908,21 @@
         <w:rPr>
           <w:rFonts w:ascii="Times New Roman" w:eastAsia="宋体" w:hAnsi="Times New Roman" w:cs="Times New Roman"/>
         </w:rPr>
-        <w:t>低质量数据（如合成图像无真实标注）。</w:t>
+        <w:t>低质量数据（如合成图像</w:t>
+      </w:r>
+      <w:proofErr w:type="gramStart"/>
+      <w:r>
+        <w:rPr>
+          <w:rFonts w:ascii="Times New Roman" w:eastAsia="宋体" w:hAnsi="Times New Roman" w:cs="Times New Roman"/>
+        </w:rPr>
+        <w:t>无真实</w:t>
+      </w:r>
+      <w:proofErr w:type="gramEnd"/>
+      <w:r>
+        <w:rPr>
+          <w:rFonts w:ascii="Times New Roman" w:eastAsia="宋体" w:hAnsi="Times New Roman" w:cs="Times New Roman"/>
+        </w:rPr>
+        <w:t>标注）。</w:t>
       </w:r>
     </w:p>
     <w:p>
@@ -3850,7 +4020,21 @@
         <w:rPr>
           <w:rFonts w:ascii="Times New Roman" w:eastAsia="宋体" w:hAnsi="Times New Roman" w:cs="Times New Roman"/>
         </w:rPr>
-        <w:t>），技术过时。非最新综述重复内容。</w:t>
+        <w:t>），技术过时。</w:t>
+      </w:r>
+      <w:proofErr w:type="gramStart"/>
+      <w:r>
+        <w:rPr>
+          <w:rFonts w:ascii="Times New Roman" w:eastAsia="宋体" w:hAnsi="Times New Roman" w:cs="Times New Roman"/>
+        </w:rPr>
+        <w:t>非最新</w:t>
+      </w:r>
+      <w:proofErr w:type="gramEnd"/>
+      <w:r>
+        <w:rPr>
+          <w:rFonts w:ascii="Times New Roman" w:eastAsia="宋体" w:hAnsi="Times New Roman" w:cs="Times New Roman"/>
+        </w:rPr>
+        <w:t>综述重复内容。</w:t>
       </w:r>
     </w:p>
     <w:p>
@@ -4498,478 +4682,640 @@
       <w:pPr>
         <w:rPr>
           <w:rFonts w:ascii="Times New Roman" w:hAnsi="Times New Roman" w:cs="Times New Roman"/>
-          <w:b/>
-          <w:bCs/>
+          <w:sz w:val="20"/>
+          <w:szCs w:val="20"/>
         </w:rPr>
       </w:pPr>
       <w:r>
         <w:rPr>
           <w:rFonts w:ascii="Times New Roman" w:hAnsi="Times New Roman" w:cs="Times New Roman" w:hint="eastAsia"/>
-          <w:b/>
-          <w:bCs/>
-        </w:rPr>
-        <w:t>应用场景占比：在五大应用场景中，作物生长活力评估占比最高（</w:t>
-      </w:r>
+          <w:sz w:val="20"/>
+          <w:szCs w:val="20"/>
+        </w:rPr>
+        <w:t>应用场景占比：在五大应用场景中，作物生长活力</w:t>
+      </w:r>
+      <w:proofErr w:type="gramStart"/>
       <w:r>
         <w:rPr>
           <w:rFonts w:ascii="Times New Roman" w:hAnsi="Times New Roman" w:cs="Times New Roman" w:hint="eastAsia"/>
-          <w:b/>
-          <w:bCs/>
+          <w:sz w:val="20"/>
+          <w:szCs w:val="20"/>
+        </w:rPr>
+        <w:t>评估占</w:t>
+      </w:r>
+      <w:proofErr w:type="gramEnd"/>
+      <w:r>
+        <w:rPr>
+          <w:rFonts w:ascii="Times New Roman" w:hAnsi="Times New Roman" w:cs="Times New Roman" w:hint="eastAsia"/>
+          <w:sz w:val="20"/>
+          <w:szCs w:val="20"/>
+        </w:rPr>
+        <w:t>比最高（</w:t>
+      </w:r>
+      <w:r>
+        <w:rPr>
+          <w:rFonts w:ascii="Times New Roman" w:hAnsi="Times New Roman" w:cs="Times New Roman" w:hint="eastAsia"/>
+          <w:sz w:val="20"/>
+          <w:szCs w:val="20"/>
         </w:rPr>
         <w:t>34.1%</w:t>
       </w:r>
       <w:r>
         <w:rPr>
           <w:rFonts w:ascii="Times New Roman" w:hAnsi="Times New Roman" w:cs="Times New Roman" w:hint="eastAsia"/>
-          <w:b/>
-          <w:bCs/>
+          <w:sz w:val="20"/>
+          <w:szCs w:val="20"/>
         </w:rPr>
         <w:t>），其次是产量预测（</w:t>
       </w:r>
       <w:r>
         <w:rPr>
           <w:rFonts w:ascii="Times New Roman" w:hAnsi="Times New Roman" w:cs="Times New Roman" w:hint="eastAsia"/>
-          <w:b/>
-          <w:bCs/>
+          <w:sz w:val="20"/>
+          <w:szCs w:val="20"/>
         </w:rPr>
         <w:t>25.6%</w:t>
       </w:r>
       <w:r>
         <w:rPr>
           <w:rFonts w:ascii="Times New Roman" w:hAnsi="Times New Roman" w:cs="Times New Roman" w:hint="eastAsia"/>
-          <w:b/>
-          <w:bCs/>
-        </w:rPr>
-        <w:t>），病虫害识别占比</w:t>
-      </w:r>
+          <w:sz w:val="20"/>
+          <w:szCs w:val="20"/>
+        </w:rPr>
+        <w:t>），病虫害</w:t>
+      </w:r>
+      <w:proofErr w:type="gramStart"/>
       <w:r>
         <w:rPr>
           <w:rFonts w:ascii="Times New Roman" w:hAnsi="Times New Roman" w:cs="Times New Roman" w:hint="eastAsia"/>
-          <w:b/>
-          <w:bCs/>
+          <w:sz w:val="20"/>
+          <w:szCs w:val="20"/>
+        </w:rPr>
+        <w:t>识别占</w:t>
+      </w:r>
+      <w:proofErr w:type="gramEnd"/>
+      <w:r>
+        <w:rPr>
+          <w:rFonts w:ascii="Times New Roman" w:hAnsi="Times New Roman" w:cs="Times New Roman" w:hint="eastAsia"/>
+          <w:sz w:val="20"/>
+          <w:szCs w:val="20"/>
+        </w:rPr>
+        <w:t>比</w:t>
+      </w:r>
+      <w:r>
+        <w:rPr>
+          <w:rFonts w:ascii="Times New Roman" w:hAnsi="Times New Roman" w:cs="Times New Roman" w:hint="eastAsia"/>
+          <w:sz w:val="20"/>
+          <w:szCs w:val="20"/>
         </w:rPr>
         <w:t>15.6%</w:t>
       </w:r>
       <w:r>
         <w:rPr>
           <w:rFonts w:ascii="Times New Roman" w:hAnsi="Times New Roman" w:cs="Times New Roman" w:hint="eastAsia"/>
-          <w:b/>
-          <w:bCs/>
+          <w:sz w:val="20"/>
+          <w:szCs w:val="20"/>
         </w:rPr>
         <w:t>，反映当前研究聚焦作物健康与生产力提升。</w:t>
       </w:r>
     </w:p>
     <w:p>
       <w:pPr>
-        <w:ind w:left="720"/>
-        <w:rPr>
-          <w:rFonts w:ascii="Times New Roman" w:hAnsi="Times New Roman" w:cs="Times New Roman"/>
-        </w:rPr>
-      </w:pPr>
-    </w:p>
-    <w:p>
-      <w:pPr>
+        <w:rPr>
+          <w:rFonts w:ascii="Times New Roman" w:hAnsi="Times New Roman" w:cs="Times New Roman"/>
+          <w:sz w:val="20"/>
+          <w:szCs w:val="20"/>
+        </w:rPr>
+      </w:pPr>
+      <w:r>
+        <w:rPr>
+          <w:rFonts w:ascii="Times New Roman" w:hAnsi="Times New Roman" w:cs="Times New Roman" w:hint="eastAsia"/>
+          <w:sz w:val="20"/>
+          <w:szCs w:val="20"/>
+        </w:rPr>
+        <w:t xml:space="preserve">4.1 </w:t>
+      </w:r>
+      <w:r>
+        <w:rPr>
+          <w:rFonts w:ascii="Times New Roman" w:hAnsi="Times New Roman" w:cs="Times New Roman"/>
+          <w:sz w:val="20"/>
+          <w:szCs w:val="20"/>
+        </w:rPr>
+        <w:t>典型任务：</w:t>
+      </w:r>
+      <w:r>
+        <w:rPr>
+          <w:rFonts w:ascii="Times New Roman" w:hAnsi="Times New Roman" w:cs="Times New Roman"/>
+          <w:sz w:val="20"/>
+          <w:szCs w:val="20"/>
+        </w:rPr>
+        <w:t>植物生长分析、作物计数、智能农业机器人</w:t>
+      </w:r>
+      <w:r>
+        <w:rPr>
+          <w:rFonts w:ascii="Times New Roman" w:hAnsi="Times New Roman" w:cs="Times New Roman" w:hint="eastAsia"/>
+          <w:sz w:val="20"/>
+          <w:szCs w:val="20"/>
+        </w:rPr>
+        <w:t>之采摘点检测</w:t>
+      </w:r>
+      <w:r>
+        <w:rPr>
+          <w:rFonts w:ascii="Times New Roman" w:hAnsi="Times New Roman" w:cs="Times New Roman"/>
+          <w:sz w:val="20"/>
+          <w:szCs w:val="20"/>
+        </w:rPr>
+        <w:t>点、</w:t>
+      </w:r>
+      <w:r>
+        <w:rPr>
+          <w:rFonts w:ascii="Times New Roman" w:hAnsi="Times New Roman" w:cs="Times New Roman"/>
+          <w:sz w:val="20"/>
+          <w:szCs w:val="20"/>
+        </w:rPr>
+        <w:t>fruit localization</w:t>
+      </w:r>
+      <w:r>
+        <w:rPr>
+          <w:rFonts w:ascii="Times New Roman" w:hAnsi="Times New Roman" w:cs="Times New Roman"/>
+          <w:sz w:val="20"/>
+          <w:szCs w:val="20"/>
+        </w:rPr>
+        <w:t>、</w:t>
+      </w:r>
+      <w:r>
+        <w:rPr>
+          <w:rFonts w:ascii="Times New Roman" w:hAnsi="Times New Roman" w:cs="Times New Roman"/>
+          <w:sz w:val="20"/>
+          <w:szCs w:val="20"/>
+        </w:rPr>
+        <w:t>root</w:t>
+      </w:r>
+      <w:r>
+        <w:rPr>
+          <w:rFonts w:ascii="Times New Roman" w:hAnsi="Times New Roman" w:cs="Times New Roman"/>
+          <w:sz w:val="20"/>
+          <w:szCs w:val="20"/>
+        </w:rPr>
+        <w:t>结构建模</w:t>
+      </w:r>
+      <w:r>
+        <w:rPr>
+          <w:rFonts w:ascii="Times New Roman" w:hAnsi="Times New Roman" w:cs="Times New Roman" w:hint="eastAsia"/>
+          <w:sz w:val="20"/>
+          <w:szCs w:val="20"/>
+        </w:rPr>
+        <w:t>等</w:t>
+      </w:r>
+    </w:p>
+    <w:p>
+      <w:pPr>
+        <w:pStyle w:val="a9"/>
         <w:numPr>
-          <w:ilvl w:val="0"/>
-          <w:numId w:val="8"/>
+          <w:ilvl w:val="1"/>
+          <w:numId w:val="23"/>
         </w:numPr>
         <w:rPr>
           <w:rFonts w:ascii="Times New Roman" w:hAnsi="Times New Roman" w:cs="Times New Roman"/>
-        </w:rPr>
-      </w:pPr>
-      <w:r>
-        <w:rPr>
-          <w:rFonts w:ascii="Times New Roman" w:hAnsi="Times New Roman" w:cs="Times New Roman"/>
-        </w:rPr>
-        <w:t>典型任务：</w:t>
-      </w:r>
-      <w:r>
-        <w:rPr>
-          <w:rFonts w:ascii="Times New Roman" w:hAnsi="Times New Roman" w:cs="Times New Roman"/>
-        </w:rPr>
-        <w:t>crop monitoring</w:t>
-      </w:r>
+          <w:sz w:val="20"/>
+          <w:szCs w:val="20"/>
+        </w:rPr>
+      </w:pPr>
+      <w:r>
+        <w:rPr>
+          <w:rFonts w:ascii="Times New Roman" w:hAnsi="Times New Roman" w:cs="Times New Roman"/>
+          <w:sz w:val="20"/>
+          <w:szCs w:val="20"/>
+        </w:rPr>
+        <w:t>应用领域（温室、田间、果树、根系等）</w:t>
+      </w:r>
+    </w:p>
+    <w:p>
+      <w:pPr>
+        <w:pStyle w:val="a9"/>
+        <w:numPr>
+          <w:ilvl w:val="1"/>
+          <w:numId w:val="23"/>
+        </w:numPr>
+        <w:rPr>
+          <w:rFonts w:ascii="Times New Roman" w:hAnsi="Times New Roman" w:cs="Times New Roman"/>
+          <w:sz w:val="20"/>
+          <w:szCs w:val="20"/>
+        </w:rPr>
+      </w:pPr>
       <w:r>
         <w:rPr>
           <w:rFonts w:ascii="Times New Roman" w:hAnsi="Times New Roman" w:cs="Times New Roman" w:hint="eastAsia"/>
+          <w:sz w:val="20"/>
+          <w:szCs w:val="20"/>
+        </w:rPr>
+        <w:t>数据集和实验设计</w:t>
+      </w:r>
+    </w:p>
+    <w:p>
+      <w:pPr>
+        <w:pStyle w:val="a9"/>
+        <w:ind w:left="360"/>
+        <w:rPr>
+          <w:rFonts w:ascii="Times New Roman" w:hAnsi="Times New Roman" w:cs="Times New Roman"/>
+          <w:sz w:val="20"/>
+          <w:szCs w:val="20"/>
+        </w:rPr>
+      </w:pPr>
+      <w:proofErr w:type="spellStart"/>
+      <w:r>
+        <w:rPr>
+          <w:rFonts w:ascii="Times New Roman" w:hAnsi="Times New Roman" w:cs="Times New Roman"/>
+          <w:sz w:val="20"/>
+          <w:szCs w:val="20"/>
+        </w:rPr>
+        <w:t>PhenoBench</w:t>
+      </w:r>
+      <w:proofErr w:type="spellEnd"/>
+      <w:r>
+        <w:rPr>
+          <w:rFonts w:ascii="Times New Roman" w:hAnsi="Times New Roman" w:cs="Times New Roman"/>
+          <w:sz w:val="20"/>
+          <w:szCs w:val="20"/>
+        </w:rPr>
+        <w:t xml:space="preserve">, </w:t>
+      </w:r>
+      <w:proofErr w:type="spellStart"/>
+      <w:r>
+        <w:rPr>
+          <w:rFonts w:ascii="Times New Roman" w:hAnsi="Times New Roman" w:cs="Times New Roman"/>
+          <w:sz w:val="20"/>
+          <w:szCs w:val="20"/>
+        </w:rPr>
+        <w:t>PlantVillage</w:t>
+      </w:r>
+      <w:proofErr w:type="spellEnd"/>
+      <w:r>
+        <w:rPr>
+          <w:rFonts w:ascii="Times New Roman" w:hAnsi="Times New Roman" w:cs="Times New Roman"/>
+          <w:sz w:val="20"/>
+          <w:szCs w:val="20"/>
+        </w:rPr>
+        <w:t xml:space="preserve">, </w:t>
+      </w:r>
+      <w:proofErr w:type="spellStart"/>
+      <w:r>
+        <w:rPr>
+          <w:rFonts w:ascii="Times New Roman" w:hAnsi="Times New Roman" w:cs="Times New Roman"/>
+          <w:sz w:val="20"/>
+          <w:szCs w:val="20"/>
+        </w:rPr>
+        <w:t>LeafSeg</w:t>
+      </w:r>
+      <w:proofErr w:type="spellEnd"/>
+      <w:r>
+        <w:rPr>
+          <w:rFonts w:ascii="Times New Roman" w:hAnsi="Times New Roman" w:cs="Times New Roman"/>
+          <w:sz w:val="20"/>
+          <w:szCs w:val="20"/>
+        </w:rPr>
+        <w:t>, CVPPP</w:t>
+      </w:r>
+    </w:p>
+    <w:p>
+      <w:pPr>
+        <w:rPr>
+          <w:rFonts w:ascii="Times New Roman" w:hAnsi="Times New Roman" w:cs="Times New Roman" w:hint="eastAsia"/>
+        </w:rPr>
+      </w:pPr>
+    </w:p>
+    <w:p>
+      <w:pPr>
+        <w:outlineLvl w:val="0"/>
+        <w:rPr>
+          <w:rFonts w:ascii="Times New Roman" w:hAnsi="Times New Roman" w:cs="Times New Roman"/>
+          <w:b/>
+          <w:bCs/>
+        </w:rPr>
+      </w:pPr>
+      <w:r>
+        <w:rPr>
+          <w:rFonts w:ascii="Times New Roman" w:hAnsi="Times New Roman" w:cs="Times New Roman"/>
+          <w:b/>
+          <w:bCs/>
+        </w:rPr>
+        <w:t>5. Quantitative Comparison and Benchmarks</w:t>
+      </w:r>
+    </w:p>
+    <w:p>
+      <w:pPr>
+        <w:rPr>
+          <w:rFonts w:ascii="Times New Roman" w:hAnsi="Times New Roman" w:cs="Times New Roman"/>
+          <w:b/>
+          <w:bCs/>
+        </w:rPr>
+      </w:pPr>
+    </w:p>
+    <w:p>
+      <w:pPr>
+        <w:ind w:firstLine="420"/>
+        <w:rPr>
+          <w:rFonts w:ascii="Times New Roman" w:hAnsi="Times New Roman" w:cs="Times New Roman"/>
+        </w:rPr>
+      </w:pPr>
+      <w:r>
+        <w:rPr>
+          <w:rFonts w:ascii="Times New Roman" w:hAnsi="Times New Roman" w:cs="Times New Roman" w:hint="eastAsia"/>
+        </w:rPr>
+        <w:t>方法性能对比：不同算法适配不同场景，传统机器学习（如</w:t>
+      </w:r>
+      <w:r>
+        <w:rPr>
+          <w:rFonts w:ascii="Times New Roman" w:hAnsi="Times New Roman" w:cs="Times New Roman" w:hint="eastAsia"/>
+        </w:rPr>
+        <w:t>SVM</w:t>
+      </w:r>
+      <w:r>
+        <w:rPr>
+          <w:rFonts w:ascii="Times New Roman" w:hAnsi="Times New Roman" w:cs="Times New Roman" w:hint="eastAsia"/>
+        </w:rPr>
+        <w:t>）在中小样本叶绿素反演中</w:t>
+      </w:r>
+      <w:r>
+        <w:rPr>
+          <w:rFonts w:ascii="Times New Roman" w:hAnsi="Times New Roman" w:cs="Times New Roman" w:hint="eastAsia"/>
+        </w:rPr>
+        <w:t>R</w:t>
+      </w:r>
+      <w:r>
+        <w:rPr>
+          <w:rFonts w:ascii="Times New Roman" w:hAnsi="Times New Roman" w:cs="Times New Roman" w:hint="eastAsia"/>
+        </w:rPr>
+        <w:t>²达</w:t>
+      </w:r>
+      <w:r>
+        <w:rPr>
+          <w:rFonts w:ascii="Times New Roman" w:hAnsi="Times New Roman" w:cs="Times New Roman" w:hint="eastAsia"/>
+        </w:rPr>
+        <w:t>0.79</w:t>
+      </w:r>
+      <w:r>
+        <w:rPr>
+          <w:rFonts w:ascii="Times New Roman" w:hAnsi="Times New Roman" w:cs="Times New Roman" w:hint="eastAsia"/>
+        </w:rPr>
+        <w:t>；集成学习（如随机森林）在香蕉枯萎病检测中准确率达</w:t>
+      </w:r>
+      <w:r>
+        <w:rPr>
+          <w:rFonts w:ascii="Times New Roman" w:hAnsi="Times New Roman" w:cs="Times New Roman" w:hint="eastAsia"/>
+        </w:rPr>
+        <w:t>97.3%</w:t>
+      </w:r>
+      <w:r>
+        <w:rPr>
+          <w:rFonts w:ascii="Times New Roman" w:hAnsi="Times New Roman" w:cs="Times New Roman" w:hint="eastAsia"/>
+        </w:rPr>
+        <w:t>，在玉米叶绿素密度估算中</w:t>
+      </w:r>
+      <w:r>
+        <w:rPr>
+          <w:rFonts w:ascii="Times New Roman" w:hAnsi="Times New Roman" w:cs="Times New Roman" w:hint="eastAsia"/>
+        </w:rPr>
+        <w:t>R</w:t>
+      </w:r>
+      <w:r>
+        <w:rPr>
+          <w:rFonts w:ascii="Times New Roman" w:hAnsi="Times New Roman" w:cs="Times New Roman" w:hint="eastAsia"/>
+        </w:rPr>
+        <w:t>²达</w:t>
+      </w:r>
+      <w:r>
+        <w:rPr>
+          <w:rFonts w:ascii="Times New Roman" w:hAnsi="Times New Roman" w:cs="Times New Roman" w:hint="eastAsia"/>
+        </w:rPr>
+        <w:t>0.91</w:t>
+      </w:r>
+      <w:r>
+        <w:rPr>
+          <w:rFonts w:ascii="Times New Roman" w:hAnsi="Times New Roman" w:cs="Times New Roman" w:hint="eastAsia"/>
+        </w:rPr>
+        <w:t>；深度学习（如</w:t>
+      </w:r>
+      <w:r>
+        <w:rPr>
+          <w:rFonts w:ascii="Times New Roman" w:hAnsi="Times New Roman" w:cs="Times New Roman" w:hint="eastAsia"/>
+        </w:rPr>
+        <w:t>U-Net</w:t>
+      </w:r>
+      <w:r>
+        <w:rPr>
+          <w:rFonts w:ascii="Times New Roman" w:hAnsi="Times New Roman" w:cs="Times New Roman" w:hint="eastAsia"/>
+        </w:rPr>
+        <w:t>）在小麦条锈病分割中准确率达</w:t>
+      </w:r>
+      <w:r>
+        <w:rPr>
+          <w:rFonts w:ascii="Times New Roman" w:hAnsi="Times New Roman" w:cs="Times New Roman" w:hint="eastAsia"/>
+        </w:rPr>
+        <w:t>96.93%</w:t>
+      </w:r>
+      <w:r>
+        <w:rPr>
+          <w:rFonts w:ascii="Times New Roman" w:hAnsi="Times New Roman" w:cs="Times New Roman" w:hint="eastAsia"/>
         </w:rPr>
         <w:t>，</w:t>
       </w:r>
       <w:r>
         <w:rPr>
-          <w:rFonts w:ascii="Times New Roman" w:hAnsi="Times New Roman" w:cs="Times New Roman"/>
-        </w:rPr>
-        <w:t>叶片关键点、茎节点检测、</w:t>
-      </w:r>
-      <w:r>
-        <w:rPr>
-          <w:rFonts w:ascii="Times New Roman" w:hAnsi="Times New Roman" w:cs="Times New Roman"/>
-        </w:rPr>
-        <w:t>fruit localization</w:t>
-      </w:r>
-      <w:r>
-        <w:rPr>
           <w:rFonts w:ascii="Times New Roman" w:hAnsi="Times New Roman" w:cs="Times New Roman" w:hint="eastAsia"/>
         </w:rPr>
-        <w:t>和</w:t>
-      </w:r>
-      <w:r>
-        <w:rPr>
-          <w:rFonts w:ascii="Times New Roman" w:hAnsi="Times New Roman" w:cs="Times New Roman"/>
-        </w:rPr>
-        <w:t>计数、</w:t>
-      </w:r>
-      <w:r>
-        <w:rPr>
-          <w:rFonts w:ascii="Times New Roman" w:hAnsi="Times New Roman" w:cs="Times New Roman"/>
-        </w:rPr>
-        <w:t>root</w:t>
-      </w:r>
-      <w:r>
-        <w:rPr>
-          <w:rFonts w:ascii="Times New Roman" w:hAnsi="Times New Roman" w:cs="Times New Roman"/>
-        </w:rPr>
-        <w:t>结构建模</w:t>
+        <w:t>YOLOv8</w:t>
       </w:r>
       <w:r>
         <w:rPr>
           <w:rFonts w:ascii="Times New Roman" w:hAnsi="Times New Roman" w:cs="Times New Roman" w:hint="eastAsia"/>
         </w:rPr>
-        <w:t>，</w:t>
-      </w:r>
-      <w:r>
-        <w:rPr>
-          <w:rFonts w:ascii="Times New Roman" w:hAnsi="Times New Roman" w:cs="Times New Roman"/>
-        </w:rPr>
-        <w:t>agricultural robotics</w:t>
+        <w:t>在烟草植株计数中准确率达</w:t>
       </w:r>
       <w:r>
         <w:rPr>
           <w:rFonts w:ascii="Times New Roman" w:hAnsi="Times New Roman" w:cs="Times New Roman" w:hint="eastAsia"/>
         </w:rPr>
-        <w:t>，</w:t>
-      </w:r>
-      <w:r>
-        <w:rPr>
-          <w:rFonts w:ascii="Times New Roman" w:hAnsi="Times New Roman" w:cs="Times New Roman"/>
-        </w:rPr>
-        <w:t>leaf morphology</w:t>
-      </w:r>
-    </w:p>
-    <w:p>
-      <w:pPr>
-        <w:numPr>
-          <w:ilvl w:val="0"/>
-          <w:numId w:val="8"/>
-        </w:numPr>
-        <w:rPr>
-          <w:rFonts w:ascii="Times New Roman" w:hAnsi="Times New Roman" w:cs="Times New Roman"/>
-        </w:rPr>
-      </w:pPr>
-      <w:r>
-        <w:rPr>
-          <w:rFonts w:ascii="Times New Roman" w:hAnsi="Times New Roman" w:cs="Times New Roman"/>
-        </w:rPr>
-        <w:t>数据集和实验设置</w:t>
-      </w:r>
-    </w:p>
-    <w:p>
-      <w:pPr>
-        <w:numPr>
-          <w:ilvl w:val="0"/>
-          <w:numId w:val="8"/>
-        </w:numPr>
-        <w:rPr>
-          <w:rFonts w:ascii="Times New Roman" w:hAnsi="Times New Roman" w:cs="Times New Roman"/>
-        </w:rPr>
-      </w:pPr>
-      <w:r>
-        <w:rPr>
-          <w:rFonts w:ascii="Times New Roman" w:hAnsi="Times New Roman" w:cs="Times New Roman"/>
-        </w:rPr>
-        <w:t>应用领域（温室、田间、果树、根系等）</w:t>
-      </w:r>
-    </w:p>
-    <w:p>
-      <w:pPr>
-        <w:outlineLvl w:val="0"/>
-        <w:rPr>
-          <w:rFonts w:ascii="Times New Roman" w:hAnsi="Times New Roman" w:cs="Times New Roman"/>
-          <w:b/>
-          <w:bCs/>
-        </w:rPr>
-      </w:pPr>
-      <w:r>
-        <w:rPr>
-          <w:rFonts w:ascii="Times New Roman" w:hAnsi="Times New Roman" w:cs="Times New Roman"/>
-          <w:b/>
-          <w:bCs/>
-        </w:rPr>
-        <w:t>5. Quantitative Comparison and Benchmarks</w:t>
-      </w:r>
-    </w:p>
-    <w:p>
-      <w:pPr>
-        <w:rPr>
-          <w:rFonts w:ascii="Times New Roman" w:hAnsi="Times New Roman" w:cs="Times New Roman"/>
-          <w:b/>
-          <w:bCs/>
-        </w:rPr>
-      </w:pPr>
-    </w:p>
-    <w:p>
-      <w:pPr>
-        <w:rPr>
-          <w:rFonts w:ascii="Times New Roman" w:hAnsi="Times New Roman" w:cs="Times New Roman"/>
-        </w:rPr>
-      </w:pPr>
+        <w:t>99.53%</w:t>
+      </w:r>
       <w:r>
         <w:rPr>
           <w:rFonts w:ascii="Times New Roman" w:hAnsi="Times New Roman" w:cs="Times New Roman" w:hint="eastAsia"/>
         </w:rPr>
-        <w:t>方法性能对比：不同算法适配不同场景，传统机器学习（如</w:t>
-      </w:r>
+        <w:t>。</w:t>
+      </w:r>
+    </w:p>
+    <w:p>
+      <w:pPr>
+        <w:rPr>
+          <w:rFonts w:ascii="Times New Roman" w:hAnsi="Times New Roman" w:cs="Times New Roman"/>
+        </w:rPr>
+      </w:pPr>
+    </w:p>
+    <w:p>
+      <w:pPr>
+        <w:outlineLvl w:val="1"/>
+        <w:rPr>
+          <w:rFonts w:ascii="Times New Roman" w:hAnsi="Times New Roman" w:cs="Times New Roman"/>
+          <w:b/>
+          <w:bCs/>
+        </w:rPr>
+      </w:pPr>
       <w:r>
         <w:rPr>
           <w:rFonts w:ascii="Times New Roman" w:hAnsi="Times New Roman" w:cs="Times New Roman" w:hint="eastAsia"/>
-        </w:rPr>
-        <w:t>SVM</w:t>
-      </w:r>
+          <w:b/>
+          <w:bCs/>
+        </w:rPr>
+        <w:t xml:space="preserve">5.1 </w:t>
+      </w:r>
+      <w:proofErr w:type="spellStart"/>
       <w:r>
         <w:rPr>
           <w:rFonts w:ascii="Times New Roman" w:hAnsi="Times New Roman" w:cs="Times New Roman" w:hint="eastAsia"/>
-        </w:rPr>
-        <w:t>）在中小样本叶绿素反演中</w:t>
-      </w:r>
+          <w:b/>
+          <w:bCs/>
+        </w:rPr>
+        <w:t>Keypoint</w:t>
+      </w:r>
+      <w:proofErr w:type="spellEnd"/>
       <w:r>
         <w:rPr>
           <w:rFonts w:ascii="Times New Roman" w:hAnsi="Times New Roman" w:cs="Times New Roman" w:hint="eastAsia"/>
-        </w:rPr>
-        <w:t>R</w:t>
+          <w:b/>
+          <w:bCs/>
+        </w:rPr>
+        <w:t xml:space="preserve"> detection evaluation metrics</w:t>
+      </w:r>
+    </w:p>
+    <w:p>
+      <w:pPr>
+        <w:rPr>
+          <w:rFonts w:ascii="Times New Roman" w:hAnsi="Times New Roman" w:cs="Times New Roman"/>
+        </w:rPr>
+      </w:pPr>
+      <w:r>
+        <w:rPr>
+          <w:rFonts w:ascii="Times New Roman" w:hAnsi="Times New Roman" w:cs="Times New Roman"/>
+        </w:rPr>
+        <w:t xml:space="preserve">Evaluation metrics such as precision, recall, and average precision can intuitively reflect the performance of the algorithm in the detection process. In the field of </w:t>
+      </w:r>
+      <w:proofErr w:type="spellStart"/>
+      <w:r>
+        <w:rPr>
+          <w:rFonts w:ascii="Times New Roman" w:hAnsi="Times New Roman" w:cs="Times New Roman"/>
+        </w:rPr>
+        <w:t>keypoint</w:t>
+      </w:r>
+      <w:proofErr w:type="spellEnd"/>
+      <w:r>
+        <w:rPr>
+          <w:rFonts w:ascii="Times New Roman" w:hAnsi="Times New Roman" w:cs="Times New Roman"/>
+        </w:rPr>
+        <w:t xml:space="preserve"> detection,</w:t>
       </w:r>
       <w:r>
         <w:rPr>
           <w:rFonts w:ascii="Times New Roman" w:hAnsi="Times New Roman" w:cs="Times New Roman" w:hint="eastAsia"/>
         </w:rPr>
-        <w:t>²达</w:t>
-      </w:r>
-      <w:r>
-        <w:rPr>
-          <w:rFonts w:ascii="Times New Roman" w:hAnsi="Times New Roman" w:cs="Times New Roman" w:hint="eastAsia"/>
-        </w:rPr>
-        <w:t>0.79</w:t>
-      </w:r>
-      <w:r>
-        <w:rPr>
-          <w:rFonts w:ascii="Times New Roman" w:hAnsi="Times New Roman" w:cs="Times New Roman" w:hint="eastAsia"/>
-        </w:rPr>
-        <w:t>；集成学习（如随机森林）在香蕉枯萎病检测中准确率达</w:t>
-      </w:r>
-      <w:r>
-        <w:rPr>
-          <w:rFonts w:ascii="Times New Roman" w:hAnsi="Times New Roman" w:cs="Times New Roman" w:hint="eastAsia"/>
-        </w:rPr>
-        <w:t>97.3%</w:t>
-      </w:r>
-      <w:r>
-        <w:rPr>
-          <w:rFonts w:ascii="Times New Roman" w:hAnsi="Times New Roman" w:cs="Times New Roman" w:hint="eastAsia"/>
-        </w:rPr>
-        <w:t>，在玉米叶绿素密度估算中</w:t>
-      </w:r>
-      <w:r>
-        <w:rPr>
-          <w:rFonts w:ascii="Times New Roman" w:hAnsi="Times New Roman" w:cs="Times New Roman" w:hint="eastAsia"/>
-        </w:rPr>
-        <w:t>R</w:t>
-      </w:r>
-      <w:r>
-        <w:rPr>
-          <w:rFonts w:ascii="Times New Roman" w:hAnsi="Times New Roman" w:cs="Times New Roman" w:hint="eastAsia"/>
-        </w:rPr>
-        <w:t>²达</w:t>
-      </w:r>
-      <w:r>
-        <w:rPr>
-          <w:rFonts w:ascii="Times New Roman" w:hAnsi="Times New Roman" w:cs="Times New Roman" w:hint="eastAsia"/>
-        </w:rPr>
-        <w:t>0.91</w:t>
-      </w:r>
-      <w:r>
-        <w:rPr>
-          <w:rFonts w:ascii="Times New Roman" w:hAnsi="Times New Roman" w:cs="Times New Roman" w:hint="eastAsia"/>
-        </w:rPr>
-        <w:t>；深度学习（如</w:t>
-      </w:r>
-      <w:r>
-        <w:rPr>
-          <w:rFonts w:ascii="Times New Roman" w:hAnsi="Times New Roman" w:cs="Times New Roman" w:hint="eastAsia"/>
-        </w:rPr>
-        <w:t>U-Net</w:t>
-      </w:r>
-      <w:r>
-        <w:rPr>
-          <w:rFonts w:ascii="Times New Roman" w:hAnsi="Times New Roman" w:cs="Times New Roman" w:hint="eastAsia"/>
-        </w:rPr>
-        <w:t>）在小麦条锈病分割中准确率达</w:t>
-      </w:r>
-      <w:r>
-        <w:rPr>
-          <w:rFonts w:ascii="Times New Roman" w:hAnsi="Times New Roman" w:cs="Times New Roman" w:hint="eastAsia"/>
-        </w:rPr>
-        <w:t>96.93%</w:t>
-      </w:r>
-      <w:r>
-        <w:rPr>
-          <w:rFonts w:ascii="Times New Roman" w:hAnsi="Times New Roman" w:cs="Times New Roman" w:hint="eastAsia"/>
-        </w:rPr>
-        <w:t>，</w:t>
-      </w:r>
-      <w:r>
-        <w:rPr>
-          <w:rFonts w:ascii="Times New Roman" w:hAnsi="Times New Roman" w:cs="Times New Roman" w:hint="eastAsia"/>
-        </w:rPr>
-        <w:t>YOLOv8</w:t>
-      </w:r>
-      <w:r>
-        <w:rPr>
-          <w:rFonts w:ascii="Times New Roman" w:hAnsi="Times New Roman" w:cs="Times New Roman" w:hint="eastAsia"/>
-        </w:rPr>
-        <w:t>在烟草植株计数中准确率达</w:t>
-      </w:r>
-      <w:r>
-        <w:rPr>
-          <w:rFonts w:ascii="Times New Roman" w:hAnsi="Times New Roman" w:cs="Times New Roman" w:hint="eastAsia"/>
-        </w:rPr>
-        <w:t>99.53%</w:t>
-      </w:r>
-      <w:r>
-        <w:rPr>
-          <w:rFonts w:ascii="Times New Roman" w:hAnsi="Times New Roman" w:cs="Times New Roman" w:hint="eastAsia"/>
-        </w:rPr>
-        <w:t>。</w:t>
-      </w:r>
-    </w:p>
-    <w:p>
-      <w:pPr>
-        <w:rPr>
-          <w:rFonts w:ascii="Times New Roman" w:hAnsi="Times New Roman" w:cs="Times New Roman"/>
-        </w:rPr>
-      </w:pPr>
-    </w:p>
-    <w:p>
-      <w:pPr>
-        <w:rPr>
-          <w:rFonts w:ascii="Times New Roman" w:hAnsi="Times New Roman" w:cs="Times New Roman"/>
-          <w:b/>
-          <w:bCs/>
-        </w:rPr>
-      </w:pPr>
+        <w:t xml:space="preserve"> </w:t>
+      </w:r>
+      <w:r>
+        <w:rPr>
+          <w:rFonts w:ascii="Times New Roman" w:hAnsi="Times New Roman" w:cs="Times New Roman"/>
+        </w:rPr>
+        <w:t xml:space="preserve">the evaluation metrics for accuracy and precision include </w:t>
+      </w:r>
+      <w:proofErr w:type="gramStart"/>
+      <w:r>
+        <w:rPr>
+          <w:rFonts w:ascii="Times New Roman" w:hAnsi="Times New Roman" w:cs="Times New Roman"/>
+        </w:rPr>
+        <w:t>PCK(</w:t>
+      </w:r>
+      <w:proofErr w:type="gramEnd"/>
+      <w:r>
+        <w:rPr>
+          <w:rFonts w:ascii="Times New Roman" w:hAnsi="Times New Roman" w:cs="Times New Roman"/>
+        </w:rPr>
+        <w:t xml:space="preserve">Percentage of Correct </w:t>
+      </w:r>
       <w:proofErr w:type="spellStart"/>
       <w:r>
         <w:rPr>
-          <w:rFonts w:ascii="Times New Roman" w:hAnsi="Times New Roman" w:cs="Times New Roman" w:hint="eastAsia"/>
-          <w:b/>
-          <w:bCs/>
+          <w:rFonts w:ascii="Times New Roman" w:hAnsi="Times New Roman" w:cs="Times New Roman"/>
+        </w:rPr>
+        <w:t>Keypoints</w:t>
+      </w:r>
+      <w:proofErr w:type="spellEnd"/>
+      <w:r>
+        <w:rPr>
+          <w:rFonts w:ascii="Times New Roman" w:hAnsi="Times New Roman" w:cs="Times New Roman"/>
+        </w:rPr>
+        <w:t xml:space="preserve">), </w:t>
+      </w:r>
+      <w:proofErr w:type="gramStart"/>
+      <w:r>
+        <w:rPr>
+          <w:rFonts w:ascii="Times New Roman" w:hAnsi="Times New Roman" w:cs="Times New Roman"/>
+        </w:rPr>
+        <w:t>OKS(</w:t>
+      </w:r>
+      <w:proofErr w:type="gramEnd"/>
+      <w:r>
+        <w:rPr>
+          <w:rFonts w:ascii="Times New Roman" w:hAnsi="Times New Roman" w:cs="Times New Roman"/>
+        </w:rPr>
+        <w:t xml:space="preserve">Object </w:t>
+      </w:r>
+      <w:proofErr w:type="spellStart"/>
+      <w:r>
+        <w:rPr>
+          <w:rFonts w:ascii="Times New Roman" w:hAnsi="Times New Roman" w:cs="Times New Roman"/>
         </w:rPr>
         <w:t>Keypoint</w:t>
       </w:r>
       <w:proofErr w:type="spellEnd"/>
       <w:r>
         <w:rPr>
-          <w:rFonts w:ascii="Times New Roman" w:hAnsi="Times New Roman" w:cs="Times New Roman" w:hint="eastAsia"/>
-          <w:b/>
-          <w:bCs/>
-        </w:rPr>
-        <w:t xml:space="preserve"> detection evaluation metrics</w:t>
-      </w:r>
-    </w:p>
-    <w:p>
-      <w:pPr>
-        <w:rPr>
-          <w:rFonts w:ascii="Times New Roman" w:hAnsi="Times New Roman" w:cs="Times New Roman"/>
-        </w:rPr>
-      </w:pPr>
-      <w:r>
-        <w:rPr>
-          <w:rFonts w:ascii="Times New Roman" w:hAnsi="Times New Roman" w:cs="Times New Roman"/>
-        </w:rPr>
-        <w:t xml:space="preserve">Evaluation metrics such as precision, recall, and average precision can intuitively reflect the performance of the algorithm in the detection process. In the field of </w:t>
+          <w:rFonts w:ascii="Times New Roman" w:hAnsi="Times New Roman" w:cs="Times New Roman"/>
+        </w:rPr>
+        <w:t xml:space="preserve"> Similarity) and </w:t>
+      </w:r>
+      <w:proofErr w:type="gramStart"/>
+      <w:r>
+        <w:rPr>
+          <w:rFonts w:ascii="Times New Roman" w:hAnsi="Times New Roman" w:cs="Times New Roman"/>
+        </w:rPr>
+        <w:t>AP(</w:t>
+      </w:r>
+      <w:proofErr w:type="gramEnd"/>
+      <w:r>
+        <w:rPr>
+          <w:rFonts w:ascii="Times New Roman" w:hAnsi="Times New Roman" w:cs="Times New Roman"/>
+        </w:rPr>
+        <w:t xml:space="preserve">Average Precision) calculated by OKS. They have different focuses: PCK counts the proportion of predicted </w:t>
       </w:r>
       <w:proofErr w:type="spellStart"/>
       <w:r>
         <w:rPr>
           <w:rFonts w:ascii="Times New Roman" w:hAnsi="Times New Roman" w:cs="Times New Roman"/>
         </w:rPr>
-        <w:t>keypoint</w:t>
+        <w:t>keypoints</w:t>
       </w:r>
       <w:proofErr w:type="spellEnd"/>
       <w:r>
         <w:rPr>
           <w:rFonts w:ascii="Times New Roman" w:hAnsi="Times New Roman" w:cs="Times New Roman"/>
         </w:rPr>
-        <w:t xml:space="preserve"> detection,</w:t>
-      </w:r>
-      <w:r>
-        <w:rPr>
-          <w:rFonts w:ascii="Times New Roman" w:hAnsi="Times New Roman" w:cs="Times New Roman" w:hint="eastAsia"/>
-        </w:rPr>
-        <w:t xml:space="preserve"> </w:t>
-      </w:r>
-      <w:r>
-        <w:rPr>
-          <w:rFonts w:ascii="Times New Roman" w:hAnsi="Times New Roman" w:cs="Times New Roman"/>
-        </w:rPr>
-        <w:t xml:space="preserve">the evaluation metrics for accuracy and precision include PCK(Percentage of Correct </w:t>
-      </w:r>
-      <w:proofErr w:type="spellStart"/>
-      <w:r>
-        <w:rPr>
-          <w:rFonts w:ascii="Times New Roman" w:hAnsi="Times New Roman" w:cs="Times New Roman"/>
-        </w:rPr>
-        <w:t>Keypoints</w:t>
-      </w:r>
-      <w:proofErr w:type="spellEnd"/>
-      <w:r>
-        <w:rPr>
-          <w:rFonts w:ascii="Times New Roman" w:hAnsi="Times New Roman" w:cs="Times New Roman"/>
-        </w:rPr>
-        <w:t xml:space="preserve">), OKS(Object </w:t>
-      </w:r>
-      <w:proofErr w:type="spellStart"/>
-      <w:r>
-        <w:rPr>
-          <w:rFonts w:ascii="Times New Roman" w:hAnsi="Times New Roman" w:cs="Times New Roman"/>
-        </w:rPr>
-        <w:t>Keypoint</w:t>
-      </w:r>
-      <w:proofErr w:type="spellEnd"/>
-      <w:r>
-        <w:rPr>
-          <w:rFonts w:ascii="Times New Roman" w:hAnsi="Times New Roman" w:cs="Times New Roman"/>
-        </w:rPr>
-        <w:t xml:space="preserve"> Similarity) and AP(Average Precision) calculated by OKS. They have different focuses: PCK counts the proportion of predicted </w:t>
-      </w:r>
-      <w:proofErr w:type="spellStart"/>
-      <w:r>
-        <w:rPr>
-          <w:rFonts w:ascii="Times New Roman" w:hAnsi="Times New Roman" w:cs="Times New Roman"/>
-        </w:rPr>
-        <w:t>keypoints</w:t>
-      </w:r>
-      <w:proofErr w:type="spellEnd"/>
-      <w:r>
-        <w:rPr>
-          <w:rFonts w:ascii="Times New Roman" w:hAnsi="Times New Roman" w:cs="Times New Roman"/>
-        </w:rPr>
-        <w:t xml:space="preserve"> falling near the real position by setting a pixel distance threshold (e.g., a percentage of the object size or a fixed pixel value as a </w:t>
+        <w:t xml:space="preserve"> falling near the real position by </w:t>
       </w:r>
       <w:r>
         <w:rPr>
           <w:rFonts w:ascii="Times New Roman" w:hAnsi="Times New Roman" w:cs="Times New Roman"/>
         </w:rPr>
         <w:lastRenderedPageBreak/>
-        <w:t xml:space="preserve">tolerance range), which intuitively reflects whether the localization accuracy meets the requirements of the application; OKS introduces the object scale and visibility weights, and calculates the normalized distances between predicted </w:t>
+        <w:t xml:space="preserve">setting a pixel distance threshold (e.g., a percentage of the object size or a fixed pixel value as a tolerance range), which intuitively reflects whether the localization accuracy meets the requirements of the application; OKS introduces the object scale and visibility weights, and calculates the normalized distances between predicted </w:t>
       </w:r>
       <w:proofErr w:type="spellStart"/>
       <w:r>
@@ -6645,6 +6991,7 @@
               <w:rPr>
                 <w:rFonts w:ascii="Times New Roman" w:hAnsi="Times New Roman" w:cs="Times New Roman" w:hint="eastAsia"/>
               </w:rPr>
+              <w:lastRenderedPageBreak/>
               <w:t>NME</w:t>
             </w:r>
           </w:p>
@@ -6663,14 +7010,7 @@
               <w:rPr>
                 <w:rFonts w:ascii="Times New Roman" w:hAnsi="Times New Roman" w:cs="Times New Roman"/>
               </w:rPr>
-              <w:t xml:space="preserve">Mean error </w:t>
-            </w:r>
-            <w:r>
-              <w:rPr>
-                <w:rFonts w:ascii="Times New Roman" w:hAnsi="Times New Roman" w:cs="Times New Roman"/>
-              </w:rPr>
-              <w:lastRenderedPageBreak/>
-              <w:t>normalized</w:t>
+              <w:t>Mean error normalized</w:t>
             </w:r>
           </w:p>
         </w:tc>
@@ -6754,14 +7094,7 @@
               <w:rPr>
                 <w:rFonts w:ascii="Times New Roman" w:hAnsi="Times New Roman" w:cs="Times New Roman"/>
               </w:rPr>
-              <w:t>平均</w:t>
-            </w:r>
-            <w:r>
-              <w:rPr>
-                <w:rFonts w:ascii="Times New Roman" w:hAnsi="Times New Roman" w:cs="Times New Roman"/>
-              </w:rPr>
-              <w:lastRenderedPageBreak/>
-              <w:t>几何误差</w:t>
+              <w:t>平均几何误差</w:t>
             </w:r>
           </w:p>
         </w:tc>
@@ -6782,7 +7115,6 @@
               <w:rPr>
                 <w:rFonts w:ascii="Times New Roman" w:hAnsi="Times New Roman" w:cs="Times New Roman" w:hint="eastAsia"/>
               </w:rPr>
-              <w:lastRenderedPageBreak/>
               <w:t>mAP</w:t>
             </w:r>
             <w:proofErr w:type="spellEnd"/>
@@ -6993,6 +7325,13 @@
     </w:p>
     <w:p>
       <w:pPr>
+        <w:rPr>
+          <w:rFonts w:ascii="Times New Roman" w:hAnsi="Times New Roman" w:cs="Times New Roman"/>
+        </w:rPr>
+      </w:pPr>
+    </w:p>
+    <w:p>
+      <w:pPr>
         <w:outlineLvl w:val="0"/>
         <w:rPr>
           <w:rFonts w:ascii="Times New Roman" w:hAnsi="Times New Roman" w:cs="Times New Roman"/>
@@ -7002,122 +7341,102 @@
       </w:pPr>
       <w:r>
         <w:rPr>
-          <w:rFonts w:ascii="Times New Roman" w:hAnsi="Times New Roman" w:cs="Times New Roman"/>
-          <w:b/>
-          <w:bCs/>
-        </w:rPr>
-        <w:t>6. Challenges and Future Directions</w:t>
-      </w:r>
-    </w:p>
-    <w:p>
-      <w:pPr>
-        <w:rPr>
-          <w:rFonts w:ascii="Times New Roman" w:hAnsi="Times New Roman" w:cs="Times New Roman"/>
-          <w:b/>
-          <w:bCs/>
-        </w:rPr>
-      </w:pPr>
-      <w:r>
-        <w:rPr>
           <w:rFonts w:ascii="Times New Roman" w:hAnsi="Times New Roman" w:cs="Times New Roman" w:hint="eastAsia"/>
           <w:b/>
           <w:bCs/>
         </w:rPr>
+        <w:t>6</w:t>
+      </w:r>
+      <w:r>
+        <w:rPr>
+          <w:rFonts w:ascii="Times New Roman" w:hAnsi="Times New Roman" w:cs="Times New Roman"/>
+          <w:b/>
+          <w:bCs/>
+        </w:rPr>
+        <w:t>. Challenges and Future Directions</w:t>
+      </w:r>
+    </w:p>
+    <w:p>
+      <w:pPr>
+        <w:rPr>
+          <w:rFonts w:ascii="Times New Roman" w:hAnsi="Times New Roman" w:cs="Times New Roman"/>
+        </w:rPr>
+      </w:pPr>
+      <w:r>
+        <w:rPr>
+          <w:rFonts w:ascii="Times New Roman" w:hAnsi="Times New Roman" w:cs="Times New Roman" w:hint="eastAsia"/>
+        </w:rPr>
         <w:t>技术发展趋势：无人机多光谱遥感在农业中的应用分为</w:t>
       </w:r>
       <w:r>
         <w:rPr>
           <w:rFonts w:ascii="Times New Roman" w:hAnsi="Times New Roman" w:cs="Times New Roman" w:hint="eastAsia"/>
-          <w:b/>
-          <w:bCs/>
         </w:rPr>
         <w:t>4</w:t>
       </w:r>
       <w:r>
         <w:rPr>
           <w:rFonts w:ascii="Times New Roman" w:hAnsi="Times New Roman" w:cs="Times New Roman" w:hint="eastAsia"/>
-          <w:b/>
-          <w:bCs/>
         </w:rPr>
         <w:t>个阶段，</w:t>
       </w:r>
       <w:r>
         <w:rPr>
           <w:rFonts w:ascii="Times New Roman" w:hAnsi="Times New Roman" w:cs="Times New Roman" w:hint="eastAsia"/>
-          <w:b/>
-          <w:bCs/>
         </w:rPr>
         <w:t>2014-2016</w:t>
       </w:r>
       <w:r>
         <w:rPr>
           <w:rFonts w:ascii="Times New Roman" w:hAnsi="Times New Roman" w:cs="Times New Roman" w:hint="eastAsia"/>
-          <w:b/>
-          <w:bCs/>
         </w:rPr>
         <w:t>年为技术初始应用期（聚焦无人机部署），</w:t>
       </w:r>
       <w:r>
         <w:rPr>
           <w:rFonts w:ascii="Times New Roman" w:hAnsi="Times New Roman" w:cs="Times New Roman" w:hint="eastAsia"/>
-          <w:b/>
-          <w:bCs/>
         </w:rPr>
         <w:t>2015-2017</w:t>
       </w:r>
       <w:r>
         <w:rPr>
           <w:rFonts w:ascii="Times New Roman" w:hAnsi="Times New Roman" w:cs="Times New Roman" w:hint="eastAsia"/>
-          <w:b/>
-          <w:bCs/>
         </w:rPr>
         <w:t>年为数据融合探索期，</w:t>
       </w:r>
       <w:r>
         <w:rPr>
           <w:rFonts w:ascii="Times New Roman" w:hAnsi="Times New Roman" w:cs="Times New Roman" w:hint="eastAsia"/>
-          <w:b/>
-          <w:bCs/>
         </w:rPr>
         <w:t>2018-2019</w:t>
       </w:r>
       <w:r>
         <w:rPr>
           <w:rFonts w:ascii="Times New Roman" w:hAnsi="Times New Roman" w:cs="Times New Roman" w:hint="eastAsia"/>
-          <w:b/>
-          <w:bCs/>
         </w:rPr>
         <w:t>年为系统集成期，</w:t>
       </w:r>
       <w:r>
         <w:rPr>
           <w:rFonts w:ascii="Times New Roman" w:hAnsi="Times New Roman" w:cs="Times New Roman" w:hint="eastAsia"/>
-          <w:b/>
-          <w:bCs/>
         </w:rPr>
         <w:t>2022-2024</w:t>
       </w:r>
       <w:r>
         <w:rPr>
           <w:rFonts w:ascii="Times New Roman" w:hAnsi="Times New Roman" w:cs="Times New Roman" w:hint="eastAsia"/>
-          <w:b/>
-          <w:bCs/>
         </w:rPr>
         <w:t>年进入数字农业融合期，当前研究热点向多技术协同（如</w:t>
       </w:r>
       <w:r>
         <w:rPr>
           <w:rFonts w:ascii="Times New Roman" w:hAnsi="Times New Roman" w:cs="Times New Roman" w:hint="eastAsia"/>
-          <w:b/>
-          <w:bCs/>
         </w:rPr>
         <w:t>AI+</w:t>
       </w:r>
       <w:r>
         <w:rPr>
           <w:rFonts w:ascii="Times New Roman" w:hAnsi="Times New Roman" w:cs="Times New Roman" w:hint="eastAsia"/>
-          <w:b/>
-          <w:bCs/>
         </w:rPr>
         <w:t>多光谱）和全生育期监测发展。</w:t>
       </w:r>
@@ -7271,6 +7590,13 @@
     </w:p>
     <w:p>
       <w:pPr>
+        <w:rPr>
+          <w:rFonts w:ascii="Times New Roman" w:hAnsi="Times New Roman" w:cs="Times New Roman"/>
+        </w:rPr>
+      </w:pPr>
+    </w:p>
+    <w:p>
+      <w:pPr>
         <w:outlineLvl w:val="0"/>
         <w:rPr>
           <w:rFonts w:ascii="Times New Roman" w:hAnsi="Times New Roman" w:cs="Times New Roman"/>
@@ -7350,7 +7676,14 @@
         <w:rPr>
           <w:rFonts w:ascii="Times New Roman" w:eastAsia="宋体" w:hAnsi="Times New Roman" w:cs="Times New Roman"/>
         </w:rPr>
-        <w:t>All code related to the data collection and visualization is available on GitHub. Additionally, all 402 studies identified during this systematic literature review (SLR) process are accessible in this GitHub repository.</w:t>
+        <w:t xml:space="preserve">All code related to the data collection and visualization is available on GitHub. Additionally, all 402 </w:t>
+      </w:r>
+      <w:r>
+        <w:rPr>
+          <w:rFonts w:ascii="Times New Roman" w:eastAsia="宋体" w:hAnsi="Times New Roman" w:cs="Times New Roman"/>
+        </w:rPr>
+        <w:lastRenderedPageBreak/>
+        <w:t>studies identified during this systematic literature review (SLR) process are accessible in this GitHub repository.</w:t>
       </w:r>
     </w:p>
     <w:p>
@@ -7382,7 +7715,6 @@
         <w:rPr>
           <w:rFonts w:ascii="Times New Roman" w:eastAsia="宋体" w:hAnsi="Times New Roman" w:cs="Times New Roman"/>
         </w:rPr>
-        <w:lastRenderedPageBreak/>
         <w:t>Conceptualization: E.M. and S.N.; Data curation and visualization: JY.C., J.W; Writing original draft: JY.C.; Review, and editing: J.R., J.W. and S.N.; Funding acquisition: J.R. and S.N.</w:t>
       </w:r>
     </w:p>
@@ -9022,6 +9354,119 @@
     </w:lvl>
   </w:abstractNum>
   <w:abstractNum w:abstractNumId="11" w15:restartNumberingAfterBreak="0">
+    <w:nsid w:val="32691F8A"/>
+    <w:multiLevelType w:val="multilevel"/>
+    <w:tmpl w:val="4CFCB424"/>
+    <w:lvl w:ilvl="0">
+      <w:start w:val="4"/>
+      <w:numFmt w:val="decimal"/>
+      <w:lvlText w:val="%1"/>
+      <w:lvlJc w:val="left"/>
+      <w:pPr>
+        <w:ind w:left="360" w:hanging="360"/>
+      </w:pPr>
+      <w:rPr>
+        <w:rFonts w:hint="default"/>
+      </w:rPr>
+    </w:lvl>
+    <w:lvl w:ilvl="1">
+      <w:start w:val="2"/>
+      <w:numFmt w:val="decimal"/>
+      <w:lvlText w:val="%1.%2"/>
+      <w:lvlJc w:val="left"/>
+      <w:pPr>
+        <w:ind w:left="360" w:hanging="360"/>
+      </w:pPr>
+      <w:rPr>
+        <w:rFonts w:hint="default"/>
+      </w:rPr>
+    </w:lvl>
+    <w:lvl w:ilvl="2">
+      <w:start w:val="1"/>
+      <w:numFmt w:val="decimal"/>
+      <w:lvlText w:val="%1.%2.%3"/>
+      <w:lvlJc w:val="left"/>
+      <w:pPr>
+        <w:ind w:left="720" w:hanging="720"/>
+      </w:pPr>
+      <w:rPr>
+        <w:rFonts w:hint="default"/>
+      </w:rPr>
+    </w:lvl>
+    <w:lvl w:ilvl="3">
+      <w:start w:val="1"/>
+      <w:numFmt w:val="decimal"/>
+      <w:lvlText w:val="%1.%2.%3.%4"/>
+      <w:lvlJc w:val="left"/>
+      <w:pPr>
+        <w:ind w:left="720" w:hanging="720"/>
+      </w:pPr>
+      <w:rPr>
+        <w:rFonts w:hint="default"/>
+      </w:rPr>
+    </w:lvl>
+    <w:lvl w:ilvl="4">
+      <w:start w:val="1"/>
+      <w:numFmt w:val="decimal"/>
+      <w:lvlText w:val="%1.%2.%3.%4.%5"/>
+      <w:lvlJc w:val="left"/>
+      <w:pPr>
+        <w:ind w:left="1080" w:hanging="1080"/>
+      </w:pPr>
+      <w:rPr>
+        <w:rFonts w:hint="default"/>
+      </w:rPr>
+    </w:lvl>
+    <w:lvl w:ilvl="5">
+      <w:start w:val="1"/>
+      <w:numFmt w:val="decimal"/>
+      <w:lvlText w:val="%1.%2.%3.%4.%5.%6"/>
+      <w:lvlJc w:val="left"/>
+      <w:pPr>
+        <w:ind w:left="1080" w:hanging="1080"/>
+      </w:pPr>
+      <w:rPr>
+        <w:rFonts w:hint="default"/>
+      </w:rPr>
+    </w:lvl>
+    <w:lvl w:ilvl="6">
+      <w:start w:val="1"/>
+      <w:numFmt w:val="decimal"/>
+      <w:lvlText w:val="%1.%2.%3.%4.%5.%6.%7"/>
+      <w:lvlJc w:val="left"/>
+      <w:pPr>
+        <w:ind w:left="1080" w:hanging="1080"/>
+      </w:pPr>
+      <w:rPr>
+        <w:rFonts w:hint="default"/>
+      </w:rPr>
+    </w:lvl>
+    <w:lvl w:ilvl="7">
+      <w:start w:val="1"/>
+      <w:numFmt w:val="decimal"/>
+      <w:lvlText w:val="%1.%2.%3.%4.%5.%6.%7.%8"/>
+      <w:lvlJc w:val="left"/>
+      <w:pPr>
+        <w:ind w:left="1440" w:hanging="1440"/>
+      </w:pPr>
+      <w:rPr>
+        <w:rFonts w:hint="default"/>
+      </w:rPr>
+    </w:lvl>
+    <w:lvl w:ilvl="8">
+      <w:start w:val="1"/>
+      <w:numFmt w:val="decimal"/>
+      <w:lvlText w:val="%1.%2.%3.%4.%5.%6.%7.%8.%9"/>
+      <w:lvlJc w:val="left"/>
+      <w:pPr>
+        <w:ind w:left="1440" w:hanging="1440"/>
+      </w:pPr>
+      <w:rPr>
+        <w:rFonts w:hint="default"/>
+      </w:rPr>
+    </w:lvl>
+  </w:abstractNum>
+  <w:abstractNum w:abstractNumId="12" w15:restartNumberingAfterBreak="0">
     <w:nsid w:val="384D18BF"/>
     <w:multiLevelType w:val="hybridMultilevel"/>
     <w:tmpl w:val="1780CA5C"/>
@@ -9134,7 +9579,7 @@
       </w:rPr>
     </w:lvl>
   </w:abstractNum>
-  <w:abstractNum w:abstractNumId="12" w15:restartNumberingAfterBreak="0">
+  <w:abstractNum w:abstractNumId="13" w15:restartNumberingAfterBreak="0">
     <w:nsid w:val="45F341CE"/>
     <w:multiLevelType w:val="multilevel"/>
     <w:tmpl w:val="6FB8596E"/>
@@ -9247,7 +9692,7 @@
       </w:pPr>
     </w:lvl>
   </w:abstractNum>
-  <w:abstractNum w:abstractNumId="13" w15:restartNumberingAfterBreak="0">
+  <w:abstractNum w:abstractNumId="14" w15:restartNumberingAfterBreak="0">
     <w:nsid w:val="477C19F5"/>
     <w:multiLevelType w:val="multilevel"/>
     <w:tmpl w:val="E6F00796"/>
@@ -9396,7 +9841,7 @@
       </w:rPr>
     </w:lvl>
   </w:abstractNum>
-  <w:abstractNum w:abstractNumId="14" w15:restartNumberingAfterBreak="0">
+  <w:abstractNum w:abstractNumId="15" w15:restartNumberingAfterBreak="0">
     <w:nsid w:val="5B6D2B82"/>
     <w:multiLevelType w:val="hybridMultilevel"/>
     <w:tmpl w:val="C72EC03C"/>
@@ -9409,7 +9854,7 @@
         <w:ind w:left="440" w:hanging="440"/>
       </w:pPr>
     </w:lvl>
-    <w:lvl w:ilvl="1" w:tplc="04090019" w:tentative="1">
+    <w:lvl w:ilvl="1" w:tplc="04090019">
       <w:start w:val="1"/>
       <w:numFmt w:val="lowerLetter"/>
       <w:lvlText w:val="%2)"/>
@@ -9482,7 +9927,7 @@
       </w:pPr>
     </w:lvl>
   </w:abstractNum>
-  <w:abstractNum w:abstractNumId="15" w15:restartNumberingAfterBreak="0">
+  <w:abstractNum w:abstractNumId="16" w15:restartNumberingAfterBreak="0">
     <w:nsid w:val="5E8E2E3B"/>
     <w:multiLevelType w:val="multilevel"/>
     <w:tmpl w:val="9E2A48F8"/>
@@ -9631,7 +10076,7 @@
       </w:rPr>
     </w:lvl>
   </w:abstractNum>
-  <w:abstractNum w:abstractNumId="16" w15:restartNumberingAfterBreak="0">
+  <w:abstractNum w:abstractNumId="17" w15:restartNumberingAfterBreak="0">
     <w:nsid w:val="631A2BCC"/>
     <w:multiLevelType w:val="hybridMultilevel"/>
     <w:tmpl w:val="73BED6A6"/>
@@ -9744,7 +10189,7 @@
       </w:rPr>
     </w:lvl>
   </w:abstractNum>
-  <w:abstractNum w:abstractNumId="17" w15:restartNumberingAfterBreak="0">
+  <w:abstractNum w:abstractNumId="18" w15:restartNumberingAfterBreak="0">
     <w:nsid w:val="679C2060"/>
     <w:multiLevelType w:val="multilevel"/>
     <w:tmpl w:val="702CC892"/>
@@ -9893,7 +10338,120 @@
       </w:rPr>
     </w:lvl>
   </w:abstractNum>
-  <w:abstractNum w:abstractNumId="18" w15:restartNumberingAfterBreak="0">
+  <w:abstractNum w:abstractNumId="19" w15:restartNumberingAfterBreak="0">
+    <w:nsid w:val="6B5F6540"/>
+    <w:multiLevelType w:val="hybridMultilevel"/>
+    <w:tmpl w:val="33F81B86"/>
+    <w:lvl w:ilvl="0" w:tplc="04090001">
+      <w:start w:val="1"/>
+      <w:numFmt w:val="bullet"/>
+      <w:lvlText w:val=""/>
+      <w:lvlJc w:val="left"/>
+      <w:pPr>
+        <w:ind w:left="1160" w:hanging="440"/>
+      </w:pPr>
+      <w:rPr>
+        <w:rFonts w:ascii="Wingdings" w:hAnsi="Wingdings" w:hint="default"/>
+      </w:rPr>
+    </w:lvl>
+    <w:lvl w:ilvl="1" w:tplc="04090003" w:tentative="1">
+      <w:start w:val="1"/>
+      <w:numFmt w:val="bullet"/>
+      <w:lvlText w:val=""/>
+      <w:lvlJc w:val="left"/>
+      <w:pPr>
+        <w:ind w:left="1600" w:hanging="440"/>
+      </w:pPr>
+      <w:rPr>
+        <w:rFonts w:ascii="Wingdings" w:hAnsi="Wingdings" w:hint="default"/>
+      </w:rPr>
+    </w:lvl>
+    <w:lvl w:ilvl="2" w:tplc="04090005" w:tentative="1">
+      <w:start w:val="1"/>
+      <w:numFmt w:val="bullet"/>
+      <w:lvlText w:val=""/>
+      <w:lvlJc w:val="left"/>
+      <w:pPr>
+        <w:ind w:left="2040" w:hanging="440"/>
+      </w:pPr>
+      <w:rPr>
+        <w:rFonts w:ascii="Wingdings" w:hAnsi="Wingdings" w:hint="default"/>
+      </w:rPr>
+    </w:lvl>
+    <w:lvl w:ilvl="3" w:tplc="04090001" w:tentative="1">
+      <w:start w:val="1"/>
+      <w:numFmt w:val="bullet"/>
+      <w:lvlText w:val=""/>
+      <w:lvlJc w:val="left"/>
+      <w:pPr>
+        <w:ind w:left="2480" w:hanging="440"/>
+      </w:pPr>
+      <w:rPr>
+        <w:rFonts w:ascii="Wingdings" w:hAnsi="Wingdings" w:hint="default"/>
+      </w:rPr>
+    </w:lvl>
+    <w:lvl w:ilvl="4" w:tplc="04090003" w:tentative="1">
+      <w:start w:val="1"/>
+      <w:numFmt w:val="bullet"/>
+      <w:lvlText w:val=""/>
+      <w:lvlJc w:val="left"/>
+      <w:pPr>
+        <w:ind w:left="2920" w:hanging="440"/>
+      </w:pPr>
+      <w:rPr>
+        <w:rFonts w:ascii="Wingdings" w:hAnsi="Wingdings" w:hint="default"/>
+      </w:rPr>
+    </w:lvl>
+    <w:lvl w:ilvl="5" w:tplc="04090005" w:tentative="1">
+      <w:start w:val="1"/>
+      <w:numFmt w:val="bullet"/>
+      <w:lvlText w:val=""/>
+      <w:lvlJc w:val="left"/>
+      <w:pPr>
+        <w:ind w:left="3360" w:hanging="440"/>
+      </w:pPr>
+      <w:rPr>
+        <w:rFonts w:ascii="Wingdings" w:hAnsi="Wingdings" w:hint="default"/>
+      </w:rPr>
+    </w:lvl>
+    <w:lvl w:ilvl="6" w:tplc="04090001" w:tentative="1">
+      <w:start w:val="1"/>
+      <w:numFmt w:val="bullet"/>
+      <w:lvlText w:val=""/>
+      <w:lvlJc w:val="left"/>
+      <w:pPr>
+        <w:ind w:left="3800" w:hanging="440"/>
+      </w:pPr>
+      <w:rPr>
+        <w:rFonts w:ascii="Wingdings" w:hAnsi="Wingdings" w:hint="default"/>
+      </w:rPr>
+    </w:lvl>
+    <w:lvl w:ilvl="7" w:tplc="04090003" w:tentative="1">
+      <w:start w:val="1"/>
+      <w:numFmt w:val="bullet"/>
+      <w:lvlText w:val=""/>
+      <w:lvlJc w:val="left"/>
+      <w:pPr>
+        <w:ind w:left="4240" w:hanging="440"/>
+      </w:pPr>
+      <w:rPr>
+        <w:rFonts w:ascii="Wingdings" w:hAnsi="Wingdings" w:hint="default"/>
+      </w:rPr>
+    </w:lvl>
+    <w:lvl w:ilvl="8" w:tplc="04090005" w:tentative="1">
+      <w:start w:val="1"/>
+      <w:numFmt w:val="bullet"/>
+      <w:lvlText w:val=""/>
+      <w:lvlJc w:val="left"/>
+      <w:pPr>
+        <w:ind w:left="4680" w:hanging="440"/>
+      </w:pPr>
+      <w:rPr>
+        <w:rFonts w:ascii="Wingdings" w:hAnsi="Wingdings" w:hint="default"/>
+      </w:rPr>
+    </w:lvl>
+  </w:abstractNum>
+  <w:abstractNum w:abstractNumId="20" w15:restartNumberingAfterBreak="0">
     <w:nsid w:val="75620646"/>
     <w:multiLevelType w:val="multilevel"/>
     <w:tmpl w:val="BBDEE05C"/>
@@ -10042,7 +10600,7 @@
       </w:rPr>
     </w:lvl>
   </w:abstractNum>
-  <w:abstractNum w:abstractNumId="19" w15:restartNumberingAfterBreak="0">
+  <w:abstractNum w:abstractNumId="21" w15:restartNumberingAfterBreak="0">
     <w:nsid w:val="76EA2E0D"/>
     <w:multiLevelType w:val="multilevel"/>
     <w:tmpl w:val="EDFC8E66"/>
@@ -10155,7 +10713,7 @@
       </w:rPr>
     </w:lvl>
   </w:abstractNum>
-  <w:abstractNum w:abstractNumId="20" w15:restartNumberingAfterBreak="0">
+  <w:abstractNum w:abstractNumId="22" w15:restartNumberingAfterBreak="0">
     <w:nsid w:val="7FB7762F"/>
     <w:multiLevelType w:val="multilevel"/>
     <w:tmpl w:val="99AAB736"/>
@@ -10308,19 +10866,19 @@
     <w:abstractNumId w:val="2"/>
   </w:num>
   <w:num w:numId="2" w16cid:durableId="1810853906">
-    <w:abstractNumId w:val="18"/>
+    <w:abstractNumId w:val="20"/>
   </w:num>
   <w:num w:numId="3" w16cid:durableId="1109739285">
     <w:abstractNumId w:val="6"/>
   </w:num>
   <w:num w:numId="4" w16cid:durableId="527910742">
-    <w:abstractNumId w:val="12"/>
+    <w:abstractNumId w:val="13"/>
   </w:num>
   <w:num w:numId="5" w16cid:durableId="145587775">
-    <w:abstractNumId w:val="17"/>
+    <w:abstractNumId w:val="18"/>
   </w:num>
   <w:num w:numId="6" w16cid:durableId="237640825">
-    <w:abstractNumId w:val="20"/>
+    <w:abstractNumId w:val="22"/>
   </w:num>
   <w:num w:numId="7" w16cid:durableId="399057745">
     <w:abstractNumId w:val="0"/>
@@ -10329,7 +10887,7 @@
     <w:abstractNumId w:val="4"/>
   </w:num>
   <w:num w:numId="9" w16cid:durableId="1020089637">
-    <w:abstractNumId w:val="13"/>
+    <w:abstractNumId w:val="14"/>
   </w:num>
   <w:num w:numId="10" w16cid:durableId="366225321">
     <w:abstractNumId w:val="8"/>
@@ -10338,13 +10896,13 @@
     <w:abstractNumId w:val="9"/>
   </w:num>
   <w:num w:numId="12" w16cid:durableId="1863663118">
-    <w:abstractNumId w:val="14"/>
+    <w:abstractNumId w:val="15"/>
   </w:num>
   <w:num w:numId="13" w16cid:durableId="1608583809">
-    <w:abstractNumId w:val="16"/>
+    <w:abstractNumId w:val="17"/>
   </w:num>
   <w:num w:numId="14" w16cid:durableId="499199462">
-    <w:abstractNumId w:val="11"/>
+    <w:abstractNumId w:val="12"/>
   </w:num>
   <w:num w:numId="15" w16cid:durableId="675572086">
     <w:abstractNumId w:val="5"/>
@@ -10353,7 +10911,7 @@
     <w:abstractNumId w:val="10"/>
   </w:num>
   <w:num w:numId="17" w16cid:durableId="1372420974">
-    <w:abstractNumId w:val="15"/>
+    <w:abstractNumId w:val="16"/>
   </w:num>
   <w:num w:numId="18" w16cid:durableId="1636254157">
     <w:abstractNumId w:val="7"/>
@@ -10365,7 +10923,13 @@
     <w:abstractNumId w:val="1"/>
   </w:num>
   <w:num w:numId="21" w16cid:durableId="871459389">
+    <w:abstractNumId w:val="21"/>
+  </w:num>
+  <w:num w:numId="22" w16cid:durableId="650208295">
     <w:abstractNumId w:val="19"/>
+  </w:num>
+  <w:num w:numId="23" w16cid:durableId="941300743">
+    <w:abstractNumId w:val="11"/>
   </w:num>
 </w:numbering>
 </file>

--- a/A Systematic Review of Keypoint Detection in Plant Phenotyping Algorithms, Applications, and Quantitative Performance.docx
+++ b/A Systematic Review of Keypoint Detection in Plant Phenotyping Algorithms, Applications, and Quantitative Performance.docx
@@ -3378,18 +3378,6 @@
       </w:r>
       <w:r>
         <w:rPr>
-          <w:rFonts w:ascii="Times New Roman" w:eastAsia="宋体" w:hAnsi="Times New Roman" w:cs="Times New Roman"/>
-        </w:rPr>
-        <w:t>/</w:t>
-      </w:r>
-      <w:r>
-        <w:rPr>
-          <w:rFonts w:ascii="Times New Roman" w:eastAsia="宋体" w:hAnsi="Times New Roman" w:cs="Times New Roman"/>
-        </w:rPr>
-        <w:t>会议</w:t>
-      </w:r>
-      <w:r>
-        <w:rPr>
           <w:rFonts w:ascii="Times New Roman" w:eastAsia="宋体" w:hAnsi="Times New Roman" w:cs="Times New Roman" w:hint="eastAsia"/>
         </w:rPr>
         <w:t xml:space="preserve">, </w:t>
@@ -3398,7 +3386,7 @@
         <w:rPr>
           <w:rFonts w:ascii="Times New Roman" w:eastAsia="宋体" w:hAnsi="Times New Roman" w:cs="Times New Roman"/>
         </w:rPr>
-        <w:t>a book chapter, conference proceeding, or journal article;</w:t>
+        <w:t>journal article;</w:t>
       </w:r>
     </w:p>
     <w:p>
@@ -4035,6 +4023,56 @@
           <w:rFonts w:ascii="Times New Roman" w:eastAsia="宋体" w:hAnsi="Times New Roman" w:cs="Times New Roman"/>
         </w:rPr>
         <w:t>综述重复内容。</w:t>
+      </w:r>
+    </w:p>
+    <w:p>
+      <w:pPr>
+        <w:pStyle w:val="a9"/>
+        <w:widowControl/>
+        <w:numPr>
+          <w:ilvl w:val="0"/>
+          <w:numId w:val="14"/>
+        </w:numPr>
+        <w:ind w:left="714" w:hanging="357"/>
+        <w:contextualSpacing w:val="0"/>
+        <w:jc w:val="left"/>
+        <w:rPr>
+          <w:rFonts w:ascii="Times New Roman" w:eastAsia="宋体" w:hAnsi="Times New Roman" w:cs="Times New Roman"/>
+        </w:rPr>
+      </w:pPr>
+      <w:r>
+        <w:rPr>
+          <w:rFonts w:ascii="Times New Roman" w:eastAsia="宋体" w:hAnsi="Times New Roman" w:cs="Times New Roman"/>
+        </w:rPr>
+        <w:t>为了保证综述的系统性和方法描述完整性，本研究排除了会议论文和预印本。</w:t>
+      </w:r>
+    </w:p>
+    <w:p>
+      <w:pPr>
+        <w:pStyle w:val="a9"/>
+        <w:widowControl/>
+        <w:numPr>
+          <w:ilvl w:val="0"/>
+          <w:numId w:val="14"/>
+        </w:numPr>
+        <w:ind w:left="714" w:hanging="357"/>
+        <w:contextualSpacing w:val="0"/>
+        <w:jc w:val="left"/>
+        <w:rPr>
+          <w:rFonts w:ascii="Times New Roman" w:eastAsia="宋体" w:hAnsi="Times New Roman" w:cs="Times New Roman"/>
+        </w:rPr>
+      </w:pPr>
+      <w:r>
+        <w:rPr>
+          <w:rFonts w:ascii="Times New Roman" w:eastAsia="宋体" w:hAnsi="Times New Roman" w:cs="Times New Roman" w:hint="eastAsia"/>
+        </w:rPr>
+        <w:t>低质量论文被去除</w:t>
+      </w:r>
+      <w:r>
+        <w:rPr>
+          <w:rFonts w:ascii="Times New Roman" w:eastAsia="宋体" w:hAnsi="Times New Roman" w:cs="Times New Roman" w:hint="eastAsia"/>
+        </w:rPr>
+        <w:t xml:space="preserve"> </w:t>
       </w:r>
     </w:p>
     <w:p>
@@ -4980,7 +5018,7 @@
     <w:p>
       <w:pPr>
         <w:rPr>
-          <w:rFonts w:ascii="Times New Roman" w:hAnsi="Times New Roman" w:cs="Times New Roman" w:hint="eastAsia"/>
+          <w:rFonts w:ascii="Times New Roman" w:hAnsi="Times New Roman" w:cs="Times New Roman"/>
         </w:rPr>
       </w:pPr>
     </w:p>

--- a/A Systematic Review of Keypoint Detection in Plant Phenotyping Algorithms, Applications, and Quantitative Performance.docx
+++ b/A Systematic Review of Keypoint Detection in Plant Phenotyping Algorithms, Applications, and Quantitative Performance.docx
@@ -34,7 +34,17 @@
           <w:sz w:val="28"/>
           <w:szCs w:val="32"/>
         </w:rPr>
-        <w:t xml:space="preserve"> Detection in Plant Phenotyping: A Systematic Review of Methods, Challenges, and Emerging Trends</w:t>
+        <w:t xml:space="preserve"> Detection-based Plant Phenotyping</w:t>
+      </w:r>
+      <w:r>
+        <w:rPr>
+          <w:rFonts w:ascii="Times New Roman" w:hAnsi="Times New Roman" w:cs="Times New Roman"/>
+          <w:b/>
+          <w:bCs/>
+          <w:sz w:val="28"/>
+          <w:szCs w:val="32"/>
+        </w:rPr>
+        <w:t>: A Systematic Review of Methods, Challenges, and Emerging Trends</w:t>
       </w:r>
     </w:p>
     <w:p>
@@ -3353,327 +3363,340 @@
       <w:pPr>
         <w:pStyle w:val="a9"/>
         <w:widowControl/>
-        <w:numPr>
-          <w:ilvl w:val="0"/>
-          <w:numId w:val="13"/>
-        </w:numPr>
-        <w:ind w:left="714" w:hanging="357"/>
+        <w:ind w:left="420"/>
         <w:contextualSpacing w:val="0"/>
         <w:jc w:val="left"/>
         <w:rPr>
-          <w:rFonts w:ascii="Times New Roman" w:eastAsia="宋体" w:hAnsi="Times New Roman" w:cs="Times New Roman"/>
-        </w:rPr>
-      </w:pPr>
-      <w:r>
-        <w:rPr>
-          <w:rFonts w:ascii="Times New Roman" w:eastAsia="宋体" w:hAnsi="Times New Roman" w:cs="Times New Roman"/>
-        </w:rPr>
-        <w:t>This study should be</w:t>
-      </w:r>
-      <w:r>
-        <w:rPr>
-          <w:rFonts w:ascii="Times New Roman" w:eastAsia="宋体" w:hAnsi="Times New Roman" w:cs="Times New Roman"/>
-        </w:rPr>
-        <w:t>来自同行评议期刊</w:t>
-      </w:r>
-      <w:r>
-        <w:rPr>
           <w:rFonts w:ascii="Times New Roman" w:eastAsia="宋体" w:hAnsi="Times New Roman" w:cs="Times New Roman" w:hint="eastAsia"/>
         </w:rPr>
-        <w:t xml:space="preserve">, </w:t>
-      </w:r>
-      <w:r>
-        <w:rPr>
-          <w:rFonts w:ascii="Times New Roman" w:eastAsia="宋体" w:hAnsi="Times New Roman" w:cs="Times New Roman"/>
-        </w:rPr>
-        <w:t>journal article;</w:t>
-      </w:r>
-    </w:p>
-    <w:p>
-      <w:pPr>
-        <w:pStyle w:val="a9"/>
-        <w:widowControl/>
-        <w:numPr>
-          <w:ilvl w:val="0"/>
-          <w:numId w:val="13"/>
-        </w:numPr>
-        <w:ind w:left="714" w:hanging="357"/>
-        <w:contextualSpacing w:val="0"/>
-        <w:jc w:val="left"/>
-        <w:rPr>
-          <w:rFonts w:ascii="Times New Roman" w:eastAsia="宋体" w:hAnsi="Times New Roman" w:cs="Times New Roman"/>
-        </w:rPr>
-      </w:pPr>
-      <w:r>
-        <w:rPr>
-          <w:rFonts w:ascii="Times New Roman" w:eastAsia="宋体" w:hAnsi="Times New Roman" w:cs="Times New Roman"/>
-        </w:rPr>
-        <w:t>明确应用于植物（</w:t>
-      </w:r>
-      <w:r>
-        <w:rPr>
-          <w:rFonts w:ascii="Times New Roman" w:eastAsia="宋体" w:hAnsi="Times New Roman" w:cs="Times New Roman"/>
-        </w:rPr>
-        <w:t xml:space="preserve">e.g., </w:t>
-      </w:r>
-      <w:r>
-        <w:rPr>
-          <w:rFonts w:ascii="Times New Roman" w:eastAsia="宋体" w:hAnsi="Times New Roman" w:cs="Times New Roman"/>
-        </w:rPr>
-        <w:t>作物如玉米、大豆、番茄）的关键点检测</w:t>
-      </w:r>
-      <w:r>
-        <w:rPr>
-          <w:rFonts w:ascii="Times New Roman" w:eastAsia="宋体" w:hAnsi="Times New Roman" w:cs="Times New Roman" w:hint="eastAsia"/>
-        </w:rPr>
-        <w:t>相关论文</w:t>
-      </w:r>
+      </w:pPr>
+      <w:proofErr w:type="spellStart"/>
+      <w:r>
+        <w:rPr>
+          <w:rFonts w:ascii="Times New Roman" w:eastAsia="宋体" w:hAnsi="Times New Roman" w:cs="Times New Roman"/>
+        </w:rPr>
+        <w:t>i</w:t>
+      </w:r>
+      <w:proofErr w:type="spellEnd"/>
+      <w:r>
+        <w:rPr>
+          <w:rFonts w:ascii="Times New Roman" w:eastAsia="宋体" w:hAnsi="Times New Roman" w:cs="Times New Roman"/>
+        </w:rPr>
+        <w:t xml:space="preserve">. </w:t>
+      </w:r>
+      <w:r>
+        <w:rPr>
+          <w:rFonts w:ascii="Times New Roman" w:eastAsia="宋体" w:hAnsi="Times New Roman" w:cs="Times New Roman"/>
+        </w:rPr>
+        <w:t>仅纳入</w:t>
+      </w:r>
+      <w:r>
+        <w:rPr>
+          <w:rFonts w:ascii="Times New Roman" w:eastAsia="宋体" w:hAnsi="Times New Roman" w:cs="Times New Roman"/>
+          <w:b/>
+          <w:bCs/>
+        </w:rPr>
+        <w:t>来自同行评议期刊的研究论文（</w:t>
+      </w:r>
+      <w:r>
+        <w:rPr>
+          <w:rFonts w:ascii="Times New Roman" w:eastAsia="宋体" w:hAnsi="Times New Roman" w:cs="Times New Roman"/>
+          <w:b/>
+          <w:bCs/>
+        </w:rPr>
+        <w:t>journal articles</w:t>
+      </w:r>
+      <w:r>
+        <w:rPr>
+          <w:rFonts w:ascii="Times New Roman" w:eastAsia="宋体" w:hAnsi="Times New Roman" w:cs="Times New Roman"/>
+          <w:b/>
+          <w:bCs/>
+        </w:rPr>
+        <w:t>）</w:t>
+      </w:r>
+      <w:r>
+        <w:rPr>
+          <w:rFonts w:ascii="Times New Roman" w:eastAsia="宋体" w:hAnsi="Times New Roman" w:cs="Times New Roman"/>
+        </w:rPr>
+        <w:t>；</w:t>
+      </w:r>
+      <w:r>
+        <w:rPr>
+          <w:rFonts w:ascii="Times New Roman" w:eastAsia="宋体" w:hAnsi="Times New Roman" w:cs="Times New Roman"/>
+        </w:rPr>
+        <w:br/>
+        <w:t xml:space="preserve">ii. </w:t>
+      </w:r>
+      <w:r>
+        <w:rPr>
+          <w:rFonts w:ascii="Times New Roman" w:eastAsia="宋体" w:hAnsi="Times New Roman" w:cs="Times New Roman"/>
+        </w:rPr>
+        <w:t>研究对象</w:t>
+      </w:r>
+      <w:r>
+        <w:rPr>
+          <w:rFonts w:ascii="Times New Roman" w:eastAsia="宋体" w:hAnsi="Times New Roman" w:cs="Times New Roman"/>
+          <w:b/>
+          <w:bCs/>
+        </w:rPr>
+        <w:t>明确为植物或作物</w:t>
+      </w:r>
+      <w:r>
+        <w:rPr>
+          <w:rFonts w:ascii="Times New Roman" w:eastAsia="宋体" w:hAnsi="Times New Roman" w:cs="Times New Roman"/>
+        </w:rPr>
+        <w:t>（如玉米、大豆、番茄等），任务</w:t>
+      </w:r>
+      <w:r>
+        <w:rPr>
+          <w:rFonts w:ascii="Times New Roman" w:eastAsia="宋体" w:hAnsi="Times New Roman" w:cs="Times New Roman"/>
+          <w:b/>
+          <w:bCs/>
+        </w:rPr>
+        <w:t>以植物关键点检测为核心问题</w:t>
+      </w:r>
+      <w:r>
+        <w:rPr>
+          <w:rFonts w:ascii="Times New Roman" w:eastAsia="宋体" w:hAnsi="Times New Roman" w:cs="Times New Roman"/>
+        </w:rPr>
+        <w:t>；</w:t>
+      </w:r>
+      <w:r>
+        <w:rPr>
+          <w:rFonts w:ascii="Times New Roman" w:eastAsia="宋体" w:hAnsi="Times New Roman" w:cs="Times New Roman"/>
+        </w:rPr>
+        <w:br/>
+      </w:r>
+      <w:r>
+        <w:rPr>
+          <w:rFonts w:ascii="Times New Roman" w:eastAsia="宋体" w:hAnsi="Times New Roman" w:cs="Times New Roman"/>
+        </w:rPr>
+        <w:lastRenderedPageBreak/>
+        <w:t xml:space="preserve">iii. </w:t>
+      </w:r>
+      <w:r>
+        <w:rPr>
+          <w:rFonts w:ascii="Times New Roman" w:eastAsia="宋体" w:hAnsi="Times New Roman" w:cs="Times New Roman"/>
+        </w:rPr>
+        <w:t>方法需</w:t>
+      </w:r>
+      <w:r>
+        <w:rPr>
+          <w:rFonts w:ascii="Times New Roman" w:eastAsia="宋体" w:hAnsi="Times New Roman" w:cs="Times New Roman"/>
+          <w:b/>
+          <w:bCs/>
+        </w:rPr>
+        <w:t>显式采用关键点检测</w:t>
+      </w:r>
+      <w:r>
+        <w:rPr>
+          <w:rFonts w:ascii="Times New Roman" w:eastAsia="宋体" w:hAnsi="Times New Roman" w:cs="Times New Roman"/>
+          <w:b/>
+          <w:bCs/>
+        </w:rPr>
+        <w:t>/</w:t>
+      </w:r>
+      <w:r>
+        <w:rPr>
+          <w:rFonts w:ascii="Times New Roman" w:eastAsia="宋体" w:hAnsi="Times New Roman" w:cs="Times New Roman"/>
+          <w:b/>
+          <w:bCs/>
+        </w:rPr>
+        <w:t>回归模型</w:t>
+      </w:r>
+      <w:r>
+        <w:rPr>
+          <w:rFonts w:ascii="Times New Roman" w:eastAsia="宋体" w:hAnsi="Times New Roman" w:cs="Times New Roman"/>
+        </w:rPr>
+        <w:t>（如</w:t>
+      </w:r>
+      <w:r>
+        <w:rPr>
+          <w:rFonts w:ascii="Times New Roman" w:eastAsia="宋体" w:hAnsi="Times New Roman" w:cs="Times New Roman"/>
+        </w:rPr>
+        <w:t xml:space="preserve"> </w:t>
+      </w:r>
+      <w:proofErr w:type="spellStart"/>
+      <w:r>
+        <w:rPr>
+          <w:rFonts w:ascii="Times New Roman" w:eastAsia="宋体" w:hAnsi="Times New Roman" w:cs="Times New Roman"/>
+        </w:rPr>
+        <w:t>HRNet</w:t>
+      </w:r>
+      <w:proofErr w:type="spellEnd"/>
+      <w:r>
+        <w:rPr>
+          <w:rFonts w:ascii="Times New Roman" w:eastAsia="宋体" w:hAnsi="Times New Roman" w:cs="Times New Roman"/>
+        </w:rPr>
+        <w:t>、</w:t>
+      </w:r>
+      <w:proofErr w:type="spellStart"/>
+      <w:r>
+        <w:rPr>
+          <w:rFonts w:ascii="Times New Roman" w:eastAsia="宋体" w:hAnsi="Times New Roman" w:cs="Times New Roman"/>
+        </w:rPr>
+        <w:t>OpenPose</w:t>
+      </w:r>
+      <w:proofErr w:type="spellEnd"/>
+      <w:r>
+        <w:rPr>
+          <w:rFonts w:ascii="Times New Roman" w:eastAsia="宋体" w:hAnsi="Times New Roman" w:cs="Times New Roman"/>
+        </w:rPr>
+        <w:t xml:space="preserve"> </w:t>
+      </w:r>
+      <w:r>
+        <w:rPr>
+          <w:rFonts w:ascii="Times New Roman" w:eastAsia="宋体" w:hAnsi="Times New Roman" w:cs="Times New Roman"/>
+        </w:rPr>
+        <w:t>变体或自定义关键点网络），或在检测区域内进行关键点推断，并</w:t>
+      </w:r>
+      <w:r>
+        <w:rPr>
+          <w:rFonts w:ascii="Times New Roman" w:eastAsia="宋体" w:hAnsi="Times New Roman" w:cs="Times New Roman"/>
+          <w:b/>
+          <w:bCs/>
+        </w:rPr>
+        <w:t>服务于表型分析、采摘点定位、茎叶跟踪等任务</w:t>
+      </w:r>
+      <w:r>
+        <w:rPr>
+          <w:rFonts w:ascii="Times New Roman" w:eastAsia="宋体" w:hAnsi="Times New Roman" w:cs="Times New Roman"/>
+        </w:rPr>
+        <w:t>；</w:t>
+      </w:r>
+      <w:r>
+        <w:rPr>
+          <w:rFonts w:ascii="Times New Roman" w:eastAsia="宋体" w:hAnsi="Times New Roman" w:cs="Times New Roman"/>
+        </w:rPr>
+        <w:br/>
+        <w:t xml:space="preserve">iv. </w:t>
+      </w:r>
+      <w:r>
+        <w:rPr>
+          <w:rFonts w:ascii="Times New Roman" w:eastAsia="宋体" w:hAnsi="Times New Roman" w:cs="Times New Roman"/>
+        </w:rPr>
+        <w:t>研究需具有</w:t>
+      </w:r>
+      <w:r>
+        <w:rPr>
+          <w:rFonts w:ascii="Times New Roman" w:eastAsia="宋体" w:hAnsi="Times New Roman" w:cs="Times New Roman"/>
+          <w:b/>
+          <w:bCs/>
+        </w:rPr>
+        <w:t>明确的关键点定义（基于植物结构或几何规则）</w:t>
+      </w:r>
+      <w:r>
+        <w:rPr>
+          <w:rFonts w:ascii="Times New Roman" w:eastAsia="宋体" w:hAnsi="Times New Roman" w:cs="Times New Roman"/>
+        </w:rPr>
+        <w:t>，并使用</w:t>
+      </w:r>
+      <w:proofErr w:type="gramStart"/>
+      <w:r>
+        <w:rPr>
+          <w:rFonts w:ascii="Times New Roman" w:eastAsia="宋体" w:hAnsi="Times New Roman" w:cs="Times New Roman"/>
+          <w:b/>
+          <w:bCs/>
+        </w:rPr>
+        <w:t>带关键</w:t>
+      </w:r>
+      <w:proofErr w:type="gramEnd"/>
+      <w:r>
+        <w:rPr>
+          <w:rFonts w:ascii="Times New Roman" w:eastAsia="宋体" w:hAnsi="Times New Roman" w:cs="Times New Roman"/>
+          <w:b/>
+          <w:bCs/>
+        </w:rPr>
+        <w:t>点标注的数据集</w:t>
+      </w:r>
+      <w:r>
+        <w:rPr>
+          <w:rFonts w:ascii="Times New Roman" w:eastAsia="宋体" w:hAnsi="Times New Roman" w:cs="Times New Roman"/>
+        </w:rPr>
+        <w:t>（如</w:t>
+      </w:r>
+      <w:r>
+        <w:rPr>
+          <w:rFonts w:ascii="Times New Roman" w:eastAsia="宋体" w:hAnsi="Times New Roman" w:cs="Times New Roman"/>
+        </w:rPr>
+        <w:t xml:space="preserve"> COCO-style</w:t>
+      </w:r>
+      <w:r>
+        <w:rPr>
+          <w:rFonts w:ascii="Times New Roman" w:eastAsia="宋体" w:hAnsi="Times New Roman" w:cs="Times New Roman"/>
+        </w:rPr>
+        <w:t>）；</w:t>
+      </w:r>
+      <w:r>
+        <w:rPr>
+          <w:rFonts w:ascii="Times New Roman" w:eastAsia="宋体" w:hAnsi="Times New Roman" w:cs="Times New Roman"/>
+        </w:rPr>
+        <w:br/>
+        <w:t xml:space="preserve">v. </w:t>
+      </w:r>
+      <w:r>
+        <w:rPr>
+          <w:rFonts w:ascii="Times New Roman" w:eastAsia="宋体" w:hAnsi="Times New Roman" w:cs="Times New Roman"/>
+        </w:rPr>
+        <w:t>需提供</w:t>
+      </w:r>
+      <w:r>
+        <w:rPr>
+          <w:rFonts w:ascii="Times New Roman" w:eastAsia="宋体" w:hAnsi="Times New Roman" w:cs="Times New Roman"/>
+          <w:b/>
+          <w:bCs/>
+        </w:rPr>
+        <w:t>关键点级别的定量评价指标</w:t>
+      </w:r>
+      <w:r>
+        <w:rPr>
+          <w:rFonts w:ascii="Times New Roman" w:eastAsia="宋体" w:hAnsi="Times New Roman" w:cs="Times New Roman"/>
+        </w:rPr>
+        <w:t>（如</w:t>
+      </w:r>
+      <w:r>
+        <w:rPr>
+          <w:rFonts w:ascii="Times New Roman" w:eastAsia="宋体" w:hAnsi="Times New Roman" w:cs="Times New Roman"/>
+        </w:rPr>
+        <w:t xml:space="preserve"> OKS</w:t>
+      </w:r>
+      <w:r>
+        <w:rPr>
+          <w:rFonts w:ascii="Times New Roman" w:eastAsia="宋体" w:hAnsi="Times New Roman" w:cs="Times New Roman"/>
+        </w:rPr>
+        <w:t>、</w:t>
+      </w:r>
+      <w:r>
+        <w:rPr>
+          <w:rFonts w:ascii="Times New Roman" w:eastAsia="宋体" w:hAnsi="Times New Roman" w:cs="Times New Roman"/>
+        </w:rPr>
+        <w:t xml:space="preserve">PCK </w:t>
+      </w:r>
+      <w:r>
+        <w:rPr>
+          <w:rFonts w:ascii="Times New Roman" w:eastAsia="宋体" w:hAnsi="Times New Roman" w:cs="Times New Roman"/>
+        </w:rPr>
+        <w:t>等），而非仅报告检测框</w:t>
+      </w:r>
+      <w:r>
+        <w:rPr>
+          <w:rFonts w:ascii="Times New Roman" w:eastAsia="宋体" w:hAnsi="Times New Roman" w:cs="Times New Roman"/>
+        </w:rPr>
+        <w:t xml:space="preserve"> </w:t>
+      </w:r>
+      <w:proofErr w:type="spellStart"/>
+      <w:r>
+        <w:rPr>
+          <w:rFonts w:ascii="Times New Roman" w:eastAsia="宋体" w:hAnsi="Times New Roman" w:cs="Times New Roman"/>
+        </w:rPr>
+        <w:t>mAP</w:t>
+      </w:r>
+      <w:proofErr w:type="spellEnd"/>
       <w:r>
         <w:rPr>
           <w:rFonts w:ascii="Times New Roman" w:eastAsia="宋体" w:hAnsi="Times New Roman" w:cs="Times New Roman"/>
         </w:rPr>
         <w:t>。</w:t>
-      </w:r>
-    </w:p>
-    <w:p>
-      <w:pPr>
-        <w:pStyle w:val="a9"/>
-        <w:widowControl/>
-        <w:ind w:left="714"/>
-        <w:contextualSpacing w:val="0"/>
-        <w:jc w:val="left"/>
-        <w:rPr>
-          <w:rFonts w:ascii="Times New Roman" w:eastAsia="宋体" w:hAnsi="Times New Roman" w:cs="Times New Roman"/>
-        </w:rPr>
-      </w:pPr>
-      <w:r>
-        <w:rPr>
-          <w:rFonts w:ascii="Times New Roman" w:eastAsia="宋体" w:hAnsi="Times New Roman" w:cs="Times New Roman" w:hint="eastAsia"/>
-        </w:rPr>
-        <w:lastRenderedPageBreak/>
-        <w:t xml:space="preserve">- </w:t>
-      </w:r>
-      <w:r>
-        <w:rPr>
-          <w:rFonts w:ascii="Times New Roman" w:eastAsia="宋体" w:hAnsi="Times New Roman" w:cs="Times New Roman"/>
-        </w:rPr>
-        <w:t>任务</w:t>
-      </w:r>
-      <w:r>
-        <w:rPr>
-          <w:rFonts w:ascii="Times New Roman" w:eastAsia="宋体" w:hAnsi="Times New Roman" w:cs="Times New Roman" w:hint="eastAsia"/>
-        </w:rPr>
-        <w:t>属于直接利用关键点检测模型</w:t>
-      </w:r>
-      <w:r>
-        <w:rPr>
-          <w:rFonts w:ascii="Times New Roman" w:eastAsia="宋体" w:hAnsi="Times New Roman" w:cs="Times New Roman" w:hint="eastAsia"/>
-        </w:rPr>
-        <w:t>，</w:t>
-      </w:r>
-      <w:r>
-        <w:rPr>
-          <w:rFonts w:ascii="Times New Roman" w:eastAsia="宋体" w:hAnsi="Times New Roman" w:cs="Times New Roman"/>
-        </w:rPr>
-        <w:t>使用专用关键点模型（</w:t>
-      </w:r>
-      <w:r>
-        <w:rPr>
-          <w:rFonts w:ascii="Times New Roman" w:eastAsia="宋体" w:hAnsi="Times New Roman" w:cs="Times New Roman"/>
-        </w:rPr>
-        <w:t xml:space="preserve">e.g., </w:t>
-      </w:r>
-      <w:proofErr w:type="spellStart"/>
-      <w:r>
-        <w:rPr>
-          <w:rFonts w:ascii="Times New Roman" w:eastAsia="宋体" w:hAnsi="Times New Roman" w:cs="Times New Roman"/>
-        </w:rPr>
-        <w:t>HRNet</w:t>
-      </w:r>
-      <w:proofErr w:type="spellEnd"/>
-      <w:r>
-        <w:rPr>
-          <w:rFonts w:ascii="Times New Roman" w:eastAsia="宋体" w:hAnsi="Times New Roman" w:cs="Times New Roman"/>
-        </w:rPr>
-        <w:t xml:space="preserve">, </w:t>
-      </w:r>
-      <w:proofErr w:type="spellStart"/>
-      <w:r>
-        <w:rPr>
-          <w:rFonts w:ascii="Times New Roman" w:eastAsia="宋体" w:hAnsi="Times New Roman" w:cs="Times New Roman"/>
-        </w:rPr>
-        <w:t>OpenPose</w:t>
-      </w:r>
-      <w:proofErr w:type="spellEnd"/>
-      <w:r>
-        <w:rPr>
-          <w:rFonts w:ascii="Times New Roman" w:eastAsia="宋体" w:hAnsi="Times New Roman" w:cs="Times New Roman"/>
-        </w:rPr>
-        <w:t>适配，或自定义如</w:t>
-      </w:r>
-      <w:r>
-        <w:rPr>
-          <w:rFonts w:ascii="Times New Roman" w:eastAsia="宋体" w:hAnsi="Times New Roman" w:cs="Times New Roman"/>
-        </w:rPr>
-        <w:t>DEKR-</w:t>
-      </w:r>
-      <w:proofErr w:type="spellStart"/>
-      <w:r>
-        <w:rPr>
-          <w:rFonts w:ascii="Times New Roman" w:eastAsia="宋体" w:hAnsi="Times New Roman" w:cs="Times New Roman"/>
-        </w:rPr>
-        <w:t>SPrior</w:t>
-      </w:r>
-      <w:proofErr w:type="spellEnd"/>
-      <w:r>
-        <w:rPr>
-          <w:rFonts w:ascii="Times New Roman" w:eastAsia="宋体" w:hAnsi="Times New Roman" w:cs="Times New Roman"/>
-        </w:rPr>
-        <w:t>）。有量化评估（</w:t>
-      </w:r>
-      <w:r>
-        <w:rPr>
-          <w:rFonts w:ascii="Times New Roman" w:eastAsia="宋体" w:hAnsi="Times New Roman" w:cs="Times New Roman"/>
-        </w:rPr>
-        <w:t>e.g., OKS/ PCK</w:t>
-      </w:r>
-      <w:r>
-        <w:rPr>
-          <w:rFonts w:ascii="Times New Roman" w:eastAsia="宋体" w:hAnsi="Times New Roman" w:cs="Times New Roman"/>
-        </w:rPr>
-        <w:t>指标，而非仅</w:t>
-      </w:r>
-      <w:proofErr w:type="spellStart"/>
-      <w:r>
-        <w:rPr>
-          <w:rFonts w:ascii="Times New Roman" w:eastAsia="宋体" w:hAnsi="Times New Roman" w:cs="Times New Roman"/>
-        </w:rPr>
-        <w:t>mAP</w:t>
-      </w:r>
-      <w:proofErr w:type="spellEnd"/>
-      <w:r>
-        <w:rPr>
-          <w:rFonts w:ascii="Times New Roman" w:eastAsia="宋体" w:hAnsi="Times New Roman" w:cs="Times New Roman"/>
-        </w:rPr>
-        <w:t>）。</w:t>
-      </w:r>
-      <w:r>
-        <w:rPr>
-          <w:rFonts w:ascii="Times New Roman" w:eastAsia="宋体" w:hAnsi="Times New Roman" w:cs="Times New Roman" w:hint="eastAsia"/>
-        </w:rPr>
-        <w:t>基于结构规则或植物几何特性的关键点定义</w:t>
-      </w:r>
-    </w:p>
-    <w:p>
-      <w:pPr>
-        <w:pStyle w:val="a9"/>
-        <w:widowControl/>
-        <w:ind w:left="714"/>
-        <w:contextualSpacing w:val="0"/>
-        <w:jc w:val="left"/>
-        <w:rPr>
-          <w:rFonts w:ascii="Times New Roman" w:eastAsia="宋体" w:hAnsi="Times New Roman" w:cs="Times New Roman"/>
-        </w:rPr>
-      </w:pPr>
-      <w:r>
-        <w:rPr>
-          <w:rFonts w:ascii="Times New Roman" w:eastAsia="宋体" w:hAnsi="Times New Roman" w:cs="Times New Roman"/>
-        </w:rPr>
-        <w:t xml:space="preserve">- </w:t>
-      </w:r>
-      <w:r>
-        <w:rPr>
-          <w:rFonts w:ascii="Times New Roman" w:eastAsia="宋体" w:hAnsi="Times New Roman" w:cs="Times New Roman"/>
-          <w:kern w:val="0"/>
-          <w:sz w:val="20"/>
-          <w:szCs w:val="20"/>
-        </w:rPr>
-        <w:t>区域检测推断关键点</w:t>
-      </w:r>
-      <w:r>
-        <w:rPr>
-          <w:rFonts w:ascii="Times New Roman" w:eastAsia="宋体" w:hAnsi="Times New Roman" w:cs="Times New Roman" w:hint="eastAsia"/>
-          <w:kern w:val="0"/>
-          <w:sz w:val="20"/>
-          <w:szCs w:val="20"/>
-        </w:rPr>
-        <w:t>但</w:t>
-      </w:r>
-      <w:r>
-        <w:rPr>
-          <w:rFonts w:ascii="Times New Roman" w:eastAsia="宋体" w:hAnsi="Times New Roman" w:cs="Times New Roman"/>
-        </w:rPr>
-        <w:t>任务包括表型分析、采摘点定位、茎叶跟踪等。</w:t>
-      </w:r>
-    </w:p>
-    <w:p>
-      <w:pPr>
-        <w:pStyle w:val="a9"/>
-        <w:widowControl/>
-        <w:ind w:left="714"/>
-        <w:contextualSpacing w:val="0"/>
-        <w:jc w:val="left"/>
-        <w:rPr>
-          <w:rFonts w:ascii="Times New Roman" w:eastAsia="宋体" w:hAnsi="Times New Roman" w:cs="Times New Roman"/>
-        </w:rPr>
-      </w:pPr>
-      <w:r>
-        <w:rPr>
-          <w:rFonts w:ascii="Times New Roman" w:eastAsia="宋体" w:hAnsi="Times New Roman" w:cs="Times New Roman"/>
-        </w:rPr>
-        <w:t xml:space="preserve">- </w:t>
-      </w:r>
-      <w:r>
-        <w:rPr>
-          <w:rFonts w:ascii="Times New Roman" w:eastAsia="宋体" w:hAnsi="Times New Roman" w:cs="Times New Roman"/>
-        </w:rPr>
-        <w:t>涉及关键点标注数据集（</w:t>
-      </w:r>
-      <w:r>
-        <w:rPr>
-          <w:rFonts w:ascii="Times New Roman" w:eastAsia="宋体" w:hAnsi="Times New Roman" w:cs="Times New Roman"/>
-        </w:rPr>
-        <w:t xml:space="preserve">e.g., COCO-style </w:t>
-      </w:r>
-      <w:proofErr w:type="spellStart"/>
-      <w:r>
-        <w:rPr>
-          <w:rFonts w:ascii="Times New Roman" w:eastAsia="宋体" w:hAnsi="Times New Roman" w:cs="Times New Roman"/>
-        </w:rPr>
-        <w:t>keypoints</w:t>
-      </w:r>
-      <w:proofErr w:type="spellEnd"/>
-      <w:r>
-        <w:rPr>
-          <w:rFonts w:ascii="Times New Roman" w:eastAsia="宋体" w:hAnsi="Times New Roman" w:cs="Times New Roman"/>
-        </w:rPr>
-        <w:t>）。</w:t>
-      </w:r>
-    </w:p>
-    <w:p>
-      <w:pPr>
-        <w:pStyle w:val="a9"/>
-        <w:widowControl/>
-        <w:ind w:left="714"/>
-        <w:contextualSpacing w:val="0"/>
-        <w:jc w:val="left"/>
-        <w:rPr>
-          <w:rFonts w:ascii="Times New Roman" w:eastAsia="宋体" w:hAnsi="Times New Roman" w:cs="Times New Roman"/>
-        </w:rPr>
-      </w:pPr>
-      <w:r>
-        <w:rPr>
-          <w:rFonts w:ascii="Times New Roman" w:eastAsia="宋体" w:hAnsi="Times New Roman" w:cs="Times New Roman" w:hint="eastAsia"/>
-        </w:rPr>
-        <w:t xml:space="preserve">- </w:t>
-      </w:r>
-      <w:r>
-        <w:rPr>
-          <w:rFonts w:ascii="Times New Roman" w:hAnsi="Times New Roman" w:cs="Times New Roman"/>
-          <w:sz w:val="20"/>
-          <w:szCs w:val="20"/>
-        </w:rPr>
-        <w:t>基于结构规则或植物几何特性的关键点定义</w:t>
       </w:r>
     </w:p>
     <w:p>
@@ -3711,368 +3734,252 @@
         <w:t>.2 Exclusion criteria</w:t>
       </w:r>
     </w:p>
-    <w:p>
-      <w:pPr>
-        <w:pStyle w:val="a9"/>
+    <w:bookmarkEnd w:id="0"/>
+    <w:bookmarkEnd w:id="2"/>
+    <w:p>
+      <w:pPr>
         <w:widowControl/>
-        <w:numPr>
-          <w:ilvl w:val="0"/>
-          <w:numId w:val="14"/>
-        </w:numPr>
-        <w:ind w:left="714" w:hanging="357"/>
-        <w:contextualSpacing w:val="0"/>
+        <w:ind w:left="420"/>
         <w:jc w:val="left"/>
         <w:rPr>
           <w:rFonts w:ascii="Times New Roman" w:eastAsia="宋体" w:hAnsi="Times New Roman" w:cs="Times New Roman"/>
         </w:rPr>
       </w:pPr>
-      <w:r>
-        <w:rPr>
-          <w:rFonts w:ascii="Times New Roman" w:eastAsia="宋体" w:hAnsi="Times New Roman" w:cs="Times New Roman"/>
-        </w:rPr>
-        <w:t xml:space="preserve">The study does not primarily focus on plants (e.g., it focuses on </w:t>
-      </w:r>
-      <w:r>
-        <w:rPr>
-          <w:rFonts w:ascii="Times New Roman" w:eastAsia="宋体" w:hAnsi="Times New Roman" w:cs="Times New Roman" w:hint="eastAsia"/>
-        </w:rPr>
-        <w:t xml:space="preserve">human, </w:t>
-      </w:r>
-      <w:r>
-        <w:rPr>
-          <w:rFonts w:ascii="Times New Roman" w:eastAsia="宋体" w:hAnsi="Times New Roman" w:cs="Times New Roman"/>
-        </w:rPr>
-        <w:t>animals, soil, or non-biological objects);</w:t>
-      </w:r>
-      <w:bookmarkEnd w:id="0"/>
-      <w:bookmarkEnd w:id="2"/>
-    </w:p>
-    <w:p>
-      <w:pPr>
-        <w:pStyle w:val="a9"/>
-        <w:widowControl/>
-        <w:numPr>
-          <w:ilvl w:val="0"/>
-          <w:numId w:val="14"/>
-        </w:numPr>
-        <w:ind w:left="714" w:hanging="357"/>
-        <w:contextualSpacing w:val="0"/>
-        <w:jc w:val="left"/>
-        <w:rPr>
-          <w:rFonts w:ascii="Times New Roman" w:eastAsia="宋体" w:hAnsi="Times New Roman" w:cs="Times New Roman"/>
-        </w:rPr>
-      </w:pPr>
+      <w:proofErr w:type="spellStart"/>
+      <w:r>
+        <w:rPr>
+          <w:rFonts w:ascii="Times New Roman" w:eastAsia="宋体" w:hAnsi="Times New Roman" w:cs="Times New Roman"/>
+        </w:rPr>
+        <w:t>i</w:t>
+      </w:r>
+      <w:proofErr w:type="spellEnd"/>
+      <w:r>
+        <w:rPr>
+          <w:rFonts w:ascii="Times New Roman" w:eastAsia="宋体" w:hAnsi="Times New Roman" w:cs="Times New Roman"/>
+        </w:rPr>
+        <w:t xml:space="preserve">. </w:t>
+      </w:r>
+      <w:r>
+        <w:rPr>
+          <w:rFonts w:ascii="Times New Roman" w:eastAsia="宋体" w:hAnsi="Times New Roman" w:cs="Times New Roman"/>
+        </w:rPr>
+        <w:t>研究对象</w:t>
+      </w:r>
+      <w:r>
+        <w:rPr>
+          <w:rFonts w:ascii="Times New Roman" w:eastAsia="宋体" w:hAnsi="Times New Roman" w:cs="Times New Roman"/>
+          <w:b/>
+          <w:bCs/>
+        </w:rPr>
+        <w:t>非植物</w:t>
+      </w:r>
+      <w:r>
+        <w:rPr>
+          <w:rFonts w:ascii="Times New Roman" w:eastAsia="宋体" w:hAnsi="Times New Roman" w:cs="Times New Roman"/>
+        </w:rPr>
+        <w:t>（如人、动物、土壤或非生物目标）；</w:t>
+      </w:r>
+      <w:r>
+        <w:rPr>
+          <w:rFonts w:ascii="Times New Roman" w:eastAsia="宋体" w:hAnsi="Times New Roman" w:cs="Times New Roman"/>
+        </w:rPr>
+        <w:br/>
+        <w:t xml:space="preserve">ii. </w:t>
+      </w:r>
+      <w:r>
+        <w:rPr>
+          <w:rFonts w:ascii="Times New Roman" w:eastAsia="宋体" w:hAnsi="Times New Roman" w:cs="Times New Roman"/>
+        </w:rPr>
+        <w:t>仅进行</w:t>
+      </w:r>
+      <w:r>
+        <w:rPr>
+          <w:rFonts w:ascii="Times New Roman" w:eastAsia="宋体" w:hAnsi="Times New Roman" w:cs="Times New Roman"/>
+          <w:b/>
+          <w:bCs/>
+        </w:rPr>
+        <w:t>目标检测或语义</w:t>
+      </w:r>
+      <w:r>
+        <w:rPr>
+          <w:rFonts w:ascii="Times New Roman" w:eastAsia="宋体" w:hAnsi="Times New Roman" w:cs="Times New Roman"/>
+          <w:b/>
+          <w:bCs/>
+        </w:rPr>
+        <w:t>/</w:t>
+      </w:r>
+      <w:r>
+        <w:rPr>
+          <w:rFonts w:ascii="Times New Roman" w:eastAsia="宋体" w:hAnsi="Times New Roman" w:cs="Times New Roman"/>
+          <w:b/>
+          <w:bCs/>
+        </w:rPr>
+        <w:t>实例分割</w:t>
+      </w:r>
+      <w:r>
+        <w:rPr>
+          <w:rFonts w:ascii="Times New Roman" w:eastAsia="宋体" w:hAnsi="Times New Roman" w:cs="Times New Roman"/>
+        </w:rPr>
+        <w:t>，以</w:t>
+      </w:r>
+      <w:r>
+        <w:rPr>
+          <w:rFonts w:ascii="Times New Roman" w:eastAsia="宋体" w:hAnsi="Times New Roman" w:cs="Times New Roman"/>
+          <w:b/>
+          <w:bCs/>
+        </w:rPr>
+        <w:t>边界框中心、分割掩膜或几何后处理间接估计采摘点或关键点</w:t>
+      </w:r>
+      <w:r>
+        <w:rPr>
+          <w:rFonts w:ascii="Times New Roman" w:eastAsia="宋体" w:hAnsi="Times New Roman" w:cs="Times New Roman"/>
+        </w:rPr>
+        <w:t>，且</w:t>
+      </w:r>
+      <w:r>
+        <w:rPr>
+          <w:rFonts w:ascii="Times New Roman" w:eastAsia="宋体" w:hAnsi="Times New Roman" w:cs="Times New Roman"/>
+          <w:b/>
+          <w:bCs/>
+        </w:rPr>
+        <w:t>无显</w:t>
+      </w:r>
       <w:proofErr w:type="gramStart"/>
       <w:r>
         <w:rPr>
           <w:rFonts w:ascii="Times New Roman" w:eastAsia="宋体" w:hAnsi="Times New Roman" w:cs="Times New Roman"/>
-        </w:rPr>
-        <w:t>纯对象</w:t>
+          <w:b/>
+          <w:bCs/>
+        </w:rPr>
+        <w:t>式关键点回归</w:t>
       </w:r>
       <w:proofErr w:type="gramEnd"/>
       <w:r>
         <w:rPr>
           <w:rFonts w:ascii="Times New Roman" w:eastAsia="宋体" w:hAnsi="Times New Roman" w:cs="Times New Roman"/>
-        </w:rPr>
-        <w:t>/</w:t>
-      </w:r>
-      <w:r>
-        <w:rPr>
-          <w:rFonts w:ascii="Times New Roman" w:eastAsia="宋体" w:hAnsi="Times New Roman" w:cs="Times New Roman"/>
-        </w:rPr>
-        <w:t>语义分割，即使提到</w:t>
-      </w:r>
-      <w:r>
-        <w:rPr>
-          <w:rFonts w:ascii="Times New Roman" w:eastAsia="宋体" w:hAnsi="Times New Roman" w:cs="Times New Roman"/>
-        </w:rPr>
-        <w:t>“</w:t>
-      </w:r>
-      <w:r>
-        <w:rPr>
-          <w:rFonts w:ascii="Times New Roman" w:eastAsia="宋体" w:hAnsi="Times New Roman" w:cs="Times New Roman"/>
-        </w:rPr>
-        <w:t>关键点</w:t>
-      </w:r>
-      <w:r>
-        <w:rPr>
-          <w:rFonts w:ascii="Times New Roman" w:eastAsia="宋体" w:hAnsi="Times New Roman" w:cs="Times New Roman"/>
-        </w:rPr>
-        <w:t>”</w:t>
-      </w:r>
-      <w:r>
-        <w:rPr>
-          <w:rFonts w:ascii="Times New Roman" w:eastAsia="宋体" w:hAnsi="Times New Roman" w:cs="Times New Roman"/>
-        </w:rPr>
-        <w:t>（</w:t>
-      </w:r>
-      <w:r>
-        <w:rPr>
-          <w:rFonts w:ascii="Times New Roman" w:eastAsia="宋体" w:hAnsi="Times New Roman" w:cs="Times New Roman"/>
-        </w:rPr>
-        <w:t xml:space="preserve">e.g., </w:t>
-      </w:r>
-      <w:r>
-        <w:rPr>
-          <w:rFonts w:ascii="Times New Roman" w:eastAsia="宋体" w:hAnsi="Times New Roman" w:cs="Times New Roman"/>
-        </w:rPr>
-        <w:t>只用边界</w:t>
-      </w:r>
-      <w:proofErr w:type="gramStart"/>
-      <w:r>
-        <w:rPr>
-          <w:rFonts w:ascii="Times New Roman" w:eastAsia="宋体" w:hAnsi="Times New Roman" w:cs="Times New Roman"/>
-        </w:rPr>
-        <w:t>框中心</w:t>
-      </w:r>
-      <w:proofErr w:type="gramEnd"/>
-      <w:r>
-        <w:rPr>
-          <w:rFonts w:ascii="Times New Roman" w:eastAsia="宋体" w:hAnsi="Times New Roman" w:cs="Times New Roman"/>
-        </w:rPr>
-        <w:t>作为采摘点）。</w:t>
-      </w:r>
-      <w:r>
-        <w:rPr>
-          <w:rFonts w:ascii="Times New Roman" w:eastAsia="宋体" w:hAnsi="Times New Roman" w:cs="Times New Roman"/>
-        </w:rPr>
-        <w:t xml:space="preserve"> - </w:t>
-      </w:r>
-      <w:r>
-        <w:rPr>
-          <w:rFonts w:ascii="Times New Roman" w:eastAsia="宋体" w:hAnsi="Times New Roman" w:cs="Times New Roman"/>
-        </w:rPr>
-        <w:t>泛化任务如病虫害检测，无点级定位。</w:t>
-      </w:r>
-    </w:p>
-    <w:p>
-      <w:pPr>
-        <w:pStyle w:val="a9"/>
-        <w:widowControl/>
-        <w:numPr>
-          <w:ilvl w:val="0"/>
-          <w:numId w:val="14"/>
-        </w:numPr>
-        <w:ind w:left="714" w:hanging="357"/>
-        <w:contextualSpacing w:val="0"/>
-        <w:jc w:val="left"/>
-        <w:rPr>
-          <w:rFonts w:ascii="Times New Roman" w:eastAsia="宋体" w:hAnsi="Times New Roman" w:cs="Times New Roman"/>
-        </w:rPr>
-      </w:pPr>
-      <w:proofErr w:type="gramStart"/>
-      <w:r>
-        <w:rPr>
-          <w:rFonts w:ascii="Times New Roman" w:eastAsia="宋体" w:hAnsi="Times New Roman" w:cs="Times New Roman"/>
-        </w:rPr>
-        <w:t>无关键点预测</w:t>
-      </w:r>
-      <w:proofErr w:type="gramEnd"/>
-      <w:r>
-        <w:rPr>
-          <w:rFonts w:ascii="Times New Roman" w:eastAsia="宋体" w:hAnsi="Times New Roman" w:cs="Times New Roman"/>
-        </w:rPr>
-        <w:t>模块（</w:t>
-      </w:r>
-      <w:r>
-        <w:rPr>
-          <w:rFonts w:ascii="Times New Roman" w:eastAsia="宋体" w:hAnsi="Times New Roman" w:cs="Times New Roman"/>
-        </w:rPr>
-        <w:t xml:space="preserve">e.g., </w:t>
-      </w:r>
-      <w:r>
-        <w:rPr>
-          <w:rFonts w:ascii="Times New Roman" w:eastAsia="宋体" w:hAnsi="Times New Roman" w:cs="Times New Roman"/>
-        </w:rPr>
-        <w:t>只描述概念，无实现）。</w:t>
-      </w:r>
-      <w:r>
-        <w:rPr>
-          <w:rFonts w:ascii="Times New Roman" w:eastAsia="宋体" w:hAnsi="Times New Roman" w:cs="Times New Roman"/>
-        </w:rPr>
-        <w:t xml:space="preserve"> - </w:t>
-      </w:r>
-      <w:r>
-        <w:rPr>
-          <w:rFonts w:ascii="Times New Roman" w:eastAsia="宋体" w:hAnsi="Times New Roman" w:cs="Times New Roman"/>
-        </w:rPr>
-        <w:t>低质量数据（如合成图像</w:t>
-      </w:r>
-      <w:proofErr w:type="gramStart"/>
-      <w:r>
-        <w:rPr>
-          <w:rFonts w:ascii="Times New Roman" w:eastAsia="宋体" w:hAnsi="Times New Roman" w:cs="Times New Roman"/>
-        </w:rPr>
-        <w:t>无真实</w:t>
-      </w:r>
-      <w:proofErr w:type="gramEnd"/>
-      <w:r>
-        <w:rPr>
-          <w:rFonts w:ascii="Times New Roman" w:eastAsia="宋体" w:hAnsi="Times New Roman" w:cs="Times New Roman"/>
-        </w:rPr>
-        <w:t>标注）。</w:t>
-      </w:r>
-    </w:p>
-    <w:p>
-      <w:pPr>
-        <w:pStyle w:val="a9"/>
-        <w:widowControl/>
-        <w:numPr>
-          <w:ilvl w:val="0"/>
-          <w:numId w:val="14"/>
-        </w:numPr>
-        <w:ind w:left="714" w:hanging="357"/>
-        <w:contextualSpacing w:val="0"/>
-        <w:jc w:val="left"/>
-        <w:rPr>
-          <w:rFonts w:ascii="Times New Roman" w:eastAsia="宋体" w:hAnsi="Times New Roman" w:cs="Times New Roman"/>
-        </w:rPr>
-      </w:pPr>
-      <w:r>
-        <w:rPr>
-          <w:rFonts w:ascii="Times New Roman" w:eastAsia="宋体" w:hAnsi="Times New Roman" w:cs="Times New Roman"/>
-        </w:rPr>
-        <w:t>非学术来源（</w:t>
-      </w:r>
-      <w:r>
-        <w:rPr>
-          <w:rFonts w:ascii="Times New Roman" w:eastAsia="宋体" w:hAnsi="Times New Roman" w:cs="Times New Roman"/>
-        </w:rPr>
-        <w:t xml:space="preserve">e.g., </w:t>
-      </w:r>
-      <w:r>
-        <w:rPr>
-          <w:rFonts w:ascii="Times New Roman" w:eastAsia="宋体" w:hAnsi="Times New Roman" w:cs="Times New Roman"/>
-        </w:rPr>
-        <w:t>博客、专利）。</w:t>
-      </w:r>
-      <w:r>
-        <w:rPr>
-          <w:rFonts w:ascii="Times New Roman" w:eastAsia="宋体" w:hAnsi="Times New Roman" w:cs="Times New Roman"/>
-        </w:rPr>
-        <w:t xml:space="preserve"> - </w:t>
-      </w:r>
-      <w:r>
-        <w:rPr>
-          <w:rFonts w:ascii="Times New Roman" w:eastAsia="宋体" w:hAnsi="Times New Roman" w:cs="Times New Roman"/>
-        </w:rPr>
-        <w:t>会议摘要</w:t>
-      </w:r>
-      <w:r>
-        <w:rPr>
-          <w:rFonts w:ascii="Times New Roman" w:eastAsia="宋体" w:hAnsi="Times New Roman" w:cs="Times New Roman"/>
-        </w:rPr>
-        <w:t>/</w:t>
-      </w:r>
-      <w:r>
-        <w:rPr>
-          <w:rFonts w:ascii="Times New Roman" w:eastAsia="宋体" w:hAnsi="Times New Roman" w:cs="Times New Roman"/>
-        </w:rPr>
-        <w:t>预印本无完整方法。</w:t>
-      </w:r>
-      <w:r>
-        <w:rPr>
-          <w:rFonts w:ascii="Times New Roman" w:eastAsia="宋体" w:hAnsi="Times New Roman" w:cs="Times New Roman"/>
-        </w:rPr>
-        <w:t>仅摘要或付费墙后无法访问。</w:t>
-      </w:r>
-    </w:p>
-    <w:p>
-      <w:pPr>
-        <w:pStyle w:val="a9"/>
-        <w:widowControl/>
-        <w:numPr>
-          <w:ilvl w:val="0"/>
-          <w:numId w:val="14"/>
-        </w:numPr>
-        <w:ind w:left="714" w:hanging="357"/>
-        <w:contextualSpacing w:val="0"/>
-        <w:jc w:val="left"/>
-        <w:rPr>
-          <w:rFonts w:ascii="Times New Roman" w:eastAsia="宋体" w:hAnsi="Times New Roman" w:cs="Times New Roman"/>
-        </w:rPr>
-      </w:pPr>
-      <w:r>
-        <w:rPr>
-          <w:rFonts w:ascii="Times New Roman" w:eastAsia="宋体" w:hAnsi="Times New Roman" w:cs="Times New Roman"/>
-        </w:rPr>
-        <w:t>太旧（</w:t>
-      </w:r>
-      <w:r>
-        <w:rPr>
-          <w:rFonts w:ascii="Times New Roman" w:eastAsia="宋体" w:hAnsi="Times New Roman" w:cs="Times New Roman"/>
-        </w:rPr>
-        <w:t>&lt;2015</w:t>
-      </w:r>
-      <w:r>
-        <w:rPr>
-          <w:rFonts w:ascii="Times New Roman" w:eastAsia="宋体" w:hAnsi="Times New Roman" w:cs="Times New Roman"/>
-        </w:rPr>
-        <w:t>），技术过时。</w:t>
-      </w:r>
-      <w:proofErr w:type="gramStart"/>
-      <w:r>
-        <w:rPr>
-          <w:rFonts w:ascii="Times New Roman" w:eastAsia="宋体" w:hAnsi="Times New Roman" w:cs="Times New Roman"/>
-        </w:rPr>
-        <w:t>非最新</w:t>
-      </w:r>
-      <w:proofErr w:type="gramEnd"/>
-      <w:r>
-        <w:rPr>
-          <w:rFonts w:ascii="Times New Roman" w:eastAsia="宋体" w:hAnsi="Times New Roman" w:cs="Times New Roman"/>
-        </w:rPr>
-        <w:t>综述重复内容。</w:t>
-      </w:r>
-    </w:p>
-    <w:p>
-      <w:pPr>
-        <w:pStyle w:val="a9"/>
-        <w:widowControl/>
-        <w:numPr>
-          <w:ilvl w:val="0"/>
-          <w:numId w:val="14"/>
-        </w:numPr>
-        <w:ind w:left="714" w:hanging="357"/>
-        <w:contextualSpacing w:val="0"/>
-        <w:jc w:val="left"/>
-        <w:rPr>
-          <w:rFonts w:ascii="Times New Roman" w:eastAsia="宋体" w:hAnsi="Times New Roman" w:cs="Times New Roman"/>
-        </w:rPr>
-      </w:pPr>
-      <w:r>
-        <w:rPr>
-          <w:rFonts w:ascii="Times New Roman" w:eastAsia="宋体" w:hAnsi="Times New Roman" w:cs="Times New Roman"/>
-        </w:rPr>
-        <w:t>为了保证综述的系统性和方法描述完整性，本研究排除了会议论文和预印本。</w:t>
-      </w:r>
-    </w:p>
-    <w:p>
-      <w:pPr>
-        <w:pStyle w:val="a9"/>
-        <w:widowControl/>
-        <w:numPr>
-          <w:ilvl w:val="0"/>
-          <w:numId w:val="14"/>
-        </w:numPr>
-        <w:ind w:left="714" w:hanging="357"/>
-        <w:contextualSpacing w:val="0"/>
-        <w:jc w:val="left"/>
-        <w:rPr>
-          <w:rFonts w:ascii="Times New Roman" w:eastAsia="宋体" w:hAnsi="Times New Roman" w:cs="Times New Roman"/>
-        </w:rPr>
-      </w:pPr>
-      <w:r>
-        <w:rPr>
-          <w:rFonts w:ascii="Times New Roman" w:eastAsia="宋体" w:hAnsi="Times New Roman" w:cs="Times New Roman" w:hint="eastAsia"/>
-        </w:rPr>
-        <w:t>低质量论文被去除</w:t>
-      </w:r>
-      <w:r>
-        <w:rPr>
-          <w:rFonts w:ascii="Times New Roman" w:eastAsia="宋体" w:hAnsi="Times New Roman" w:cs="Times New Roman" w:hint="eastAsia"/>
-        </w:rPr>
-        <w:t xml:space="preserve"> </w:t>
+          <w:b/>
+          <w:bCs/>
+        </w:rPr>
+        <w:t>过程</w:t>
+      </w:r>
+      <w:r>
+        <w:rPr>
+          <w:rFonts w:ascii="Times New Roman" w:eastAsia="宋体" w:hAnsi="Times New Roman" w:cs="Times New Roman"/>
+        </w:rPr>
+        <w:t>；</w:t>
+      </w:r>
+      <w:r>
+        <w:rPr>
+          <w:rFonts w:ascii="Times New Roman" w:eastAsia="宋体" w:hAnsi="Times New Roman" w:cs="Times New Roman"/>
+        </w:rPr>
+        <w:br/>
+        <w:t xml:space="preserve">iii. </w:t>
+      </w:r>
+      <w:r>
+        <w:rPr>
+          <w:rFonts w:ascii="Times New Roman" w:eastAsia="宋体" w:hAnsi="Times New Roman" w:cs="Times New Roman"/>
+        </w:rPr>
+        <w:t>泛化任务（如病虫害识别、分类）</w:t>
+      </w:r>
+      <w:r>
+        <w:rPr>
+          <w:rFonts w:ascii="Times New Roman" w:eastAsia="宋体" w:hAnsi="Times New Roman" w:cs="Times New Roman"/>
+          <w:b/>
+          <w:bCs/>
+        </w:rPr>
+        <w:t>不涉及点级定位</w:t>
+      </w:r>
+      <w:r>
+        <w:rPr>
+          <w:rFonts w:ascii="Times New Roman" w:eastAsia="宋体" w:hAnsi="Times New Roman" w:cs="Times New Roman"/>
+        </w:rPr>
+        <w:t>，或</w:t>
+      </w:r>
+      <w:r>
+        <w:rPr>
+          <w:rFonts w:ascii="Times New Roman" w:eastAsia="宋体" w:hAnsi="Times New Roman" w:cs="Times New Roman"/>
+          <w:b/>
+          <w:bCs/>
+        </w:rPr>
+        <w:t>无关键点预测模块与实验验证</w:t>
+      </w:r>
+      <w:r>
+        <w:rPr>
+          <w:rFonts w:ascii="Times New Roman" w:eastAsia="宋体" w:hAnsi="Times New Roman" w:cs="Times New Roman"/>
+        </w:rPr>
+        <w:t>；</w:t>
+      </w:r>
+      <w:r>
+        <w:rPr>
+          <w:rFonts w:ascii="Times New Roman" w:eastAsia="宋体" w:hAnsi="Times New Roman" w:cs="Times New Roman"/>
+        </w:rPr>
+        <w:br/>
+        <w:t xml:space="preserve">iv. </w:t>
+      </w:r>
+      <w:r>
+        <w:rPr>
+          <w:rFonts w:ascii="Times New Roman" w:eastAsia="宋体" w:hAnsi="Times New Roman" w:cs="Times New Roman"/>
+          <w:b/>
+          <w:bCs/>
+        </w:rPr>
+        <w:t>非学术来源或方法不完整</w:t>
+      </w:r>
+      <w:r>
+        <w:rPr>
+          <w:rFonts w:ascii="Times New Roman" w:eastAsia="宋体" w:hAnsi="Times New Roman" w:cs="Times New Roman"/>
+        </w:rPr>
+        <w:t>（如博客、专利、仅有摘要的会议论文、无法获取全文的文献）；</w:t>
+      </w:r>
+      <w:r>
+        <w:rPr>
+          <w:rFonts w:ascii="Times New Roman" w:eastAsia="宋体" w:hAnsi="Times New Roman" w:cs="Times New Roman"/>
+        </w:rPr>
+        <w:br/>
+        <w:t xml:space="preserve">v. </w:t>
+      </w:r>
+      <w:r>
+        <w:rPr>
+          <w:rFonts w:ascii="Times New Roman" w:eastAsia="宋体" w:hAnsi="Times New Roman" w:cs="Times New Roman"/>
+          <w:b/>
+          <w:bCs/>
+        </w:rPr>
+        <w:t>发表时间早于</w:t>
+      </w:r>
+      <w:r>
+        <w:rPr>
+          <w:rFonts w:ascii="Times New Roman" w:eastAsia="宋体" w:hAnsi="Times New Roman" w:cs="Times New Roman"/>
+          <w:b/>
+          <w:bCs/>
+        </w:rPr>
+        <w:t xml:space="preserve"> 2015 </w:t>
+      </w:r>
+      <w:r>
+        <w:rPr>
+          <w:rFonts w:ascii="Times New Roman" w:eastAsia="宋体" w:hAnsi="Times New Roman" w:cs="Times New Roman"/>
+          <w:b/>
+          <w:bCs/>
+        </w:rPr>
+        <w:t>年</w:t>
+      </w:r>
+      <w:r>
+        <w:rPr>
+          <w:rFonts w:ascii="Times New Roman" w:eastAsia="宋体" w:hAnsi="Times New Roman" w:cs="Times New Roman"/>
+        </w:rPr>
+        <w:t>或</w:t>
+      </w:r>
+      <w:r>
+        <w:rPr>
+          <w:rFonts w:ascii="Times New Roman" w:eastAsia="宋体" w:hAnsi="Times New Roman" w:cs="Times New Roman"/>
+          <w:b/>
+          <w:bCs/>
+        </w:rPr>
+        <w:t>实验设计与评价质量较低的研究</w:t>
+      </w:r>
+      <w:r>
+        <w:rPr>
+          <w:rFonts w:ascii="Times New Roman" w:eastAsia="宋体" w:hAnsi="Times New Roman" w:cs="Times New Roman"/>
+        </w:rPr>
+        <w:t>。</w:t>
       </w:r>
     </w:p>
     <w:p>
@@ -4080,16 +3987,7 @@
         <w:widowControl/>
         <w:jc w:val="left"/>
         <w:rPr>
-          <w:rFonts w:ascii="Times New Roman" w:eastAsia="宋体" w:hAnsi="Times New Roman" w:cs="Times New Roman"/>
-        </w:rPr>
-      </w:pPr>
-    </w:p>
-    <w:p>
-      <w:pPr>
-        <w:widowControl/>
-        <w:jc w:val="left"/>
-        <w:rPr>
-          <w:rFonts w:ascii="Times New Roman" w:eastAsia="宋体" w:hAnsi="Times New Roman" w:cs="Times New Roman"/>
+          <w:rFonts w:ascii="Times New Roman" w:eastAsia="宋体" w:hAnsi="Times New Roman" w:cs="Times New Roman" w:hint="eastAsia"/>
         </w:rPr>
       </w:pPr>
     </w:p>
@@ -10490,6 +10388,119 @@
     </w:lvl>
   </w:abstractNum>
   <w:abstractNum w:abstractNumId="20" w15:restartNumberingAfterBreak="0">
+    <w:nsid w:val="754D6C9A"/>
+    <w:multiLevelType w:val="hybridMultilevel"/>
+    <w:tmpl w:val="1780CA5C"/>
+    <w:lvl w:ilvl="0" w:tplc="FFFFFFFF">
+      <w:start w:val="1"/>
+      <w:numFmt w:val="lowerRoman"/>
+      <w:lvlText w:val="%1."/>
+      <w:lvlJc w:val="right"/>
+      <w:pPr>
+        <w:ind w:left="720" w:hanging="360"/>
+      </w:pPr>
+      <w:rPr>
+        <w:rFonts w:hint="default"/>
+      </w:rPr>
+    </w:lvl>
+    <w:lvl w:ilvl="1" w:tplc="FFFFFFFF" w:tentative="1">
+      <w:start w:val="1"/>
+      <w:numFmt w:val="bullet"/>
+      <w:lvlText w:val=""/>
+      <w:lvlJc w:val="left"/>
+      <w:pPr>
+        <w:ind w:left="1240" w:hanging="440"/>
+      </w:pPr>
+      <w:rPr>
+        <w:rFonts w:ascii="Wingdings" w:hAnsi="Wingdings" w:hint="default"/>
+      </w:rPr>
+    </w:lvl>
+    <w:lvl w:ilvl="2" w:tplc="FFFFFFFF" w:tentative="1">
+      <w:start w:val="1"/>
+      <w:numFmt w:val="bullet"/>
+      <w:lvlText w:val=""/>
+      <w:lvlJc w:val="left"/>
+      <w:pPr>
+        <w:ind w:left="1680" w:hanging="440"/>
+      </w:pPr>
+      <w:rPr>
+        <w:rFonts w:ascii="Wingdings" w:hAnsi="Wingdings" w:hint="default"/>
+      </w:rPr>
+    </w:lvl>
+    <w:lvl w:ilvl="3" w:tplc="FFFFFFFF" w:tentative="1">
+      <w:start w:val="1"/>
+      <w:numFmt w:val="bullet"/>
+      <w:lvlText w:val=""/>
+      <w:lvlJc w:val="left"/>
+      <w:pPr>
+        <w:ind w:left="2120" w:hanging="440"/>
+      </w:pPr>
+      <w:rPr>
+        <w:rFonts w:ascii="Wingdings" w:hAnsi="Wingdings" w:hint="default"/>
+      </w:rPr>
+    </w:lvl>
+    <w:lvl w:ilvl="4" w:tplc="FFFFFFFF" w:tentative="1">
+      <w:start w:val="1"/>
+      <w:numFmt w:val="bullet"/>
+      <w:lvlText w:val=""/>
+      <w:lvlJc w:val="left"/>
+      <w:pPr>
+        <w:ind w:left="2560" w:hanging="440"/>
+      </w:pPr>
+      <w:rPr>
+        <w:rFonts w:ascii="Wingdings" w:hAnsi="Wingdings" w:hint="default"/>
+      </w:rPr>
+    </w:lvl>
+    <w:lvl w:ilvl="5" w:tplc="FFFFFFFF" w:tentative="1">
+      <w:start w:val="1"/>
+      <w:numFmt w:val="bullet"/>
+      <w:lvlText w:val=""/>
+      <w:lvlJc w:val="left"/>
+      <w:pPr>
+        <w:ind w:left="3000" w:hanging="440"/>
+      </w:pPr>
+      <w:rPr>
+        <w:rFonts w:ascii="Wingdings" w:hAnsi="Wingdings" w:hint="default"/>
+      </w:rPr>
+    </w:lvl>
+    <w:lvl w:ilvl="6" w:tplc="FFFFFFFF" w:tentative="1">
+      <w:start w:val="1"/>
+      <w:numFmt w:val="bullet"/>
+      <w:lvlText w:val=""/>
+      <w:lvlJc w:val="left"/>
+      <w:pPr>
+        <w:ind w:left="3440" w:hanging="440"/>
+      </w:pPr>
+      <w:rPr>
+        <w:rFonts w:ascii="Wingdings" w:hAnsi="Wingdings" w:hint="default"/>
+      </w:rPr>
+    </w:lvl>
+    <w:lvl w:ilvl="7" w:tplc="FFFFFFFF" w:tentative="1">
+      <w:start w:val="1"/>
+      <w:numFmt w:val="bullet"/>
+      <w:lvlText w:val=""/>
+      <w:lvlJc w:val="left"/>
+      <w:pPr>
+        <w:ind w:left="3880" w:hanging="440"/>
+      </w:pPr>
+      <w:rPr>
+        <w:rFonts w:ascii="Wingdings" w:hAnsi="Wingdings" w:hint="default"/>
+      </w:rPr>
+    </w:lvl>
+    <w:lvl w:ilvl="8" w:tplc="FFFFFFFF" w:tentative="1">
+      <w:start w:val="1"/>
+      <w:numFmt w:val="bullet"/>
+      <w:lvlText w:val=""/>
+      <w:lvlJc w:val="left"/>
+      <w:pPr>
+        <w:ind w:left="4320" w:hanging="440"/>
+      </w:pPr>
+      <w:rPr>
+        <w:rFonts w:ascii="Wingdings" w:hAnsi="Wingdings" w:hint="default"/>
+      </w:rPr>
+    </w:lvl>
+  </w:abstractNum>
+  <w:abstractNum w:abstractNumId="21" w15:restartNumberingAfterBreak="0">
     <w:nsid w:val="75620646"/>
     <w:multiLevelType w:val="multilevel"/>
     <w:tmpl w:val="BBDEE05C"/>
@@ -10638,7 +10649,7 @@
       </w:rPr>
     </w:lvl>
   </w:abstractNum>
-  <w:abstractNum w:abstractNumId="21" w15:restartNumberingAfterBreak="0">
+  <w:abstractNum w:abstractNumId="22" w15:restartNumberingAfterBreak="0">
     <w:nsid w:val="76EA2E0D"/>
     <w:multiLevelType w:val="multilevel"/>
     <w:tmpl w:val="EDFC8E66"/>
@@ -10751,7 +10762,7 @@
       </w:rPr>
     </w:lvl>
   </w:abstractNum>
-  <w:abstractNum w:abstractNumId="22" w15:restartNumberingAfterBreak="0">
+  <w:abstractNum w:abstractNumId="23" w15:restartNumberingAfterBreak="0">
     <w:nsid w:val="7FB7762F"/>
     <w:multiLevelType w:val="multilevel"/>
     <w:tmpl w:val="99AAB736"/>
@@ -10904,7 +10915,7 @@
     <w:abstractNumId w:val="2"/>
   </w:num>
   <w:num w:numId="2" w16cid:durableId="1810853906">
-    <w:abstractNumId w:val="20"/>
+    <w:abstractNumId w:val="21"/>
   </w:num>
   <w:num w:numId="3" w16cid:durableId="1109739285">
     <w:abstractNumId w:val="6"/>
@@ -10916,7 +10927,7 @@
     <w:abstractNumId w:val="18"/>
   </w:num>
   <w:num w:numId="6" w16cid:durableId="237640825">
-    <w:abstractNumId w:val="22"/>
+    <w:abstractNumId w:val="23"/>
   </w:num>
   <w:num w:numId="7" w16cid:durableId="399057745">
     <w:abstractNumId w:val="0"/>
@@ -10961,13 +10972,16 @@
     <w:abstractNumId w:val="1"/>
   </w:num>
   <w:num w:numId="21" w16cid:durableId="871459389">
-    <w:abstractNumId w:val="21"/>
+    <w:abstractNumId w:val="22"/>
   </w:num>
   <w:num w:numId="22" w16cid:durableId="650208295">
     <w:abstractNumId w:val="19"/>
   </w:num>
   <w:num w:numId="23" w16cid:durableId="941300743">
     <w:abstractNumId w:val="11"/>
+  </w:num>
+  <w:num w:numId="24" w16cid:durableId="199636734">
+    <w:abstractNumId w:val="20"/>
   </w:num>
 </w:numbering>
 </file>
